--- a/Group_30_Data_in_Brief_CSC4792.docx
+++ b/Group_30_Data_in_Brief_CSC4792.docx
@@ -405,7 +405,7 @@
           </mc:Choice>
           <mc:Fallback>
             <w:pict>
-              <v:shape w14:anchorId="4E387F13" id="Graphic 2" o:spid="_x0000_s1026" style="position:absolute;margin-left:1in;margin-top:6.25pt;width:468.55pt;height:3.6pt;z-index:251659264;visibility:visible;mso-wrap-style:square;mso-height-percent:0;mso-wrap-distance-left:0;mso-wrap-distance-top:0;mso-wrap-distance-right:0;mso-wrap-distance-bottom:0;mso-position-horizontal:absolute;mso-position-horizontal-relative:page;mso-position-vertical:absolute;mso-position-vertical-relative:text;mso-height-percent:0;mso-height-relative:margin;v-text-anchor:top" coordsize="5950585,12700" o:gfxdata="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" path="m5950432,r-9144,l9144,,3048,,,,,3048,,9144r,3048l3048,12192r6096,l5941288,12192r9144,l5950432,9144r,-6096l5950432,xe" fillcolor="#9f9f9f" stroked="f">
+              <v:shape w14:anchorId="4712C2B2" id="Graphic 2" o:spid="_x0000_s1026" style="position:absolute;margin-left:1in;margin-top:6.25pt;width:468.55pt;height:3.6pt;z-index:251659264;visibility:visible;mso-wrap-style:square;mso-height-percent:0;mso-wrap-distance-left:0;mso-wrap-distance-top:0;mso-wrap-distance-right:0;mso-wrap-distance-bottom:0;mso-position-horizontal:absolute;mso-position-horizontal-relative:page;mso-position-vertical:absolute;mso-position-vertical-relative:text;mso-height-percent:0;mso-height-relative:margin;v-text-anchor:top" coordsize="5950585,12700" o:gfxdata="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" path="m5950432,r-9144,l9144,,3048,,,,,3048,,9144r,3048l3048,12192r6096,l5941288,12192r9144,l5950432,9144r,-6096l5950432,xe" fillcolor="#9f9f9f" stroked="f">
                 <v:path arrowok="t"/>
                 <w10:wrap anchorx="page"/>
               </v:shape>
@@ -540,7 +540,7 @@
           </mc:Choice>
           <mc:Fallback>
             <w:pict>
-              <v:shape w14:anchorId="05A429F9" id="Graphic 2" o:spid="_x0000_s1026" style="position:absolute;margin-left:1in;margin-top:53.75pt;width:468.55pt;height:3.6pt;z-index:251661312;visibility:visible;mso-wrap-style:square;mso-height-percent:0;mso-wrap-distance-left:0;mso-wrap-distance-top:0;mso-wrap-distance-right:0;mso-wrap-distance-bottom:0;mso-position-horizontal:absolute;mso-position-horizontal-relative:page;mso-position-vertical:absolute;mso-position-vertical-relative:text;mso-height-percent:0;mso-height-relative:margin;v-text-anchor:top" coordsize="5950585,12700" o:gfxdata="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" path="m5950432,r-9144,l9144,,3048,,,,,3048,,9144r,3048l3048,12192r6096,l5941288,12192r9144,l5950432,9144r,-6096l5950432,xe" fillcolor="#9f9f9f" stroked="f">
+              <v:shape w14:anchorId="26F260A7" id="Graphic 2" o:spid="_x0000_s1026" style="position:absolute;margin-left:1in;margin-top:53.75pt;width:468.55pt;height:3.6pt;z-index:251661312;visibility:visible;mso-wrap-style:square;mso-height-percent:0;mso-wrap-distance-left:0;mso-wrap-distance-top:0;mso-wrap-distance-right:0;mso-wrap-distance-bottom:0;mso-position-horizontal:absolute;mso-position-horizontal-relative:page;mso-position-vertical:absolute;mso-position-vertical-relative:text;mso-height-percent:0;mso-height-relative:margin;v-text-anchor:top" coordsize="5950585,12700" o:gfxdata="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" path="m5950432,r-9144,l9144,,3048,,,,,3048,,9144r,3048l3048,12192r6096,l5941288,12192r9144,l5950432,9144r,-6096l5950432,xe" fillcolor="#9f9f9f" stroked="f">
                 <v:path arrowok="t"/>
                 <w10:wrap anchorx="page"/>
               </v:shape>
@@ -660,7 +660,7 @@
           </mc:Choice>
           <mc:Fallback>
             <w:pict>
-              <v:shape w14:anchorId="3FF628CF" id="Graphic 3" o:spid="_x0000_s1026" style="position:absolute;margin-left:1in;margin-top:53.9pt;width:468.55pt;height:1pt;z-index:251660288;visibility:visible;mso-wrap-style:square;mso-wrap-distance-left:0;mso-wrap-distance-top:0;mso-wrap-distance-right:0;mso-wrap-distance-bottom:0;mso-position-horizontal:absolute;mso-position-horizontal-relative:page;mso-position-vertical:absolute;mso-position-vertical-relative:text;v-text-anchor:top" coordsize="5950585,12700" o:gfxdata="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" path="m5950432,r-9144,l9144,,3048,,,,,3048,,9144r,3048l3048,12192r6096,l5941288,12192r9144,l5950432,9144r,-6096l5950432,xe" fillcolor="#9f9f9f" stroked="f">
+              <v:shape w14:anchorId="0C7545E0" id="Graphic 3" o:spid="_x0000_s1026" style="position:absolute;margin-left:1in;margin-top:53.9pt;width:468.55pt;height:1pt;z-index:251660288;visibility:visible;mso-wrap-style:square;mso-wrap-distance-left:0;mso-wrap-distance-top:0;mso-wrap-distance-right:0;mso-wrap-distance-bottom:0;mso-position-horizontal:absolute;mso-position-horizontal-relative:page;mso-position-vertical:absolute;mso-position-vertical-relative:text;v-text-anchor:top" coordsize="5950585,12700" o:gfxdata="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" path="m5950432,r-9144,l9144,,3048,,,,,3048,,9144r,3048l3048,12192r6096,l5941288,12192r9144,l5950432,9144r,-6096l5950432,xe" fillcolor="#9f9f9f" stroked="f">
                 <v:path arrowok="t"/>
                 <w10:wrap anchorx="page"/>
               </v:shape>
@@ -1060,104 +1060,31 @@
                 <w:sz w:val="32"/>
                 <w:szCs w:val="32"/>
               </w:rPr>
-              <w:t>Dataset on the Digital Footprint, Ward Development Structures, Council Documents, and Constituency Development Fund (CDF) Allocations of Lusangazi Town Council</w:t>
-            </w:r>
-          </w:p>
-          <w:p>
-            <w:pPr>
-              <w:spacing w:after="40"/>
-            </w:pPr>
+              <w:t xml:space="preserve">Dataset on the Digital Footprint, Ward Development Structures, Council Documents, and Constituency Development Fund (CDF) Allocations of </w:t>
+            </w:r>
+            <w:proofErr w:type="spellStart"/>
             <w:r>
               <w:rPr>
                 <w:rFonts w:ascii="Calibri" w:eastAsia="Calibri" w:hAnsi="Calibri" w:cs="Calibri"/>
                 <w:b/>
                 <w:bCs/>
                 <w:color w:val="FFFFFF"/>
-              </w:rPr>
-              <w:t>Guba Siachalinga*, Group 30 (CSC 4792)</w:t>
-            </w:r>
-          </w:p>
-          <w:p>
-            <w:pPr>
-              <w:spacing w:after="40"/>
-            </w:pPr>
+                <w:sz w:val="32"/>
+                <w:szCs w:val="32"/>
+              </w:rPr>
+              <w:t>Lusangazi</w:t>
+            </w:r>
+            <w:proofErr w:type="spellEnd"/>
             <w:r>
               <w:rPr>
                 <w:rFonts w:ascii="Calibri" w:eastAsia="Calibri" w:hAnsi="Calibri" w:cs="Calibri"/>
                 <w:b/>
                 <w:bCs/>
                 <w:color w:val="FFFFFF"/>
-              </w:rPr>
-              <w:t>Nehemiah Kalikenka, Group 30 (CSC 4792)</w:t>
-            </w:r>
-          </w:p>
-          <w:p>
-            <w:pPr>
-              <w:spacing w:after="40"/>
-            </w:pPr>
-            <w:r>
-              <w:rPr>
-                <w:rFonts w:ascii="Calibri" w:eastAsia="Calibri" w:hAnsi="Calibri" w:cs="Calibri"/>
-                <w:b/>
-                <w:bCs/>
-                <w:color w:val="FFFFFF"/>
-              </w:rPr>
-              <w:t>Buumba Chinjila, Group 30 (CSC 4792)</w:t>
-            </w:r>
-          </w:p>
-          <w:p>
-            <w:pPr>
-              <w:spacing w:after="40"/>
-            </w:pPr>
-            <w:r>
-              <w:rPr>
-                <w:rFonts w:ascii="Calibri" w:eastAsia="Calibri" w:hAnsi="Calibri" w:cs="Calibri"/>
-                <w:b/>
-                <w:bCs/>
-                <w:color w:val="FFFFFF"/>
-              </w:rPr>
-              <w:t xml:space="preserve">Henry </w:t>
-            </w:r>
-            <w:r>
-              <w:rPr>
-                <w:rFonts w:ascii="Calibri" w:eastAsia="Calibri" w:hAnsi="Calibri" w:cs="Calibri"/>
-                <w:b/>
-                <w:bCs/>
-                <w:color w:val="FFFFFF"/>
-              </w:rPr>
-              <w:t>M</w:t>
-            </w:r>
-            <w:r>
-              <w:rPr>
-                <w:rFonts w:ascii="Calibri" w:eastAsia="Calibri" w:hAnsi="Calibri" w:cs="Calibri"/>
-                <w:b/>
-                <w:bCs/>
-                <w:color w:val="FFFFFF"/>
-              </w:rPr>
-              <w:t>adzima</w:t>
-            </w:r>
-            <w:r>
-              <w:rPr>
-                <w:rFonts w:ascii="Calibri" w:eastAsia="Calibri" w:hAnsi="Calibri" w:cs="Calibri"/>
-                <w:b/>
-                <w:bCs/>
-                <w:color w:val="FFFFFF"/>
-              </w:rPr>
-              <w:t>, Group 30 (CSC 4792)</w:t>
-            </w:r>
-          </w:p>
-          <w:p>
-            <w:pPr>
-              <w:spacing w:after="40"/>
-            </w:pPr>
-            <w:r>
-              <w:rPr>
-                <w:rFonts w:ascii="Calibri" w:eastAsia="Calibri" w:hAnsi="Calibri" w:cs="Calibri"/>
-                <w:b/>
-                <w:bCs/>
-                <w:color w:val="FFFFFF"/>
-              </w:rPr>
-              <w:t>Naleli Kabika, Group 30 (CSC 4792)</w:t>
+                <w:sz w:val="32"/>
+                <w:szCs w:val="32"/>
+              </w:rPr>
+              <w:t xml:space="preserve"> Town Council</w:t>
             </w:r>
           </w:p>
           <w:p>
@@ -1178,8 +1105,6 @@
           <w:p>
             <w:pPr>
               <w:spacing w:before="80"/>
-            </w:pPr>
-            <w:r>
               <w:rPr>
                 <w:i/>
                 <w:iCs/>
@@ -1187,8 +1112,110 @@
                 <w:sz w:val="17"/>
                 <w:szCs w:val="17"/>
               </w:rPr>
+            </w:pPr>
+            <w:r>
+              <w:rPr>
+                <w:i/>
+                <w:iCs/>
+                <w:color w:val="BFD3E8"/>
+                <w:sz w:val="17"/>
+                <w:szCs w:val="17"/>
+              </w:rPr>
               <w:t>* Corresponding author.</w:t>
             </w:r>
+          </w:p>
+          <w:p>
+            <w:pPr>
+              <w:spacing w:after="40"/>
+            </w:pPr>
+            <w:r>
+              <w:rPr>
+                <w:rFonts w:ascii="Calibri" w:eastAsia="Calibri" w:hAnsi="Calibri" w:cs="Calibri"/>
+                <w:b/>
+                <w:bCs/>
+                <w:color w:val="FFFFFF"/>
+              </w:rPr>
+              <w:t>Guba Siachalinga, Group 30 (CSC 4792)</w:t>
+            </w:r>
+          </w:p>
+          <w:p>
+            <w:pPr>
+              <w:spacing w:after="40"/>
+            </w:pPr>
+            <w:r>
+              <w:rPr>
+                <w:rFonts w:ascii="Calibri" w:eastAsia="Calibri" w:hAnsi="Calibri" w:cs="Calibri"/>
+                <w:b/>
+                <w:bCs/>
+                <w:color w:val="FFFFFF"/>
+              </w:rPr>
+              <w:t>Nehemiah Kalikenka, Group 30 (CSC 4792)</w:t>
+            </w:r>
+          </w:p>
+          <w:p>
+            <w:pPr>
+              <w:spacing w:after="40"/>
+            </w:pPr>
+            <w:r>
+              <w:rPr>
+                <w:rFonts w:ascii="Calibri" w:eastAsia="Calibri" w:hAnsi="Calibri" w:cs="Calibri"/>
+                <w:b/>
+                <w:bCs/>
+                <w:color w:val="FFFFFF"/>
+              </w:rPr>
+              <w:t>Buumba Chinjila, Group 30 (CSC 4792)</w:t>
+            </w:r>
+          </w:p>
+          <w:p>
+            <w:pPr>
+              <w:spacing w:after="40"/>
+            </w:pPr>
+            <w:r>
+              <w:rPr>
+                <w:rFonts w:ascii="Calibri" w:eastAsia="Calibri" w:hAnsi="Calibri" w:cs="Calibri"/>
+                <w:b/>
+                <w:bCs/>
+                <w:color w:val="FFFFFF"/>
+              </w:rPr>
+              <w:t>Henry M</w:t>
+            </w:r>
+            <w:r>
+              <w:rPr>
+                <w:rFonts w:ascii="Calibri" w:eastAsia="Calibri" w:hAnsi="Calibri" w:cs="Calibri"/>
+                <w:b/>
+                <w:bCs/>
+                <w:color w:val="FFFFFF"/>
+              </w:rPr>
+              <w:t>adzima</w:t>
+            </w:r>
+            <w:r>
+              <w:rPr>
+                <w:rFonts w:ascii="Calibri" w:eastAsia="Calibri" w:hAnsi="Calibri" w:cs="Calibri"/>
+                <w:b/>
+                <w:bCs/>
+                <w:color w:val="FFFFFF"/>
+              </w:rPr>
+              <w:t>, Group 30 (CSC 4792)</w:t>
+            </w:r>
+          </w:p>
+          <w:p>
+            <w:pPr>
+              <w:spacing w:after="40"/>
+            </w:pPr>
+            <w:r>
+              <w:rPr>
+                <w:rFonts w:ascii="Calibri" w:eastAsia="Calibri" w:hAnsi="Calibri" w:cs="Calibri"/>
+                <w:b/>
+                <w:bCs/>
+                <w:color w:val="FFFFFF"/>
+              </w:rPr>
+              <w:t>Naleli Kabika, Group 30 (CSC 4792)</w:t>
+            </w:r>
+          </w:p>
+          <w:p>
+            <w:pPr>
+              <w:spacing w:before="80"/>
+            </w:pPr>
           </w:p>
         </w:tc>
       </w:tr>
@@ -1201,9 +1228,6 @@
     <w:p>
       <w:pPr>
         <w:pStyle w:val="Heading1"/>
-        <w:pBdr>
-          <w:bottom w:val="single" w:sz="6" w:space="4" w:color="0B2F5C"/>
-        </w:pBdr>
         <w:spacing w:before="320" w:after="140"/>
       </w:pPr>
       <w:r>
@@ -1224,15 +1248,36 @@
         <w:jc w:val="both"/>
       </w:pPr>
       <w:r>
-        <w:t>This paper presents a multi-source open-government dataset capturing the digital footprint, administrative organization, Ward Development Committees (WDC), document metadata, budget and Constituency Development Fund (CDF) allocations of Lusangazi Town Council in Eastern Province, Zambia. The data were extracted via a custom Python data engineering pipeline using HTML web scraping (BeautifulSoup) and PDF document parsing (PyMuPDF) targeting official public council domains. The final dataset comprises seven standardized, pipe-delimited (|) CSV files spanning CDF projects, council documents, ward/WDC structures, administration, historical financial statements, the 2026 Output-Based Budget, and Integrated Development Plan (IDP) priorities, designed to enhance civic transparency, public resource auditing, and spatial-administrative research across local governance in Zambia.</w:t>
+        <w:t xml:space="preserve">This paper presents a multi-source open-government dataset capturing the digital footprint, administrative organization, Ward Development Committees (WDC), document metadata, budget and Constituency Development Fund (CDF) allocations of </w:t>
+      </w:r>
+      <w:proofErr w:type="spellStart"/>
+      <w:r>
+        <w:t>Lusangazi</w:t>
+      </w:r>
+      <w:proofErr w:type="spellEnd"/>
+      <w:r>
+        <w:t xml:space="preserve"> Town Council in Eastern Province, Zambia. The data were extracted via a custom Python data engineering pipeline using HTML web scraping (</w:t>
+      </w:r>
+      <w:proofErr w:type="spellStart"/>
+      <w:r>
+        <w:t>BeautifulSoup</w:t>
+      </w:r>
+      <w:proofErr w:type="spellEnd"/>
+      <w:r>
+        <w:t>) and PDF document parsing (</w:t>
+      </w:r>
+      <w:proofErr w:type="spellStart"/>
+      <w:r>
+        <w:t>PyMuPDF</w:t>
+      </w:r>
+      <w:proofErr w:type="spellEnd"/>
+      <w:r>
+        <w:t>) targeting official public council domains. The final dataset comprises seven standardized, pipe-delimited (|) CSV files spanning CDF projects, council documents, ward/WDC structures, administration, historical financial statements, the 2026 Output-Based Budget, and Integrated Development Plan (IDP) priorities, designed to enhance civic transparency, public resource auditing, and spatial-administrative research across local governance in Zambia.</w:t>
       </w:r>
     </w:p>
     <w:p>
       <w:pPr>
         <w:pStyle w:val="Heading1"/>
-        <w:pBdr>
-          <w:bottom w:val="single" w:sz="6" w:space="4" w:color="0B2F5C"/>
-        </w:pBdr>
         <w:spacing w:before="320" w:after="140"/>
       </w:pPr>
       <w:r>
@@ -1262,9 +1307,6 @@
     <w:p>
       <w:pPr>
         <w:pStyle w:val="Heading1"/>
-        <w:pBdr>
-          <w:bottom w:val="single" w:sz="6" w:space="4" w:color="0B2F5C"/>
-        </w:pBdr>
         <w:spacing w:before="320" w:after="140"/>
       </w:pPr>
       <w:r>
@@ -1515,7 +1557,39 @@
                 <w:sz w:val="18"/>
                 <w:szCs w:val="18"/>
               </w:rPr>
-              <w:t>Programmatic web scraping (requests, BeautifulSoup4) and PDF document extraction (PyMuPDF/fitz) from official municipal web portals.</w:t>
+              <w:t>Programmatic web scraping (requests, BeautifulSoup4) and PDF document extraction (</w:t>
+            </w:r>
+            <w:proofErr w:type="spellStart"/>
+            <w:r>
+              <w:rPr>
+                <w:sz w:val="18"/>
+                <w:szCs w:val="18"/>
+              </w:rPr>
+              <w:t>PyMuPDF</w:t>
+            </w:r>
+            <w:proofErr w:type="spellEnd"/>
+            <w:r>
+              <w:rPr>
+                <w:sz w:val="18"/>
+                <w:szCs w:val="18"/>
+              </w:rPr>
+              <w:t>/</w:t>
+            </w:r>
+            <w:proofErr w:type="spellStart"/>
+            <w:r>
+              <w:rPr>
+                <w:sz w:val="18"/>
+                <w:szCs w:val="18"/>
+              </w:rPr>
+              <w:t>fitz</w:t>
+            </w:r>
+            <w:proofErr w:type="spellEnd"/>
+            <w:r>
+              <w:rPr>
+                <w:sz w:val="18"/>
+                <w:szCs w:val="18"/>
+              </w:rPr>
+              <w:t>) from official municipal web portals.</w:t>
             </w:r>
           </w:p>
         </w:tc>
@@ -1548,7 +1622,6 @@
                 <w:sz w:val="19"/>
                 <w:szCs w:val="19"/>
               </w:rPr>
-              <w:lastRenderedPageBreak/>
               <w:t>Data format</w:t>
             </w:r>
           </w:p>
@@ -1604,6 +1677,7 @@
                 <w:sz w:val="19"/>
                 <w:szCs w:val="19"/>
               </w:rPr>
+              <w:lastRenderedPageBreak/>
               <w:t>Parameters for data collection</w:t>
             </w:r>
           </w:p>
@@ -1626,7 +1700,23 @@
                 <w:sz w:val="18"/>
                 <w:szCs w:val="18"/>
               </w:rPr>
-              <w:t>Target site: Lusangazi Town Council web portal (https://www.lusangazicouncil.gov.zm). Text attributes normalized to lowercase, trimmed of redundant whitespace, and deduplicated.</w:t>
+              <w:t xml:space="preserve">Target site: </w:t>
+            </w:r>
+            <w:proofErr w:type="spellStart"/>
+            <w:r>
+              <w:rPr>
+                <w:sz w:val="18"/>
+                <w:szCs w:val="18"/>
+              </w:rPr>
+              <w:t>Lusangazi</w:t>
+            </w:r>
+            <w:proofErr w:type="spellEnd"/>
+            <w:r>
+              <w:rPr>
+                <w:sz w:val="18"/>
+                <w:szCs w:val="18"/>
+              </w:rPr>
+              <w:t xml:space="preserve"> Town Council web portal (https://www.lusangazicouncil.gov.zm). Text attributes normalized to lowercase, trimmed of redundant whitespace, and deduplicated.</w:t>
             </w:r>
           </w:p>
         </w:tc>
@@ -1731,12 +1821,21 @@
             <w:vAlign w:val="center"/>
           </w:tcPr>
           <w:p>
+            <w:proofErr w:type="spellStart"/>
             <w:r>
               <w:rPr>
                 <w:sz w:val="18"/>
                 <w:szCs w:val="18"/>
               </w:rPr>
-              <w:t>Lusangazi District, Eastern Province, Zambia</w:t>
+              <w:t>Lusangazi</w:t>
+            </w:r>
+            <w:proofErr w:type="spellEnd"/>
+            <w:r>
+              <w:rPr>
+                <w:sz w:val="18"/>
+                <w:szCs w:val="18"/>
+              </w:rPr>
+              <w:t xml:space="preserve"> District, Eastern Province, Zambia</w:t>
             </w:r>
           </w:p>
         </w:tc>
@@ -1809,7 +1908,23 @@
                 <w:sz w:val="18"/>
                 <w:szCs w:val="18"/>
               </w:rPr>
-              <w:t>Kaggle URL: Lusangazi Town Council Dataset</w:t>
+              <w:t xml:space="preserve">Kaggle URL: </w:t>
+            </w:r>
+            <w:proofErr w:type="spellStart"/>
+            <w:r>
+              <w:rPr>
+                <w:sz w:val="18"/>
+                <w:szCs w:val="18"/>
+              </w:rPr>
+              <w:t>Lusangazi</w:t>
+            </w:r>
+            <w:proofErr w:type="spellEnd"/>
+            <w:r>
+              <w:rPr>
+                <w:sz w:val="18"/>
+                <w:szCs w:val="18"/>
+              </w:rPr>
+              <w:t xml:space="preserve"> Town Council Dataset</w:t>
             </w:r>
           </w:p>
         </w:tc>
@@ -1878,9 +1993,6 @@
     <w:p>
       <w:pPr>
         <w:pStyle w:val="Heading1"/>
-        <w:pBdr>
-          <w:bottom w:val="single" w:sz="6" w:space="4" w:color="0B2F5C"/>
-        </w:pBdr>
         <w:spacing w:before="320" w:after="140"/>
       </w:pPr>
       <w:r>
@@ -1913,7 +2025,15 @@
         <w:t>Civic Transparency &amp; Public Accountability:</w:t>
       </w:r>
       <w:r>
-        <w:t xml:space="preserve"> Provides structured, machine-readable access to CDF project allocations, council budgets, and development priorities for Lusangazi District.</w:t>
+        <w:t xml:space="preserve"> Provides structured, machine-readable access to CDF project allocations, council budgets, and development priorities for </w:t>
+      </w:r>
+      <w:proofErr w:type="spellStart"/>
+      <w:r>
+        <w:t>Lusangazi</w:t>
+      </w:r>
+      <w:proofErr w:type="spellEnd"/>
+      <w:r>
+        <w:t xml:space="preserve"> District.</w:t>
       </w:r>
     </w:p>
     <w:p>
@@ -1934,7 +2054,15 @@
         <w:t>Academic &amp; Data Science Research:</w:t>
       </w:r>
       <w:r>
-        <w:t xml:space="preserve"> Enables researchers and software engineers to analyze resource distribution models, civic text mining, and local governance digital footprints in rural Zambian councils.</w:t>
+        <w:t xml:space="preserve"> Enables researchers and software engineers to </w:t>
+      </w:r>
+      <w:proofErr w:type="spellStart"/>
+      <w:r>
+        <w:t>analyze</w:t>
+      </w:r>
+      <w:proofErr w:type="spellEnd"/>
+      <w:r>
+        <w:t xml:space="preserve"> resource distribution models, civic text mining, and local governance digital footprints in rural Zambian councils.</w:t>
       </w:r>
     </w:p>
     <w:p>
@@ -1955,7 +2083,15 @@
         <w:t>Public Policy &amp; Monitoring:</w:t>
       </w:r>
       <w:r>
-        <w:t xml:space="preserve"> Policy analysts and civil society organizations (CSOs) can utilize these relational datasets to track CDF project execution statuses across wards.</w:t>
+        <w:t xml:space="preserve"> Policy analysts and civil society organizations (</w:t>
+      </w:r>
+      <w:proofErr w:type="spellStart"/>
+      <w:r>
+        <w:t>CSOs</w:t>
+      </w:r>
+      <w:proofErr w:type="spellEnd"/>
+      <w:r>
+        <w:t>) can utilize these relational datasets to track CDF project execution statuses across wards.</w:t>
       </w:r>
     </w:p>
     <w:p>
@@ -2003,9 +2139,6 @@
     <w:p>
       <w:pPr>
         <w:pStyle w:val="Heading1"/>
-        <w:pBdr>
-          <w:bottom w:val="single" w:sz="6" w:space="4" w:color="0B2F5C"/>
-        </w:pBdr>
         <w:spacing w:before="320" w:after="140"/>
       </w:pPr>
       <w:r>
@@ -2100,7 +2233,15 @@
         <w:jc w:val="both"/>
       </w:pPr>
       <w:r>
-        <w:t>Contains granular details of Constituency Development Fund (CDF) projects allocated across Lusangazi District.</w:t>
+        <w:t xml:space="preserve">Contains granular details of Constituency Development Fund (CDF) projects allocated across </w:t>
+      </w:r>
+      <w:proofErr w:type="spellStart"/>
+      <w:r>
+        <w:t>Lusangazi</w:t>
+      </w:r>
+      <w:proofErr w:type="spellEnd"/>
+      <w:r>
+        <w:t xml:space="preserve"> District.</w:t>
       </w:r>
     </w:p>
     <w:tbl>
@@ -2257,6 +2398,7 @@
             <w:vAlign w:val="center"/>
           </w:tcPr>
           <w:p>
+            <w:proofErr w:type="spellStart"/>
             <w:r>
               <w:rPr>
                 <w:sz w:val="17"/>
@@ -2264,6 +2406,7 @@
               </w:rPr>
               <w:t>project_id</w:t>
             </w:r>
+            <w:proofErr w:type="spellEnd"/>
           </w:p>
         </w:tc>
         <w:tc>
@@ -2353,6 +2496,7 @@
             <w:vAlign w:val="center"/>
           </w:tcPr>
           <w:p>
+            <w:proofErr w:type="spellStart"/>
             <w:r>
               <w:rPr>
                 <w:sz w:val="17"/>
@@ -2360,6 +2504,7 @@
               </w:rPr>
               <w:t>project_name</w:t>
             </w:r>
+            <w:proofErr w:type="spellEnd"/>
           </w:p>
         </w:tc>
         <w:tc>
@@ -2515,12 +2660,21 @@
             <w:vAlign w:val="center"/>
           </w:tcPr>
           <w:p>
-            <w:r>
-              <w:rPr>
-                <w:sz w:val="17"/>
-                <w:szCs w:val="17"/>
-              </w:rPr>
-              <w:t>Ukwimi Ward</w:t>
+            <w:proofErr w:type="spellStart"/>
+            <w:r>
+              <w:rPr>
+                <w:sz w:val="17"/>
+                <w:szCs w:val="17"/>
+              </w:rPr>
+              <w:t>Ukwimi</w:t>
+            </w:r>
+            <w:proofErr w:type="spellEnd"/>
+            <w:r>
+              <w:rPr>
+                <w:sz w:val="17"/>
+                <w:szCs w:val="17"/>
+              </w:rPr>
+              <w:t xml:space="preserve"> Ward</w:t>
             </w:r>
           </w:p>
         </w:tc>
@@ -2641,6 +2795,7 @@
             <w:vAlign w:val="center"/>
           </w:tcPr>
           <w:p>
+            <w:proofErr w:type="spellStart"/>
             <w:r>
               <w:rPr>
                 <w:sz w:val="17"/>
@@ -2648,6 +2803,7 @@
               </w:rPr>
               <w:t>allocated_amount_zmw</w:t>
             </w:r>
+            <w:proofErr w:type="spellEnd"/>
           </w:p>
         </w:tc>
         <w:tc>
@@ -3143,6 +3299,7 @@
             <w:vAlign w:val="center"/>
           </w:tcPr>
           <w:p>
+            <w:proofErr w:type="spellStart"/>
             <w:r>
               <w:rPr>
                 <w:sz w:val="17"/>
@@ -3150,6 +3307,7 @@
               </w:rPr>
               <w:t>document_id</w:t>
             </w:r>
+            <w:proofErr w:type="spellEnd"/>
           </w:p>
         </w:tc>
         <w:tc>
@@ -3335,6 +3493,7 @@
             <w:vAlign w:val="center"/>
           </w:tcPr>
           <w:p>
+            <w:proofErr w:type="spellStart"/>
             <w:r>
               <w:rPr>
                 <w:sz w:val="17"/>
@@ -3342,6 +3501,7 @@
               </w:rPr>
               <w:t>document_type</w:t>
             </w:r>
+            <w:proofErr w:type="spellEnd"/>
           </w:p>
         </w:tc>
         <w:tc>
@@ -3431,6 +3591,7 @@
             <w:vAlign w:val="center"/>
           </w:tcPr>
           <w:p>
+            <w:proofErr w:type="spellStart"/>
             <w:r>
               <w:rPr>
                 <w:sz w:val="17"/>
@@ -3438,6 +3599,7 @@
               </w:rPr>
               <w:t>publication_year</w:t>
             </w:r>
+            <w:proofErr w:type="spellEnd"/>
           </w:p>
         </w:tc>
         <w:tc>
@@ -3527,6 +3689,7 @@
             <w:vAlign w:val="center"/>
           </w:tcPr>
           <w:p>
+            <w:proofErr w:type="spellStart"/>
             <w:r>
               <w:rPr>
                 <w:sz w:val="17"/>
@@ -3534,6 +3697,7 @@
               </w:rPr>
               <w:t>source_url</w:t>
             </w:r>
+            <w:proofErr w:type="spellEnd"/>
           </w:p>
         </w:tc>
         <w:tc>
@@ -3623,6 +3787,7 @@
             <w:vAlign w:val="center"/>
           </w:tcPr>
           <w:p>
+            <w:proofErr w:type="spellStart"/>
             <w:r>
               <w:rPr>
                 <w:sz w:val="17"/>
@@ -3630,6 +3795,7 @@
               </w:rPr>
               <w:t>page_count</w:t>
             </w:r>
+            <w:proofErr w:type="spellEnd"/>
           </w:p>
         </w:tc>
         <w:tc>
@@ -3672,8 +3838,17 @@
                 <w:sz w:val="17"/>
                 <w:szCs w:val="17"/>
               </w:rPr>
-              <w:t>Total page count extracted via PyMuPDF</w:t>
-            </w:r>
+              <w:t xml:space="preserve">Total page count extracted via </w:t>
+            </w:r>
+            <w:proofErr w:type="spellStart"/>
+            <w:r>
+              <w:rPr>
+                <w:sz w:val="17"/>
+                <w:szCs w:val="17"/>
+              </w:rPr>
+              <w:t>PyMuPDF</w:t>
+            </w:r>
+            <w:proofErr w:type="spellEnd"/>
           </w:p>
         </w:tc>
         <w:tc>
@@ -3883,6 +4058,7 @@
             <w:vAlign w:val="center"/>
           </w:tcPr>
           <w:p>
+            <w:proofErr w:type="spellStart"/>
             <w:r>
               <w:rPr>
                 <w:sz w:val="17"/>
@@ -3890,6 +4066,7 @@
               </w:rPr>
               <w:t>ward_id</w:t>
             </w:r>
+            <w:proofErr w:type="spellEnd"/>
           </w:p>
         </w:tc>
         <w:tc>
@@ -3979,6 +4156,7 @@
             <w:vAlign w:val="center"/>
           </w:tcPr>
           <w:p>
+            <w:proofErr w:type="spellStart"/>
             <w:r>
               <w:rPr>
                 <w:sz w:val="17"/>
@@ -3986,6 +4164,7 @@
               </w:rPr>
               <w:t>ward_name</w:t>
             </w:r>
+            <w:proofErr w:type="spellEnd"/>
           </w:p>
         </w:tc>
         <w:tc>
@@ -4045,6 +4224,7 @@
             <w:vAlign w:val="center"/>
           </w:tcPr>
           <w:p>
+            <w:proofErr w:type="spellStart"/>
             <w:r>
               <w:rPr>
                 <w:sz w:val="17"/>
@@ -4052,6 +4232,7 @@
               </w:rPr>
               <w:t>Mwanjawanthu</w:t>
             </w:r>
+            <w:proofErr w:type="spellEnd"/>
           </w:p>
         </w:tc>
       </w:tr>
@@ -4075,6 +4256,7 @@
             <w:vAlign w:val="center"/>
           </w:tcPr>
           <w:p>
+            <w:proofErr w:type="spellStart"/>
             <w:r>
               <w:rPr>
                 <w:sz w:val="17"/>
@@ -4082,6 +4264,7 @@
               </w:rPr>
               <w:t>wdc_chairperson</w:t>
             </w:r>
+            <w:proofErr w:type="spellEnd"/>
           </w:p>
         </w:tc>
         <w:tc>
@@ -4171,6 +4354,7 @@
             <w:vAlign w:val="center"/>
           </w:tcPr>
           <w:p>
+            <w:proofErr w:type="spellStart"/>
             <w:r>
               <w:rPr>
                 <w:sz w:val="17"/>
@@ -4178,6 +4362,7 @@
               </w:rPr>
               <w:t>zones_count</w:t>
             </w:r>
+            <w:proofErr w:type="spellEnd"/>
           </w:p>
         </w:tc>
         <w:tc>
@@ -4267,6 +4452,7 @@
             <w:vAlign w:val="center"/>
           </w:tcPr>
           <w:p>
+            <w:proofErr w:type="spellStart"/>
             <w:r>
               <w:rPr>
                 <w:sz w:val="17"/>
@@ -4274,6 +4460,7 @@
               </w:rPr>
               <w:t>key_priority</w:t>
             </w:r>
+            <w:proofErr w:type="spellEnd"/>
           </w:p>
         </w:tc>
         <w:tc>
@@ -4370,7 +4557,15 @@
         <w:jc w:val="both"/>
       </w:pPr>
       <w:r>
-        <w:t>Documents the operational department structures, key executive officers, and contact channels for Lusangazi Town Council.</w:t>
+        <w:t xml:space="preserve">Documents the operational department structures, key executive officers, and contact channels for </w:t>
+      </w:r>
+      <w:proofErr w:type="spellStart"/>
+      <w:r>
+        <w:t>Lusangazi</w:t>
+      </w:r>
+      <w:proofErr w:type="spellEnd"/>
+      <w:r>
+        <w:t xml:space="preserve"> Town Council.</w:t>
       </w:r>
     </w:p>
     <w:tbl>
@@ -4527,6 +4722,7 @@
             <w:vAlign w:val="center"/>
           </w:tcPr>
           <w:p>
+            <w:proofErr w:type="spellStart"/>
             <w:r>
               <w:rPr>
                 <w:sz w:val="17"/>
@@ -4534,6 +4730,7 @@
               </w:rPr>
               <w:t>dept_id</w:t>
             </w:r>
+            <w:proofErr w:type="spellEnd"/>
           </w:p>
         </w:tc>
         <w:tc>
@@ -4623,6 +4820,7 @@
             <w:vAlign w:val="center"/>
           </w:tcPr>
           <w:p>
+            <w:proofErr w:type="spellStart"/>
             <w:r>
               <w:rPr>
                 <w:sz w:val="17"/>
@@ -4630,6 +4828,7 @@
               </w:rPr>
               <w:t>department_name</w:t>
             </w:r>
+            <w:proofErr w:type="spellEnd"/>
           </w:p>
         </w:tc>
         <w:tc>
@@ -4719,6 +4918,7 @@
             <w:vAlign w:val="center"/>
           </w:tcPr>
           <w:p>
+            <w:proofErr w:type="spellStart"/>
             <w:r>
               <w:rPr>
                 <w:sz w:val="17"/>
@@ -4726,6 +4926,7 @@
               </w:rPr>
               <w:t>head_of_department</w:t>
             </w:r>
+            <w:proofErr w:type="spellEnd"/>
           </w:p>
         </w:tc>
         <w:tc>
@@ -4815,6 +5016,7 @@
             <w:vAlign w:val="center"/>
           </w:tcPr>
           <w:p>
+            <w:proofErr w:type="spellStart"/>
             <w:r>
               <w:rPr>
                 <w:sz w:val="17"/>
@@ -4822,6 +5024,7 @@
               </w:rPr>
               <w:t>contact_email</w:t>
             </w:r>
+            <w:proofErr w:type="spellEnd"/>
           </w:p>
         </w:tc>
         <w:tc>
@@ -4918,7 +5121,15 @@
         <w:jc w:val="both"/>
       </w:pPr>
       <w:r>
-        <w:t>Contains historical, line-item financial records (revenue and expenditure entries) for Lusangazi Town Council, extracted from council financial statements spanning multiple financial years. Each record captures a single budget line together with its classification as revenue or expenditure and, where applicable, its revenue stream. The file holds 96 records.</w:t>
+        <w:t xml:space="preserve">Contains historical, line-item financial records (revenue and expenditure entries) for </w:t>
+      </w:r>
+      <w:proofErr w:type="spellStart"/>
+      <w:r>
+        <w:t>Lusangazi</w:t>
+      </w:r>
+      <w:proofErr w:type="spellEnd"/>
+      <w:r>
+        <w:t xml:space="preserve"> Town Council, extracted from council financial statements spanning multiple financial years. Each record captures a single budget line together with its classification as revenue or expenditure and, where applicable, its revenue stream. The file holds 96 records.</w:t>
       </w:r>
     </w:p>
     <w:tbl>
@@ -5075,6 +5286,7 @@
             <w:vAlign w:val="center"/>
           </w:tcPr>
           <w:p>
+            <w:proofErr w:type="spellStart"/>
             <w:r>
               <w:rPr>
                 <w:sz w:val="17"/>
@@ -5082,6 +5294,7 @@
               </w:rPr>
               <w:t>financial_id</w:t>
             </w:r>
+            <w:proofErr w:type="spellEnd"/>
           </w:p>
         </w:tc>
         <w:tc>
@@ -5171,6 +5384,7 @@
             <w:vAlign w:val="center"/>
           </w:tcPr>
           <w:p>
+            <w:proofErr w:type="spellStart"/>
             <w:r>
               <w:rPr>
                 <w:sz w:val="17"/>
@@ -5178,6 +5392,7 @@
               </w:rPr>
               <w:t>council_name</w:t>
             </w:r>
+            <w:proofErr w:type="spellEnd"/>
           </w:p>
         </w:tc>
         <w:tc>
@@ -5237,12 +5452,21 @@
             <w:vAlign w:val="center"/>
           </w:tcPr>
           <w:p>
-            <w:r>
-              <w:rPr>
-                <w:sz w:val="17"/>
-                <w:szCs w:val="17"/>
-              </w:rPr>
-              <w:t>Lusangazi Town Council</w:t>
+            <w:proofErr w:type="spellStart"/>
+            <w:r>
+              <w:rPr>
+                <w:sz w:val="17"/>
+                <w:szCs w:val="17"/>
+              </w:rPr>
+              <w:t>Lusangazi</w:t>
+            </w:r>
+            <w:proofErr w:type="spellEnd"/>
+            <w:r>
+              <w:rPr>
+                <w:sz w:val="17"/>
+                <w:szCs w:val="17"/>
+              </w:rPr>
+              <w:t xml:space="preserve"> Town Council</w:t>
             </w:r>
           </w:p>
         </w:tc>
@@ -5267,6 +5491,7 @@
             <w:vAlign w:val="center"/>
           </w:tcPr>
           <w:p>
+            <w:proofErr w:type="spellStart"/>
             <w:r>
               <w:rPr>
                 <w:sz w:val="17"/>
@@ -5274,6 +5499,7 @@
               </w:rPr>
               <w:t>financial_year</w:t>
             </w:r>
+            <w:proofErr w:type="spellEnd"/>
           </w:p>
         </w:tc>
         <w:tc>
@@ -5363,6 +5589,7 @@
             <w:vAlign w:val="center"/>
           </w:tcPr>
           <w:p>
+            <w:proofErr w:type="spellStart"/>
             <w:r>
               <w:rPr>
                 <w:sz w:val="17"/>
@@ -5370,6 +5597,7 @@
               </w:rPr>
               <w:t>category_code</w:t>
             </w:r>
+            <w:proofErr w:type="spellEnd"/>
           </w:p>
         </w:tc>
         <w:tc>
@@ -5555,6 +5783,7 @@
             <w:vAlign w:val="center"/>
           </w:tcPr>
           <w:p>
+            <w:proofErr w:type="spellStart"/>
             <w:r>
               <w:rPr>
                 <w:sz w:val="17"/>
@@ -5562,6 +5791,7 @@
               </w:rPr>
               <w:t>amount_zmw</w:t>
             </w:r>
+            <w:proofErr w:type="spellEnd"/>
           </w:p>
         </w:tc>
         <w:tc>
@@ -5651,6 +5881,7 @@
             <w:vAlign w:val="center"/>
           </w:tcPr>
           <w:p>
+            <w:proofErr w:type="spellStart"/>
             <w:r>
               <w:rPr>
                 <w:sz w:val="17"/>
@@ -5658,6 +5889,7 @@
               </w:rPr>
               <w:t>revenue_or_expenditure</w:t>
             </w:r>
+            <w:proofErr w:type="spellEnd"/>
           </w:p>
         </w:tc>
         <w:tc>
@@ -5747,6 +5979,7 @@
             <w:vAlign w:val="center"/>
           </w:tcPr>
           <w:p>
+            <w:proofErr w:type="spellStart"/>
             <w:r>
               <w:rPr>
                 <w:sz w:val="17"/>
@@ -5754,6 +5987,7 @@
               </w:rPr>
               <w:t>revenue_stream</w:t>
             </w:r>
+            <w:proofErr w:type="spellEnd"/>
           </w:p>
         </w:tc>
         <w:tc>
@@ -5843,6 +6077,7 @@
             <w:vAlign w:val="center"/>
           </w:tcPr>
           <w:p>
+            <w:proofErr w:type="spellStart"/>
             <w:r>
               <w:rPr>
                 <w:sz w:val="17"/>
@@ -5850,6 +6085,7 @@
               </w:rPr>
               <w:t>source_doc</w:t>
             </w:r>
+            <w:proofErr w:type="spellEnd"/>
           </w:p>
         </w:tc>
         <w:tc>
@@ -6103,6 +6339,7 @@
             <w:vAlign w:val="center"/>
           </w:tcPr>
           <w:p>
+            <w:proofErr w:type="spellStart"/>
             <w:r>
               <w:rPr>
                 <w:sz w:val="17"/>
@@ -6110,6 +6347,7 @@
               </w:rPr>
               <w:t>record_type</w:t>
             </w:r>
+            <w:proofErr w:type="spellEnd"/>
           </w:p>
         </w:tc>
         <w:tc>
@@ -6199,6 +6437,7 @@
             <w:vAlign w:val="center"/>
           </w:tcPr>
           <w:p>
+            <w:proofErr w:type="spellStart"/>
             <w:r>
               <w:rPr>
                 <w:sz w:val="17"/>
@@ -6206,6 +6445,7 @@
               </w:rPr>
               <w:t>financial_year</w:t>
             </w:r>
+            <w:proofErr w:type="spellEnd"/>
           </w:p>
         </w:tc>
         <w:tc>
@@ -6295,6 +6535,7 @@
             <w:vAlign w:val="center"/>
           </w:tcPr>
           <w:p>
+            <w:proofErr w:type="spellStart"/>
             <w:r>
               <w:rPr>
                 <w:sz w:val="17"/>
@@ -6303,6 +6544,7 @@
               <w:lastRenderedPageBreak/>
               <w:t>revenue_section</w:t>
             </w:r>
+            <w:proofErr w:type="spellEnd"/>
           </w:p>
         </w:tc>
         <w:tc>
@@ -6392,6 +6634,7 @@
             <w:vAlign w:val="center"/>
           </w:tcPr>
           <w:p>
+            <w:proofErr w:type="spellStart"/>
             <w:r>
               <w:rPr>
                 <w:sz w:val="17"/>
@@ -6399,6 +6642,7 @@
               </w:rPr>
               <w:t>section_code</w:t>
             </w:r>
+            <w:proofErr w:type="spellEnd"/>
           </w:p>
         </w:tc>
         <w:tc>
@@ -6488,6 +6732,7 @@
             <w:vAlign w:val="center"/>
           </w:tcPr>
           <w:p>
+            <w:proofErr w:type="spellStart"/>
             <w:r>
               <w:rPr>
                 <w:sz w:val="17"/>
@@ -6495,6 +6740,7 @@
               </w:rPr>
               <w:t>category_code</w:t>
             </w:r>
+            <w:proofErr w:type="spellEnd"/>
           </w:p>
         </w:tc>
         <w:tc>
@@ -6680,6 +6926,7 @@
             <w:vAlign w:val="center"/>
           </w:tcPr>
           <w:p>
+            <w:proofErr w:type="spellStart"/>
             <w:r>
               <w:rPr>
                 <w:sz w:val="17"/>
@@ -6687,6 +6934,7 @@
               </w:rPr>
               <w:t>amount_zmw</w:t>
             </w:r>
+            <w:proofErr w:type="spellEnd"/>
           </w:p>
         </w:tc>
         <w:tc>
@@ -6968,6 +7216,7 @@
             <w:vAlign w:val="center"/>
           </w:tcPr>
           <w:p>
+            <w:proofErr w:type="spellStart"/>
             <w:r>
               <w:rPr>
                 <w:sz w:val="17"/>
@@ -6975,6 +7224,7 @@
               </w:rPr>
               <w:t>revenue_or_expenditure</w:t>
             </w:r>
+            <w:proofErr w:type="spellEnd"/>
           </w:p>
         </w:tc>
         <w:tc>
@@ -7064,6 +7314,7 @@
             <w:vAlign w:val="center"/>
           </w:tcPr>
           <w:p>
+            <w:proofErr w:type="spellStart"/>
             <w:r>
               <w:rPr>
                 <w:sz w:val="17"/>
@@ -7071,6 +7322,7 @@
               </w:rPr>
               <w:t>source_doc</w:t>
             </w:r>
+            <w:proofErr w:type="spellEnd"/>
           </w:p>
         </w:tc>
         <w:tc>
@@ -7359,7 +7611,15 @@
         <w:jc w:val="both"/>
       </w:pPr>
       <w:r>
-        <w:t>Captures the strategic development priorities of Lusangazi District as recorded in the council's Integrated Development Plan (IDP). Each record corresponds to a single strategic objective, mapped to a sector, a target ward (or a district-wide scope), an estimated implementation cost, and an implementation period. The file holds 161 records.</w:t>
+        <w:t xml:space="preserve">Captures the strategic development priorities of </w:t>
+      </w:r>
+      <w:proofErr w:type="spellStart"/>
+      <w:r>
+        <w:t>Lusangazi</w:t>
+      </w:r>
+      <w:proofErr w:type="spellEnd"/>
+      <w:r>
+        <w:t xml:space="preserve"> District as recorded in the council's Integrated Development Plan (IDP). Each record corresponds to a single strategic objective, mapped to a sector, a target ward (or a district-wide scope), an estimated implementation cost, and an implementation period. The file holds 161 records.</w:t>
       </w:r>
     </w:p>
     <w:tbl>
@@ -7516,6 +7776,7 @@
             <w:vAlign w:val="center"/>
           </w:tcPr>
           <w:p>
+            <w:proofErr w:type="spellStart"/>
             <w:r>
               <w:rPr>
                 <w:sz w:val="17"/>
@@ -7523,6 +7784,7 @@
               </w:rPr>
               <w:t>idp_id</w:t>
             </w:r>
+            <w:proofErr w:type="spellEnd"/>
           </w:p>
         </w:tc>
         <w:tc>
@@ -7708,6 +7970,7 @@
             <w:vAlign w:val="center"/>
           </w:tcPr>
           <w:p>
+            <w:proofErr w:type="spellStart"/>
             <w:r>
               <w:rPr>
                 <w:sz w:val="17"/>
@@ -7715,6 +7978,7 @@
               </w:rPr>
               <w:t>strategic_objective</w:t>
             </w:r>
+            <w:proofErr w:type="spellEnd"/>
           </w:p>
         </w:tc>
         <w:tc>
@@ -7779,7 +8043,23 @@
                 <w:sz w:val="17"/>
                 <w:szCs w:val="17"/>
               </w:rPr>
-              <w:t>Drilling of borehole at Masosi village</w:t>
+              <w:t xml:space="preserve">Drilling of borehole at </w:t>
+            </w:r>
+            <w:proofErr w:type="spellStart"/>
+            <w:r>
+              <w:rPr>
+                <w:sz w:val="17"/>
+                <w:szCs w:val="17"/>
+              </w:rPr>
+              <w:t>Masosi</w:t>
+            </w:r>
+            <w:proofErr w:type="spellEnd"/>
+            <w:r>
+              <w:rPr>
+                <w:sz w:val="17"/>
+                <w:szCs w:val="17"/>
+              </w:rPr>
+              <w:t xml:space="preserve"> village</w:t>
             </w:r>
           </w:p>
         </w:tc>
@@ -7804,6 +8084,7 @@
             <w:vAlign w:val="center"/>
           </w:tcPr>
           <w:p>
+            <w:proofErr w:type="spellStart"/>
             <w:r>
               <w:rPr>
                 <w:sz w:val="17"/>
@@ -7811,6 +8092,7 @@
               </w:rPr>
               <w:t>target_ward</w:t>
             </w:r>
+            <w:proofErr w:type="spellEnd"/>
           </w:p>
         </w:tc>
         <w:tc>
@@ -7870,12 +8152,21 @@
             <w:vAlign w:val="center"/>
           </w:tcPr>
           <w:p>
-            <w:r>
-              <w:rPr>
-                <w:sz w:val="17"/>
-                <w:szCs w:val="17"/>
-              </w:rPr>
-              <w:t>Chingolo Ward</w:t>
+            <w:proofErr w:type="spellStart"/>
+            <w:r>
+              <w:rPr>
+                <w:sz w:val="17"/>
+                <w:szCs w:val="17"/>
+              </w:rPr>
+              <w:t>Chingolo</w:t>
+            </w:r>
+            <w:proofErr w:type="spellEnd"/>
+            <w:r>
+              <w:rPr>
+                <w:sz w:val="17"/>
+                <w:szCs w:val="17"/>
+              </w:rPr>
+              <w:t xml:space="preserve"> Ward</w:t>
             </w:r>
           </w:p>
         </w:tc>
@@ -7900,6 +8191,7 @@
             <w:vAlign w:val="center"/>
           </w:tcPr>
           <w:p>
+            <w:proofErr w:type="spellStart"/>
             <w:r>
               <w:rPr>
                 <w:sz w:val="17"/>
@@ -7907,6 +8199,7 @@
               </w:rPr>
               <w:t>estimated_cost_zmw</w:t>
             </w:r>
+            <w:proofErr w:type="spellEnd"/>
           </w:p>
         </w:tc>
         <w:tc>
@@ -7996,6 +8289,7 @@
             <w:vAlign w:val="center"/>
           </w:tcPr>
           <w:p>
+            <w:proofErr w:type="spellStart"/>
             <w:r>
               <w:rPr>
                 <w:sz w:val="17"/>
@@ -8003,6 +8297,7 @@
               </w:rPr>
               <w:t>implementation_period</w:t>
             </w:r>
+            <w:proofErr w:type="spellEnd"/>
           </w:p>
         </w:tc>
         <w:tc>
@@ -8092,6 +8387,7 @@
             <w:vAlign w:val="center"/>
           </w:tcPr>
           <w:p>
+            <w:proofErr w:type="spellStart"/>
             <w:r>
               <w:rPr>
                 <w:sz w:val="17"/>
@@ -8099,6 +8395,7 @@
               </w:rPr>
               <w:t>source_doc</w:t>
             </w:r>
+            <w:proofErr w:type="spellEnd"/>
           </w:p>
         </w:tc>
         <w:tc>
@@ -8227,9 +8524,6 @@
     <w:p>
       <w:pPr>
         <w:pStyle w:val="Heading1"/>
-        <w:pBdr>
-          <w:bottom w:val="single" w:sz="6" w:space="4" w:color="0B2F5C"/>
-        </w:pBdr>
         <w:spacing w:before="320" w:after="140"/>
       </w:pPr>
       <w:r>
@@ -8409,7 +8703,25 @@
                 <w:sz w:val="18"/>
                 <w:szCs w:val="18"/>
               </w:rPr>
-              <w:t>[Stage 3: Cleaning]  ──►  (MD5 dedup; whitespace/encoding; hardened numeric parsing)</w:t>
+              <w:t xml:space="preserve">[Stage 3: Cleaning]  ──►  (MD5 </w:t>
+            </w:r>
+            <w:proofErr w:type="spellStart"/>
+            <w:r>
+              <w:rPr>
+                <w:rFonts w:ascii="Consolas" w:eastAsia="Consolas" w:hAnsi="Consolas" w:cs="Consolas"/>
+                <w:sz w:val="18"/>
+                <w:szCs w:val="18"/>
+              </w:rPr>
+              <w:t>dedup</w:t>
+            </w:r>
+            <w:proofErr w:type="spellEnd"/>
+            <w:r>
+              <w:rPr>
+                <w:rFonts w:ascii="Consolas" w:eastAsia="Consolas" w:hAnsi="Consolas" w:cs="Consolas"/>
+                <w:sz w:val="18"/>
+                <w:szCs w:val="18"/>
+              </w:rPr>
+              <w:t>; whitespace/encoding; hardened numeric parsing)</w:t>
             </w:r>
           </w:p>
           <w:p>
@@ -8538,11 +8850,27 @@
         <w:jc w:val="both"/>
       </w:pPr>
       <w:r>
-        <w:t>The dataset was produced through a six-stage data engineering pipeline — discovery, selection, cleaning, structured extraction, and validation — implemented entirely in Python (requests, BeautifulSoup4, PyMuPDF, pdfplumber, pandas) inside a single reproducible Jupyter notebook (CSC4792-Group-30-</w:t>
+        <w:t xml:space="preserve">The dataset was produced through a six-stage data engineering pipeline — discovery, selection, cleaning, structured extraction, and validation — implemented entirely in Python (requests, BeautifulSoup4, </w:t>
+      </w:r>
+      <w:proofErr w:type="spellStart"/>
+      <w:r>
+        <w:t>PyMuPDF</w:t>
+      </w:r>
+      <w:proofErr w:type="spellEnd"/>
+      <w:r>
+        <w:t xml:space="preserve">, </w:t>
+      </w:r>
+      <w:proofErr w:type="spellStart"/>
+      <w:r>
+        <w:t>pdfplumber</w:t>
+      </w:r>
+      <w:proofErr w:type="spellEnd"/>
+      <w:r>
+        <w:t xml:space="preserve">, pandas) inside a single reproducible Jupyter notebook (CSC4792-Group-30-Lusangazi-Town-Council-Data-Mining.ipynb). Representative code excerpts for each stage are given </w:t>
       </w:r>
       <w:r>
         <w:lastRenderedPageBreak/>
-        <w:t>Lusangazi-Town-Council-Data-Mining.ipynb). Representative code excerpts for each stage are given below; the full implementation, including all extraction rules and the exploratory analysis suite, is available in the notebook committed to the GitHub repository.</w:t>
+        <w:t>below; the full implementation, including all extraction rules and the exploratory analysis suite, is available in the notebook committed to the GitHub repository.</w:t>
       </w:r>
     </w:p>
     <w:p>
@@ -8585,7 +8913,39 @@
         <w:t xml:space="preserve">Seed crawl: </w:t>
       </w:r>
       <w:r>
-        <w:t>an HTTP GET request against the base URL was parsed with BeautifulSoup4, every anchor href resolved to an absolute URL via urljoin(), and a domain-matching filter (urlparse().netloc) discarded outbound/external links, leaving a deduplicated set of internal URLs.</w:t>
+        <w:t xml:space="preserve">an HTTP GET request against the base URL was parsed with BeautifulSoup4, every anchor </w:t>
+      </w:r>
+      <w:proofErr w:type="spellStart"/>
+      <w:r>
+        <w:t>href</w:t>
+      </w:r>
+      <w:proofErr w:type="spellEnd"/>
+      <w:r>
+        <w:t xml:space="preserve"> resolved to an absolute URL via </w:t>
+      </w:r>
+      <w:proofErr w:type="spellStart"/>
+      <w:r>
+        <w:t>urljoin</w:t>
+      </w:r>
+      <w:proofErr w:type="spellEnd"/>
+      <w:r>
+        <w:t>(), and a domain-matching filter (</w:t>
+      </w:r>
+      <w:proofErr w:type="spellStart"/>
+      <w:r>
+        <w:t>urlparse</w:t>
+      </w:r>
+      <w:proofErr w:type="spellEnd"/>
+      <w:r>
+        <w:t>().</w:t>
+      </w:r>
+      <w:proofErr w:type="spellStart"/>
+      <w:r>
+        <w:t>netloc</w:t>
+      </w:r>
+      <w:proofErr w:type="spellEnd"/>
+      <w:r>
+        <w:t>) discarded outbound/external links, leaving a deduplicated set of internal URLs.</w:t>
       </w:r>
     </w:p>
     <w:p>
@@ -8605,7 +8965,15 @@
         <w:t xml:space="preserve">Target expansion: </w:t>
       </w:r>
       <w:r>
-        <w:t>the crawled URL set was merged with a small list of known high-value subpages (e.g. the CDF tracker and administration/ward pages) identified by their page_id query parameters, ensuring pages not reachable from the homepage navigation were still scanned.</w:t>
+        <w:t xml:space="preserve">the crawled URL set was merged with a small list of known high-value subpages (e.g. the CDF tracker and administration/ward pages) identified by their </w:t>
+      </w:r>
+      <w:proofErr w:type="spellStart"/>
+      <w:r>
+        <w:t>page_id</w:t>
+      </w:r>
+      <w:proofErr w:type="spellEnd"/>
+      <w:r>
+        <w:t xml:space="preserve"> query parameters, ensuring pages not reachable from the homepage navigation were still scanned.</w:t>
       </w:r>
     </w:p>
     <w:p>
@@ -8625,7 +8993,47 @@
         <w:t xml:space="preserve">Resource discovery: </w:t>
       </w:r>
       <w:r>
-        <w:t>each target page was scanned for (i) anchors whose href contained ".pdf", captured as absolute PDF URLs; (ii) embedded HTML &lt;table&gt; elements, parsed with pandas.read_html(); and (iii) fallback page text (BeautifulSoup .get_text()) for pages with no structured markup.</w:t>
+        <w:t>each target page was scanned for (</w:t>
+      </w:r>
+      <w:proofErr w:type="spellStart"/>
+      <w:r>
+        <w:t>i</w:t>
+      </w:r>
+      <w:proofErr w:type="spellEnd"/>
+      <w:r>
+        <w:t xml:space="preserve">) anchors whose </w:t>
+      </w:r>
+      <w:proofErr w:type="spellStart"/>
+      <w:r>
+        <w:t>href</w:t>
+      </w:r>
+      <w:proofErr w:type="spellEnd"/>
+      <w:r>
+        <w:t xml:space="preserve"> contained ".pdf", captured as absolute PDF URLs; (ii) embedded HTML &lt;table&gt; elements, parsed with </w:t>
+      </w:r>
+      <w:proofErr w:type="spellStart"/>
+      <w:r>
+        <w:t>pandas.read_html</w:t>
+      </w:r>
+      <w:proofErr w:type="spellEnd"/>
+      <w:r>
+        <w:t>(); and (iii) fallback page text (</w:t>
+      </w:r>
+      <w:proofErr w:type="spellStart"/>
+      <w:r>
+        <w:t>BeautifulSoup</w:t>
+      </w:r>
+      <w:proofErr w:type="spellEnd"/>
+      <w:r>
+        <w:t xml:space="preserve"> .</w:t>
+      </w:r>
+      <w:proofErr w:type="spellStart"/>
+      <w:r>
+        <w:t>get_text</w:t>
+      </w:r>
+      <w:proofErr w:type="spellEnd"/>
+      <w:r>
+        <w:t>()) for pages with no structured markup.</w:t>
       </w:r>
     </w:p>
     <w:p>
@@ -8645,7 +9053,39 @@
           <w:rFonts w:ascii="Consolas" w:hAnsi="Consolas" w:cs="Consolas"/>
           <w:sz w:val="17"/>
         </w:rPr>
-        <w:t>def get_internal_links(base_url):</w:t>
+        <w:t xml:space="preserve">def </w:t>
+      </w:r>
+      <w:proofErr w:type="spellStart"/>
+      <w:r>
+        <w:rPr>
+          <w:rFonts w:ascii="Consolas" w:hAnsi="Consolas" w:cs="Consolas"/>
+          <w:sz w:val="17"/>
+        </w:rPr>
+        <w:t>get_internal_links</w:t>
+      </w:r>
+      <w:proofErr w:type="spellEnd"/>
+      <w:r>
+        <w:rPr>
+          <w:rFonts w:ascii="Consolas" w:hAnsi="Consolas" w:cs="Consolas"/>
+          <w:sz w:val="17"/>
+        </w:rPr>
+        <w:t>(</w:t>
+      </w:r>
+      <w:proofErr w:type="spellStart"/>
+      <w:r>
+        <w:rPr>
+          <w:rFonts w:ascii="Consolas" w:hAnsi="Consolas" w:cs="Consolas"/>
+          <w:sz w:val="17"/>
+        </w:rPr>
+        <w:t>base_url</w:t>
+      </w:r>
+      <w:proofErr w:type="spellEnd"/>
+      <w:r>
+        <w:rPr>
+          <w:rFonts w:ascii="Consolas" w:hAnsi="Consolas" w:cs="Consolas"/>
+          <w:sz w:val="17"/>
+        </w:rPr>
+        <w:t>):</w:t>
       </w:r>
       <w:r>
         <w:rPr>
@@ -8658,7 +9098,39 @@
           <w:rFonts w:ascii="Consolas" w:hAnsi="Consolas" w:cs="Consolas"/>
           <w:sz w:val="17"/>
         </w:rPr>
-        <w:t xml:space="preserve">    response = requests.get(base_url, headers={"User-Agent": "Mozilla/5.0"},</w:t>
+        <w:t xml:space="preserve">    response = </w:t>
+      </w:r>
+      <w:proofErr w:type="spellStart"/>
+      <w:r>
+        <w:rPr>
+          <w:rFonts w:ascii="Consolas" w:hAnsi="Consolas" w:cs="Consolas"/>
+          <w:sz w:val="17"/>
+        </w:rPr>
+        <w:t>requests.get</w:t>
+      </w:r>
+      <w:proofErr w:type="spellEnd"/>
+      <w:r>
+        <w:rPr>
+          <w:rFonts w:ascii="Consolas" w:hAnsi="Consolas" w:cs="Consolas"/>
+          <w:sz w:val="17"/>
+        </w:rPr>
+        <w:t>(</w:t>
+      </w:r>
+      <w:proofErr w:type="spellStart"/>
+      <w:r>
+        <w:rPr>
+          <w:rFonts w:ascii="Consolas" w:hAnsi="Consolas" w:cs="Consolas"/>
+          <w:sz w:val="17"/>
+        </w:rPr>
+        <w:t>base_url</w:t>
+      </w:r>
+      <w:proofErr w:type="spellEnd"/>
+      <w:r>
+        <w:rPr>
+          <w:rFonts w:ascii="Consolas" w:hAnsi="Consolas" w:cs="Consolas"/>
+          <w:sz w:val="17"/>
+        </w:rPr>
+        <w:t>, headers={"User-Agent": "Mozilla/5.0"},</w:t>
       </w:r>
       <w:r>
         <w:rPr>
@@ -8684,7 +9156,55 @@
           <w:rFonts w:ascii="Consolas" w:hAnsi="Consolas" w:cs="Consolas"/>
           <w:sz w:val="17"/>
         </w:rPr>
-        <w:t xml:space="preserve">    soup = BeautifulSoup(response.text, "html.parser")</w:t>
+        <w:t xml:space="preserve">    soup = </w:t>
+      </w:r>
+      <w:proofErr w:type="spellStart"/>
+      <w:r>
+        <w:rPr>
+          <w:rFonts w:ascii="Consolas" w:hAnsi="Consolas" w:cs="Consolas"/>
+          <w:sz w:val="17"/>
+        </w:rPr>
+        <w:t>BeautifulSoup</w:t>
+      </w:r>
+      <w:proofErr w:type="spellEnd"/>
+      <w:r>
+        <w:rPr>
+          <w:rFonts w:ascii="Consolas" w:hAnsi="Consolas" w:cs="Consolas"/>
+          <w:sz w:val="17"/>
+        </w:rPr>
+        <w:t>(</w:t>
+      </w:r>
+      <w:proofErr w:type="spellStart"/>
+      <w:r>
+        <w:rPr>
+          <w:rFonts w:ascii="Consolas" w:hAnsi="Consolas" w:cs="Consolas"/>
+          <w:sz w:val="17"/>
+        </w:rPr>
+        <w:t>response.text</w:t>
+      </w:r>
+      <w:proofErr w:type="spellEnd"/>
+      <w:r>
+        <w:rPr>
+          <w:rFonts w:ascii="Consolas" w:hAnsi="Consolas" w:cs="Consolas"/>
+          <w:sz w:val="17"/>
+        </w:rPr>
+        <w:t>, "</w:t>
+      </w:r>
+      <w:proofErr w:type="spellStart"/>
+      <w:r>
+        <w:rPr>
+          <w:rFonts w:ascii="Consolas" w:hAnsi="Consolas" w:cs="Consolas"/>
+          <w:sz w:val="17"/>
+        </w:rPr>
+        <w:t>html.parser</w:t>
+      </w:r>
+      <w:proofErr w:type="spellEnd"/>
+      <w:r>
+        <w:rPr>
+          <w:rFonts w:ascii="Consolas" w:hAnsi="Consolas" w:cs="Consolas"/>
+          <w:sz w:val="17"/>
+        </w:rPr>
+        <w:t>")</w:t>
       </w:r>
       <w:r>
         <w:rPr>
@@ -8710,7 +9230,39 @@
           <w:rFonts w:ascii="Consolas" w:hAnsi="Consolas" w:cs="Consolas"/>
           <w:sz w:val="17"/>
         </w:rPr>
-        <w:t xml:space="preserve">    for a in soup.find_all("a", href=True):</w:t>
+        <w:t xml:space="preserve">    for a in </w:t>
+      </w:r>
+      <w:proofErr w:type="spellStart"/>
+      <w:r>
+        <w:rPr>
+          <w:rFonts w:ascii="Consolas" w:hAnsi="Consolas" w:cs="Consolas"/>
+          <w:sz w:val="17"/>
+        </w:rPr>
+        <w:t>soup.find_all</w:t>
+      </w:r>
+      <w:proofErr w:type="spellEnd"/>
+      <w:r>
+        <w:rPr>
+          <w:rFonts w:ascii="Consolas" w:hAnsi="Consolas" w:cs="Consolas"/>
+          <w:sz w:val="17"/>
+        </w:rPr>
+        <w:t xml:space="preserve">("a", </w:t>
+      </w:r>
+      <w:proofErr w:type="spellStart"/>
+      <w:r>
+        <w:rPr>
+          <w:rFonts w:ascii="Consolas" w:hAnsi="Consolas" w:cs="Consolas"/>
+          <w:sz w:val="17"/>
+        </w:rPr>
+        <w:t>href</w:t>
+      </w:r>
+      <w:proofErr w:type="spellEnd"/>
+      <w:r>
+        <w:rPr>
+          <w:rFonts w:ascii="Consolas" w:hAnsi="Consolas" w:cs="Consolas"/>
+          <w:sz w:val="17"/>
+        </w:rPr>
+        <w:t>=True):</w:t>
       </w:r>
       <w:r>
         <w:rPr>
@@ -8723,7 +9275,71 @@
           <w:rFonts w:ascii="Consolas" w:hAnsi="Consolas" w:cs="Consolas"/>
           <w:sz w:val="17"/>
         </w:rPr>
-        <w:t xml:space="preserve">        url = urljoin(base_url, a["href"])</w:t>
+        <w:t xml:space="preserve">        </w:t>
+      </w:r>
+      <w:proofErr w:type="spellStart"/>
+      <w:r>
+        <w:rPr>
+          <w:rFonts w:ascii="Consolas" w:hAnsi="Consolas" w:cs="Consolas"/>
+          <w:sz w:val="17"/>
+        </w:rPr>
+        <w:t>url</w:t>
+      </w:r>
+      <w:proofErr w:type="spellEnd"/>
+      <w:r>
+        <w:rPr>
+          <w:rFonts w:ascii="Consolas" w:hAnsi="Consolas" w:cs="Consolas"/>
+          <w:sz w:val="17"/>
+        </w:rPr>
+        <w:t xml:space="preserve"> = </w:t>
+      </w:r>
+      <w:proofErr w:type="spellStart"/>
+      <w:r>
+        <w:rPr>
+          <w:rFonts w:ascii="Consolas" w:hAnsi="Consolas" w:cs="Consolas"/>
+          <w:sz w:val="17"/>
+        </w:rPr>
+        <w:t>urljoin</w:t>
+      </w:r>
+      <w:proofErr w:type="spellEnd"/>
+      <w:r>
+        <w:rPr>
+          <w:rFonts w:ascii="Consolas" w:hAnsi="Consolas" w:cs="Consolas"/>
+          <w:sz w:val="17"/>
+        </w:rPr>
+        <w:t>(</w:t>
+      </w:r>
+      <w:proofErr w:type="spellStart"/>
+      <w:r>
+        <w:rPr>
+          <w:rFonts w:ascii="Consolas" w:hAnsi="Consolas" w:cs="Consolas"/>
+          <w:sz w:val="17"/>
+        </w:rPr>
+        <w:t>base_url</w:t>
+      </w:r>
+      <w:proofErr w:type="spellEnd"/>
+      <w:r>
+        <w:rPr>
+          <w:rFonts w:ascii="Consolas" w:hAnsi="Consolas" w:cs="Consolas"/>
+          <w:sz w:val="17"/>
+        </w:rPr>
+        <w:t>, a["</w:t>
+      </w:r>
+      <w:proofErr w:type="spellStart"/>
+      <w:r>
+        <w:rPr>
+          <w:rFonts w:ascii="Consolas" w:hAnsi="Consolas" w:cs="Consolas"/>
+          <w:sz w:val="17"/>
+        </w:rPr>
+        <w:t>href</w:t>
+      </w:r>
+      <w:proofErr w:type="spellEnd"/>
+      <w:r>
+        <w:rPr>
+          <w:rFonts w:ascii="Consolas" w:hAnsi="Consolas" w:cs="Consolas"/>
+          <w:sz w:val="17"/>
+        </w:rPr>
+        <w:t>"])</w:t>
       </w:r>
       <w:r>
         <w:rPr>
@@ -8736,7 +9352,103 @@
           <w:rFonts w:ascii="Consolas" w:hAnsi="Consolas" w:cs="Consolas"/>
           <w:sz w:val="17"/>
         </w:rPr>
-        <w:t xml:space="preserve">        if urlparse(url).netloc == urlparse(base_url).netloc:</w:t>
+        <w:t xml:space="preserve">        if </w:t>
+      </w:r>
+      <w:proofErr w:type="spellStart"/>
+      <w:r>
+        <w:rPr>
+          <w:rFonts w:ascii="Consolas" w:hAnsi="Consolas" w:cs="Consolas"/>
+          <w:sz w:val="17"/>
+        </w:rPr>
+        <w:t>urlparse</w:t>
+      </w:r>
+      <w:proofErr w:type="spellEnd"/>
+      <w:r>
+        <w:rPr>
+          <w:rFonts w:ascii="Consolas" w:hAnsi="Consolas" w:cs="Consolas"/>
+          <w:sz w:val="17"/>
+        </w:rPr>
+        <w:t>(</w:t>
+      </w:r>
+      <w:proofErr w:type="spellStart"/>
+      <w:r>
+        <w:rPr>
+          <w:rFonts w:ascii="Consolas" w:hAnsi="Consolas" w:cs="Consolas"/>
+          <w:sz w:val="17"/>
+        </w:rPr>
+        <w:t>url</w:t>
+      </w:r>
+      <w:proofErr w:type="spellEnd"/>
+      <w:r>
+        <w:rPr>
+          <w:rFonts w:ascii="Consolas" w:hAnsi="Consolas" w:cs="Consolas"/>
+          <w:sz w:val="17"/>
+        </w:rPr>
+        <w:t>).</w:t>
+      </w:r>
+      <w:proofErr w:type="spellStart"/>
+      <w:r>
+        <w:rPr>
+          <w:rFonts w:ascii="Consolas" w:hAnsi="Consolas" w:cs="Consolas"/>
+          <w:sz w:val="17"/>
+        </w:rPr>
+        <w:t>netloc</w:t>
+      </w:r>
+      <w:proofErr w:type="spellEnd"/>
+      <w:r>
+        <w:rPr>
+          <w:rFonts w:ascii="Consolas" w:hAnsi="Consolas" w:cs="Consolas"/>
+          <w:sz w:val="17"/>
+        </w:rPr>
+        <w:t xml:space="preserve"> == </w:t>
+      </w:r>
+      <w:proofErr w:type="spellStart"/>
+      <w:r>
+        <w:rPr>
+          <w:rFonts w:ascii="Consolas" w:hAnsi="Consolas" w:cs="Consolas"/>
+          <w:sz w:val="17"/>
+        </w:rPr>
+        <w:t>urlparse</w:t>
+      </w:r>
+      <w:proofErr w:type="spellEnd"/>
+      <w:r>
+        <w:rPr>
+          <w:rFonts w:ascii="Consolas" w:hAnsi="Consolas" w:cs="Consolas"/>
+          <w:sz w:val="17"/>
+        </w:rPr>
+        <w:t>(</w:t>
+      </w:r>
+      <w:proofErr w:type="spellStart"/>
+      <w:r>
+        <w:rPr>
+          <w:rFonts w:ascii="Consolas" w:hAnsi="Consolas" w:cs="Consolas"/>
+          <w:sz w:val="17"/>
+        </w:rPr>
+        <w:t>base_url</w:t>
+      </w:r>
+      <w:proofErr w:type="spellEnd"/>
+      <w:r>
+        <w:rPr>
+          <w:rFonts w:ascii="Consolas" w:hAnsi="Consolas" w:cs="Consolas"/>
+          <w:sz w:val="17"/>
+        </w:rPr>
+        <w:t>).</w:t>
+      </w:r>
+      <w:proofErr w:type="spellStart"/>
+      <w:r>
+        <w:rPr>
+          <w:rFonts w:ascii="Consolas" w:hAnsi="Consolas" w:cs="Consolas"/>
+          <w:sz w:val="17"/>
+        </w:rPr>
+        <w:t>netloc</w:t>
+      </w:r>
+      <w:proofErr w:type="spellEnd"/>
+      <w:r>
+        <w:rPr>
+          <w:rFonts w:ascii="Consolas" w:hAnsi="Consolas" w:cs="Consolas"/>
+          <w:sz w:val="17"/>
+        </w:rPr>
+        <w:t>:</w:t>
       </w:r>
       <w:r>
         <w:rPr>
@@ -8749,7 +9461,39 @@
           <w:rFonts w:ascii="Consolas" w:hAnsi="Consolas" w:cs="Consolas"/>
           <w:sz w:val="17"/>
         </w:rPr>
-        <w:t xml:space="preserve">            links.add(url)</w:t>
+        <w:t xml:space="preserve">            </w:t>
+      </w:r>
+      <w:proofErr w:type="spellStart"/>
+      <w:r>
+        <w:rPr>
+          <w:rFonts w:ascii="Consolas" w:hAnsi="Consolas" w:cs="Consolas"/>
+          <w:sz w:val="17"/>
+        </w:rPr>
+        <w:t>links.add</w:t>
+      </w:r>
+      <w:proofErr w:type="spellEnd"/>
+      <w:r>
+        <w:rPr>
+          <w:rFonts w:ascii="Consolas" w:hAnsi="Consolas" w:cs="Consolas"/>
+          <w:sz w:val="17"/>
+        </w:rPr>
+        <w:t>(</w:t>
+      </w:r>
+      <w:proofErr w:type="spellStart"/>
+      <w:r>
+        <w:rPr>
+          <w:rFonts w:ascii="Consolas" w:hAnsi="Consolas" w:cs="Consolas"/>
+          <w:sz w:val="17"/>
+        </w:rPr>
+        <w:t>url</w:t>
+      </w:r>
+      <w:proofErr w:type="spellEnd"/>
+      <w:r>
+        <w:rPr>
+          <w:rFonts w:ascii="Consolas" w:hAnsi="Consolas" w:cs="Consolas"/>
+          <w:sz w:val="17"/>
+        </w:rPr>
+        <w:t>)</w:t>
       </w:r>
       <w:r>
         <w:rPr>
@@ -8783,12 +9527,37 @@
         </w:rPr>
         <w:br/>
       </w:r>
-      <w:r>
-        <w:rPr>
-          <w:rFonts w:ascii="Consolas" w:hAnsi="Consolas" w:cs="Consolas"/>
-          <w:sz w:val="17"/>
-        </w:rPr>
-        <w:t>internal_urls = get_internal_links(BASE_URL)</w:t>
+      <w:proofErr w:type="spellStart"/>
+      <w:r>
+        <w:rPr>
+          <w:rFonts w:ascii="Consolas" w:hAnsi="Consolas" w:cs="Consolas"/>
+          <w:sz w:val="17"/>
+        </w:rPr>
+        <w:t>internal_urls</w:t>
+      </w:r>
+      <w:proofErr w:type="spellEnd"/>
+      <w:r>
+        <w:rPr>
+          <w:rFonts w:ascii="Consolas" w:hAnsi="Consolas" w:cs="Consolas"/>
+          <w:sz w:val="17"/>
+        </w:rPr>
+        <w:t xml:space="preserve"> = </w:t>
+      </w:r>
+      <w:proofErr w:type="spellStart"/>
+      <w:r>
+        <w:rPr>
+          <w:rFonts w:ascii="Consolas" w:hAnsi="Consolas" w:cs="Consolas"/>
+          <w:sz w:val="17"/>
+        </w:rPr>
+        <w:t>get_internal_links</w:t>
+      </w:r>
+      <w:proofErr w:type="spellEnd"/>
+      <w:r>
+        <w:rPr>
+          <w:rFonts w:ascii="Consolas" w:hAnsi="Consolas" w:cs="Consolas"/>
+          <w:sz w:val="17"/>
+        </w:rPr>
+        <w:t>(BASE_URL)</w:t>
       </w:r>
       <w:r>
         <w:rPr>
@@ -8827,7 +9596,39 @@
           <w:rFonts w:ascii="Consolas" w:hAnsi="Consolas" w:cs="Consolas"/>
           <w:sz w:val="17"/>
         </w:rPr>
-        <w:t>for a in soup.find_all("a", href=True):</w:t>
+        <w:t xml:space="preserve">for a in </w:t>
+      </w:r>
+      <w:proofErr w:type="spellStart"/>
+      <w:r>
+        <w:rPr>
+          <w:rFonts w:ascii="Consolas" w:hAnsi="Consolas" w:cs="Consolas"/>
+          <w:sz w:val="17"/>
+        </w:rPr>
+        <w:t>soup.find_all</w:t>
+      </w:r>
+      <w:proofErr w:type="spellEnd"/>
+      <w:r>
+        <w:rPr>
+          <w:rFonts w:ascii="Consolas" w:hAnsi="Consolas" w:cs="Consolas"/>
+          <w:sz w:val="17"/>
+        </w:rPr>
+        <w:t xml:space="preserve">("a", </w:t>
+      </w:r>
+      <w:proofErr w:type="spellStart"/>
+      <w:r>
+        <w:rPr>
+          <w:rFonts w:ascii="Consolas" w:hAnsi="Consolas" w:cs="Consolas"/>
+          <w:sz w:val="17"/>
+        </w:rPr>
+        <w:t>href</w:t>
+      </w:r>
+      <w:proofErr w:type="spellEnd"/>
+      <w:r>
+        <w:rPr>
+          <w:rFonts w:ascii="Consolas" w:hAnsi="Consolas" w:cs="Consolas"/>
+          <w:sz w:val="17"/>
+        </w:rPr>
+        <w:t>=True):</w:t>
       </w:r>
       <w:r>
         <w:rPr>
@@ -8840,7 +9641,39 @@
           <w:rFonts w:ascii="Consolas" w:hAnsi="Consolas" w:cs="Consolas"/>
           <w:sz w:val="17"/>
         </w:rPr>
-        <w:t xml:space="preserve">    href = a["href"].strip()</w:t>
+        <w:t xml:space="preserve">    </w:t>
+      </w:r>
+      <w:proofErr w:type="spellStart"/>
+      <w:r>
+        <w:rPr>
+          <w:rFonts w:ascii="Consolas" w:hAnsi="Consolas" w:cs="Consolas"/>
+          <w:sz w:val="17"/>
+        </w:rPr>
+        <w:t>href</w:t>
+      </w:r>
+      <w:proofErr w:type="spellEnd"/>
+      <w:r>
+        <w:rPr>
+          <w:rFonts w:ascii="Consolas" w:hAnsi="Consolas" w:cs="Consolas"/>
+          <w:sz w:val="17"/>
+        </w:rPr>
+        <w:t xml:space="preserve"> = a["</w:t>
+      </w:r>
+      <w:proofErr w:type="spellStart"/>
+      <w:r>
+        <w:rPr>
+          <w:rFonts w:ascii="Consolas" w:hAnsi="Consolas" w:cs="Consolas"/>
+          <w:sz w:val="17"/>
+        </w:rPr>
+        <w:t>href</w:t>
+      </w:r>
+      <w:proofErr w:type="spellEnd"/>
+      <w:r>
+        <w:rPr>
+          <w:rFonts w:ascii="Consolas" w:hAnsi="Consolas" w:cs="Consolas"/>
+          <w:sz w:val="17"/>
+        </w:rPr>
+        <w:t>"].strip()</w:t>
       </w:r>
       <w:r>
         <w:rPr>
@@ -8853,7 +9686,23 @@
           <w:rFonts w:ascii="Consolas" w:hAnsi="Consolas" w:cs="Consolas"/>
           <w:sz w:val="17"/>
         </w:rPr>
-        <w:t xml:space="preserve">    if ".pdf" in href.lower():</w:t>
+        <w:t xml:space="preserve">    if ".pdf" in </w:t>
+      </w:r>
+      <w:proofErr w:type="spellStart"/>
+      <w:r>
+        <w:rPr>
+          <w:rFonts w:ascii="Consolas" w:hAnsi="Consolas" w:cs="Consolas"/>
+          <w:sz w:val="17"/>
+        </w:rPr>
+        <w:t>href.lower</w:t>
+      </w:r>
+      <w:proofErr w:type="spellEnd"/>
+      <w:r>
+        <w:rPr>
+          <w:rFonts w:ascii="Consolas" w:hAnsi="Consolas" w:cs="Consolas"/>
+          <w:sz w:val="17"/>
+        </w:rPr>
+        <w:t>():</w:t>
       </w:r>
       <w:r>
         <w:rPr>
@@ -8866,7 +9715,71 @@
           <w:rFonts w:ascii="Consolas" w:hAnsi="Consolas" w:cs="Consolas"/>
           <w:sz w:val="17"/>
         </w:rPr>
-        <w:t xml:space="preserve">        pdf_urls.add(urljoin(url, href))</w:t>
+        <w:t xml:space="preserve">        </w:t>
+      </w:r>
+      <w:proofErr w:type="spellStart"/>
+      <w:r>
+        <w:rPr>
+          <w:rFonts w:ascii="Consolas" w:hAnsi="Consolas" w:cs="Consolas"/>
+          <w:sz w:val="17"/>
+        </w:rPr>
+        <w:t>pdf_urls.add</w:t>
+      </w:r>
+      <w:proofErr w:type="spellEnd"/>
+      <w:r>
+        <w:rPr>
+          <w:rFonts w:ascii="Consolas" w:hAnsi="Consolas" w:cs="Consolas"/>
+          <w:sz w:val="17"/>
+        </w:rPr>
+        <w:t>(</w:t>
+      </w:r>
+      <w:proofErr w:type="spellStart"/>
+      <w:r>
+        <w:rPr>
+          <w:rFonts w:ascii="Consolas" w:hAnsi="Consolas" w:cs="Consolas"/>
+          <w:sz w:val="17"/>
+        </w:rPr>
+        <w:t>urljoin</w:t>
+      </w:r>
+      <w:proofErr w:type="spellEnd"/>
+      <w:r>
+        <w:rPr>
+          <w:rFonts w:ascii="Consolas" w:hAnsi="Consolas" w:cs="Consolas"/>
+          <w:sz w:val="17"/>
+        </w:rPr>
+        <w:t>(</w:t>
+      </w:r>
+      <w:proofErr w:type="spellStart"/>
+      <w:r>
+        <w:rPr>
+          <w:rFonts w:ascii="Consolas" w:hAnsi="Consolas" w:cs="Consolas"/>
+          <w:sz w:val="17"/>
+        </w:rPr>
+        <w:t>url</w:t>
+      </w:r>
+      <w:proofErr w:type="spellEnd"/>
+      <w:r>
+        <w:rPr>
+          <w:rFonts w:ascii="Consolas" w:hAnsi="Consolas" w:cs="Consolas"/>
+          <w:sz w:val="17"/>
+        </w:rPr>
+        <w:t xml:space="preserve">, </w:t>
+      </w:r>
+      <w:proofErr w:type="spellStart"/>
+      <w:r>
+        <w:rPr>
+          <w:rFonts w:ascii="Consolas" w:hAnsi="Consolas" w:cs="Consolas"/>
+          <w:sz w:val="17"/>
+        </w:rPr>
+        <w:t>href</w:t>
+      </w:r>
+      <w:proofErr w:type="spellEnd"/>
+      <w:r>
+        <w:rPr>
+          <w:rFonts w:ascii="Consolas" w:hAnsi="Consolas" w:cs="Consolas"/>
+          <w:sz w:val="17"/>
+        </w:rPr>
+        <w:t>))</w:t>
       </w:r>
     </w:p>
     <w:p>
@@ -8923,7 +9836,15 @@
         <w:t xml:space="preserve">Content-based PDF triage: </w:t>
       </w:r>
       <w:r>
-        <w:t>every downloaded PDF was scored on extractable alpha character count and distinct-word count after stripping scanner watermarks; files falling below threshold (empty text layer or near-empty after cleaning) were classified as scanned/noise and physically moved to scanned_pdfs_quarantine/ with a manifest recording the reason and a suggested action (OCR vs. manual review). This step alone removed 17 of 63 downloaded PDFs (27%) from the clean corpus (Figure 1.3).</w:t>
+        <w:t xml:space="preserve">every downloaded PDF was scored on extractable alpha character count and distinct-word count after stripping scanner watermarks; files falling below threshold (empty text layer or near-empty after cleaning) were classified as scanned/noise and physically moved to </w:t>
+      </w:r>
+      <w:proofErr w:type="spellStart"/>
+      <w:r>
+        <w:t>scanned_pdfs_quarantine</w:t>
+      </w:r>
+      <w:proofErr w:type="spellEnd"/>
+      <w:r>
+        <w:t>/ with a manifest recording the reason and a suggested action (OCR vs. manual review). This step alone removed 17 of 63 downloaded PDFs (27%) from the clean corpus (Figure 1.3).</w:t>
       </w:r>
     </w:p>
     <w:p>
@@ -8943,11 +9864,11 @@
         <w:t xml:space="preserve">Topic allow/deny keyword lists: </w:t>
       </w:r>
       <w:r>
-        <w:t>each extraction target (CDF projects, IDP priorities, financials) defined an explicit allow-list of URL/filename keywords (e.g. "community-projects", "cdf-2nd-</w:t>
+        <w:t>each extraction target (CDF projects, IDP priorities, financials) defined an explicit allow-list of URL/filename keywords (e.g. "community-projects", "cdf-2nd-edition") and a deny-list to exclude adjacent but irrelevant statutes and forms (e.g. "local-</w:t>
       </w:r>
       <w:r>
         <w:lastRenderedPageBreak/>
-        <w:t>edition") and a deny-list to exclude adjacent but irrelevant statutes and forms (e.g. "local-government-act", "food-safety", "job-advert") that would otherwise match on loose keyword overlap.</w:t>
+        <w:t>government-act", "food-safety", "job-advert") that would otherwise match on loose keyword overlap.</w:t>
       </w:r>
     </w:p>
     <w:p>
@@ -8967,7 +9888,39 @@
         <w:t xml:space="preserve">Ward allow-list: </w:t>
       </w:r>
       <w:r>
-        <w:t>a fixed vocabulary of the 11 official Lusangazi wards was used to reject place names that are chiefdoms or the parent constituency (e.g. Sandwe, Nyamphande, Msanzala) rather than wards, preventing them from being mis-recorded as ward-level records.</w:t>
+        <w:t xml:space="preserve">a fixed vocabulary of the 11 official </w:t>
+      </w:r>
+      <w:proofErr w:type="spellStart"/>
+      <w:r>
+        <w:t>Lusangazi</w:t>
+      </w:r>
+      <w:proofErr w:type="spellEnd"/>
+      <w:r>
+        <w:t xml:space="preserve"> wards was used to reject place names that are chiefdoms or the parent constituency (e.g. </w:t>
+      </w:r>
+      <w:proofErr w:type="spellStart"/>
+      <w:r>
+        <w:t>Sandwe</w:t>
+      </w:r>
+      <w:proofErr w:type="spellEnd"/>
+      <w:r>
+        <w:t xml:space="preserve">, </w:t>
+      </w:r>
+      <w:proofErr w:type="spellStart"/>
+      <w:r>
+        <w:t>Nyamphande</w:t>
+      </w:r>
+      <w:proofErr w:type="spellEnd"/>
+      <w:r>
+        <w:t xml:space="preserve">, </w:t>
+      </w:r>
+      <w:proofErr w:type="spellStart"/>
+      <w:r>
+        <w:t>Msanzala</w:t>
+      </w:r>
+      <w:proofErr w:type="spellEnd"/>
+      <w:r>
+        <w:t>) rather than wards, preventing them from being mis-recorded as ward-level records.</w:t>
       </w:r>
     </w:p>
     <w:p>
@@ -8987,7 +9940,71 @@
           <w:rFonts w:ascii="Consolas" w:hAnsi="Consolas" w:cs="Consolas"/>
           <w:sz w:val="17"/>
         </w:rPr>
-        <w:t>def extractability_check(raw_text, min_alpha_chars=200, min_unique_words=20):</w:t>
+        <w:t xml:space="preserve">def </w:t>
+      </w:r>
+      <w:proofErr w:type="spellStart"/>
+      <w:r>
+        <w:rPr>
+          <w:rFonts w:ascii="Consolas" w:hAnsi="Consolas" w:cs="Consolas"/>
+          <w:sz w:val="17"/>
+        </w:rPr>
+        <w:t>extractability_check</w:t>
+      </w:r>
+      <w:proofErr w:type="spellEnd"/>
+      <w:r>
+        <w:rPr>
+          <w:rFonts w:ascii="Consolas" w:hAnsi="Consolas" w:cs="Consolas"/>
+          <w:sz w:val="17"/>
+        </w:rPr>
+        <w:t>(</w:t>
+      </w:r>
+      <w:proofErr w:type="spellStart"/>
+      <w:r>
+        <w:rPr>
+          <w:rFonts w:ascii="Consolas" w:hAnsi="Consolas" w:cs="Consolas"/>
+          <w:sz w:val="17"/>
+        </w:rPr>
+        <w:t>raw_text</w:t>
+      </w:r>
+      <w:proofErr w:type="spellEnd"/>
+      <w:r>
+        <w:rPr>
+          <w:rFonts w:ascii="Consolas" w:hAnsi="Consolas" w:cs="Consolas"/>
+          <w:sz w:val="17"/>
+        </w:rPr>
+        <w:t xml:space="preserve">, </w:t>
+      </w:r>
+      <w:proofErr w:type="spellStart"/>
+      <w:r>
+        <w:rPr>
+          <w:rFonts w:ascii="Consolas" w:hAnsi="Consolas" w:cs="Consolas"/>
+          <w:sz w:val="17"/>
+        </w:rPr>
+        <w:t>min_alpha_chars</w:t>
+      </w:r>
+      <w:proofErr w:type="spellEnd"/>
+      <w:r>
+        <w:rPr>
+          <w:rFonts w:ascii="Consolas" w:hAnsi="Consolas" w:cs="Consolas"/>
+          <w:sz w:val="17"/>
+        </w:rPr>
+        <w:t xml:space="preserve">=200, </w:t>
+      </w:r>
+      <w:proofErr w:type="spellStart"/>
+      <w:r>
+        <w:rPr>
+          <w:rFonts w:ascii="Consolas" w:hAnsi="Consolas" w:cs="Consolas"/>
+          <w:sz w:val="17"/>
+        </w:rPr>
+        <w:t>min_unique_words</w:t>
+      </w:r>
+      <w:proofErr w:type="spellEnd"/>
+      <w:r>
+        <w:rPr>
+          <w:rFonts w:ascii="Consolas" w:hAnsi="Consolas" w:cs="Consolas"/>
+          <w:sz w:val="17"/>
+        </w:rPr>
+        <w:t>=20):</w:t>
       </w:r>
       <w:r>
         <w:rPr>
@@ -9000,7 +10017,39 @@
           <w:rFonts w:ascii="Consolas" w:hAnsi="Consolas" w:cs="Consolas"/>
           <w:sz w:val="17"/>
         </w:rPr>
-        <w:t xml:space="preserve">    if not raw_text or not raw_text.strip():</w:t>
+        <w:t xml:space="preserve">    if not </w:t>
+      </w:r>
+      <w:proofErr w:type="spellStart"/>
+      <w:r>
+        <w:rPr>
+          <w:rFonts w:ascii="Consolas" w:hAnsi="Consolas" w:cs="Consolas"/>
+          <w:sz w:val="17"/>
+        </w:rPr>
+        <w:t>raw_text</w:t>
+      </w:r>
+      <w:proofErr w:type="spellEnd"/>
+      <w:r>
+        <w:rPr>
+          <w:rFonts w:ascii="Consolas" w:hAnsi="Consolas" w:cs="Consolas"/>
+          <w:sz w:val="17"/>
+        </w:rPr>
+        <w:t xml:space="preserve"> or not </w:t>
+      </w:r>
+      <w:proofErr w:type="spellStart"/>
+      <w:r>
+        <w:rPr>
+          <w:rFonts w:ascii="Consolas" w:hAnsi="Consolas" w:cs="Consolas"/>
+          <w:sz w:val="17"/>
+        </w:rPr>
+        <w:t>raw_text.strip</w:t>
+      </w:r>
+      <w:proofErr w:type="spellEnd"/>
+      <w:r>
+        <w:rPr>
+          <w:rFonts w:ascii="Consolas" w:hAnsi="Consolas" w:cs="Consolas"/>
+          <w:sz w:val="17"/>
+        </w:rPr>
+        <w:t>():</w:t>
       </w:r>
       <w:r>
         <w:rPr>
@@ -9026,8 +10075,17 @@
           <w:rFonts w:ascii="Consolas" w:hAnsi="Consolas" w:cs="Consolas"/>
           <w:sz w:val="17"/>
         </w:rPr>
-        <w:t xml:space="preserve">    cleaned = raw_text</w:t>
-      </w:r>
+        <w:t xml:space="preserve">    cleaned = </w:t>
+      </w:r>
+      <w:proofErr w:type="spellStart"/>
+      <w:r>
+        <w:rPr>
+          <w:rFonts w:ascii="Consolas" w:hAnsi="Consolas" w:cs="Consolas"/>
+          <w:sz w:val="17"/>
+        </w:rPr>
+        <w:t>raw_text</w:t>
+      </w:r>
+      <w:proofErr w:type="spellEnd"/>
       <w:r>
         <w:rPr>
           <w:rFonts w:ascii="Consolas" w:hAnsi="Consolas"/>
@@ -9039,7 +10097,39 @@
           <w:rFonts w:ascii="Consolas" w:hAnsi="Consolas" w:cs="Consolas"/>
           <w:sz w:val="17"/>
         </w:rPr>
-        <w:t xml:space="preserve">    for pat in WATERMARK_PATTERNS:          # e.g. r'(?i)camscanner'</w:t>
+        <w:t xml:space="preserve">    for pat in WATERMARK_PATTERNS:          # e.g. r'(?</w:t>
+      </w:r>
+      <w:proofErr w:type="spellStart"/>
+      <w:r>
+        <w:rPr>
+          <w:rFonts w:ascii="Consolas" w:hAnsi="Consolas" w:cs="Consolas"/>
+          <w:sz w:val="17"/>
+        </w:rPr>
+        <w:t>i</w:t>
+      </w:r>
+      <w:proofErr w:type="spellEnd"/>
+      <w:r>
+        <w:rPr>
+          <w:rFonts w:ascii="Consolas" w:hAnsi="Consolas" w:cs="Consolas"/>
+          <w:sz w:val="17"/>
+        </w:rPr>
+        <w:t>)</w:t>
+      </w:r>
+      <w:proofErr w:type="spellStart"/>
+      <w:r>
+        <w:rPr>
+          <w:rFonts w:ascii="Consolas" w:hAnsi="Consolas" w:cs="Consolas"/>
+          <w:sz w:val="17"/>
+        </w:rPr>
+        <w:t>camscanner</w:t>
+      </w:r>
+      <w:proofErr w:type="spellEnd"/>
+      <w:r>
+        <w:rPr>
+          <w:rFonts w:ascii="Consolas" w:hAnsi="Consolas" w:cs="Consolas"/>
+          <w:sz w:val="17"/>
+        </w:rPr>
+        <w:t>'</w:t>
       </w:r>
       <w:r>
         <w:rPr>
@@ -9052,7 +10142,23 @@
           <w:rFonts w:ascii="Consolas" w:hAnsi="Consolas" w:cs="Consolas"/>
           <w:sz w:val="17"/>
         </w:rPr>
-        <w:t xml:space="preserve">        cleaned = re.sub(pat, ' ', cleaned)</w:t>
+        <w:t xml:space="preserve">        cleaned = </w:t>
+      </w:r>
+      <w:proofErr w:type="spellStart"/>
+      <w:r>
+        <w:rPr>
+          <w:rFonts w:ascii="Consolas" w:hAnsi="Consolas" w:cs="Consolas"/>
+          <w:sz w:val="17"/>
+        </w:rPr>
+        <w:t>re.sub</w:t>
+      </w:r>
+      <w:proofErr w:type="spellEnd"/>
+      <w:r>
+        <w:rPr>
+          <w:rFonts w:ascii="Consolas" w:hAnsi="Consolas" w:cs="Consolas"/>
+          <w:sz w:val="17"/>
+        </w:rPr>
+        <w:t>(pat, ' ', cleaned)</w:t>
       </w:r>
       <w:r>
         <w:rPr>
@@ -9065,7 +10171,55 @@
           <w:rFonts w:ascii="Consolas" w:hAnsi="Consolas" w:cs="Consolas"/>
           <w:sz w:val="17"/>
         </w:rPr>
-        <w:t xml:space="preserve">    alpha_chars  = sum(c.isalpha() for c in cleaned.strip())</w:t>
+        <w:t xml:space="preserve">    </w:t>
+      </w:r>
+      <w:proofErr w:type="spellStart"/>
+      <w:r>
+        <w:rPr>
+          <w:rFonts w:ascii="Consolas" w:hAnsi="Consolas" w:cs="Consolas"/>
+          <w:sz w:val="17"/>
+        </w:rPr>
+        <w:t>alpha_chars</w:t>
+      </w:r>
+      <w:proofErr w:type="spellEnd"/>
+      <w:r>
+        <w:rPr>
+          <w:rFonts w:ascii="Consolas" w:hAnsi="Consolas" w:cs="Consolas"/>
+          <w:sz w:val="17"/>
+        </w:rPr>
+        <w:t xml:space="preserve">  = sum(</w:t>
+      </w:r>
+      <w:proofErr w:type="spellStart"/>
+      <w:r>
+        <w:rPr>
+          <w:rFonts w:ascii="Consolas" w:hAnsi="Consolas" w:cs="Consolas"/>
+          <w:sz w:val="17"/>
+        </w:rPr>
+        <w:t>c.isalpha</w:t>
+      </w:r>
+      <w:proofErr w:type="spellEnd"/>
+      <w:r>
+        <w:rPr>
+          <w:rFonts w:ascii="Consolas" w:hAnsi="Consolas" w:cs="Consolas"/>
+          <w:sz w:val="17"/>
+        </w:rPr>
+        <w:t xml:space="preserve">() for c in </w:t>
+      </w:r>
+      <w:proofErr w:type="spellStart"/>
+      <w:r>
+        <w:rPr>
+          <w:rFonts w:ascii="Consolas" w:hAnsi="Consolas" w:cs="Consolas"/>
+          <w:sz w:val="17"/>
+        </w:rPr>
+        <w:t>cleaned.strip</w:t>
+      </w:r>
+      <w:proofErr w:type="spellEnd"/>
+      <w:r>
+        <w:rPr>
+          <w:rFonts w:ascii="Consolas" w:hAnsi="Consolas" w:cs="Consolas"/>
+          <w:sz w:val="17"/>
+        </w:rPr>
+        <w:t>())</w:t>
       </w:r>
       <w:r>
         <w:rPr>
@@ -9078,7 +10232,87 @@
           <w:rFonts w:ascii="Consolas" w:hAnsi="Consolas" w:cs="Consolas"/>
           <w:sz w:val="17"/>
         </w:rPr>
-        <w:t xml:space="preserve">    unique_words = len(set(re.findall(r'[a-zA-Z]{3,}', cleaned.lower())))</w:t>
+        <w:t xml:space="preserve">    </w:t>
+      </w:r>
+      <w:proofErr w:type="spellStart"/>
+      <w:r>
+        <w:rPr>
+          <w:rFonts w:ascii="Consolas" w:hAnsi="Consolas" w:cs="Consolas"/>
+          <w:sz w:val="17"/>
+        </w:rPr>
+        <w:t>unique_words</w:t>
+      </w:r>
+      <w:proofErr w:type="spellEnd"/>
+      <w:r>
+        <w:rPr>
+          <w:rFonts w:ascii="Consolas" w:hAnsi="Consolas" w:cs="Consolas"/>
+          <w:sz w:val="17"/>
+        </w:rPr>
+        <w:t xml:space="preserve"> = </w:t>
+      </w:r>
+      <w:proofErr w:type="spellStart"/>
+      <w:r>
+        <w:rPr>
+          <w:rFonts w:ascii="Consolas" w:hAnsi="Consolas" w:cs="Consolas"/>
+          <w:sz w:val="17"/>
+        </w:rPr>
+        <w:t>len</w:t>
+      </w:r>
+      <w:proofErr w:type="spellEnd"/>
+      <w:r>
+        <w:rPr>
+          <w:rFonts w:ascii="Consolas" w:hAnsi="Consolas" w:cs="Consolas"/>
+          <w:sz w:val="17"/>
+        </w:rPr>
+        <w:t>(set(</w:t>
+      </w:r>
+      <w:proofErr w:type="spellStart"/>
+      <w:r>
+        <w:rPr>
+          <w:rFonts w:ascii="Consolas" w:hAnsi="Consolas" w:cs="Consolas"/>
+          <w:sz w:val="17"/>
+        </w:rPr>
+        <w:t>re.findall</w:t>
+      </w:r>
+      <w:proofErr w:type="spellEnd"/>
+      <w:r>
+        <w:rPr>
+          <w:rFonts w:ascii="Consolas" w:hAnsi="Consolas" w:cs="Consolas"/>
+          <w:sz w:val="17"/>
+        </w:rPr>
+        <w:t>(r'[a-</w:t>
+      </w:r>
+      <w:proofErr w:type="spellStart"/>
+      <w:r>
+        <w:rPr>
+          <w:rFonts w:ascii="Consolas" w:hAnsi="Consolas" w:cs="Consolas"/>
+          <w:sz w:val="17"/>
+        </w:rPr>
+        <w:t>zA</w:t>
+      </w:r>
+      <w:proofErr w:type="spellEnd"/>
+      <w:r>
+        <w:rPr>
+          <w:rFonts w:ascii="Consolas" w:hAnsi="Consolas" w:cs="Consolas"/>
+          <w:sz w:val="17"/>
+        </w:rPr>
+        <w:t xml:space="preserve">-Z]{3,}', </w:t>
+      </w:r>
+      <w:proofErr w:type="spellStart"/>
+      <w:r>
+        <w:rPr>
+          <w:rFonts w:ascii="Consolas" w:hAnsi="Consolas" w:cs="Consolas"/>
+          <w:sz w:val="17"/>
+        </w:rPr>
+        <w:t>cleaned.lower</w:t>
+      </w:r>
+      <w:proofErr w:type="spellEnd"/>
+      <w:r>
+        <w:rPr>
+          <w:rFonts w:ascii="Consolas" w:hAnsi="Consolas" w:cs="Consolas"/>
+          <w:sz w:val="17"/>
+        </w:rPr>
+        <w:t>())))</w:t>
       </w:r>
       <w:r>
         <w:rPr>
@@ -9091,7 +10325,39 @@
           <w:rFonts w:ascii="Consolas" w:hAnsi="Consolas" w:cs="Consolas"/>
           <w:sz w:val="17"/>
         </w:rPr>
-        <w:t xml:space="preserve">    if alpha_chars &lt; min_alpha_chars:</w:t>
+        <w:t xml:space="preserve">    if </w:t>
+      </w:r>
+      <w:proofErr w:type="spellStart"/>
+      <w:r>
+        <w:rPr>
+          <w:rFonts w:ascii="Consolas" w:hAnsi="Consolas" w:cs="Consolas"/>
+          <w:sz w:val="17"/>
+        </w:rPr>
+        <w:t>alpha_chars</w:t>
+      </w:r>
+      <w:proofErr w:type="spellEnd"/>
+      <w:r>
+        <w:rPr>
+          <w:rFonts w:ascii="Consolas" w:hAnsi="Consolas" w:cs="Consolas"/>
+          <w:sz w:val="17"/>
+        </w:rPr>
+        <w:t xml:space="preserve"> &lt; </w:t>
+      </w:r>
+      <w:proofErr w:type="spellStart"/>
+      <w:r>
+        <w:rPr>
+          <w:rFonts w:ascii="Consolas" w:hAnsi="Consolas" w:cs="Consolas"/>
+          <w:sz w:val="17"/>
+        </w:rPr>
+        <w:t>min_alpha_chars</w:t>
+      </w:r>
+      <w:proofErr w:type="spellEnd"/>
+      <w:r>
+        <w:rPr>
+          <w:rFonts w:ascii="Consolas" w:hAnsi="Consolas" w:cs="Consolas"/>
+          <w:sz w:val="17"/>
+        </w:rPr>
+        <w:t>:</w:t>
       </w:r>
       <w:r>
         <w:rPr>
@@ -9104,7 +10370,71 @@
           <w:rFonts w:ascii="Consolas" w:hAnsi="Consolas" w:cs="Consolas"/>
           <w:sz w:val="17"/>
         </w:rPr>
-        <w:t xml:space="preserve">        return alpha_chars, unique_words, True, f"only {alpha_chars} real alpha chars"</w:t>
+        <w:t xml:space="preserve">        return </w:t>
+      </w:r>
+      <w:proofErr w:type="spellStart"/>
+      <w:r>
+        <w:rPr>
+          <w:rFonts w:ascii="Consolas" w:hAnsi="Consolas" w:cs="Consolas"/>
+          <w:sz w:val="17"/>
+        </w:rPr>
+        <w:t>alpha_chars</w:t>
+      </w:r>
+      <w:proofErr w:type="spellEnd"/>
+      <w:r>
+        <w:rPr>
+          <w:rFonts w:ascii="Consolas" w:hAnsi="Consolas" w:cs="Consolas"/>
+          <w:sz w:val="17"/>
+        </w:rPr>
+        <w:t xml:space="preserve">, </w:t>
+      </w:r>
+      <w:proofErr w:type="spellStart"/>
+      <w:r>
+        <w:rPr>
+          <w:rFonts w:ascii="Consolas" w:hAnsi="Consolas" w:cs="Consolas"/>
+          <w:sz w:val="17"/>
+        </w:rPr>
+        <w:t>unique_words</w:t>
+      </w:r>
+      <w:proofErr w:type="spellEnd"/>
+      <w:r>
+        <w:rPr>
+          <w:rFonts w:ascii="Consolas" w:hAnsi="Consolas" w:cs="Consolas"/>
+          <w:sz w:val="17"/>
+        </w:rPr>
+        <w:t xml:space="preserve">, True, </w:t>
+      </w:r>
+      <w:proofErr w:type="spellStart"/>
+      <w:r>
+        <w:rPr>
+          <w:rFonts w:ascii="Consolas" w:hAnsi="Consolas" w:cs="Consolas"/>
+          <w:sz w:val="17"/>
+        </w:rPr>
+        <w:t>f"only</w:t>
+      </w:r>
+      <w:proofErr w:type="spellEnd"/>
+      <w:r>
+        <w:rPr>
+          <w:rFonts w:ascii="Consolas" w:hAnsi="Consolas" w:cs="Consolas"/>
+          <w:sz w:val="17"/>
+        </w:rPr>
+        <w:t xml:space="preserve"> {</w:t>
+      </w:r>
+      <w:proofErr w:type="spellStart"/>
+      <w:r>
+        <w:rPr>
+          <w:rFonts w:ascii="Consolas" w:hAnsi="Consolas" w:cs="Consolas"/>
+          <w:sz w:val="17"/>
+        </w:rPr>
+        <w:t>alpha_chars</w:t>
+      </w:r>
+      <w:proofErr w:type="spellEnd"/>
+      <w:r>
+        <w:rPr>
+          <w:rFonts w:ascii="Consolas" w:hAnsi="Consolas" w:cs="Consolas"/>
+          <w:sz w:val="17"/>
+        </w:rPr>
+        <w:t>} real alpha chars"</w:t>
       </w:r>
       <w:r>
         <w:rPr>
@@ -9117,7 +10447,39 @@
           <w:rFonts w:ascii="Consolas" w:hAnsi="Consolas" w:cs="Consolas"/>
           <w:sz w:val="17"/>
         </w:rPr>
-        <w:t xml:space="preserve">    if unique_words &lt; min_unique_words:</w:t>
+        <w:t xml:space="preserve">    if </w:t>
+      </w:r>
+      <w:proofErr w:type="spellStart"/>
+      <w:r>
+        <w:rPr>
+          <w:rFonts w:ascii="Consolas" w:hAnsi="Consolas" w:cs="Consolas"/>
+          <w:sz w:val="17"/>
+        </w:rPr>
+        <w:t>unique_words</w:t>
+      </w:r>
+      <w:proofErr w:type="spellEnd"/>
+      <w:r>
+        <w:rPr>
+          <w:rFonts w:ascii="Consolas" w:hAnsi="Consolas" w:cs="Consolas"/>
+          <w:sz w:val="17"/>
+        </w:rPr>
+        <w:t xml:space="preserve"> &lt; </w:t>
+      </w:r>
+      <w:proofErr w:type="spellStart"/>
+      <w:r>
+        <w:rPr>
+          <w:rFonts w:ascii="Consolas" w:hAnsi="Consolas" w:cs="Consolas"/>
+          <w:sz w:val="17"/>
+        </w:rPr>
+        <w:t>min_unique_words</w:t>
+      </w:r>
+      <w:proofErr w:type="spellEnd"/>
+      <w:r>
+        <w:rPr>
+          <w:rFonts w:ascii="Consolas" w:hAnsi="Consolas" w:cs="Consolas"/>
+          <w:sz w:val="17"/>
+        </w:rPr>
+        <w:t>:</w:t>
       </w:r>
       <w:r>
         <w:rPr>
@@ -9130,7 +10492,71 @@
           <w:rFonts w:ascii="Consolas" w:hAnsi="Consolas" w:cs="Consolas"/>
           <w:sz w:val="17"/>
         </w:rPr>
-        <w:t xml:space="preserve">        return alpha_chars, unique_words, True, f"only {unique_words} distinct words"</w:t>
+        <w:t xml:space="preserve">        return </w:t>
+      </w:r>
+      <w:proofErr w:type="spellStart"/>
+      <w:r>
+        <w:rPr>
+          <w:rFonts w:ascii="Consolas" w:hAnsi="Consolas" w:cs="Consolas"/>
+          <w:sz w:val="17"/>
+        </w:rPr>
+        <w:t>alpha_chars</w:t>
+      </w:r>
+      <w:proofErr w:type="spellEnd"/>
+      <w:r>
+        <w:rPr>
+          <w:rFonts w:ascii="Consolas" w:hAnsi="Consolas" w:cs="Consolas"/>
+          <w:sz w:val="17"/>
+        </w:rPr>
+        <w:t xml:space="preserve">, </w:t>
+      </w:r>
+      <w:proofErr w:type="spellStart"/>
+      <w:r>
+        <w:rPr>
+          <w:rFonts w:ascii="Consolas" w:hAnsi="Consolas" w:cs="Consolas"/>
+          <w:sz w:val="17"/>
+        </w:rPr>
+        <w:t>unique_words</w:t>
+      </w:r>
+      <w:proofErr w:type="spellEnd"/>
+      <w:r>
+        <w:rPr>
+          <w:rFonts w:ascii="Consolas" w:hAnsi="Consolas" w:cs="Consolas"/>
+          <w:sz w:val="17"/>
+        </w:rPr>
+        <w:t xml:space="preserve">, True, </w:t>
+      </w:r>
+      <w:proofErr w:type="spellStart"/>
+      <w:r>
+        <w:rPr>
+          <w:rFonts w:ascii="Consolas" w:hAnsi="Consolas" w:cs="Consolas"/>
+          <w:sz w:val="17"/>
+        </w:rPr>
+        <w:t>f"only</w:t>
+      </w:r>
+      <w:proofErr w:type="spellEnd"/>
+      <w:r>
+        <w:rPr>
+          <w:rFonts w:ascii="Consolas" w:hAnsi="Consolas" w:cs="Consolas"/>
+          <w:sz w:val="17"/>
+        </w:rPr>
+        <w:t xml:space="preserve"> {</w:t>
+      </w:r>
+      <w:proofErr w:type="spellStart"/>
+      <w:r>
+        <w:rPr>
+          <w:rFonts w:ascii="Consolas" w:hAnsi="Consolas" w:cs="Consolas"/>
+          <w:sz w:val="17"/>
+        </w:rPr>
+        <w:t>unique_words</w:t>
+      </w:r>
+      <w:proofErr w:type="spellEnd"/>
+      <w:r>
+        <w:rPr>
+          <w:rFonts w:ascii="Consolas" w:hAnsi="Consolas" w:cs="Consolas"/>
+          <w:sz w:val="17"/>
+        </w:rPr>
+        <w:t>} distinct words"</w:t>
       </w:r>
       <w:r>
         <w:rPr>
@@ -9143,7 +10569,39 @@
           <w:rFonts w:ascii="Consolas" w:hAnsi="Consolas" w:cs="Consolas"/>
           <w:sz w:val="17"/>
         </w:rPr>
-        <w:t xml:space="preserve">    return alpha_chars, unique_words, False, "ok"</w:t>
+        <w:t xml:space="preserve">    return </w:t>
+      </w:r>
+      <w:proofErr w:type="spellStart"/>
+      <w:r>
+        <w:rPr>
+          <w:rFonts w:ascii="Consolas" w:hAnsi="Consolas" w:cs="Consolas"/>
+          <w:sz w:val="17"/>
+        </w:rPr>
+        <w:t>alpha_chars</w:t>
+      </w:r>
+      <w:proofErr w:type="spellEnd"/>
+      <w:r>
+        <w:rPr>
+          <w:rFonts w:ascii="Consolas" w:hAnsi="Consolas" w:cs="Consolas"/>
+          <w:sz w:val="17"/>
+        </w:rPr>
+        <w:t xml:space="preserve">, </w:t>
+      </w:r>
+      <w:proofErr w:type="spellStart"/>
+      <w:r>
+        <w:rPr>
+          <w:rFonts w:ascii="Consolas" w:hAnsi="Consolas" w:cs="Consolas"/>
+          <w:sz w:val="17"/>
+        </w:rPr>
+        <w:t>unique_words</w:t>
+      </w:r>
+      <w:proofErr w:type="spellEnd"/>
+      <w:r>
+        <w:rPr>
+          <w:rFonts w:ascii="Consolas" w:hAnsi="Consolas" w:cs="Consolas"/>
+          <w:sz w:val="17"/>
+        </w:rPr>
+        <w:t>, False, "ok"</w:t>
       </w:r>
       <w:r>
         <w:rPr>
@@ -9169,7 +10627,23 @@
           <w:rFonts w:ascii="Consolas" w:hAnsi="Consolas" w:cs="Consolas"/>
           <w:sz w:val="17"/>
         </w:rPr>
-        <w:t>def normalize_ward(raw: str):</w:t>
+        <w:t xml:space="preserve">def </w:t>
+      </w:r>
+      <w:proofErr w:type="spellStart"/>
+      <w:r>
+        <w:rPr>
+          <w:rFonts w:ascii="Consolas" w:hAnsi="Consolas" w:cs="Consolas"/>
+          <w:sz w:val="17"/>
+        </w:rPr>
+        <w:t>normalize_ward</w:t>
+      </w:r>
+      <w:proofErr w:type="spellEnd"/>
+      <w:r>
+        <w:rPr>
+          <w:rFonts w:ascii="Consolas" w:hAnsi="Consolas" w:cs="Consolas"/>
+          <w:sz w:val="17"/>
+        </w:rPr>
+        <w:t>(raw: str):</w:t>
       </w:r>
       <w:r>
         <w:rPr>
@@ -9195,7 +10669,55 @@
           <w:rFonts w:ascii="Consolas" w:hAnsi="Consolas" w:cs="Consolas"/>
           <w:sz w:val="17"/>
         </w:rPr>
-        <w:t xml:space="preserve">    s = re.sub(r"\s+", " ", re.sub(r"\s+WARD$", "", str(raw).upper().strip()))</w:t>
+        <w:t xml:space="preserve">    s = </w:t>
+      </w:r>
+      <w:proofErr w:type="spellStart"/>
+      <w:r>
+        <w:rPr>
+          <w:rFonts w:ascii="Consolas" w:hAnsi="Consolas" w:cs="Consolas"/>
+          <w:sz w:val="17"/>
+        </w:rPr>
+        <w:t>re.sub</w:t>
+      </w:r>
+      <w:proofErr w:type="spellEnd"/>
+      <w:r>
+        <w:rPr>
+          <w:rFonts w:ascii="Consolas" w:hAnsi="Consolas" w:cs="Consolas"/>
+          <w:sz w:val="17"/>
+        </w:rPr>
+        <w:t xml:space="preserve">(r"\s+", " ", </w:t>
+      </w:r>
+      <w:proofErr w:type="spellStart"/>
+      <w:r>
+        <w:rPr>
+          <w:rFonts w:ascii="Consolas" w:hAnsi="Consolas" w:cs="Consolas"/>
+          <w:sz w:val="17"/>
+        </w:rPr>
+        <w:t>re.sub</w:t>
+      </w:r>
+      <w:proofErr w:type="spellEnd"/>
+      <w:r>
+        <w:rPr>
+          <w:rFonts w:ascii="Consolas" w:hAnsi="Consolas" w:cs="Consolas"/>
+          <w:sz w:val="17"/>
+        </w:rPr>
+        <w:t>(r"\</w:t>
+      </w:r>
+      <w:proofErr w:type="spellStart"/>
+      <w:r>
+        <w:rPr>
+          <w:rFonts w:ascii="Consolas" w:hAnsi="Consolas" w:cs="Consolas"/>
+          <w:sz w:val="17"/>
+        </w:rPr>
+        <w:t>s+WARD</w:t>
+      </w:r>
+      <w:proofErr w:type="spellEnd"/>
+      <w:r>
+        <w:rPr>
+          <w:rFonts w:ascii="Consolas" w:hAnsi="Consolas" w:cs="Consolas"/>
+          <w:sz w:val="17"/>
+        </w:rPr>
+        <w:t>$", "", str(raw).upper().strip()))</w:t>
       </w:r>
       <w:r>
         <w:rPr>
@@ -9234,7 +10756,23 @@
           <w:rFonts w:ascii="Consolas" w:hAnsi="Consolas" w:cs="Consolas"/>
           <w:sz w:val="17"/>
         </w:rPr>
-        <w:t xml:space="preserve">        return mapped.title() if mapped else None</w:t>
+        <w:t xml:space="preserve">        return </w:t>
+      </w:r>
+      <w:proofErr w:type="spellStart"/>
+      <w:r>
+        <w:rPr>
+          <w:rFonts w:ascii="Consolas" w:hAnsi="Consolas" w:cs="Consolas"/>
+          <w:sz w:val="17"/>
+        </w:rPr>
+        <w:t>mapped.title</w:t>
+      </w:r>
+      <w:proofErr w:type="spellEnd"/>
+      <w:r>
+        <w:rPr>
+          <w:rFonts w:ascii="Consolas" w:hAnsi="Consolas" w:cs="Consolas"/>
+          <w:sz w:val="17"/>
+        </w:rPr>
+        <w:t>() if mapped else None</w:t>
       </w:r>
       <w:r>
         <w:rPr>
@@ -9247,7 +10785,23 @@
           <w:rFonts w:ascii="Consolas" w:hAnsi="Consolas" w:cs="Consolas"/>
           <w:sz w:val="17"/>
         </w:rPr>
-        <w:t xml:space="preserve">    return s.title() if s in LUSANGAZI_WARDS else None</w:t>
+        <w:t xml:space="preserve">    return </w:t>
+      </w:r>
+      <w:proofErr w:type="spellStart"/>
+      <w:r>
+        <w:rPr>
+          <w:rFonts w:ascii="Consolas" w:hAnsi="Consolas" w:cs="Consolas"/>
+          <w:sz w:val="17"/>
+        </w:rPr>
+        <w:t>s.title</w:t>
+      </w:r>
+      <w:proofErr w:type="spellEnd"/>
+      <w:r>
+        <w:rPr>
+          <w:rFonts w:ascii="Consolas" w:hAnsi="Consolas" w:cs="Consolas"/>
+          <w:sz w:val="17"/>
+        </w:rPr>
+        <w:t>() if s in LUSANGAZI_WARDS else None</w:t>
       </w:r>
     </w:p>
     <w:p>
@@ -9344,7 +10898,15 @@
         <w:t xml:space="preserve">Hardened numeric parsing: </w:t>
       </w:r>
       <w:r>
-        <w:t>a dedicated parse_amount() function rejects scientific-notation artefacts, digit-concatenation errors, and 4-digit values that are plausibly years (1990–2035) rather than currency amounts, before accepting a value as a ZMW figure.</w:t>
+        <w:t xml:space="preserve">a dedicated </w:t>
+      </w:r>
+      <w:proofErr w:type="spellStart"/>
+      <w:r>
+        <w:t>parse_amount</w:t>
+      </w:r>
+      <w:proofErr w:type="spellEnd"/>
+      <w:r>
+        <w:t>() function rejects scientific-notation artefacts, digit-concatenation errors, and 4-digit values that are plausibly years (1990–2035) rather than currency amounts, before accepting a value as a ZMW figure.</w:t>
       </w:r>
     </w:p>
     <w:p>
@@ -9357,14 +10919,30 @@
         <w:spacing w:after="140" w:line="276" w:lineRule="auto"/>
         <w:jc w:val="both"/>
       </w:pPr>
+      <w:proofErr w:type="spellStart"/>
       <w:r>
         <w:rPr>
           <w:b/>
         </w:rPr>
-        <w:t xml:space="preserve">NaN-vs-zero semantics: </w:t>
-      </w:r>
-      <w:r>
-        <w:t>unavailable disbursement/usage figures are left as NaN rather than coerced to 0, so that "not published" is never misread downstream as "nothing was disbursed/used".</w:t>
+        <w:t>NaN</w:t>
+      </w:r>
+      <w:proofErr w:type="spellEnd"/>
+      <w:r>
+        <w:rPr>
+          <w:b/>
+        </w:rPr>
+        <w:t xml:space="preserve">-vs-zero semantics: </w:t>
+      </w:r>
+      <w:r>
+        <w:t xml:space="preserve">unavailable disbursement/usage figures are left as </w:t>
+      </w:r>
+      <w:proofErr w:type="spellStart"/>
+      <w:r>
+        <w:t>NaN</w:t>
+      </w:r>
+      <w:proofErr w:type="spellEnd"/>
+      <w:r>
+        <w:t xml:space="preserve"> rather than coerced to 0, so that "not published" is never misread downstream as "nothing was disbursed/used".</w:t>
       </w:r>
     </w:p>
     <w:p>
@@ -9384,7 +10962,55 @@
           <w:rFonts w:ascii="Consolas" w:hAnsi="Consolas" w:cs="Consolas"/>
           <w:sz w:val="17"/>
         </w:rPr>
-        <w:t>def parse_amount(val, max_plausible=5e8):</w:t>
+        <w:t xml:space="preserve">def </w:t>
+      </w:r>
+      <w:proofErr w:type="spellStart"/>
+      <w:r>
+        <w:rPr>
+          <w:rFonts w:ascii="Consolas" w:hAnsi="Consolas" w:cs="Consolas"/>
+          <w:sz w:val="17"/>
+        </w:rPr>
+        <w:t>parse_amount</w:t>
+      </w:r>
+      <w:proofErr w:type="spellEnd"/>
+      <w:r>
+        <w:rPr>
+          <w:rFonts w:ascii="Consolas" w:hAnsi="Consolas" w:cs="Consolas"/>
+          <w:sz w:val="17"/>
+        </w:rPr>
+        <w:t>(</w:t>
+      </w:r>
+      <w:proofErr w:type="spellStart"/>
+      <w:r>
+        <w:rPr>
+          <w:rFonts w:ascii="Consolas" w:hAnsi="Consolas" w:cs="Consolas"/>
+          <w:sz w:val="17"/>
+        </w:rPr>
+        <w:t>val</w:t>
+      </w:r>
+      <w:proofErr w:type="spellEnd"/>
+      <w:r>
+        <w:rPr>
+          <w:rFonts w:ascii="Consolas" w:hAnsi="Consolas" w:cs="Consolas"/>
+          <w:sz w:val="17"/>
+        </w:rPr>
+        <w:t xml:space="preserve">, </w:t>
+      </w:r>
+      <w:proofErr w:type="spellStart"/>
+      <w:r>
+        <w:rPr>
+          <w:rFonts w:ascii="Consolas" w:hAnsi="Consolas" w:cs="Consolas"/>
+          <w:sz w:val="17"/>
+        </w:rPr>
+        <w:t>max_plausible</w:t>
+      </w:r>
+      <w:proofErr w:type="spellEnd"/>
+      <w:r>
+        <w:rPr>
+          <w:rFonts w:ascii="Consolas" w:hAnsi="Consolas" w:cs="Consolas"/>
+          <w:sz w:val="17"/>
+        </w:rPr>
+        <w:t>=5e8):</w:t>
       </w:r>
       <w:r>
         <w:rPr>
@@ -9410,7 +11036,87 @@
           <w:rFonts w:ascii="Consolas" w:hAnsi="Consolas" w:cs="Consolas"/>
           <w:sz w:val="17"/>
         </w:rPr>
-        <w:t xml:space="preserve">    if val is None or (isinstance(val, float) and pd.isna(val)):</w:t>
+        <w:t xml:space="preserve">    if </w:t>
+      </w:r>
+      <w:proofErr w:type="spellStart"/>
+      <w:r>
+        <w:rPr>
+          <w:rFonts w:ascii="Consolas" w:hAnsi="Consolas" w:cs="Consolas"/>
+          <w:sz w:val="17"/>
+        </w:rPr>
+        <w:t>val</w:t>
+      </w:r>
+      <w:proofErr w:type="spellEnd"/>
+      <w:r>
+        <w:rPr>
+          <w:rFonts w:ascii="Consolas" w:hAnsi="Consolas" w:cs="Consolas"/>
+          <w:sz w:val="17"/>
+        </w:rPr>
+        <w:t xml:space="preserve"> is None or (</w:t>
+      </w:r>
+      <w:proofErr w:type="spellStart"/>
+      <w:r>
+        <w:rPr>
+          <w:rFonts w:ascii="Consolas" w:hAnsi="Consolas" w:cs="Consolas"/>
+          <w:sz w:val="17"/>
+        </w:rPr>
+        <w:t>isinstance</w:t>
+      </w:r>
+      <w:proofErr w:type="spellEnd"/>
+      <w:r>
+        <w:rPr>
+          <w:rFonts w:ascii="Consolas" w:hAnsi="Consolas" w:cs="Consolas"/>
+          <w:sz w:val="17"/>
+        </w:rPr>
+        <w:t>(</w:t>
+      </w:r>
+      <w:proofErr w:type="spellStart"/>
+      <w:r>
+        <w:rPr>
+          <w:rFonts w:ascii="Consolas" w:hAnsi="Consolas" w:cs="Consolas"/>
+          <w:sz w:val="17"/>
+        </w:rPr>
+        <w:t>val</w:t>
+      </w:r>
+      <w:proofErr w:type="spellEnd"/>
+      <w:r>
+        <w:rPr>
+          <w:rFonts w:ascii="Consolas" w:hAnsi="Consolas" w:cs="Consolas"/>
+          <w:sz w:val="17"/>
+        </w:rPr>
+        <w:t xml:space="preserve">, float) and </w:t>
+      </w:r>
+      <w:proofErr w:type="spellStart"/>
+      <w:r>
+        <w:rPr>
+          <w:rFonts w:ascii="Consolas" w:hAnsi="Consolas" w:cs="Consolas"/>
+          <w:sz w:val="17"/>
+        </w:rPr>
+        <w:t>pd.isna</w:t>
+      </w:r>
+      <w:proofErr w:type="spellEnd"/>
+      <w:r>
+        <w:rPr>
+          <w:rFonts w:ascii="Consolas" w:hAnsi="Consolas" w:cs="Consolas"/>
+          <w:sz w:val="17"/>
+        </w:rPr>
+        <w:t>(</w:t>
+      </w:r>
+      <w:proofErr w:type="spellStart"/>
+      <w:r>
+        <w:rPr>
+          <w:rFonts w:ascii="Consolas" w:hAnsi="Consolas" w:cs="Consolas"/>
+          <w:sz w:val="17"/>
+        </w:rPr>
+        <w:t>val</w:t>
+      </w:r>
+      <w:proofErr w:type="spellEnd"/>
+      <w:r>
+        <w:rPr>
+          <w:rFonts w:ascii="Consolas" w:hAnsi="Consolas" w:cs="Consolas"/>
+          <w:sz w:val="17"/>
+        </w:rPr>
+        <w:t>)):</w:t>
       </w:r>
       <w:r>
         <w:rPr>
@@ -9436,7 +11142,23 @@
           <w:rFonts w:ascii="Consolas" w:hAnsi="Consolas" w:cs="Consolas"/>
           <w:sz w:val="17"/>
         </w:rPr>
-        <w:t xml:space="preserve">    s = str(val).replace("\n", " ").replace(",", "").strip()</w:t>
+        <w:t xml:space="preserve">    s = str(</w:t>
+      </w:r>
+      <w:proofErr w:type="spellStart"/>
+      <w:r>
+        <w:rPr>
+          <w:rFonts w:ascii="Consolas" w:hAnsi="Consolas" w:cs="Consolas"/>
+          <w:sz w:val="17"/>
+        </w:rPr>
+        <w:t>val</w:t>
+      </w:r>
+      <w:proofErr w:type="spellEnd"/>
+      <w:r>
+        <w:rPr>
+          <w:rFonts w:ascii="Consolas" w:hAnsi="Consolas" w:cs="Consolas"/>
+          <w:sz w:val="17"/>
+        </w:rPr>
+        <w:t>).replace("\n", " ").replace(",", "").strip()</w:t>
       </w:r>
       <w:r>
         <w:rPr>
@@ -9449,7 +11171,39 @@
           <w:rFonts w:ascii="Consolas" w:hAnsi="Consolas" w:cs="Consolas"/>
           <w:sz w:val="17"/>
         </w:rPr>
-        <w:t xml:space="preserve">    if "e+" in s.lower() or "e-" in s.lower():</w:t>
+        <w:t xml:space="preserve">    if "e+" in </w:t>
+      </w:r>
+      <w:proofErr w:type="spellStart"/>
+      <w:r>
+        <w:rPr>
+          <w:rFonts w:ascii="Consolas" w:hAnsi="Consolas" w:cs="Consolas"/>
+          <w:sz w:val="17"/>
+        </w:rPr>
+        <w:t>s.lower</w:t>
+      </w:r>
+      <w:proofErr w:type="spellEnd"/>
+      <w:r>
+        <w:rPr>
+          <w:rFonts w:ascii="Consolas" w:hAnsi="Consolas" w:cs="Consolas"/>
+          <w:sz w:val="17"/>
+        </w:rPr>
+        <w:t xml:space="preserve">() or "e-" in </w:t>
+      </w:r>
+      <w:proofErr w:type="spellStart"/>
+      <w:r>
+        <w:rPr>
+          <w:rFonts w:ascii="Consolas" w:hAnsi="Consolas" w:cs="Consolas"/>
+          <w:sz w:val="17"/>
+        </w:rPr>
+        <w:t>s.lower</w:t>
+      </w:r>
+      <w:proofErr w:type="spellEnd"/>
+      <w:r>
+        <w:rPr>
+          <w:rFonts w:ascii="Consolas" w:hAnsi="Consolas" w:cs="Consolas"/>
+          <w:sz w:val="17"/>
+        </w:rPr>
+        <w:t>():</w:t>
       </w:r>
       <w:r>
         <w:rPr>
@@ -9462,8 +11216,53 @@
           <w:rFonts w:ascii="Consolas" w:hAnsi="Consolas" w:cs="Consolas"/>
           <w:sz w:val="17"/>
         </w:rPr>
+        <w:t xml:space="preserve">        return 0.0</w:t>
+      </w:r>
+      <w:r>
+        <w:rPr>
+          <w:rFonts w:ascii="Consolas" w:hAnsi="Consolas"/>
+        </w:rPr>
+        <w:br/>
+      </w:r>
+      <w:r>
+        <w:rPr>
+          <w:rFonts w:ascii="Consolas" w:hAnsi="Consolas" w:cs="Consolas"/>
+          <w:sz w:val="17"/>
+        </w:rPr>
         <w:lastRenderedPageBreak/>
-        <w:t xml:space="preserve">        return 0.0</w:t>
+        <w:t xml:space="preserve">    </w:t>
+      </w:r>
+      <w:proofErr w:type="spellStart"/>
+      <w:r>
+        <w:rPr>
+          <w:rFonts w:ascii="Consolas" w:hAnsi="Consolas" w:cs="Consolas"/>
+          <w:sz w:val="17"/>
+        </w:rPr>
+        <w:t>nums</w:t>
+      </w:r>
+      <w:proofErr w:type="spellEnd"/>
+      <w:r>
+        <w:rPr>
+          <w:rFonts w:ascii="Consolas" w:hAnsi="Consolas" w:cs="Consolas"/>
+          <w:sz w:val="17"/>
+        </w:rPr>
+        <w:t xml:space="preserve"> = </w:t>
+      </w:r>
+      <w:proofErr w:type="spellStart"/>
+      <w:r>
+        <w:rPr>
+          <w:rFonts w:ascii="Consolas" w:hAnsi="Consolas" w:cs="Consolas"/>
+          <w:sz w:val="17"/>
+        </w:rPr>
+        <w:t>re.findall</w:t>
+      </w:r>
+      <w:proofErr w:type="spellEnd"/>
+      <w:r>
+        <w:rPr>
+          <w:rFonts w:ascii="Consolas" w:hAnsi="Consolas" w:cs="Consolas"/>
+          <w:sz w:val="17"/>
+        </w:rPr>
+        <w:t>(r"\d+(?:\.\d+)?", s)</w:t>
       </w:r>
       <w:r>
         <w:rPr>
@@ -9476,7 +11275,7 @@
           <w:rFonts w:ascii="Consolas" w:hAnsi="Consolas" w:cs="Consolas"/>
           <w:sz w:val="17"/>
         </w:rPr>
-        <w:t xml:space="preserve">    nums = re.findall(r"\d+(?:\.\d+)?", s)</w:t>
+        <w:t xml:space="preserve">    candidates = []</w:t>
       </w:r>
       <w:r>
         <w:rPr>
@@ -9489,7 +11288,23 @@
           <w:rFonts w:ascii="Consolas" w:hAnsi="Consolas" w:cs="Consolas"/>
           <w:sz w:val="17"/>
         </w:rPr>
-        <w:t xml:space="preserve">    candidates = []</w:t>
+        <w:t xml:space="preserve">    for n in </w:t>
+      </w:r>
+      <w:proofErr w:type="spellStart"/>
+      <w:r>
+        <w:rPr>
+          <w:rFonts w:ascii="Consolas" w:hAnsi="Consolas" w:cs="Consolas"/>
+          <w:sz w:val="17"/>
+        </w:rPr>
+        <w:t>nums</w:t>
+      </w:r>
+      <w:proofErr w:type="spellEnd"/>
+      <w:r>
+        <w:rPr>
+          <w:rFonts w:ascii="Consolas" w:hAnsi="Consolas" w:cs="Consolas"/>
+          <w:sz w:val="17"/>
+        </w:rPr>
+        <w:t>:</w:t>
       </w:r>
       <w:r>
         <w:rPr>
@@ -9502,7 +11317,39 @@
           <w:rFonts w:ascii="Consolas" w:hAnsi="Consolas" w:cs="Consolas"/>
           <w:sz w:val="17"/>
         </w:rPr>
-        <w:t xml:space="preserve">    for n in nums:</w:t>
+        <w:t xml:space="preserve">        if </w:t>
+      </w:r>
+      <w:proofErr w:type="spellStart"/>
+      <w:r>
+        <w:rPr>
+          <w:rFonts w:ascii="Consolas" w:hAnsi="Consolas" w:cs="Consolas"/>
+          <w:sz w:val="17"/>
+        </w:rPr>
+        <w:t>len</w:t>
+      </w:r>
+      <w:proofErr w:type="spellEnd"/>
+      <w:r>
+        <w:rPr>
+          <w:rFonts w:ascii="Consolas" w:hAnsi="Consolas" w:cs="Consolas"/>
+          <w:sz w:val="17"/>
+        </w:rPr>
+        <w:t>(</w:t>
+      </w:r>
+      <w:proofErr w:type="spellStart"/>
+      <w:r>
+        <w:rPr>
+          <w:rFonts w:ascii="Consolas" w:hAnsi="Consolas" w:cs="Consolas"/>
+          <w:sz w:val="17"/>
+        </w:rPr>
+        <w:t>n.replace</w:t>
+      </w:r>
+      <w:proofErr w:type="spellEnd"/>
+      <w:r>
+        <w:rPr>
+          <w:rFonts w:ascii="Consolas" w:hAnsi="Consolas" w:cs="Consolas"/>
+          <w:sz w:val="17"/>
+        </w:rPr>
+        <w:t>(".", "")) &gt; 9:          # concatenated-digit artefact</w:t>
       </w:r>
       <w:r>
         <w:rPr>
@@ -9515,7 +11362,7 @@
           <w:rFonts w:ascii="Consolas" w:hAnsi="Consolas" w:cs="Consolas"/>
           <w:sz w:val="17"/>
         </w:rPr>
-        <w:t xml:space="preserve">        if len(n.replace(".", "")) &gt; 9:          # concatenated-digit artefact</w:t>
+        <w:t xml:space="preserve">            continue</w:t>
       </w:r>
       <w:r>
         <w:rPr>
@@ -9528,6 +11375,32 @@
           <w:rFonts w:ascii="Consolas" w:hAnsi="Consolas" w:cs="Consolas"/>
           <w:sz w:val="17"/>
         </w:rPr>
+        <w:t xml:space="preserve">        f = float(n)</w:t>
+      </w:r>
+      <w:r>
+        <w:rPr>
+          <w:rFonts w:ascii="Consolas" w:hAnsi="Consolas"/>
+        </w:rPr>
+        <w:br/>
+      </w:r>
+      <w:r>
+        <w:rPr>
+          <w:rFonts w:ascii="Consolas" w:hAnsi="Consolas" w:cs="Consolas"/>
+          <w:sz w:val="17"/>
+        </w:rPr>
+        <w:t xml:space="preserve">        if 1990 &lt;= f &lt;= 2035 and f == int(f):    # looks like a year, not ZMW</w:t>
+      </w:r>
+      <w:r>
+        <w:rPr>
+          <w:rFonts w:ascii="Consolas" w:hAnsi="Consolas"/>
+        </w:rPr>
+        <w:br/>
+      </w:r>
+      <w:r>
+        <w:rPr>
+          <w:rFonts w:ascii="Consolas" w:hAnsi="Consolas" w:cs="Consolas"/>
+          <w:sz w:val="17"/>
+        </w:rPr>
         <w:t xml:space="preserve">            continue</w:t>
       </w:r>
       <w:r>
@@ -9541,7 +11414,23 @@
           <w:rFonts w:ascii="Consolas" w:hAnsi="Consolas" w:cs="Consolas"/>
           <w:sz w:val="17"/>
         </w:rPr>
-        <w:t xml:space="preserve">        f = float(n)</w:t>
+        <w:t xml:space="preserve">        if f &lt; 100 or f &gt; </w:t>
+      </w:r>
+      <w:proofErr w:type="spellStart"/>
+      <w:r>
+        <w:rPr>
+          <w:rFonts w:ascii="Consolas" w:hAnsi="Consolas" w:cs="Consolas"/>
+          <w:sz w:val="17"/>
+        </w:rPr>
+        <w:t>max_plausible</w:t>
+      </w:r>
+      <w:proofErr w:type="spellEnd"/>
+      <w:r>
+        <w:rPr>
+          <w:rFonts w:ascii="Consolas" w:hAnsi="Consolas" w:cs="Consolas"/>
+          <w:sz w:val="17"/>
+        </w:rPr>
+        <w:t>:</w:t>
       </w:r>
       <w:r>
         <w:rPr>
@@ -9554,7 +11443,7 @@
           <w:rFonts w:ascii="Consolas" w:hAnsi="Consolas" w:cs="Consolas"/>
           <w:sz w:val="17"/>
         </w:rPr>
-        <w:t xml:space="preserve">        if 1990 &lt;= f &lt;= 2035 and f == int(f):    # looks like a year, not ZMW</w:t>
+        <w:t xml:space="preserve">            continue</w:t>
       </w:r>
       <w:r>
         <w:rPr>
@@ -9567,7 +11456,23 @@
           <w:rFonts w:ascii="Consolas" w:hAnsi="Consolas" w:cs="Consolas"/>
           <w:sz w:val="17"/>
         </w:rPr>
-        <w:t xml:space="preserve">            continue</w:t>
+        <w:t xml:space="preserve">        </w:t>
+      </w:r>
+      <w:proofErr w:type="spellStart"/>
+      <w:r>
+        <w:rPr>
+          <w:rFonts w:ascii="Consolas" w:hAnsi="Consolas" w:cs="Consolas"/>
+          <w:sz w:val="17"/>
+        </w:rPr>
+        <w:t>candidates.append</w:t>
+      </w:r>
+      <w:proofErr w:type="spellEnd"/>
+      <w:r>
+        <w:rPr>
+          <w:rFonts w:ascii="Consolas" w:hAnsi="Consolas" w:cs="Consolas"/>
+          <w:sz w:val="17"/>
+        </w:rPr>
+        <w:t>(f)</w:t>
       </w:r>
       <w:r>
         <w:rPr>
@@ -9580,7 +11485,7 @@
           <w:rFonts w:ascii="Consolas" w:hAnsi="Consolas" w:cs="Consolas"/>
           <w:sz w:val="17"/>
         </w:rPr>
-        <w:t xml:space="preserve">        if f &lt; 100 or f &gt; max_plausible:</w:t>
+        <w:t xml:space="preserve">    return candidates[-1] if candidates else 0.0</w:t>
       </w:r>
       <w:r>
         <w:rPr>
@@ -9593,7 +11498,7 @@
           <w:rFonts w:ascii="Consolas" w:hAnsi="Consolas" w:cs="Consolas"/>
           <w:sz w:val="17"/>
         </w:rPr>
-        <w:t xml:space="preserve">            continue</w:t>
+        <w:t> </w:t>
       </w:r>
       <w:r>
         <w:rPr>
@@ -9606,7 +11511,23 @@
           <w:rFonts w:ascii="Consolas" w:hAnsi="Consolas" w:cs="Consolas"/>
           <w:sz w:val="17"/>
         </w:rPr>
-        <w:t xml:space="preserve">        candidates.append(f)</w:t>
+        <w:t xml:space="preserve"># Disbursement/usage: preserve </w:t>
+      </w:r>
+      <w:proofErr w:type="spellStart"/>
+      <w:r>
+        <w:rPr>
+          <w:rFonts w:ascii="Consolas" w:hAnsi="Consolas" w:cs="Consolas"/>
+          <w:sz w:val="17"/>
+        </w:rPr>
+        <w:t>NaN</w:t>
+      </w:r>
+      <w:proofErr w:type="spellEnd"/>
+      <w:r>
+        <w:rPr>
+          <w:rFonts w:ascii="Consolas" w:hAnsi="Consolas" w:cs="Consolas"/>
+          <w:sz w:val="17"/>
+        </w:rPr>
+        <w:t xml:space="preserve"> rather than assume zero</w:t>
       </w:r>
       <w:r>
         <w:rPr>
@@ -9619,7 +11540,39 @@
           <w:rFonts w:ascii="Consolas" w:hAnsi="Consolas" w:cs="Consolas"/>
           <w:sz w:val="17"/>
         </w:rPr>
-        <w:t xml:space="preserve">    return candidates[-1] if candidates else 0.0</w:t>
+        <w:t>for col in ["</w:t>
+      </w:r>
+      <w:proofErr w:type="spellStart"/>
+      <w:r>
+        <w:rPr>
+          <w:rFonts w:ascii="Consolas" w:hAnsi="Consolas" w:cs="Consolas"/>
+          <w:sz w:val="17"/>
+        </w:rPr>
+        <w:t>disbursement_zmw</w:t>
+      </w:r>
+      <w:proofErr w:type="spellEnd"/>
+      <w:r>
+        <w:rPr>
+          <w:rFonts w:ascii="Consolas" w:hAnsi="Consolas" w:cs="Consolas"/>
+          <w:sz w:val="17"/>
+        </w:rPr>
+        <w:t>", "</w:t>
+      </w:r>
+      <w:proofErr w:type="spellStart"/>
+      <w:r>
+        <w:rPr>
+          <w:rFonts w:ascii="Consolas" w:hAnsi="Consolas" w:cs="Consolas"/>
+          <w:sz w:val="17"/>
+        </w:rPr>
+        <w:t>usage_zmw</w:t>
+      </w:r>
+      <w:proofErr w:type="spellEnd"/>
+      <w:r>
+        <w:rPr>
+          <w:rFonts w:ascii="Consolas" w:hAnsi="Consolas" w:cs="Consolas"/>
+          <w:sz w:val="17"/>
+        </w:rPr>
+        <w:t>"]:</w:t>
       </w:r>
       <w:r>
         <w:rPr>
@@ -9632,47 +11585,65 @@
           <w:rFonts w:ascii="Consolas" w:hAnsi="Consolas" w:cs="Consolas"/>
           <w:sz w:val="17"/>
         </w:rPr>
-        <w:t> </w:t>
-      </w:r>
-      <w:r>
-        <w:rPr>
-          <w:rFonts w:ascii="Consolas" w:hAnsi="Consolas"/>
-        </w:rPr>
-        <w:br/>
-      </w:r>
-      <w:r>
-        <w:rPr>
-          <w:rFonts w:ascii="Consolas" w:hAnsi="Consolas" w:cs="Consolas"/>
-          <w:sz w:val="17"/>
-        </w:rPr>
-        <w:t># Disbursement/usage: preserve NaN rather than assume zero</w:t>
-      </w:r>
-      <w:r>
-        <w:rPr>
-          <w:rFonts w:ascii="Consolas" w:hAnsi="Consolas"/>
-        </w:rPr>
-        <w:br/>
-      </w:r>
-      <w:r>
-        <w:rPr>
-          <w:rFonts w:ascii="Consolas" w:hAnsi="Consolas" w:cs="Consolas"/>
-          <w:sz w:val="17"/>
-        </w:rPr>
-        <w:t>for col in ["disbursement_zmw", "usage_zmw"]:</w:t>
-      </w:r>
-      <w:r>
-        <w:rPr>
-          <w:rFonts w:ascii="Consolas" w:hAnsi="Consolas"/>
-        </w:rPr>
-        <w:br/>
-      </w:r>
-      <w:r>
-        <w:rPr>
-          <w:rFonts w:ascii="Consolas" w:hAnsi="Consolas" w:cs="Consolas"/>
-          <w:sz w:val="17"/>
-        </w:rPr>
-        <w:t xml:space="preserve">    cdf_fix[col] = pd.to_numeric(cdf_fix[col], errors="coerce")   # missing stays NaN</w:t>
-      </w:r>
+        <w:t xml:space="preserve">    </w:t>
+      </w:r>
+      <w:proofErr w:type="spellStart"/>
+      <w:r>
+        <w:rPr>
+          <w:rFonts w:ascii="Consolas" w:hAnsi="Consolas" w:cs="Consolas"/>
+          <w:sz w:val="17"/>
+        </w:rPr>
+        <w:t>cdf_fix</w:t>
+      </w:r>
+      <w:proofErr w:type="spellEnd"/>
+      <w:r>
+        <w:rPr>
+          <w:rFonts w:ascii="Consolas" w:hAnsi="Consolas" w:cs="Consolas"/>
+          <w:sz w:val="17"/>
+        </w:rPr>
+        <w:t xml:space="preserve">[col] = </w:t>
+      </w:r>
+      <w:proofErr w:type="spellStart"/>
+      <w:r>
+        <w:rPr>
+          <w:rFonts w:ascii="Consolas" w:hAnsi="Consolas" w:cs="Consolas"/>
+          <w:sz w:val="17"/>
+        </w:rPr>
+        <w:t>pd.to_numeric</w:t>
+      </w:r>
+      <w:proofErr w:type="spellEnd"/>
+      <w:r>
+        <w:rPr>
+          <w:rFonts w:ascii="Consolas" w:hAnsi="Consolas" w:cs="Consolas"/>
+          <w:sz w:val="17"/>
+        </w:rPr>
+        <w:t>(</w:t>
+      </w:r>
+      <w:proofErr w:type="spellStart"/>
+      <w:r>
+        <w:rPr>
+          <w:rFonts w:ascii="Consolas" w:hAnsi="Consolas" w:cs="Consolas"/>
+          <w:sz w:val="17"/>
+        </w:rPr>
+        <w:t>cdf_fix</w:t>
+      </w:r>
+      <w:proofErr w:type="spellEnd"/>
+      <w:r>
+        <w:rPr>
+          <w:rFonts w:ascii="Consolas" w:hAnsi="Consolas" w:cs="Consolas"/>
+          <w:sz w:val="17"/>
+        </w:rPr>
+        <w:t xml:space="preserve">[col], errors="coerce")   # missing stays </w:t>
+      </w:r>
+      <w:proofErr w:type="spellStart"/>
+      <w:r>
+        <w:rPr>
+          <w:rFonts w:ascii="Consolas" w:hAnsi="Consolas" w:cs="Consolas"/>
+          <w:sz w:val="17"/>
+        </w:rPr>
+        <w:t>NaN</w:t>
+      </w:r>
+      <w:proofErr w:type="spellEnd"/>
     </w:p>
     <w:p>
       <w:pPr>
@@ -9685,7 +11656,25 @@
           <w:sz w:val="19"/>
           <w:szCs w:val="19"/>
         </w:rPr>
-        <w:t>Listing 3. Hardened numeric parsing and explicit NaN-vs-zero handling (Steps 6, 9, 12).</w:t>
+        <w:t xml:space="preserve">Listing 3. Hardened numeric parsing and explicit </w:t>
+      </w:r>
+      <w:proofErr w:type="spellStart"/>
+      <w:r>
+        <w:rPr>
+          <w:i/>
+          <w:sz w:val="19"/>
+          <w:szCs w:val="19"/>
+        </w:rPr>
+        <w:t>NaN</w:t>
+      </w:r>
+      <w:proofErr w:type="spellEnd"/>
+      <w:r>
+        <w:rPr>
+          <w:i/>
+          <w:sz w:val="19"/>
+          <w:szCs w:val="19"/>
+        </w:rPr>
+        <w:t>-vs-zero handling (Steps 6, 9, 12).</w:t>
       </w:r>
     </w:p>
     <w:p>
@@ -9708,7 +11697,15 @@
         <w:jc w:val="both"/>
       </w:pPr>
       <w:r>
-        <w:t>Because source documents mix free-text prose, ad hoc tables and semi-structured line blocks, each target dataset used up to three complementary parsing paths applied in sequence, with results merged and re-indexed: (1) a header-anchored parser that locates fixed section headers such as “APPROVED COMMUNITY PROJECTS” and reads the following S/N | Name | Sector | Amount block; (2) a line-block parser that segments prioritised ward-level project lists using numeric line boundaries and a controlled sector vocabulary; and (3) a pdfplumber table-extraction fallback for pages with genuine embedded tables. Every record produced by any path was passed through a keyword-driven sector taxonomy for consistent categorization.</w:t>
+        <w:t xml:space="preserve">Because source documents mix free-text prose, ad hoc tables and semi-structured line blocks, each target dataset used up to three complementary parsing paths applied in sequence, with results merged and re-indexed: (1) a header-anchored parser that locates fixed section headers such as “APPROVED COMMUNITY PROJECTS” and reads the following S/N | Name | Sector | Amount block; (2) a line-block parser that segments prioritised ward-level project lists using numeric line boundaries and a controlled sector vocabulary; and (3) a </w:t>
+      </w:r>
+      <w:proofErr w:type="spellStart"/>
+      <w:r>
+        <w:t>pdfplumber</w:t>
+      </w:r>
+      <w:proofErr w:type="spellEnd"/>
+      <w:r>
+        <w:t xml:space="preserve"> table-extraction fallback for pages with genuine embedded tables. Every record produced by any path was passed through a keyword-driven sector taxonomy for consistent categorization.</w:t>
       </w:r>
     </w:p>
     <w:p>
@@ -9728,7 +11725,23 @@
           <w:rFonts w:ascii="Consolas" w:hAnsi="Consolas" w:cs="Consolas"/>
           <w:sz w:val="17"/>
         </w:rPr>
-        <w:t>def categorize_sector(text):</w:t>
+        <w:t xml:space="preserve">def </w:t>
+      </w:r>
+      <w:proofErr w:type="spellStart"/>
+      <w:r>
+        <w:rPr>
+          <w:rFonts w:ascii="Consolas" w:hAnsi="Consolas" w:cs="Consolas"/>
+          <w:sz w:val="17"/>
+        </w:rPr>
+        <w:t>categorize_sector</w:t>
+      </w:r>
+      <w:proofErr w:type="spellEnd"/>
+      <w:r>
+        <w:rPr>
+          <w:rFonts w:ascii="Consolas" w:hAnsi="Consolas" w:cs="Consolas"/>
+          <w:sz w:val="17"/>
+        </w:rPr>
+        <w:t>(text):</w:t>
       </w:r>
       <w:r>
         <w:rPr>
@@ -9744,7 +11757,23 @@
           <w:sz w:val="17"/>
         </w:rPr>
         <w:br/>
-        <w:t xml:space="preserve">    if any(k in t for k in ["road","bridge","culvert","crossing","feeder","grader"]):</w:t>
+        <w:t xml:space="preserve">    if any(k in t for k in ["</w:t>
+      </w:r>
+      <w:proofErr w:type="spellStart"/>
+      <w:r>
+        <w:rPr>
+          <w:rFonts w:ascii="Consolas" w:hAnsi="Consolas" w:cs="Consolas"/>
+          <w:sz w:val="17"/>
+        </w:rPr>
+        <w:t>road","bridge","culvert","crossing","feeder","grader</w:t>
+      </w:r>
+      <w:proofErr w:type="spellEnd"/>
+      <w:r>
+        <w:rPr>
+          <w:rFonts w:ascii="Consolas" w:hAnsi="Consolas" w:cs="Consolas"/>
+          <w:sz w:val="17"/>
+        </w:rPr>
+        <w:t>"]):</w:t>
       </w:r>
       <w:r>
         <w:rPr>
@@ -9760,7 +11789,23 @@
           <w:sz w:val="17"/>
         </w:rPr>
         <w:br/>
-        <w:t xml:space="preserve">    if any(k in t for k in ["borehole","water","well","piped","dam","sanitation"]):</w:t>
+        <w:t xml:space="preserve">    if any(k in t for k in ["</w:t>
+      </w:r>
+      <w:proofErr w:type="spellStart"/>
+      <w:r>
+        <w:rPr>
+          <w:rFonts w:ascii="Consolas" w:hAnsi="Consolas" w:cs="Consolas"/>
+          <w:sz w:val="17"/>
+        </w:rPr>
+        <w:t>borehole","water","well","piped","dam","sanitation</w:t>
+      </w:r>
+      <w:proofErr w:type="spellEnd"/>
+      <w:r>
+        <w:rPr>
+          <w:rFonts w:ascii="Consolas" w:hAnsi="Consolas" w:cs="Consolas"/>
+          <w:sz w:val="17"/>
+        </w:rPr>
+        <w:t>"]):</w:t>
       </w:r>
       <w:r>
         <w:rPr>
@@ -9776,7 +11821,23 @@
           <w:sz w:val="17"/>
         </w:rPr>
         <w:br/>
-        <w:t xml:space="preserve">    if any(k in t for k in ["school","classroom","desk","teacher","education"]):</w:t>
+        <w:t xml:space="preserve">    if any(k in t for k in ["</w:t>
+      </w:r>
+      <w:proofErr w:type="spellStart"/>
+      <w:r>
+        <w:rPr>
+          <w:rFonts w:ascii="Consolas" w:hAnsi="Consolas" w:cs="Consolas"/>
+          <w:sz w:val="17"/>
+        </w:rPr>
+        <w:t>school","classroom","desk","teacher","education</w:t>
+      </w:r>
+      <w:proofErr w:type="spellEnd"/>
+      <w:r>
+        <w:rPr>
+          <w:rFonts w:ascii="Consolas" w:hAnsi="Consolas" w:cs="Consolas"/>
+          <w:sz w:val="17"/>
+        </w:rPr>
+        <w:t>"]):</w:t>
       </w:r>
       <w:r>
         <w:rPr>
@@ -9792,7 +11853,23 @@
           <w:sz w:val="17"/>
         </w:rPr>
         <w:br/>
-        <w:t xml:space="preserve">    if any(k in t for k in ["clinic","health","maternity","hospital","ambulance"]):</w:t>
+        <w:t xml:space="preserve">    if any(k in t for k in ["</w:t>
+      </w:r>
+      <w:proofErr w:type="spellStart"/>
+      <w:r>
+        <w:rPr>
+          <w:rFonts w:ascii="Consolas" w:hAnsi="Consolas" w:cs="Consolas"/>
+          <w:sz w:val="17"/>
+        </w:rPr>
+        <w:t>clinic","health","maternity","hospital","ambulance</w:t>
+      </w:r>
+      <w:proofErr w:type="spellEnd"/>
+      <w:r>
+        <w:rPr>
+          <w:rFonts w:ascii="Consolas" w:hAnsi="Consolas" w:cs="Consolas"/>
+          <w:sz w:val="17"/>
+        </w:rPr>
+        <w:t>"]):</w:t>
       </w:r>
       <w:r>
         <w:rPr>
@@ -9808,7 +11885,23 @@
           <w:sz w:val="17"/>
         </w:rPr>
         <w:br/>
-        <w:t xml:space="preserve">    if any(k in t for k in ["bursary","skills","empowerment",</w:t>
+        <w:t xml:space="preserve">    if any(k in t for k in ["</w:t>
+      </w:r>
+      <w:proofErr w:type="spellStart"/>
+      <w:r>
+        <w:rPr>
+          <w:rFonts w:ascii="Consolas" w:hAnsi="Consolas" w:cs="Consolas"/>
+          <w:sz w:val="17"/>
+        </w:rPr>
+        <w:t>bursary","skills","empowerment</w:t>
+      </w:r>
+      <w:proofErr w:type="spellEnd"/>
+      <w:r>
+        <w:rPr>
+          <w:rFonts w:ascii="Consolas" w:hAnsi="Consolas" w:cs="Consolas"/>
+          <w:sz w:val="17"/>
+        </w:rPr>
+        <w:t>",</w:t>
       </w:r>
       <w:r>
         <w:rPr>
@@ -9816,7 +11909,23 @@
           <w:sz w:val="17"/>
         </w:rPr>
         <w:br/>
-        <w:t xml:space="preserve">                         "grant","loan","youth","women"]):</w:t>
+        <w:t xml:space="preserve">                         "</w:t>
+      </w:r>
+      <w:proofErr w:type="spellStart"/>
+      <w:r>
+        <w:rPr>
+          <w:rFonts w:ascii="Consolas" w:hAnsi="Consolas" w:cs="Consolas"/>
+          <w:sz w:val="17"/>
+        </w:rPr>
+        <w:t>grant","loan","youth","women</w:t>
+      </w:r>
+      <w:proofErr w:type="spellEnd"/>
+      <w:r>
+        <w:rPr>
+          <w:rFonts w:ascii="Consolas" w:hAnsi="Consolas" w:cs="Consolas"/>
+          <w:sz w:val="17"/>
+        </w:rPr>
+        <w:t>"]):</w:t>
       </w:r>
       <w:r>
         <w:rPr>
@@ -9832,7 +11941,23 @@
           <w:sz w:val="17"/>
         </w:rPr>
         <w:br/>
-        <w:t xml:space="preserve">    if any(k in t for k in ["agriculture","farming","dip tank",</w:t>
+        <w:t xml:space="preserve">    if any(k in t for k in ["</w:t>
+      </w:r>
+      <w:proofErr w:type="spellStart"/>
+      <w:r>
+        <w:rPr>
+          <w:rFonts w:ascii="Consolas" w:hAnsi="Consolas" w:cs="Consolas"/>
+          <w:sz w:val="17"/>
+        </w:rPr>
+        <w:t>agriculture","farming","dip</w:t>
+      </w:r>
+      <w:proofErr w:type="spellEnd"/>
+      <w:r>
+        <w:rPr>
+          <w:rFonts w:ascii="Consolas" w:hAnsi="Consolas" w:cs="Consolas"/>
+          <w:sz w:val="17"/>
+        </w:rPr>
+        <w:t xml:space="preserve"> tank",</w:t>
       </w:r>
       <w:r>
         <w:rPr>
@@ -9840,7 +11965,23 @@
           <w:sz w:val="17"/>
         </w:rPr>
         <w:br/>
-        <w:t xml:space="preserve">                         "livestock","irrigation"]):</w:t>
+        <w:t xml:space="preserve">                         "</w:t>
+      </w:r>
+      <w:proofErr w:type="spellStart"/>
+      <w:r>
+        <w:rPr>
+          <w:rFonts w:ascii="Consolas" w:hAnsi="Consolas" w:cs="Consolas"/>
+          <w:sz w:val="17"/>
+        </w:rPr>
+        <w:t>livestock","irrigation</w:t>
+      </w:r>
+      <w:proofErr w:type="spellEnd"/>
+      <w:r>
+        <w:rPr>
+          <w:rFonts w:ascii="Consolas" w:hAnsi="Consolas" w:cs="Consolas"/>
+          <w:sz w:val="17"/>
+        </w:rPr>
+        <w:t>"]):</w:t>
       </w:r>
       <w:r>
         <w:rPr>
@@ -9872,7 +12013,87 @@
           <w:sz w:val="17"/>
         </w:rPr>
         <w:br/>
-        <w:t>APPROVED_HEADER_RE = re.compile(r"APPROVED\s+COMMUNITY\s+PROJECTS", re.I)</w:t>
+        <w:t xml:space="preserve">APPROVED_HEADER_RE = </w:t>
+      </w:r>
+      <w:proofErr w:type="spellStart"/>
+      <w:r>
+        <w:rPr>
+          <w:rFonts w:ascii="Consolas" w:hAnsi="Consolas" w:cs="Consolas"/>
+          <w:sz w:val="17"/>
+        </w:rPr>
+        <w:t>re.compile</w:t>
+      </w:r>
+      <w:proofErr w:type="spellEnd"/>
+      <w:r>
+        <w:rPr>
+          <w:rFonts w:ascii="Consolas" w:hAnsi="Consolas" w:cs="Consolas"/>
+          <w:sz w:val="17"/>
+        </w:rPr>
+        <w:t>(</w:t>
+      </w:r>
+      <w:proofErr w:type="spellStart"/>
+      <w:r>
+        <w:rPr>
+          <w:rFonts w:ascii="Consolas" w:hAnsi="Consolas" w:cs="Consolas"/>
+          <w:sz w:val="17"/>
+        </w:rPr>
+        <w:t>r"APPROVED</w:t>
+      </w:r>
+      <w:proofErr w:type="spellEnd"/>
+      <w:r>
+        <w:rPr>
+          <w:rFonts w:ascii="Consolas" w:hAnsi="Consolas" w:cs="Consolas"/>
+          <w:sz w:val="17"/>
+        </w:rPr>
+        <w:t>\</w:t>
+      </w:r>
+      <w:proofErr w:type="spellStart"/>
+      <w:r>
+        <w:rPr>
+          <w:rFonts w:ascii="Consolas" w:hAnsi="Consolas" w:cs="Consolas"/>
+          <w:sz w:val="17"/>
+        </w:rPr>
+        <w:t>s+COMMUNITY</w:t>
+      </w:r>
+      <w:proofErr w:type="spellEnd"/>
+      <w:r>
+        <w:rPr>
+          <w:rFonts w:ascii="Consolas" w:hAnsi="Consolas" w:cs="Consolas"/>
+          <w:sz w:val="17"/>
+        </w:rPr>
+        <w:t>\</w:t>
+      </w:r>
+      <w:proofErr w:type="spellStart"/>
+      <w:r>
+        <w:rPr>
+          <w:rFonts w:ascii="Consolas" w:hAnsi="Consolas" w:cs="Consolas"/>
+          <w:sz w:val="17"/>
+        </w:rPr>
+        <w:t>s+PROJECTS</w:t>
+      </w:r>
+      <w:proofErr w:type="spellEnd"/>
+      <w:r>
+        <w:rPr>
+          <w:rFonts w:ascii="Consolas" w:hAnsi="Consolas" w:cs="Consolas"/>
+          <w:sz w:val="17"/>
+        </w:rPr>
+        <w:t xml:space="preserve">", </w:t>
+      </w:r>
+      <w:proofErr w:type="spellStart"/>
+      <w:r>
+        <w:rPr>
+          <w:rFonts w:ascii="Consolas" w:hAnsi="Consolas" w:cs="Consolas"/>
+          <w:sz w:val="17"/>
+        </w:rPr>
+        <w:t>re.I</w:t>
+      </w:r>
+      <w:proofErr w:type="spellEnd"/>
+      <w:r>
+        <w:rPr>
+          <w:rFonts w:ascii="Consolas" w:hAnsi="Consolas" w:cs="Consolas"/>
+          <w:sz w:val="17"/>
+        </w:rPr>
+        <w:t>)</w:t>
       </w:r>
       <w:r>
         <w:rPr>
@@ -9937,7 +12158,15 @@
       </w:r>
       <w:r>
         <w:lastRenderedPageBreak/>
-        <w:t>flagging the run as failed if any invariant did not hold. A separate full-suite exploratory analysis pass then profiled every dataset (row/column counts, dtypes, categorical distributions, numeric summary statistics) and generated the multi-panel pipeline-health, CDF/ward-coverage and financial figures reported in the Data Description section.</w:t>
+        <w:t xml:space="preserve">flagging the run as failed if any invariant did not hold. A separate full-suite exploratory analysis pass then profiled every dataset (row/column counts, </w:t>
+      </w:r>
+      <w:proofErr w:type="spellStart"/>
+      <w:r>
+        <w:t>dtypes</w:t>
+      </w:r>
+      <w:proofErr w:type="spellEnd"/>
+      <w:r>
+        <w:t>, categorical distributions, numeric summary statistics) and generated the multi-panel pipeline-health, CDF/ward-coverage and financial figures reported in the Data Description section.</w:t>
       </w:r>
     </w:p>
     <w:p>
@@ -9965,12 +12194,53 @@
         </w:rPr>
         <w:br/>
       </w:r>
-      <w:r>
-        <w:rPr>
-          <w:rFonts w:ascii="Consolas" w:hAnsi="Consolas" w:cs="Consolas"/>
-          <w:sz w:val="17"/>
-        </w:rPr>
-        <w:t>cdf = pd.read_csv("db-unza26-csc4792-lusangazi_cdf_projects.csv", sep="|")</w:t>
+      <w:proofErr w:type="spellStart"/>
+      <w:r>
+        <w:rPr>
+          <w:rFonts w:ascii="Consolas" w:hAnsi="Consolas" w:cs="Consolas"/>
+          <w:sz w:val="17"/>
+        </w:rPr>
+        <w:t>cdf</w:t>
+      </w:r>
+      <w:proofErr w:type="spellEnd"/>
+      <w:r>
+        <w:rPr>
+          <w:rFonts w:ascii="Consolas" w:hAnsi="Consolas" w:cs="Consolas"/>
+          <w:sz w:val="17"/>
+        </w:rPr>
+        <w:t xml:space="preserve"> = </w:t>
+      </w:r>
+      <w:proofErr w:type="spellStart"/>
+      <w:r>
+        <w:rPr>
+          <w:rFonts w:ascii="Consolas" w:hAnsi="Consolas" w:cs="Consolas"/>
+          <w:sz w:val="17"/>
+        </w:rPr>
+        <w:t>pd.read_csv</w:t>
+      </w:r>
+      <w:proofErr w:type="spellEnd"/>
+      <w:r>
+        <w:rPr>
+          <w:rFonts w:ascii="Consolas" w:hAnsi="Consolas" w:cs="Consolas"/>
+          <w:sz w:val="17"/>
+        </w:rPr>
+        <w:t xml:space="preserve">("db-unza26-csc4792-lusangazi_cdf_projects.csv", </w:t>
+      </w:r>
+      <w:proofErr w:type="spellStart"/>
+      <w:r>
+        <w:rPr>
+          <w:rFonts w:ascii="Consolas" w:hAnsi="Consolas" w:cs="Consolas"/>
+          <w:sz w:val="17"/>
+        </w:rPr>
+        <w:t>sep</w:t>
+      </w:r>
+      <w:proofErr w:type="spellEnd"/>
+      <w:r>
+        <w:rPr>
+          <w:rFonts w:ascii="Consolas" w:hAnsi="Consolas" w:cs="Consolas"/>
+          <w:sz w:val="17"/>
+        </w:rPr>
+        <w:t>="|")</w:t>
       </w:r>
       <w:r>
         <w:rPr>
@@ -9978,12 +12248,69 @@
         </w:rPr>
         <w:br/>
       </w:r>
-      <w:r>
-        <w:rPr>
-          <w:rFonts w:ascii="Consolas" w:hAnsi="Consolas" w:cs="Consolas"/>
-          <w:sz w:val="17"/>
-        </w:rPr>
-        <w:t>n_nonzero = (pd.to_numeric(cdf["amount"], errors="coerce").fillna(0) &gt; 0).sum()</w:t>
+      <w:proofErr w:type="spellStart"/>
+      <w:r>
+        <w:rPr>
+          <w:rFonts w:ascii="Consolas" w:hAnsi="Consolas" w:cs="Consolas"/>
+          <w:sz w:val="17"/>
+        </w:rPr>
+        <w:t>n_nonzero</w:t>
+      </w:r>
+      <w:proofErr w:type="spellEnd"/>
+      <w:r>
+        <w:rPr>
+          <w:rFonts w:ascii="Consolas" w:hAnsi="Consolas" w:cs="Consolas"/>
+          <w:sz w:val="17"/>
+        </w:rPr>
+        <w:t xml:space="preserve"> = (</w:t>
+      </w:r>
+      <w:proofErr w:type="spellStart"/>
+      <w:r>
+        <w:rPr>
+          <w:rFonts w:ascii="Consolas" w:hAnsi="Consolas" w:cs="Consolas"/>
+          <w:sz w:val="17"/>
+        </w:rPr>
+        <w:t>pd.to_numeric</w:t>
+      </w:r>
+      <w:proofErr w:type="spellEnd"/>
+      <w:r>
+        <w:rPr>
+          <w:rFonts w:ascii="Consolas" w:hAnsi="Consolas" w:cs="Consolas"/>
+          <w:sz w:val="17"/>
+        </w:rPr>
+        <w:t>(</w:t>
+      </w:r>
+      <w:proofErr w:type="spellStart"/>
+      <w:r>
+        <w:rPr>
+          <w:rFonts w:ascii="Consolas" w:hAnsi="Consolas" w:cs="Consolas"/>
+          <w:sz w:val="17"/>
+        </w:rPr>
+        <w:t>cdf</w:t>
+      </w:r>
+      <w:proofErr w:type="spellEnd"/>
+      <w:r>
+        <w:rPr>
+          <w:rFonts w:ascii="Consolas" w:hAnsi="Consolas" w:cs="Consolas"/>
+          <w:sz w:val="17"/>
+        </w:rPr>
+        <w:t>["amount"], errors="coerce").</w:t>
+      </w:r>
+      <w:proofErr w:type="spellStart"/>
+      <w:r>
+        <w:rPr>
+          <w:rFonts w:ascii="Consolas" w:hAnsi="Consolas" w:cs="Consolas"/>
+          <w:sz w:val="17"/>
+        </w:rPr>
+        <w:t>fillna</w:t>
+      </w:r>
+      <w:proofErr w:type="spellEnd"/>
+      <w:r>
+        <w:rPr>
+          <w:rFonts w:ascii="Consolas" w:hAnsi="Consolas" w:cs="Consolas"/>
+          <w:sz w:val="17"/>
+        </w:rPr>
+        <w:t>(0) &gt; 0).sum()</w:t>
       </w:r>
       <w:r>
         <w:rPr>
@@ -9996,7 +12323,71 @@
           <w:rFonts w:ascii="Consolas" w:hAnsi="Consolas" w:cs="Consolas"/>
           <w:sz w:val="17"/>
         </w:rPr>
-        <w:t>garbage   = cdf["project_name"].str.upper().isin(</w:t>
+        <w:t xml:space="preserve">garbage   = </w:t>
+      </w:r>
+      <w:proofErr w:type="spellStart"/>
+      <w:r>
+        <w:rPr>
+          <w:rFonts w:ascii="Consolas" w:hAnsi="Consolas" w:cs="Consolas"/>
+          <w:sz w:val="17"/>
+        </w:rPr>
+        <w:t>cdf</w:t>
+      </w:r>
+      <w:proofErr w:type="spellEnd"/>
+      <w:r>
+        <w:rPr>
+          <w:rFonts w:ascii="Consolas" w:hAnsi="Consolas" w:cs="Consolas"/>
+          <w:sz w:val="17"/>
+        </w:rPr>
+        <w:t>["</w:t>
+      </w:r>
+      <w:proofErr w:type="spellStart"/>
+      <w:r>
+        <w:rPr>
+          <w:rFonts w:ascii="Consolas" w:hAnsi="Consolas" w:cs="Consolas"/>
+          <w:sz w:val="17"/>
+        </w:rPr>
+        <w:t>project_name</w:t>
+      </w:r>
+      <w:proofErr w:type="spellEnd"/>
+      <w:r>
+        <w:rPr>
+          <w:rFonts w:ascii="Consolas" w:hAnsi="Consolas" w:cs="Consolas"/>
+          <w:sz w:val="17"/>
+        </w:rPr>
+        <w:t>"].</w:t>
+      </w:r>
+      <w:proofErr w:type="spellStart"/>
+      <w:r>
+        <w:rPr>
+          <w:rFonts w:ascii="Consolas" w:hAnsi="Consolas" w:cs="Consolas"/>
+          <w:sz w:val="17"/>
+        </w:rPr>
+        <w:t>str.upper</w:t>
+      </w:r>
+      <w:proofErr w:type="spellEnd"/>
+      <w:r>
+        <w:rPr>
+          <w:rFonts w:ascii="Consolas" w:hAnsi="Consolas" w:cs="Consolas"/>
+          <w:sz w:val="17"/>
+        </w:rPr>
+        <w:t>().</w:t>
+      </w:r>
+      <w:proofErr w:type="spellStart"/>
+      <w:r>
+        <w:rPr>
+          <w:rFonts w:ascii="Consolas" w:hAnsi="Consolas" w:cs="Consolas"/>
+          <w:sz w:val="17"/>
+        </w:rPr>
+        <w:t>isin</w:t>
+      </w:r>
+      <w:proofErr w:type="spellEnd"/>
+      <w:r>
+        <w:rPr>
+          <w:rFonts w:ascii="Consolas" w:hAnsi="Consolas" w:cs="Consolas"/>
+          <w:sz w:val="17"/>
+        </w:rPr>
+        <w:t>(</w:t>
       </w:r>
       <w:r>
         <w:rPr>
@@ -10009,7 +12400,23 @@
           <w:rFonts w:ascii="Consolas" w:hAnsi="Consolas" w:cs="Consolas"/>
           <w:sz w:val="17"/>
         </w:rPr>
-        <w:t xml:space="preserve">                {w.upper() for w in LUSANGAZI_WARDS}).sum()     # ward mistaken for project</w:t>
+        <w:t xml:space="preserve">                {</w:t>
+      </w:r>
+      <w:proofErr w:type="spellStart"/>
+      <w:r>
+        <w:rPr>
+          <w:rFonts w:ascii="Consolas" w:hAnsi="Consolas" w:cs="Consolas"/>
+          <w:sz w:val="17"/>
+        </w:rPr>
+        <w:t>w.upper</w:t>
+      </w:r>
+      <w:proofErr w:type="spellEnd"/>
+      <w:r>
+        <w:rPr>
+          <w:rFonts w:ascii="Consolas" w:hAnsi="Consolas" w:cs="Consolas"/>
+          <w:sz w:val="17"/>
+        </w:rPr>
+        <w:t>() for w in LUSANGAZI_WARDS}).sum()     # ward mistaken for project</w:t>
       </w:r>
       <w:r>
         <w:rPr>
@@ -10022,7 +12429,55 @@
           <w:rFonts w:ascii="Consolas" w:hAnsi="Consolas" w:cs="Consolas"/>
           <w:sz w:val="17"/>
         </w:rPr>
-        <w:t>huge      = (pd.to_numeric(cdf["amount"], errors="coerce").fillna(0) &gt; 5e8).sum()</w:t>
+        <w:t>huge      = (</w:t>
+      </w:r>
+      <w:proofErr w:type="spellStart"/>
+      <w:r>
+        <w:rPr>
+          <w:rFonts w:ascii="Consolas" w:hAnsi="Consolas" w:cs="Consolas"/>
+          <w:sz w:val="17"/>
+        </w:rPr>
+        <w:t>pd.to_numeric</w:t>
+      </w:r>
+      <w:proofErr w:type="spellEnd"/>
+      <w:r>
+        <w:rPr>
+          <w:rFonts w:ascii="Consolas" w:hAnsi="Consolas" w:cs="Consolas"/>
+          <w:sz w:val="17"/>
+        </w:rPr>
+        <w:t>(</w:t>
+      </w:r>
+      <w:proofErr w:type="spellStart"/>
+      <w:r>
+        <w:rPr>
+          <w:rFonts w:ascii="Consolas" w:hAnsi="Consolas" w:cs="Consolas"/>
+          <w:sz w:val="17"/>
+        </w:rPr>
+        <w:t>cdf</w:t>
+      </w:r>
+      <w:proofErr w:type="spellEnd"/>
+      <w:r>
+        <w:rPr>
+          <w:rFonts w:ascii="Consolas" w:hAnsi="Consolas" w:cs="Consolas"/>
+          <w:sz w:val="17"/>
+        </w:rPr>
+        <w:t>["amount"], errors="coerce").</w:t>
+      </w:r>
+      <w:proofErr w:type="spellStart"/>
+      <w:r>
+        <w:rPr>
+          <w:rFonts w:ascii="Consolas" w:hAnsi="Consolas" w:cs="Consolas"/>
+          <w:sz w:val="17"/>
+        </w:rPr>
+        <w:t>fillna</w:t>
+      </w:r>
+      <w:proofErr w:type="spellEnd"/>
+      <w:r>
+        <w:rPr>
+          <w:rFonts w:ascii="Consolas" w:hAnsi="Consolas" w:cs="Consolas"/>
+          <w:sz w:val="17"/>
+        </w:rPr>
+        <w:t>(0) &gt; 5e8).sum()</w:t>
       </w:r>
       <w:r>
         <w:rPr>
@@ -10035,7 +12490,23 @@
           <w:rFonts w:ascii="Consolas" w:hAnsi="Consolas" w:cs="Consolas"/>
           <w:sz w:val="17"/>
         </w:rPr>
-        <w:t>assert n_nonzero &gt;= 8, "unexpectedly few non-zero CDF allocations"</w:t>
+        <w:t xml:space="preserve">assert </w:t>
+      </w:r>
+      <w:proofErr w:type="spellStart"/>
+      <w:r>
+        <w:rPr>
+          <w:rFonts w:ascii="Consolas" w:hAnsi="Consolas" w:cs="Consolas"/>
+          <w:sz w:val="17"/>
+        </w:rPr>
+        <w:t>n_nonzero</w:t>
+      </w:r>
+      <w:proofErr w:type="spellEnd"/>
+      <w:r>
+        <w:rPr>
+          <w:rFonts w:ascii="Consolas" w:hAnsi="Consolas" w:cs="Consolas"/>
+          <w:sz w:val="17"/>
+        </w:rPr>
+        <w:t xml:space="preserve"> &gt;= 8, "unexpectedly few non-zero CDF allocations"</w:t>
       </w:r>
       <w:r>
         <w:rPr>
@@ -10048,7 +12519,23 @@
           <w:rFonts w:ascii="Consolas" w:hAnsi="Consolas" w:cs="Consolas"/>
           <w:sz w:val="17"/>
         </w:rPr>
-        <w:t>assert garbage == 0,  "ward name leaked into project_name column"</w:t>
+        <w:t xml:space="preserve">assert garbage == 0,  "ward name leaked into </w:t>
+      </w:r>
+      <w:proofErr w:type="spellStart"/>
+      <w:r>
+        <w:rPr>
+          <w:rFonts w:ascii="Consolas" w:hAnsi="Consolas" w:cs="Consolas"/>
+          <w:sz w:val="17"/>
+        </w:rPr>
+        <w:t>project_name</w:t>
+      </w:r>
+      <w:proofErr w:type="spellEnd"/>
+      <w:r>
+        <w:rPr>
+          <w:rFonts w:ascii="Consolas" w:hAnsi="Consolas" w:cs="Consolas"/>
+          <w:sz w:val="17"/>
+        </w:rPr>
+        <w:t xml:space="preserve"> column"</w:t>
       </w:r>
       <w:r>
         <w:rPr>
@@ -10100,7 +12587,23 @@
           <w:rFonts w:ascii="Consolas" w:hAnsi="Consolas" w:cs="Consolas"/>
           <w:sz w:val="17"/>
         </w:rPr>
-        <w:t>for col in df.columns:</w:t>
+        <w:t xml:space="preserve">for col in </w:t>
+      </w:r>
+      <w:proofErr w:type="spellStart"/>
+      <w:r>
+        <w:rPr>
+          <w:rFonts w:ascii="Consolas" w:hAnsi="Consolas" w:cs="Consolas"/>
+          <w:sz w:val="17"/>
+        </w:rPr>
+        <w:t>df.columns</w:t>
+      </w:r>
+      <w:proofErr w:type="spellEnd"/>
+      <w:r>
+        <w:rPr>
+          <w:rFonts w:ascii="Consolas" w:hAnsi="Consolas" w:cs="Consolas"/>
+          <w:sz w:val="17"/>
+        </w:rPr>
+        <w:t>:</w:t>
       </w:r>
       <w:r>
         <w:rPr>
@@ -10113,7 +12616,71 @@
           <w:rFonts w:ascii="Consolas" w:hAnsi="Consolas" w:cs="Consolas"/>
           <w:sz w:val="17"/>
         </w:rPr>
-        <w:t xml:space="preserve">    if df[col].dtype == "object" and df[col].nunique() &lt; 15:</w:t>
+        <w:t xml:space="preserve">    if </w:t>
+      </w:r>
+      <w:proofErr w:type="spellStart"/>
+      <w:r>
+        <w:rPr>
+          <w:rFonts w:ascii="Consolas" w:hAnsi="Consolas" w:cs="Consolas"/>
+          <w:sz w:val="17"/>
+        </w:rPr>
+        <w:t>df</w:t>
+      </w:r>
+      <w:proofErr w:type="spellEnd"/>
+      <w:r>
+        <w:rPr>
+          <w:rFonts w:ascii="Consolas" w:hAnsi="Consolas" w:cs="Consolas"/>
+          <w:sz w:val="17"/>
+        </w:rPr>
+        <w:t>[col].</w:t>
+      </w:r>
+      <w:proofErr w:type="spellStart"/>
+      <w:r>
+        <w:rPr>
+          <w:rFonts w:ascii="Consolas" w:hAnsi="Consolas" w:cs="Consolas"/>
+          <w:sz w:val="17"/>
+        </w:rPr>
+        <w:t>dtype</w:t>
+      </w:r>
+      <w:proofErr w:type="spellEnd"/>
+      <w:r>
+        <w:rPr>
+          <w:rFonts w:ascii="Consolas" w:hAnsi="Consolas" w:cs="Consolas"/>
+          <w:sz w:val="17"/>
+        </w:rPr>
+        <w:t xml:space="preserve"> == "object" and </w:t>
+      </w:r>
+      <w:proofErr w:type="spellStart"/>
+      <w:r>
+        <w:rPr>
+          <w:rFonts w:ascii="Consolas" w:hAnsi="Consolas" w:cs="Consolas"/>
+          <w:sz w:val="17"/>
+        </w:rPr>
+        <w:t>df</w:t>
+      </w:r>
+      <w:proofErr w:type="spellEnd"/>
+      <w:r>
+        <w:rPr>
+          <w:rFonts w:ascii="Consolas" w:hAnsi="Consolas" w:cs="Consolas"/>
+          <w:sz w:val="17"/>
+        </w:rPr>
+        <w:t>[col].</w:t>
+      </w:r>
+      <w:proofErr w:type="spellStart"/>
+      <w:r>
+        <w:rPr>
+          <w:rFonts w:ascii="Consolas" w:hAnsi="Consolas" w:cs="Consolas"/>
+          <w:sz w:val="17"/>
+        </w:rPr>
+        <w:t>nunique</w:t>
+      </w:r>
+      <w:proofErr w:type="spellEnd"/>
+      <w:r>
+        <w:rPr>
+          <w:rFonts w:ascii="Consolas" w:hAnsi="Consolas" w:cs="Consolas"/>
+          <w:sz w:val="17"/>
+        </w:rPr>
+        <w:t>() &lt; 15:</w:t>
       </w:r>
       <w:r>
         <w:rPr>
@@ -10126,7 +12693,39 @@
           <w:rFonts w:ascii="Consolas" w:hAnsi="Consolas" w:cs="Consolas"/>
           <w:sz w:val="17"/>
         </w:rPr>
-        <w:t xml:space="preserve">        print(df[col].value_counts().head(10))      # categorical distribution</w:t>
+        <w:t xml:space="preserve">        print(</w:t>
+      </w:r>
+      <w:proofErr w:type="spellStart"/>
+      <w:r>
+        <w:rPr>
+          <w:rFonts w:ascii="Consolas" w:hAnsi="Consolas" w:cs="Consolas"/>
+          <w:sz w:val="17"/>
+        </w:rPr>
+        <w:t>df</w:t>
+      </w:r>
+      <w:proofErr w:type="spellEnd"/>
+      <w:r>
+        <w:rPr>
+          <w:rFonts w:ascii="Consolas" w:hAnsi="Consolas" w:cs="Consolas"/>
+          <w:sz w:val="17"/>
+        </w:rPr>
+        <w:t>[col].</w:t>
+      </w:r>
+      <w:proofErr w:type="spellStart"/>
+      <w:r>
+        <w:rPr>
+          <w:rFonts w:ascii="Consolas" w:hAnsi="Consolas" w:cs="Consolas"/>
+          <w:sz w:val="17"/>
+        </w:rPr>
+        <w:t>value_counts</w:t>
+      </w:r>
+      <w:proofErr w:type="spellEnd"/>
+      <w:r>
+        <w:rPr>
+          <w:rFonts w:ascii="Consolas" w:hAnsi="Consolas" w:cs="Consolas"/>
+          <w:sz w:val="17"/>
+        </w:rPr>
+        <w:t>().head(10))      # categorical distribution</w:t>
       </w:r>
       <w:r>
         <w:rPr>
@@ -10182,9 +12781,6 @@
     <w:p>
       <w:pPr>
         <w:pStyle w:val="Heading1"/>
-        <w:pBdr>
-          <w:bottom w:val="single" w:sz="6" w:space="4" w:color="0B2F5C"/>
-        </w:pBdr>
         <w:spacing w:before="320" w:after="140"/>
       </w:pPr>
       <w:r>
@@ -10253,6 +12849,7 @@
       <w:pPr>
         <w:spacing w:before="220" w:after="100"/>
       </w:pPr>
+      <w:proofErr w:type="spellStart"/>
       <w:r>
         <w:rPr>
           <w:rFonts w:ascii="Calibri" w:eastAsia="Calibri" w:hAnsi="Calibri" w:cs="Calibri"/>
@@ -10262,7 +12859,19 @@
           <w:sz w:val="22"/>
           <w:szCs w:val="22"/>
         </w:rPr>
-        <w:t>CRediT Author Statement</w:t>
+        <w:t>CRediT</w:t>
+      </w:r>
+      <w:proofErr w:type="spellEnd"/>
+      <w:r>
+        <w:rPr>
+          <w:rFonts w:ascii="Calibri" w:eastAsia="Calibri" w:hAnsi="Calibri" w:cs="Calibri"/>
+          <w:b/>
+          <w:bCs/>
+          <w:color w:val="092446"/>
+          <w:sz w:val="22"/>
+          <w:szCs w:val="22"/>
+        </w:rPr>
+        <w:t xml:space="preserve"> Author Statement</w:t>
       </w:r>
     </w:p>
     <w:p>
@@ -10347,9 +12956,6 @@
     <w:p>
       <w:pPr>
         <w:pStyle w:val="Heading1"/>
-        <w:pBdr>
-          <w:bottom w:val="single" w:sz="6" w:space="4" w:color="0B2F5C"/>
-        </w:pBdr>
         <w:spacing w:before="320" w:after="140"/>
       </w:pPr>
       <w:r>
@@ -10378,7 +12984,23 @@
           <w:b/>
           <w:bCs/>
         </w:rPr>
-        <w:t>Dataset on the Digital Footprint, Ward Development Structures, Council Documents, and Constituency Development Fund (CDF) Allocations of Lusangazi Town Council.</w:t>
+        <w:t xml:space="preserve">Dataset on the Digital Footprint, Ward Development Structures, Council Documents, and Constituency Development Fund (CDF) Allocations of </w:t>
+      </w:r>
+      <w:proofErr w:type="spellStart"/>
+      <w:r>
+        <w:rPr>
+          <w:b/>
+          <w:bCs/>
+        </w:rPr>
+        <w:t>Lusangazi</w:t>
+      </w:r>
+      <w:proofErr w:type="spellEnd"/>
+      <w:r>
+        <w:rPr>
+          <w:b/>
+          <w:bCs/>
+        </w:rPr>
+        <w:t xml:space="preserve"> Town Council.</w:t>
       </w:r>
       <w:r>
         <w:t xml:space="preserve"> University of Zambia Open Data Repository / Kaggle.</w:t>
@@ -10387,9 +13009,6 @@
     <w:p>
       <w:pPr>
         <w:pStyle w:val="Heading1"/>
-        <w:pBdr>
-          <w:bottom w:val="single" w:sz="6" w:space="4" w:color="0B2F5C"/>
-        </w:pBdr>
         <w:spacing w:before="320" w:after="140"/>
       </w:pPr>
       <w:r>
@@ -10431,7 +13050,23 @@
           <w:sz w:val="19"/>
           <w:szCs w:val="19"/>
         </w:rPr>
-        <w:t xml:space="preserve"> ZambiaLII. </w:t>
+        <w:t xml:space="preserve"> </w:t>
+      </w:r>
+      <w:proofErr w:type="spellStart"/>
+      <w:r>
+        <w:rPr>
+          <w:sz w:val="19"/>
+          <w:szCs w:val="19"/>
+        </w:rPr>
+        <w:t>ZambiaLII</w:t>
+      </w:r>
+      <w:proofErr w:type="spellEnd"/>
+      <w:r>
+        <w:rPr>
+          <w:sz w:val="19"/>
+          <w:szCs w:val="19"/>
+        </w:rPr>
+        <w:t xml:space="preserve">. </w:t>
       </w:r>
       <w:hyperlink r:id="rId11" w:history="1">
         <w:r>
@@ -10471,7 +13106,23 @@
           <w:sz w:val="19"/>
           <w:szCs w:val="19"/>
         </w:rPr>
-        <w:t xml:space="preserve"> ZambiaLII. </w:t>
+        <w:t xml:space="preserve"> </w:t>
+      </w:r>
+      <w:proofErr w:type="spellStart"/>
+      <w:r>
+        <w:rPr>
+          <w:sz w:val="19"/>
+          <w:szCs w:val="19"/>
+        </w:rPr>
+        <w:t>ZambiaLII</w:t>
+      </w:r>
+      <w:proofErr w:type="spellEnd"/>
+      <w:r>
+        <w:rPr>
+          <w:sz w:val="19"/>
+          <w:szCs w:val="19"/>
+        </w:rPr>
+        <w:t xml:space="preserve">. </w:t>
       </w:r>
       <w:hyperlink r:id="rId12" w:history="1">
         <w:r>
@@ -10511,7 +13162,23 @@
           <w:sz w:val="19"/>
           <w:szCs w:val="19"/>
         </w:rPr>
-        <w:t xml:space="preserve"> ZambiaLII. </w:t>
+        <w:t xml:space="preserve"> </w:t>
+      </w:r>
+      <w:proofErr w:type="spellStart"/>
+      <w:r>
+        <w:rPr>
+          <w:sz w:val="19"/>
+          <w:szCs w:val="19"/>
+        </w:rPr>
+        <w:t>ZambiaLII</w:t>
+      </w:r>
+      <w:proofErr w:type="spellEnd"/>
+      <w:r>
+        <w:rPr>
+          <w:sz w:val="19"/>
+          <w:szCs w:val="19"/>
+        </w:rPr>
+        <w:t xml:space="preserve">. </w:t>
       </w:r>
       <w:hyperlink r:id="rId13" w:history="1">
         <w:r>

--- a/Group_30_Data_in_Brief_CSC4792.docx
+++ b/Group_30_Data_in_Brief_CSC4792.docx
@@ -405,7 +405,7 @@
           </mc:Choice>
           <mc:Fallback>
             <w:pict>
-              <v:shape w14:anchorId="4712C2B2" id="Graphic 2" o:spid="_x0000_s1026" style="position:absolute;margin-left:1in;margin-top:6.25pt;width:468.55pt;height:3.6pt;z-index:251659264;visibility:visible;mso-wrap-style:square;mso-height-percent:0;mso-wrap-distance-left:0;mso-wrap-distance-top:0;mso-wrap-distance-right:0;mso-wrap-distance-bottom:0;mso-position-horizontal:absolute;mso-position-horizontal-relative:page;mso-position-vertical:absolute;mso-position-vertical-relative:text;mso-height-percent:0;mso-height-relative:margin;v-text-anchor:top" coordsize="5950585,12700" o:gfxdata="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" path="m5950432,r-9144,l9144,,3048,,,,,3048,,9144r,3048l3048,12192r6096,l5941288,12192r9144,l5950432,9144r,-6096l5950432,xe" fillcolor="#9f9f9f" stroked="f">
+              <v:shape w14:anchorId="4ECEDBE9" id="Graphic 2" o:spid="_x0000_s1026" style="position:absolute;margin-left:1in;margin-top:6.25pt;width:468.55pt;height:3.6pt;z-index:251659264;visibility:visible;mso-wrap-style:square;mso-height-percent:0;mso-wrap-distance-left:0;mso-wrap-distance-top:0;mso-wrap-distance-right:0;mso-wrap-distance-bottom:0;mso-position-horizontal:absolute;mso-position-horizontal-relative:page;mso-position-vertical:absolute;mso-position-vertical-relative:text;mso-height-percent:0;mso-height-relative:margin;v-text-anchor:top" coordsize="5950585,12700" o:gfxdata="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" path="m5950432,r-9144,l9144,,3048,,,,,3048,,9144r,3048l3048,12192r6096,l5941288,12192r9144,l5950432,9144r,-6096l5950432,xe" fillcolor="#9f9f9f" stroked="f">
                 <v:path arrowok="t"/>
                 <w10:wrap anchorx="page"/>
               </v:shape>
@@ -540,7 +540,7 @@
           </mc:Choice>
           <mc:Fallback>
             <w:pict>
-              <v:shape w14:anchorId="26F260A7" id="Graphic 2" o:spid="_x0000_s1026" style="position:absolute;margin-left:1in;margin-top:53.75pt;width:468.55pt;height:3.6pt;z-index:251661312;visibility:visible;mso-wrap-style:square;mso-height-percent:0;mso-wrap-distance-left:0;mso-wrap-distance-top:0;mso-wrap-distance-right:0;mso-wrap-distance-bottom:0;mso-position-horizontal:absolute;mso-position-horizontal-relative:page;mso-position-vertical:absolute;mso-position-vertical-relative:text;mso-height-percent:0;mso-height-relative:margin;v-text-anchor:top" coordsize="5950585,12700" o:gfxdata="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" path="m5950432,r-9144,l9144,,3048,,,,,3048,,9144r,3048l3048,12192r6096,l5941288,12192r9144,l5950432,9144r,-6096l5950432,xe" fillcolor="#9f9f9f" stroked="f">
+              <v:shape w14:anchorId="5D3A6D23" id="Graphic 2" o:spid="_x0000_s1026" style="position:absolute;margin-left:1in;margin-top:53.75pt;width:468.55pt;height:3.6pt;z-index:251661312;visibility:visible;mso-wrap-style:square;mso-height-percent:0;mso-wrap-distance-left:0;mso-wrap-distance-top:0;mso-wrap-distance-right:0;mso-wrap-distance-bottom:0;mso-position-horizontal:absolute;mso-position-horizontal-relative:page;mso-position-vertical:absolute;mso-position-vertical-relative:text;mso-height-percent:0;mso-height-relative:margin;v-text-anchor:top" coordsize="5950585,12700" o:gfxdata="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" path="m5950432,r-9144,l9144,,3048,,,,,3048,,9144r,3048l3048,12192r6096,l5941288,12192r9144,l5950432,9144r,-6096l5950432,xe" fillcolor="#9f9f9f" stroked="f">
                 <v:path arrowok="t"/>
                 <w10:wrap anchorx="page"/>
               </v:shape>
@@ -660,7 +660,7 @@
           </mc:Choice>
           <mc:Fallback>
             <w:pict>
-              <v:shape w14:anchorId="0C7545E0" id="Graphic 3" o:spid="_x0000_s1026" style="position:absolute;margin-left:1in;margin-top:53.9pt;width:468.55pt;height:1pt;z-index:251660288;visibility:visible;mso-wrap-style:square;mso-wrap-distance-left:0;mso-wrap-distance-top:0;mso-wrap-distance-right:0;mso-wrap-distance-bottom:0;mso-position-horizontal:absolute;mso-position-horizontal-relative:page;mso-position-vertical:absolute;mso-position-vertical-relative:text;v-text-anchor:top" coordsize="5950585,12700" o:gfxdata="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" path="m5950432,r-9144,l9144,,3048,,,,,3048,,9144r,3048l3048,12192r6096,l5941288,12192r9144,l5950432,9144r,-6096l5950432,xe" fillcolor="#9f9f9f" stroked="f">
+              <v:shape w14:anchorId="154ECDFC" id="Graphic 3" o:spid="_x0000_s1026" style="position:absolute;margin-left:1in;margin-top:53.9pt;width:468.55pt;height:1pt;z-index:251660288;visibility:visible;mso-wrap-style:square;mso-wrap-distance-left:0;mso-wrap-distance-top:0;mso-wrap-distance-right:0;mso-wrap-distance-bottom:0;mso-position-horizontal:absolute;mso-position-horizontal-relative:page;mso-position-vertical:absolute;mso-position-vertical-relative:text;v-text-anchor:top" coordsize="5950585,12700" o:gfxdata="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" path="m5950432,r-9144,l9144,,3048,,,,,3048,,9144r,3048l3048,12192r6096,l5941288,12192r9144,l5950432,9144r,-6096l5950432,xe" fillcolor="#9f9f9f" stroked="f">
                 <v:path arrowok="t"/>
                 <w10:wrap anchorx="page"/>
               </v:shape>
@@ -1060,31 +1060,7 @@
                 <w:sz w:val="32"/>
                 <w:szCs w:val="32"/>
               </w:rPr>
-              <w:t xml:space="preserve">Dataset on the Digital Footprint, Ward Development Structures, Council Documents, and Constituency Development Fund (CDF) Allocations of </w:t>
-            </w:r>
-            <w:proofErr w:type="spellStart"/>
-            <w:r>
-              <w:rPr>
-                <w:rFonts w:ascii="Calibri" w:eastAsia="Calibri" w:hAnsi="Calibri" w:cs="Calibri"/>
-                <w:b/>
-                <w:bCs/>
-                <w:color w:val="FFFFFF"/>
-                <w:sz w:val="32"/>
-                <w:szCs w:val="32"/>
-              </w:rPr>
-              <w:t>Lusangazi</w:t>
-            </w:r>
-            <w:proofErr w:type="spellEnd"/>
-            <w:r>
-              <w:rPr>
-                <w:rFonts w:ascii="Calibri" w:eastAsia="Calibri" w:hAnsi="Calibri" w:cs="Calibri"/>
-                <w:b/>
-                <w:bCs/>
-                <w:color w:val="FFFFFF"/>
-                <w:sz w:val="32"/>
-                <w:szCs w:val="32"/>
-              </w:rPr>
-              <w:t xml:space="preserve"> Town Council</w:t>
+              <w:t>Dataset on the Digital Footprint, Ward Development Structures, Council Documents, and Constituency Development Fund (CDF) Allocations of Lusangazi Town Council</w:t>
             </w:r>
           </w:p>
           <w:p>
@@ -1211,11 +1187,6 @@
               </w:rPr>
               <w:t>Naleli Kabika, Group 30 (CSC 4792)</w:t>
             </w:r>
-          </w:p>
-          <w:p>
-            <w:pPr>
-              <w:spacing w:before="80"/>
-            </w:pPr>
           </w:p>
         </w:tc>
       </w:tr>
@@ -1248,31 +1219,7 @@
         <w:jc w:val="both"/>
       </w:pPr>
       <w:r>
-        <w:t xml:space="preserve">This paper presents a multi-source open-government dataset capturing the digital footprint, administrative organization, Ward Development Committees (WDC), document metadata, budget and Constituency Development Fund (CDF) allocations of </w:t>
-      </w:r>
-      <w:proofErr w:type="spellStart"/>
-      <w:r>
-        <w:t>Lusangazi</w:t>
-      </w:r>
-      <w:proofErr w:type="spellEnd"/>
-      <w:r>
-        <w:t xml:space="preserve"> Town Council in Eastern Province, Zambia. The data were extracted via a custom Python data engineering pipeline using HTML web scraping (</w:t>
-      </w:r>
-      <w:proofErr w:type="spellStart"/>
-      <w:r>
-        <w:t>BeautifulSoup</w:t>
-      </w:r>
-      <w:proofErr w:type="spellEnd"/>
-      <w:r>
-        <w:t>) and PDF document parsing (</w:t>
-      </w:r>
-      <w:proofErr w:type="spellStart"/>
-      <w:r>
-        <w:t>PyMuPDF</w:t>
-      </w:r>
-      <w:proofErr w:type="spellEnd"/>
-      <w:r>
-        <w:t>) targeting official public council domains. The final dataset comprises seven standardized, pipe-delimited (|) CSV files spanning CDF projects, council documents, ward/WDC structures, administration, historical financial statements, the 2026 Output-Based Budget, and Integrated Development Plan (IDP) priorities, designed to enhance civic transparency, public resource auditing, and spatial-administrative research across local governance in Zambia.</w:t>
+        <w:t>This paper presents a multi-source open-government dataset capturing the digital footprint, administrative organization, Ward Development Committees (WDC), document metadata, budget and Constituency Development Fund (CDF) allocations of Lusangazi Town Council in Eastern Province, Zambia. The data were extracted via a custom Python data engineering pipeline using HTML web scraping (BeautifulSoup) and PDF document parsing (PyMuPDF) targeting official public council domains. The final dataset comprises seven standardized, pipe-delimited (|) CSV files spanning CDF projects, council documents, ward/WDC structures, administration, historical financial statements, the 2026 Output-Based Budget, and Integrated Development Plan (IDP) priorities, designed to enhance civic transparency, public resource auditing, and spatial-administrative research across local governance in Zambia.</w:t>
       </w:r>
     </w:p>
     <w:p>
@@ -1557,39 +1504,7 @@
                 <w:sz w:val="18"/>
                 <w:szCs w:val="18"/>
               </w:rPr>
-              <w:t>Programmatic web scraping (requests, BeautifulSoup4) and PDF document extraction (</w:t>
-            </w:r>
-            <w:proofErr w:type="spellStart"/>
-            <w:r>
-              <w:rPr>
-                <w:sz w:val="18"/>
-                <w:szCs w:val="18"/>
-              </w:rPr>
-              <w:t>PyMuPDF</w:t>
-            </w:r>
-            <w:proofErr w:type="spellEnd"/>
-            <w:r>
-              <w:rPr>
-                <w:sz w:val="18"/>
-                <w:szCs w:val="18"/>
-              </w:rPr>
-              <w:t>/</w:t>
-            </w:r>
-            <w:proofErr w:type="spellStart"/>
-            <w:r>
-              <w:rPr>
-                <w:sz w:val="18"/>
-                <w:szCs w:val="18"/>
-              </w:rPr>
-              <w:t>fitz</w:t>
-            </w:r>
-            <w:proofErr w:type="spellEnd"/>
-            <w:r>
-              <w:rPr>
-                <w:sz w:val="18"/>
-                <w:szCs w:val="18"/>
-              </w:rPr>
-              <w:t>) from official municipal web portals.</w:t>
+              <w:t>Programmatic web scraping (requests, BeautifulSoup4) and PDF document extraction (PyMuPDF/fitz) from official municipal web portals.</w:t>
             </w:r>
           </w:p>
         </w:tc>
@@ -1700,23 +1615,7 @@
                 <w:sz w:val="18"/>
                 <w:szCs w:val="18"/>
               </w:rPr>
-              <w:t xml:space="preserve">Target site: </w:t>
-            </w:r>
-            <w:proofErr w:type="spellStart"/>
-            <w:r>
-              <w:rPr>
-                <w:sz w:val="18"/>
-                <w:szCs w:val="18"/>
-              </w:rPr>
-              <w:t>Lusangazi</w:t>
-            </w:r>
-            <w:proofErr w:type="spellEnd"/>
-            <w:r>
-              <w:rPr>
-                <w:sz w:val="18"/>
-                <w:szCs w:val="18"/>
-              </w:rPr>
-              <w:t xml:space="preserve"> Town Council web portal (https://www.lusangazicouncil.gov.zm). Text attributes normalized to lowercase, trimmed of redundant whitespace, and deduplicated.</w:t>
+              <w:t>Target site: Lusangazi Town Council web portal (https://www.lusangazicouncil.gov.zm). Text attributes normalized to lowercase, trimmed of redundant whitespace, and deduplicated.</w:t>
             </w:r>
           </w:p>
         </w:tc>
@@ -1821,21 +1720,12 @@
             <w:vAlign w:val="center"/>
           </w:tcPr>
           <w:p>
-            <w:proofErr w:type="spellStart"/>
             <w:r>
               <w:rPr>
                 <w:sz w:val="18"/>
                 <w:szCs w:val="18"/>
               </w:rPr>
-              <w:t>Lusangazi</w:t>
-            </w:r>
-            <w:proofErr w:type="spellEnd"/>
-            <w:r>
-              <w:rPr>
-                <w:sz w:val="18"/>
-                <w:szCs w:val="18"/>
-              </w:rPr>
-              <w:t xml:space="preserve"> District, Eastern Province, Zambia</w:t>
+              <w:t>Lusangazi District, Eastern Province, Zambia</w:t>
             </w:r>
           </w:p>
         </w:tc>
@@ -1908,23 +1798,7 @@
                 <w:sz w:val="18"/>
                 <w:szCs w:val="18"/>
               </w:rPr>
-              <w:t xml:space="preserve">Kaggle URL: </w:t>
-            </w:r>
-            <w:proofErr w:type="spellStart"/>
-            <w:r>
-              <w:rPr>
-                <w:sz w:val="18"/>
-                <w:szCs w:val="18"/>
-              </w:rPr>
-              <w:t>Lusangazi</w:t>
-            </w:r>
-            <w:proofErr w:type="spellEnd"/>
-            <w:r>
-              <w:rPr>
-                <w:sz w:val="18"/>
-                <w:szCs w:val="18"/>
-              </w:rPr>
-              <w:t xml:space="preserve"> Town Council Dataset</w:t>
+              <w:t>Kaggle URL: Lusangazi Town Council Dataset</w:t>
             </w:r>
           </w:p>
         </w:tc>
@@ -2025,15 +1899,7 @@
         <w:t>Civic Transparency &amp; Public Accountability:</w:t>
       </w:r>
       <w:r>
-        <w:t xml:space="preserve"> Provides structured, machine-readable access to CDF project allocations, council budgets, and development priorities for </w:t>
-      </w:r>
-      <w:proofErr w:type="spellStart"/>
-      <w:r>
-        <w:t>Lusangazi</w:t>
-      </w:r>
-      <w:proofErr w:type="spellEnd"/>
-      <w:r>
-        <w:t xml:space="preserve"> District.</w:t>
+        <w:t xml:space="preserve"> Provides structured, machine-readable access to CDF project allocations, council budgets, and development priorities for Lusangazi District.</w:t>
       </w:r>
     </w:p>
     <w:p>
@@ -2054,15 +1920,7 @@
         <w:t>Academic &amp; Data Science Research:</w:t>
       </w:r>
       <w:r>
-        <w:t xml:space="preserve"> Enables researchers and software engineers to </w:t>
-      </w:r>
-      <w:proofErr w:type="spellStart"/>
-      <w:r>
-        <w:t>analyze</w:t>
-      </w:r>
-      <w:proofErr w:type="spellEnd"/>
-      <w:r>
-        <w:t xml:space="preserve"> resource distribution models, civic text mining, and local governance digital footprints in rural Zambian councils.</w:t>
+        <w:t xml:space="preserve"> Enables researchers and software engineers to analyze resource distribution models, civic text mining, and local governance digital footprints in rural Zambian councils.</w:t>
       </w:r>
     </w:p>
     <w:p>
@@ -2083,15 +1941,7 @@
         <w:t>Public Policy &amp; Monitoring:</w:t>
       </w:r>
       <w:r>
-        <w:t xml:space="preserve"> Policy analysts and civil society organizations (</w:t>
-      </w:r>
-      <w:proofErr w:type="spellStart"/>
-      <w:r>
-        <w:t>CSOs</w:t>
-      </w:r>
-      <w:proofErr w:type="spellEnd"/>
-      <w:r>
-        <w:t>) can utilize these relational datasets to track CDF project execution statuses across wards.</w:t>
+        <w:t xml:space="preserve"> Policy analysts and civil society organizations (CSOs) can utilize these relational datasets to track CDF project execution statuses across wards.</w:t>
       </w:r>
     </w:p>
     <w:p>
@@ -2150,6 +2000,116 @@
           <w:sz w:val="25"/>
           <w:szCs w:val="25"/>
         </w:rPr>
+        <w:t>BACKGROUND</w:t>
+      </w:r>
+    </w:p>
+    <w:p>
+      <w:pPr>
+        <w:spacing w:after="140" w:line="276" w:lineRule="auto"/>
+        <w:jc w:val="both"/>
+      </w:pPr>
+      <w:r>
+        <w:t xml:space="preserve">Local authorities in Zambia serve as the operational frontline for fiscal decentralization and local service delivery across sectors such as public health, infrastructure, agriculture, and water management. The authority, functional responsibilities, and financial governance structures of local councils are mandated by the Local Government Act No. 2 of 2019. To strengthen local administrative capabilities and address financial constraints, recent legislative updates have restructured how municipal authorities operate: </w:t>
+      </w:r>
+    </w:p>
+    <w:p>
+      <w:pPr>
+        <w:numPr>
+          <w:ilvl w:val="0"/>
+          <w:numId w:val="4"/>
+        </w:numPr>
+        <w:spacing w:after="140" w:line="276" w:lineRule="auto"/>
+        <w:jc w:val="both"/>
+      </w:pPr>
+      <w:r>
+        <w:rPr>
+          <w:b/>
+          <w:bCs/>
+        </w:rPr>
+        <w:t>Local Government (Amendment) Act No. 28 of 2023:</w:t>
+      </w:r>
+      <w:r>
+        <w:t xml:space="preserve"> Restructured the Local Government Equalisation Fund (LGEF) into an unearmarked recurrent operational grant. By lifting previous capital expenditure restrictions, this amendment enables local councils to meet operational overheads, staff salaries, and administrative expenses consistently. </w:t>
+      </w:r>
+    </w:p>
+    <w:p>
+      <w:pPr>
+        <w:numPr>
+          <w:ilvl w:val="0"/>
+          <w:numId w:val="4"/>
+        </w:numPr>
+        <w:spacing w:after="140" w:line="276" w:lineRule="auto"/>
+        <w:jc w:val="both"/>
+      </w:pPr>
+      <w:r>
+        <w:rPr>
+          <w:b/>
+          <w:bCs/>
+        </w:rPr>
+        <w:t>Local Government (Amendment) Act No. 76 of 2026:</w:t>
+      </w:r>
+      <w:r>
+        <w:t xml:space="preserve"> Revised local authority pension frameworks, project planning timelines, and public financial accountability rules. This legislative </w:t>
+      </w:r>
+      <w:r>
+        <w:lastRenderedPageBreak/>
+        <w:t xml:space="preserve">shift coincided with a major expansion of the Constituency Development Fund (CDF)—reaching K40 million per constituency in 2026—making local </w:t>
+      </w:r>
+      <w:proofErr w:type="gramStart"/>
+      <w:r>
+        <w:t>councils</w:t>
+      </w:r>
+      <w:proofErr w:type="gramEnd"/>
+      <w:r>
+        <w:t xml:space="preserve"> direct managers of large-scale decentralized infrastructure, community empowerment grants, and education bursaries. </w:t>
+      </w:r>
+    </w:p>
+    <w:p>
+      <w:pPr>
+        <w:spacing w:after="140" w:line="276" w:lineRule="auto"/>
+        <w:jc w:val="both"/>
+      </w:pPr>
+      <w:r>
+        <w:t xml:space="preserve">Despite the expanded responsibilities placed on local authorities, public accessibility to structured council data remains limited. Public information published by municipal entities—such as Lusangazi Town Council in Eastern Province—is primarily scattered across unstructured web pages, non-standardized HTML tables, and flat PDF documents including Integrated Development Plans (IDPs), financial statements, and Output-Based Budgets (OBB). </w:t>
+      </w:r>
+    </w:p>
+    <w:p>
+      <w:pPr>
+        <w:spacing w:after="140" w:line="276" w:lineRule="auto"/>
+        <w:jc w:val="both"/>
+      </w:pPr>
+      <w:r>
+        <w:t>To bridge this data accessibility gap, this dataset curates and standardizes multi-source open-government data from the official portal of Lusangazi Town Council. Using a custom automated Python data engineering pipeline combining programmatic HTML web scraping and PDF parsing, raw municipal records were converted into seven machine-readable, pipe-delimited CSV files. By consolidating historical financials, 2026 OBB projections, ward development structures, and CDF project allocations, this dataset provides a clean, open-access foundation for public auditing, civic data mining, and empirical policy evaluation in local Zambian governance.</w:t>
+      </w:r>
+    </w:p>
+    <w:p>
+      <w:pPr>
+        <w:spacing w:after="140" w:line="276" w:lineRule="auto"/>
+        <w:jc w:val="both"/>
+      </w:pPr>
+    </w:p>
+    <w:p>
+      <w:pPr>
+        <w:pStyle w:val="Heading1"/>
+        <w:spacing w:before="320" w:after="140"/>
+        <w:rPr>
+          <w:rFonts w:ascii="Calibri" w:eastAsia="Calibri" w:hAnsi="Calibri" w:cs="Calibri"/>
+          <w:b/>
+          <w:bCs/>
+          <w:color w:val="0B2F5C"/>
+          <w:sz w:val="25"/>
+          <w:szCs w:val="25"/>
+        </w:rPr>
+      </w:pPr>
+      <w:r>
+        <w:rPr>
+          <w:rFonts w:ascii="Calibri" w:eastAsia="Calibri" w:hAnsi="Calibri" w:cs="Calibri"/>
+          <w:b/>
+          <w:bCs/>
+          <w:color w:val="0B2F5C"/>
+          <w:sz w:val="25"/>
+          <w:szCs w:val="25"/>
+        </w:rPr>
         <w:t>DATA DESCRIPTION</w:t>
       </w:r>
     </w:p>
@@ -2171,7 +2131,6 @@
         <w:rPr>
           <w:noProof/>
         </w:rPr>
-        <w:lastRenderedPageBreak/>
         <w:drawing>
           <wp:inline distT="0" distB="0" distL="0" distR="0" wp14:anchorId="035742AC" wp14:editId="45A57E3A">
             <wp:extent cx="5715000" cy="3048000"/>
@@ -2233,15 +2192,7 @@
         <w:jc w:val="both"/>
       </w:pPr>
       <w:r>
-        <w:t xml:space="preserve">Contains granular details of Constituency Development Fund (CDF) projects allocated across </w:t>
-      </w:r>
-      <w:proofErr w:type="spellStart"/>
-      <w:r>
-        <w:t>Lusangazi</w:t>
-      </w:r>
-      <w:proofErr w:type="spellEnd"/>
-      <w:r>
-        <w:t xml:space="preserve"> District.</w:t>
+        <w:t>Contains granular details of Constituency Development Fund (CDF) projects allocated across Lusangazi District.</w:t>
       </w:r>
     </w:p>
     <w:tbl>
@@ -2298,6 +2249,7 @@
                 <w:sz w:val="18"/>
                 <w:szCs w:val="18"/>
               </w:rPr>
+              <w:lastRenderedPageBreak/>
               <w:t>Column Name</w:t>
             </w:r>
           </w:p>
@@ -2398,7 +2350,6 @@
             <w:vAlign w:val="center"/>
           </w:tcPr>
           <w:p>
-            <w:proofErr w:type="spellStart"/>
             <w:r>
               <w:rPr>
                 <w:sz w:val="17"/>
@@ -2406,7 +2357,6 @@
               </w:rPr>
               <w:t>project_id</w:t>
             </w:r>
-            <w:proofErr w:type="spellEnd"/>
           </w:p>
         </w:tc>
         <w:tc>
@@ -2496,7 +2446,6 @@
             <w:vAlign w:val="center"/>
           </w:tcPr>
           <w:p>
-            <w:proofErr w:type="spellStart"/>
             <w:r>
               <w:rPr>
                 <w:sz w:val="17"/>
@@ -2504,7 +2453,6 @@
               </w:rPr>
               <w:t>project_name</w:t>
             </w:r>
-            <w:proofErr w:type="spellEnd"/>
           </w:p>
         </w:tc>
         <w:tc>
@@ -2660,21 +2608,12 @@
             <w:vAlign w:val="center"/>
           </w:tcPr>
           <w:p>
-            <w:proofErr w:type="spellStart"/>
-            <w:r>
-              <w:rPr>
-                <w:sz w:val="17"/>
-                <w:szCs w:val="17"/>
-              </w:rPr>
-              <w:t>Ukwimi</w:t>
-            </w:r>
-            <w:proofErr w:type="spellEnd"/>
-            <w:r>
-              <w:rPr>
-                <w:sz w:val="17"/>
-                <w:szCs w:val="17"/>
-              </w:rPr>
-              <w:t xml:space="preserve"> Ward</w:t>
+            <w:r>
+              <w:rPr>
+                <w:sz w:val="17"/>
+                <w:szCs w:val="17"/>
+              </w:rPr>
+              <w:t>Ukwimi Ward</w:t>
             </w:r>
           </w:p>
         </w:tc>
@@ -2795,7 +2734,6 @@
             <w:vAlign w:val="center"/>
           </w:tcPr>
           <w:p>
-            <w:proofErr w:type="spellStart"/>
             <w:r>
               <w:rPr>
                 <w:sz w:val="17"/>
@@ -2803,7 +2741,6 @@
               </w:rPr>
               <w:t>allocated_amount_zmw</w:t>
             </w:r>
-            <w:proofErr w:type="spellEnd"/>
           </w:p>
         </w:tc>
         <w:tc>
@@ -3080,7 +3017,6 @@
         <w:rPr>
           <w:noProof/>
         </w:rPr>
-        <w:lastRenderedPageBreak/>
         <w:drawing>
           <wp:inline distT="0" distB="0" distL="0" distR="0" wp14:anchorId="78E84451" wp14:editId="0191E20C">
             <wp:extent cx="5715000" cy="3371850"/>
@@ -3299,7 +3235,6 @@
             <w:vAlign w:val="center"/>
           </w:tcPr>
           <w:p>
-            <w:proofErr w:type="spellStart"/>
             <w:r>
               <w:rPr>
                 <w:sz w:val="17"/>
@@ -3307,7 +3242,6 @@
               </w:rPr>
               <w:t>document_id</w:t>
             </w:r>
-            <w:proofErr w:type="spellEnd"/>
           </w:p>
         </w:tc>
         <w:tc>
@@ -3493,7 +3427,6 @@
             <w:vAlign w:val="center"/>
           </w:tcPr>
           <w:p>
-            <w:proofErr w:type="spellStart"/>
             <w:r>
               <w:rPr>
                 <w:sz w:val="17"/>
@@ -3501,7 +3434,6 @@
               </w:rPr>
               <w:t>document_type</w:t>
             </w:r>
-            <w:proofErr w:type="spellEnd"/>
           </w:p>
         </w:tc>
         <w:tc>
@@ -3591,7 +3523,6 @@
             <w:vAlign w:val="center"/>
           </w:tcPr>
           <w:p>
-            <w:proofErr w:type="spellStart"/>
             <w:r>
               <w:rPr>
                 <w:sz w:val="17"/>
@@ -3599,7 +3530,6 @@
               </w:rPr>
               <w:t>publication_year</w:t>
             </w:r>
-            <w:proofErr w:type="spellEnd"/>
           </w:p>
         </w:tc>
         <w:tc>
@@ -3689,7 +3619,6 @@
             <w:vAlign w:val="center"/>
           </w:tcPr>
           <w:p>
-            <w:proofErr w:type="spellStart"/>
             <w:r>
               <w:rPr>
                 <w:sz w:val="17"/>
@@ -3697,7 +3626,6 @@
               </w:rPr>
               <w:t>source_url</w:t>
             </w:r>
-            <w:proofErr w:type="spellEnd"/>
           </w:p>
         </w:tc>
         <w:tc>
@@ -3787,7 +3715,6 @@
             <w:vAlign w:val="center"/>
           </w:tcPr>
           <w:p>
-            <w:proofErr w:type="spellStart"/>
             <w:r>
               <w:rPr>
                 <w:sz w:val="17"/>
@@ -3795,7 +3722,6 @@
               </w:rPr>
               <w:t>page_count</w:t>
             </w:r>
-            <w:proofErr w:type="spellEnd"/>
           </w:p>
         </w:tc>
         <w:tc>
@@ -3838,17 +3764,8 @@
                 <w:sz w:val="17"/>
                 <w:szCs w:val="17"/>
               </w:rPr>
-              <w:t xml:space="preserve">Total page count extracted via </w:t>
-            </w:r>
-            <w:proofErr w:type="spellStart"/>
-            <w:r>
-              <w:rPr>
-                <w:sz w:val="17"/>
-                <w:szCs w:val="17"/>
-              </w:rPr>
-              <w:t>PyMuPDF</w:t>
-            </w:r>
-            <w:proofErr w:type="spellEnd"/>
+              <w:t>Total page count extracted via PyMuPDF</w:t>
+            </w:r>
           </w:p>
         </w:tc>
         <w:tc>
@@ -3892,6 +3809,7 @@
           <w:sz w:val="20"/>
           <w:szCs w:val="20"/>
         </w:rPr>
+        <w:lastRenderedPageBreak/>
         <w:t>3. File: db-unza26-csc4792-lusangazi_wards_wdc.csv</w:t>
       </w:r>
     </w:p>
@@ -4058,7 +3976,6 @@
             <w:vAlign w:val="center"/>
           </w:tcPr>
           <w:p>
-            <w:proofErr w:type="spellStart"/>
             <w:r>
               <w:rPr>
                 <w:sz w:val="17"/>
@@ -4066,7 +3983,6 @@
               </w:rPr>
               <w:t>ward_id</w:t>
             </w:r>
-            <w:proofErr w:type="spellEnd"/>
           </w:p>
         </w:tc>
         <w:tc>
@@ -4156,7 +4072,6 @@
             <w:vAlign w:val="center"/>
           </w:tcPr>
           <w:p>
-            <w:proofErr w:type="spellStart"/>
             <w:r>
               <w:rPr>
                 <w:sz w:val="17"/>
@@ -4164,7 +4079,6 @@
               </w:rPr>
               <w:t>ward_name</w:t>
             </w:r>
-            <w:proofErr w:type="spellEnd"/>
           </w:p>
         </w:tc>
         <w:tc>
@@ -4224,7 +4138,6 @@
             <w:vAlign w:val="center"/>
           </w:tcPr>
           <w:p>
-            <w:proofErr w:type="spellStart"/>
             <w:r>
               <w:rPr>
                 <w:sz w:val="17"/>
@@ -4232,7 +4145,6 @@
               </w:rPr>
               <w:t>Mwanjawanthu</w:t>
             </w:r>
-            <w:proofErr w:type="spellEnd"/>
           </w:p>
         </w:tc>
       </w:tr>
@@ -4256,7 +4168,6 @@
             <w:vAlign w:val="center"/>
           </w:tcPr>
           <w:p>
-            <w:proofErr w:type="spellStart"/>
             <w:r>
               <w:rPr>
                 <w:sz w:val="17"/>
@@ -4264,7 +4175,6 @@
               </w:rPr>
               <w:t>wdc_chairperson</w:t>
             </w:r>
-            <w:proofErr w:type="spellEnd"/>
           </w:p>
         </w:tc>
         <w:tc>
@@ -4354,7 +4264,6 @@
             <w:vAlign w:val="center"/>
           </w:tcPr>
           <w:p>
-            <w:proofErr w:type="spellStart"/>
             <w:r>
               <w:rPr>
                 <w:sz w:val="17"/>
@@ -4362,7 +4271,6 @@
               </w:rPr>
               <w:t>zones_count</w:t>
             </w:r>
-            <w:proofErr w:type="spellEnd"/>
           </w:p>
         </w:tc>
         <w:tc>
@@ -4452,7 +4360,6 @@
             <w:vAlign w:val="center"/>
           </w:tcPr>
           <w:p>
-            <w:proofErr w:type="spellStart"/>
             <w:r>
               <w:rPr>
                 <w:sz w:val="17"/>
@@ -4460,7 +4367,6 @@
               </w:rPr>
               <w:t>key_priority</w:t>
             </w:r>
-            <w:proofErr w:type="spellEnd"/>
           </w:p>
         </w:tc>
         <w:tc>
@@ -4557,15 +4463,7 @@
         <w:jc w:val="both"/>
       </w:pPr>
       <w:r>
-        <w:t xml:space="preserve">Documents the operational department structures, key executive officers, and contact channels for </w:t>
-      </w:r>
-      <w:proofErr w:type="spellStart"/>
-      <w:r>
-        <w:t>Lusangazi</w:t>
-      </w:r>
-      <w:proofErr w:type="spellEnd"/>
-      <w:r>
-        <w:t xml:space="preserve"> Town Council.</w:t>
+        <w:t>Documents the operational department structures, key executive officers, and contact channels for Lusangazi Town Council.</w:t>
       </w:r>
     </w:p>
     <w:tbl>
@@ -4722,7 +4620,6 @@
             <w:vAlign w:val="center"/>
           </w:tcPr>
           <w:p>
-            <w:proofErr w:type="spellStart"/>
             <w:r>
               <w:rPr>
                 <w:sz w:val="17"/>
@@ -4730,7 +4627,6 @@
               </w:rPr>
               <w:t>dept_id</w:t>
             </w:r>
-            <w:proofErr w:type="spellEnd"/>
           </w:p>
         </w:tc>
         <w:tc>
@@ -4820,7 +4716,6 @@
             <w:vAlign w:val="center"/>
           </w:tcPr>
           <w:p>
-            <w:proofErr w:type="spellStart"/>
             <w:r>
               <w:rPr>
                 <w:sz w:val="17"/>
@@ -4828,7 +4723,6 @@
               </w:rPr>
               <w:t>department_name</w:t>
             </w:r>
-            <w:proofErr w:type="spellEnd"/>
           </w:p>
         </w:tc>
         <w:tc>
@@ -4918,7 +4812,6 @@
             <w:vAlign w:val="center"/>
           </w:tcPr>
           <w:p>
-            <w:proofErr w:type="spellStart"/>
             <w:r>
               <w:rPr>
                 <w:sz w:val="17"/>
@@ -4926,7 +4819,6 @@
               </w:rPr>
               <w:t>head_of_department</w:t>
             </w:r>
-            <w:proofErr w:type="spellEnd"/>
           </w:p>
         </w:tc>
         <w:tc>
@@ -5016,7 +4908,6 @@
             <w:vAlign w:val="center"/>
           </w:tcPr>
           <w:p>
-            <w:proofErr w:type="spellStart"/>
             <w:r>
               <w:rPr>
                 <w:sz w:val="17"/>
@@ -5024,7 +4915,6 @@
               </w:rPr>
               <w:t>contact_email</w:t>
             </w:r>
-            <w:proofErr w:type="spellEnd"/>
           </w:p>
         </w:tc>
         <w:tc>
@@ -5121,15 +5011,7 @@
         <w:jc w:val="both"/>
       </w:pPr>
       <w:r>
-        <w:t xml:space="preserve">Contains historical, line-item financial records (revenue and expenditure entries) for </w:t>
-      </w:r>
-      <w:proofErr w:type="spellStart"/>
-      <w:r>
-        <w:t>Lusangazi</w:t>
-      </w:r>
-      <w:proofErr w:type="spellEnd"/>
-      <w:r>
-        <w:t xml:space="preserve"> Town Council, extracted from council financial statements spanning multiple financial years. Each record captures a single budget line together with its classification as revenue or expenditure and, where applicable, its revenue stream. The file holds 96 records.</w:t>
+        <w:t>Contains historical, line-item financial records (revenue and expenditure entries) for Lusangazi Town Council, extracted from council financial statements spanning multiple financial years. Each record captures a single budget line together with its classification as revenue or expenditure and, where applicable, its revenue stream. The file holds 96 records.</w:t>
       </w:r>
     </w:p>
     <w:tbl>
@@ -5286,7 +5168,6 @@
             <w:vAlign w:val="center"/>
           </w:tcPr>
           <w:p>
-            <w:proofErr w:type="spellStart"/>
             <w:r>
               <w:rPr>
                 <w:sz w:val="17"/>
@@ -5294,7 +5175,6 @@
               </w:rPr>
               <w:t>financial_id</w:t>
             </w:r>
-            <w:proofErr w:type="spellEnd"/>
           </w:p>
         </w:tc>
         <w:tc>
@@ -5384,7 +5264,6 @@
             <w:vAlign w:val="center"/>
           </w:tcPr>
           <w:p>
-            <w:proofErr w:type="spellStart"/>
             <w:r>
               <w:rPr>
                 <w:sz w:val="17"/>
@@ -5392,7 +5271,6 @@
               </w:rPr>
               <w:t>council_name</w:t>
             </w:r>
-            <w:proofErr w:type="spellEnd"/>
           </w:p>
         </w:tc>
         <w:tc>
@@ -5452,21 +5330,12 @@
             <w:vAlign w:val="center"/>
           </w:tcPr>
           <w:p>
-            <w:proofErr w:type="spellStart"/>
-            <w:r>
-              <w:rPr>
-                <w:sz w:val="17"/>
-                <w:szCs w:val="17"/>
-              </w:rPr>
-              <w:t>Lusangazi</w:t>
-            </w:r>
-            <w:proofErr w:type="spellEnd"/>
-            <w:r>
-              <w:rPr>
-                <w:sz w:val="17"/>
-                <w:szCs w:val="17"/>
-              </w:rPr>
-              <w:t xml:space="preserve"> Town Council</w:t>
+            <w:r>
+              <w:rPr>
+                <w:sz w:val="17"/>
+                <w:szCs w:val="17"/>
+              </w:rPr>
+              <w:t>Lusangazi Town Council</w:t>
             </w:r>
           </w:p>
         </w:tc>
@@ -5491,7 +5360,6 @@
             <w:vAlign w:val="center"/>
           </w:tcPr>
           <w:p>
-            <w:proofErr w:type="spellStart"/>
             <w:r>
               <w:rPr>
                 <w:sz w:val="17"/>
@@ -5499,7 +5367,6 @@
               </w:rPr>
               <w:t>financial_year</w:t>
             </w:r>
-            <w:proofErr w:type="spellEnd"/>
           </w:p>
         </w:tc>
         <w:tc>
@@ -5589,7 +5456,6 @@
             <w:vAlign w:val="center"/>
           </w:tcPr>
           <w:p>
-            <w:proofErr w:type="spellStart"/>
             <w:r>
               <w:rPr>
                 <w:sz w:val="17"/>
@@ -5597,7 +5463,6 @@
               </w:rPr>
               <w:t>category_code</w:t>
             </w:r>
-            <w:proofErr w:type="spellEnd"/>
           </w:p>
         </w:tc>
         <w:tc>
@@ -5783,7 +5648,6 @@
             <w:vAlign w:val="center"/>
           </w:tcPr>
           <w:p>
-            <w:proofErr w:type="spellStart"/>
             <w:r>
               <w:rPr>
                 <w:sz w:val="17"/>
@@ -5791,7 +5655,6 @@
               </w:rPr>
               <w:t>amount_zmw</w:t>
             </w:r>
-            <w:proofErr w:type="spellEnd"/>
           </w:p>
         </w:tc>
         <w:tc>
@@ -5881,7 +5744,6 @@
             <w:vAlign w:val="center"/>
           </w:tcPr>
           <w:p>
-            <w:proofErr w:type="spellStart"/>
             <w:r>
               <w:rPr>
                 <w:sz w:val="17"/>
@@ -5889,7 +5751,6 @@
               </w:rPr>
               <w:t>revenue_or_expenditure</w:t>
             </w:r>
-            <w:proofErr w:type="spellEnd"/>
           </w:p>
         </w:tc>
         <w:tc>
@@ -5979,7 +5840,6 @@
             <w:vAlign w:val="center"/>
           </w:tcPr>
           <w:p>
-            <w:proofErr w:type="spellStart"/>
             <w:r>
               <w:rPr>
                 <w:sz w:val="17"/>
@@ -5987,7 +5847,6 @@
               </w:rPr>
               <w:t>revenue_stream</w:t>
             </w:r>
-            <w:proofErr w:type="spellEnd"/>
           </w:p>
         </w:tc>
         <w:tc>
@@ -6077,7 +5936,6 @@
             <w:vAlign w:val="center"/>
           </w:tcPr>
           <w:p>
-            <w:proofErr w:type="spellStart"/>
             <w:r>
               <w:rPr>
                 <w:sz w:val="17"/>
@@ -6085,7 +5943,6 @@
               </w:rPr>
               <w:t>source_doc</w:t>
             </w:r>
-            <w:proofErr w:type="spellEnd"/>
           </w:p>
         </w:tc>
         <w:tc>
@@ -6173,6 +6030,7 @@
           <w:sz w:val="20"/>
           <w:szCs w:val="20"/>
         </w:rPr>
+        <w:lastRenderedPageBreak/>
         <w:t>6. File: db-unza26-csc4792-lusangazi_obb_budget_2026.csv</w:t>
       </w:r>
     </w:p>
@@ -6339,7 +6197,6 @@
             <w:vAlign w:val="center"/>
           </w:tcPr>
           <w:p>
-            <w:proofErr w:type="spellStart"/>
             <w:r>
               <w:rPr>
                 <w:sz w:val="17"/>
@@ -6347,7 +6204,6 @@
               </w:rPr>
               <w:t>record_type</w:t>
             </w:r>
-            <w:proofErr w:type="spellEnd"/>
           </w:p>
         </w:tc>
         <w:tc>
@@ -6437,7 +6293,6 @@
             <w:vAlign w:val="center"/>
           </w:tcPr>
           <w:p>
-            <w:proofErr w:type="spellStart"/>
             <w:r>
               <w:rPr>
                 <w:sz w:val="17"/>
@@ -6445,7 +6300,6 @@
               </w:rPr>
               <w:t>financial_year</w:t>
             </w:r>
-            <w:proofErr w:type="spellEnd"/>
           </w:p>
         </w:tc>
         <w:tc>
@@ -6535,16 +6389,13 @@
             <w:vAlign w:val="center"/>
           </w:tcPr>
           <w:p>
-            <w:proofErr w:type="spellStart"/>
-            <w:r>
-              <w:rPr>
-                <w:sz w:val="17"/>
-                <w:szCs w:val="17"/>
-              </w:rPr>
-              <w:lastRenderedPageBreak/>
+            <w:r>
+              <w:rPr>
+                <w:sz w:val="17"/>
+                <w:szCs w:val="17"/>
+              </w:rPr>
               <w:t>revenue_section</w:t>
             </w:r>
-            <w:proofErr w:type="spellEnd"/>
           </w:p>
         </w:tc>
         <w:tc>
@@ -6634,7 +6485,6 @@
             <w:vAlign w:val="center"/>
           </w:tcPr>
           <w:p>
-            <w:proofErr w:type="spellStart"/>
             <w:r>
               <w:rPr>
                 <w:sz w:val="17"/>
@@ -6642,7 +6492,6 @@
               </w:rPr>
               <w:t>section_code</w:t>
             </w:r>
-            <w:proofErr w:type="spellEnd"/>
           </w:p>
         </w:tc>
         <w:tc>
@@ -6732,7 +6581,6 @@
             <w:vAlign w:val="center"/>
           </w:tcPr>
           <w:p>
-            <w:proofErr w:type="spellStart"/>
             <w:r>
               <w:rPr>
                 <w:sz w:val="17"/>
@@ -6740,7 +6588,6 @@
               </w:rPr>
               <w:t>category_code</w:t>
             </w:r>
-            <w:proofErr w:type="spellEnd"/>
           </w:p>
         </w:tc>
         <w:tc>
@@ -6926,7 +6773,6 @@
             <w:vAlign w:val="center"/>
           </w:tcPr>
           <w:p>
-            <w:proofErr w:type="spellStart"/>
             <w:r>
               <w:rPr>
                 <w:sz w:val="17"/>
@@ -6934,7 +6780,6 @@
               </w:rPr>
               <w:t>amount_zmw</w:t>
             </w:r>
-            <w:proofErr w:type="spellEnd"/>
           </w:p>
         </w:tc>
         <w:tc>
@@ -7216,7 +7061,6 @@
             <w:vAlign w:val="center"/>
           </w:tcPr>
           <w:p>
-            <w:proofErr w:type="spellStart"/>
             <w:r>
               <w:rPr>
                 <w:sz w:val="17"/>
@@ -7224,7 +7068,6 @@
               </w:rPr>
               <w:t>revenue_or_expenditure</w:t>
             </w:r>
-            <w:proofErr w:type="spellEnd"/>
           </w:p>
         </w:tc>
         <w:tc>
@@ -7314,7 +7157,6 @@
             <w:vAlign w:val="center"/>
           </w:tcPr>
           <w:p>
-            <w:proofErr w:type="spellStart"/>
             <w:r>
               <w:rPr>
                 <w:sz w:val="17"/>
@@ -7322,7 +7164,6 @@
               </w:rPr>
               <w:t>source_doc</w:t>
             </w:r>
-            <w:proofErr w:type="spellEnd"/>
           </w:p>
         </w:tc>
         <w:tc>
@@ -7611,15 +7452,7 @@
         <w:jc w:val="both"/>
       </w:pPr>
       <w:r>
-        <w:t xml:space="preserve">Captures the strategic development priorities of </w:t>
-      </w:r>
-      <w:proofErr w:type="spellStart"/>
-      <w:r>
-        <w:t>Lusangazi</w:t>
-      </w:r>
-      <w:proofErr w:type="spellEnd"/>
-      <w:r>
-        <w:t xml:space="preserve"> District as recorded in the council's Integrated Development Plan (IDP). Each record corresponds to a single strategic objective, mapped to a sector, a target ward (or a district-wide scope), an estimated implementation cost, and an implementation period. The file holds 161 records.</w:t>
+        <w:t>Captures the strategic development priorities of Lusangazi District as recorded in the council's Integrated Development Plan (IDP). Each record corresponds to a single strategic objective, mapped to a sector, a target ward (or a district-wide scope), an estimated implementation cost, and an implementation period. The file holds 161 records.</w:t>
       </w:r>
     </w:p>
     <w:tbl>
@@ -7776,7 +7609,6 @@
             <w:vAlign w:val="center"/>
           </w:tcPr>
           <w:p>
-            <w:proofErr w:type="spellStart"/>
             <w:r>
               <w:rPr>
                 <w:sz w:val="17"/>
@@ -7784,7 +7616,6 @@
               </w:rPr>
               <w:t>idp_id</w:t>
             </w:r>
-            <w:proofErr w:type="spellEnd"/>
           </w:p>
         </w:tc>
         <w:tc>
@@ -7970,7 +7801,6 @@
             <w:vAlign w:val="center"/>
           </w:tcPr>
           <w:p>
-            <w:proofErr w:type="spellStart"/>
             <w:r>
               <w:rPr>
                 <w:sz w:val="17"/>
@@ -7978,7 +7808,6 @@
               </w:rPr>
               <w:t>strategic_objective</w:t>
             </w:r>
-            <w:proofErr w:type="spellEnd"/>
           </w:p>
         </w:tc>
         <w:tc>
@@ -8043,23 +7872,7 @@
                 <w:sz w:val="17"/>
                 <w:szCs w:val="17"/>
               </w:rPr>
-              <w:t xml:space="preserve">Drilling of borehole at </w:t>
-            </w:r>
-            <w:proofErr w:type="spellStart"/>
-            <w:r>
-              <w:rPr>
-                <w:sz w:val="17"/>
-                <w:szCs w:val="17"/>
-              </w:rPr>
-              <w:t>Masosi</w:t>
-            </w:r>
-            <w:proofErr w:type="spellEnd"/>
-            <w:r>
-              <w:rPr>
-                <w:sz w:val="17"/>
-                <w:szCs w:val="17"/>
-              </w:rPr>
-              <w:t xml:space="preserve"> village</w:t>
+              <w:t>Drilling of borehole at Masosi village</w:t>
             </w:r>
           </w:p>
         </w:tc>
@@ -8084,7 +7897,6 @@
             <w:vAlign w:val="center"/>
           </w:tcPr>
           <w:p>
-            <w:proofErr w:type="spellStart"/>
             <w:r>
               <w:rPr>
                 <w:sz w:val="17"/>
@@ -8092,7 +7904,6 @@
               </w:rPr>
               <w:t>target_ward</w:t>
             </w:r>
-            <w:proofErr w:type="spellEnd"/>
           </w:p>
         </w:tc>
         <w:tc>
@@ -8152,21 +7963,12 @@
             <w:vAlign w:val="center"/>
           </w:tcPr>
           <w:p>
-            <w:proofErr w:type="spellStart"/>
-            <w:r>
-              <w:rPr>
-                <w:sz w:val="17"/>
-                <w:szCs w:val="17"/>
-              </w:rPr>
-              <w:t>Chingolo</w:t>
-            </w:r>
-            <w:proofErr w:type="spellEnd"/>
-            <w:r>
-              <w:rPr>
-                <w:sz w:val="17"/>
-                <w:szCs w:val="17"/>
-              </w:rPr>
-              <w:t xml:space="preserve"> Ward</w:t>
+            <w:r>
+              <w:rPr>
+                <w:sz w:val="17"/>
+                <w:szCs w:val="17"/>
+              </w:rPr>
+              <w:t>Chingolo Ward</w:t>
             </w:r>
           </w:p>
         </w:tc>
@@ -8191,7 +7993,6 @@
             <w:vAlign w:val="center"/>
           </w:tcPr>
           <w:p>
-            <w:proofErr w:type="spellStart"/>
             <w:r>
               <w:rPr>
                 <w:sz w:val="17"/>
@@ -8199,7 +8000,6 @@
               </w:rPr>
               <w:t>estimated_cost_zmw</w:t>
             </w:r>
-            <w:proofErr w:type="spellEnd"/>
           </w:p>
         </w:tc>
         <w:tc>
@@ -8289,7 +8089,6 @@
             <w:vAlign w:val="center"/>
           </w:tcPr>
           <w:p>
-            <w:proofErr w:type="spellStart"/>
             <w:r>
               <w:rPr>
                 <w:sz w:val="17"/>
@@ -8297,7 +8096,6 @@
               </w:rPr>
               <w:t>implementation_period</w:t>
             </w:r>
-            <w:proofErr w:type="spellEnd"/>
           </w:p>
         </w:tc>
         <w:tc>
@@ -8387,15 +8185,14 @@
             <w:vAlign w:val="center"/>
           </w:tcPr>
           <w:p>
-            <w:proofErr w:type="spellStart"/>
-            <w:r>
-              <w:rPr>
-                <w:sz w:val="17"/>
-                <w:szCs w:val="17"/>
-              </w:rPr>
+            <w:r>
+              <w:rPr>
+                <w:sz w:val="17"/>
+                <w:szCs w:val="17"/>
+              </w:rPr>
+              <w:lastRenderedPageBreak/>
               <w:t>source_doc</w:t>
             </w:r>
-            <w:proofErr w:type="spellEnd"/>
           </w:p>
         </w:tc>
         <w:tc>
@@ -8480,7 +8277,6 @@
         <w:rPr>
           <w:noProof/>
         </w:rPr>
-        <w:lastRenderedPageBreak/>
         <w:drawing>
           <wp:inline distT="0" distB="0" distL="0" distR="0" wp14:anchorId="54999B55" wp14:editId="23E8F5D5">
             <wp:extent cx="5715000" cy="3343275"/>
@@ -8625,7 +8421,43 @@
                 <w:sz w:val="18"/>
                 <w:szCs w:val="18"/>
               </w:rPr>
-              <w:t>[Stage 1: Discovery]  ──►  (Recursive crawl; PDF, table &amp; text-fallback discovery)</w:t>
+              <w:t xml:space="preserve">[Stage 1: </w:t>
+            </w:r>
+            <w:proofErr w:type="gramStart"/>
+            <w:r>
+              <w:rPr>
+                <w:rFonts w:ascii="Consolas" w:eastAsia="Consolas" w:hAnsi="Consolas" w:cs="Consolas"/>
+                <w:sz w:val="18"/>
+                <w:szCs w:val="18"/>
+              </w:rPr>
+              <w:t>Discovery]  ─</w:t>
+            </w:r>
+            <w:proofErr w:type="gramEnd"/>
+            <w:r>
+              <w:rPr>
+                <w:rFonts w:ascii="Consolas" w:eastAsia="Consolas" w:hAnsi="Consolas" w:cs="Consolas"/>
+                <w:sz w:val="18"/>
+                <w:szCs w:val="18"/>
+              </w:rPr>
+              <w:t>─</w:t>
+            </w:r>
+            <w:proofErr w:type="gramStart"/>
+            <w:r>
+              <w:rPr>
+                <w:rFonts w:ascii="Consolas" w:eastAsia="Consolas" w:hAnsi="Consolas" w:cs="Consolas"/>
+                <w:sz w:val="18"/>
+                <w:szCs w:val="18"/>
+              </w:rPr>
+              <w:t>►  (</w:t>
+            </w:r>
+            <w:proofErr w:type="gramEnd"/>
+            <w:r>
+              <w:rPr>
+                <w:rFonts w:ascii="Consolas" w:eastAsia="Consolas" w:hAnsi="Consolas" w:cs="Consolas"/>
+                <w:sz w:val="18"/>
+                <w:szCs w:val="18"/>
+              </w:rPr>
+              <w:t>Recursive crawl; PDF, table &amp; text-fallback discovery)</w:t>
             </w:r>
           </w:p>
           <w:p>
@@ -8664,7 +8496,43 @@
                 <w:sz w:val="18"/>
                 <w:szCs w:val="18"/>
               </w:rPr>
-              <w:t>[Stage 2: Selection]  ──►  (PDF extractability triage; topic allow/deny lists; ward allow-list)</w:t>
+              <w:t xml:space="preserve">[Stage 2: </w:t>
+            </w:r>
+            <w:proofErr w:type="gramStart"/>
+            <w:r>
+              <w:rPr>
+                <w:rFonts w:ascii="Consolas" w:eastAsia="Consolas" w:hAnsi="Consolas" w:cs="Consolas"/>
+                <w:sz w:val="18"/>
+                <w:szCs w:val="18"/>
+              </w:rPr>
+              <w:t>Selection]  ─</w:t>
+            </w:r>
+            <w:proofErr w:type="gramEnd"/>
+            <w:r>
+              <w:rPr>
+                <w:rFonts w:ascii="Consolas" w:eastAsia="Consolas" w:hAnsi="Consolas" w:cs="Consolas"/>
+                <w:sz w:val="18"/>
+                <w:szCs w:val="18"/>
+              </w:rPr>
+              <w:t>─</w:t>
+            </w:r>
+            <w:proofErr w:type="gramStart"/>
+            <w:r>
+              <w:rPr>
+                <w:rFonts w:ascii="Consolas" w:eastAsia="Consolas" w:hAnsi="Consolas" w:cs="Consolas"/>
+                <w:sz w:val="18"/>
+                <w:szCs w:val="18"/>
+              </w:rPr>
+              <w:t>►  (</w:t>
+            </w:r>
+            <w:proofErr w:type="gramEnd"/>
+            <w:r>
+              <w:rPr>
+                <w:rFonts w:ascii="Consolas" w:eastAsia="Consolas" w:hAnsi="Consolas" w:cs="Consolas"/>
+                <w:sz w:val="18"/>
+                <w:szCs w:val="18"/>
+              </w:rPr>
+              <w:t>PDF extractability triage; topic allow/deny lists; ward allow-list)</w:t>
             </w:r>
           </w:p>
           <w:p>
@@ -8703,25 +8571,43 @@
                 <w:sz w:val="18"/>
                 <w:szCs w:val="18"/>
               </w:rPr>
-              <w:t xml:space="preserve">[Stage 3: Cleaning]  ──►  (MD5 </w:t>
-            </w:r>
-            <w:proofErr w:type="spellStart"/>
+              <w:t xml:space="preserve">[Stage 3: </w:t>
+            </w:r>
+            <w:proofErr w:type="gramStart"/>
             <w:r>
               <w:rPr>
                 <w:rFonts w:ascii="Consolas" w:eastAsia="Consolas" w:hAnsi="Consolas" w:cs="Consolas"/>
                 <w:sz w:val="18"/>
                 <w:szCs w:val="18"/>
               </w:rPr>
-              <w:t>dedup</w:t>
-            </w:r>
-            <w:proofErr w:type="spellEnd"/>
+              <w:t>Cleaning]  ─</w:t>
+            </w:r>
+            <w:proofErr w:type="gramEnd"/>
             <w:r>
               <w:rPr>
                 <w:rFonts w:ascii="Consolas" w:eastAsia="Consolas" w:hAnsi="Consolas" w:cs="Consolas"/>
                 <w:sz w:val="18"/>
                 <w:szCs w:val="18"/>
               </w:rPr>
-              <w:t>; whitespace/encoding; hardened numeric parsing)</w:t>
+              <w:t>─</w:t>
+            </w:r>
+            <w:proofErr w:type="gramStart"/>
+            <w:r>
+              <w:rPr>
+                <w:rFonts w:ascii="Consolas" w:eastAsia="Consolas" w:hAnsi="Consolas" w:cs="Consolas"/>
+                <w:sz w:val="18"/>
+                <w:szCs w:val="18"/>
+              </w:rPr>
+              <w:t>►  (</w:t>
+            </w:r>
+            <w:proofErr w:type="gramEnd"/>
+            <w:r>
+              <w:rPr>
+                <w:rFonts w:ascii="Consolas" w:eastAsia="Consolas" w:hAnsi="Consolas" w:cs="Consolas"/>
+                <w:sz w:val="18"/>
+                <w:szCs w:val="18"/>
+              </w:rPr>
+              <w:t>MD5 dedup; whitespace/encoding; hardened numeric parsing)</w:t>
             </w:r>
           </w:p>
           <w:p>
@@ -8760,7 +8646,43 @@
                 <w:sz w:val="18"/>
                 <w:szCs w:val="18"/>
               </w:rPr>
-              <w:t>[Stage 4: Structured Extraction]  ──►  (Multi-path regex/table parsing; sector taxonomy; pipe-delimited CSV)</w:t>
+              <w:t xml:space="preserve">[Stage 4: Structured </w:t>
+            </w:r>
+            <w:proofErr w:type="gramStart"/>
+            <w:r>
+              <w:rPr>
+                <w:rFonts w:ascii="Consolas" w:eastAsia="Consolas" w:hAnsi="Consolas" w:cs="Consolas"/>
+                <w:sz w:val="18"/>
+                <w:szCs w:val="18"/>
+              </w:rPr>
+              <w:t>Extraction]  ─</w:t>
+            </w:r>
+            <w:proofErr w:type="gramEnd"/>
+            <w:r>
+              <w:rPr>
+                <w:rFonts w:ascii="Consolas" w:eastAsia="Consolas" w:hAnsi="Consolas" w:cs="Consolas"/>
+                <w:sz w:val="18"/>
+                <w:szCs w:val="18"/>
+              </w:rPr>
+              <w:t>─</w:t>
+            </w:r>
+            <w:proofErr w:type="gramStart"/>
+            <w:r>
+              <w:rPr>
+                <w:rFonts w:ascii="Consolas" w:eastAsia="Consolas" w:hAnsi="Consolas" w:cs="Consolas"/>
+                <w:sz w:val="18"/>
+                <w:szCs w:val="18"/>
+              </w:rPr>
+              <w:t>►  (Multi-path</w:t>
+            </w:r>
+            <w:proofErr w:type="gramEnd"/>
+            <w:r>
+              <w:rPr>
+                <w:rFonts w:ascii="Consolas" w:eastAsia="Consolas" w:hAnsi="Consolas" w:cs="Consolas"/>
+                <w:sz w:val="18"/>
+                <w:szCs w:val="18"/>
+              </w:rPr>
+              <w:t xml:space="preserve"> regex/table parsing; sector taxonomy; pipe-delimited CSV)</w:t>
             </w:r>
           </w:p>
           <w:p>
@@ -8799,7 +8721,43 @@
                 <w:sz w:val="18"/>
                 <w:szCs w:val="18"/>
               </w:rPr>
-              <w:t>[Stage 5: Validation &amp; EDA]  ──►  (Health-check assertions; full-suite profiling; figures)</w:t>
+              <w:t xml:space="preserve">[Stage 5: Validation &amp; </w:t>
+            </w:r>
+            <w:proofErr w:type="gramStart"/>
+            <w:r>
+              <w:rPr>
+                <w:rFonts w:ascii="Consolas" w:eastAsia="Consolas" w:hAnsi="Consolas" w:cs="Consolas"/>
+                <w:sz w:val="18"/>
+                <w:szCs w:val="18"/>
+              </w:rPr>
+              <w:t>EDA]  ─</w:t>
+            </w:r>
+            <w:proofErr w:type="gramEnd"/>
+            <w:r>
+              <w:rPr>
+                <w:rFonts w:ascii="Consolas" w:eastAsia="Consolas" w:hAnsi="Consolas" w:cs="Consolas"/>
+                <w:sz w:val="18"/>
+                <w:szCs w:val="18"/>
+              </w:rPr>
+              <w:t>─</w:t>
+            </w:r>
+            <w:proofErr w:type="gramStart"/>
+            <w:r>
+              <w:rPr>
+                <w:rFonts w:ascii="Consolas" w:eastAsia="Consolas" w:hAnsi="Consolas" w:cs="Consolas"/>
+                <w:sz w:val="18"/>
+                <w:szCs w:val="18"/>
+              </w:rPr>
+              <w:t>►  (</w:t>
+            </w:r>
+            <w:proofErr w:type="gramEnd"/>
+            <w:r>
+              <w:rPr>
+                <w:rFonts w:ascii="Consolas" w:eastAsia="Consolas" w:hAnsi="Consolas" w:cs="Consolas"/>
+                <w:sz w:val="18"/>
+                <w:szCs w:val="18"/>
+              </w:rPr>
+              <w:t>Health-check assertions; full-suite profiling; figures)</w:t>
             </w:r>
           </w:p>
           <w:p>
@@ -8825,6 +8783,7 @@
                 <w:sz w:val="18"/>
                 <w:szCs w:val="18"/>
               </w:rPr>
+              <w:lastRenderedPageBreak/>
               <w:t xml:space="preserve">        ▼</w:t>
             </w:r>
           </w:p>
@@ -8838,7 +8797,43 @@
                 <w:sz w:val="18"/>
                 <w:szCs w:val="18"/>
               </w:rPr>
-              <w:t>[Stage 6: Hosting]  ──►  (GitHub &amp; Kaggle publication; CC BY 4.0)</w:t>
+              <w:t xml:space="preserve">[Stage 6: </w:t>
+            </w:r>
+            <w:proofErr w:type="gramStart"/>
+            <w:r>
+              <w:rPr>
+                <w:rFonts w:ascii="Consolas" w:eastAsia="Consolas" w:hAnsi="Consolas" w:cs="Consolas"/>
+                <w:sz w:val="18"/>
+                <w:szCs w:val="18"/>
+              </w:rPr>
+              <w:t>Hosting]  ─</w:t>
+            </w:r>
+            <w:proofErr w:type="gramEnd"/>
+            <w:r>
+              <w:rPr>
+                <w:rFonts w:ascii="Consolas" w:eastAsia="Consolas" w:hAnsi="Consolas" w:cs="Consolas"/>
+                <w:sz w:val="18"/>
+                <w:szCs w:val="18"/>
+              </w:rPr>
+              <w:t>─</w:t>
+            </w:r>
+            <w:proofErr w:type="gramStart"/>
+            <w:r>
+              <w:rPr>
+                <w:rFonts w:ascii="Consolas" w:eastAsia="Consolas" w:hAnsi="Consolas" w:cs="Consolas"/>
+                <w:sz w:val="18"/>
+                <w:szCs w:val="18"/>
+              </w:rPr>
+              <w:t>►  (</w:t>
+            </w:r>
+            <w:proofErr w:type="gramEnd"/>
+            <w:r>
+              <w:rPr>
+                <w:rFonts w:ascii="Consolas" w:eastAsia="Consolas" w:hAnsi="Consolas" w:cs="Consolas"/>
+                <w:sz w:val="18"/>
+                <w:szCs w:val="18"/>
+              </w:rPr>
+              <w:t>GitHub &amp; Kaggle publication; CC BY 4.0)</w:t>
             </w:r>
           </w:p>
         </w:tc>
@@ -8850,27 +8845,8 @@
         <w:jc w:val="both"/>
       </w:pPr>
       <w:r>
-        <w:t xml:space="preserve">The dataset was produced through a six-stage data engineering pipeline — discovery, selection, cleaning, structured extraction, and validation — implemented entirely in Python (requests, BeautifulSoup4, </w:t>
-      </w:r>
-      <w:proofErr w:type="spellStart"/>
-      <w:r>
-        <w:t>PyMuPDF</w:t>
-      </w:r>
-      <w:proofErr w:type="spellEnd"/>
-      <w:r>
-        <w:t xml:space="preserve">, </w:t>
-      </w:r>
-      <w:proofErr w:type="spellStart"/>
-      <w:r>
-        <w:t>pdfplumber</w:t>
-      </w:r>
-      <w:proofErr w:type="spellEnd"/>
-      <w:r>
-        <w:t xml:space="preserve">, pandas) inside a single reproducible Jupyter notebook (CSC4792-Group-30-Lusangazi-Town-Council-Data-Mining.ipynb). Representative code excerpts for each stage are given </w:t>
-      </w:r>
-      <w:r>
         <w:lastRenderedPageBreak/>
-        <w:t>below; the full implementation, including all extraction rules and the exploratory analysis suite, is available in the notebook committed to the GitHub repository.</w:t>
+        <w:t>The dataset was produced through a six-stage data engineering pipeline — discovery, selection, cleaning, structured extraction, and validation — implemented entirely in Python (requests, BeautifulSoup4, PyMuPDF, pdfplumber, pandas) inside a single reproducible Jupyter notebook (CSC4792-Group-30-Lusangazi-Town-Council-Data-Mining.ipynb). Representative code excerpts for each stage are given below; the full implementation, including all extraction rules and the exploratory analysis suite, is available in the notebook committed to the GitHub repository.</w:t>
       </w:r>
     </w:p>
     <w:p>
@@ -8913,37 +8889,21 @@
         <w:t xml:space="preserve">Seed crawl: </w:t>
       </w:r>
       <w:r>
-        <w:t xml:space="preserve">an HTTP GET request against the base URL was parsed with BeautifulSoup4, every anchor </w:t>
-      </w:r>
-      <w:proofErr w:type="spellStart"/>
-      <w:r>
-        <w:t>href</w:t>
-      </w:r>
-      <w:proofErr w:type="spellEnd"/>
-      <w:r>
-        <w:t xml:space="preserve"> resolved to an absolute URL via </w:t>
-      </w:r>
-      <w:proofErr w:type="spellStart"/>
-      <w:r>
-        <w:t>urljoin</w:t>
-      </w:r>
-      <w:proofErr w:type="spellEnd"/>
-      <w:r>
-        <w:t>(), and a domain-matching filter (</w:t>
-      </w:r>
-      <w:proofErr w:type="spellStart"/>
-      <w:r>
-        <w:t>urlparse</w:t>
-      </w:r>
-      <w:proofErr w:type="spellEnd"/>
-      <w:r>
-        <w:t>().</w:t>
-      </w:r>
-      <w:proofErr w:type="spellStart"/>
-      <w:r>
-        <w:t>netloc</w:t>
-      </w:r>
-      <w:proofErr w:type="spellEnd"/>
+        <w:t xml:space="preserve">an HTTP GET request against the base URL was parsed with BeautifulSoup4, every anchor href resolved to an absolute URL via </w:t>
+      </w:r>
+      <w:proofErr w:type="gramStart"/>
+      <w:r>
+        <w:t>urljoin(</w:t>
+      </w:r>
+      <w:proofErr w:type="gramEnd"/>
+      <w:r>
+        <w:t>), and a domain-matching filter (urlparse(</w:t>
+      </w:r>
+      <w:proofErr w:type="gramStart"/>
+      <w:r>
+        <w:t>).netloc</w:t>
+      </w:r>
+      <w:proofErr w:type="gramEnd"/>
       <w:r>
         <w:t>) discarded outbound/external links, leaving a deduplicated set of internal URLs.</w:t>
       </w:r>
@@ -8965,15 +8925,7 @@
         <w:t xml:space="preserve">Target expansion: </w:t>
       </w:r>
       <w:r>
-        <w:t xml:space="preserve">the crawled URL set was merged with a small list of known high-value subpages (e.g. the CDF tracker and administration/ward pages) identified by their </w:t>
-      </w:r>
-      <w:proofErr w:type="spellStart"/>
-      <w:r>
-        <w:t>page_id</w:t>
-      </w:r>
-      <w:proofErr w:type="spellEnd"/>
-      <w:r>
-        <w:t xml:space="preserve"> query parameters, ensuring pages not reachable from the homepage navigation were still scanned.</w:t>
+        <w:t>the crawled URL set was merged with a small list of known high-value subpages (e.g. the CDF tracker and administration/ward pages) identified by their page_id query parameters, ensuring pages not reachable from the homepage navigation were still scanned.</w:t>
       </w:r>
     </w:p>
     <w:p>
@@ -8993,47 +8945,39 @@
         <w:t xml:space="preserve">Resource discovery: </w:t>
       </w:r>
       <w:r>
-        <w:t>each target page was scanned for (</w:t>
-      </w:r>
-      <w:proofErr w:type="spellStart"/>
-      <w:r>
-        <w:t>i</w:t>
-      </w:r>
-      <w:proofErr w:type="spellEnd"/>
-      <w:r>
-        <w:t xml:space="preserve">) anchors whose </w:t>
-      </w:r>
-      <w:proofErr w:type="spellStart"/>
-      <w:r>
-        <w:t>href</w:t>
-      </w:r>
-      <w:proofErr w:type="spellEnd"/>
-      <w:r>
-        <w:t xml:space="preserve"> contained ".pdf", captured as absolute PDF URLs; (ii) embedded HTML &lt;table&gt; elements, parsed with </w:t>
-      </w:r>
-      <w:proofErr w:type="spellStart"/>
-      <w:r>
-        <w:t>pandas.read_html</w:t>
-      </w:r>
-      <w:proofErr w:type="spellEnd"/>
-      <w:r>
-        <w:t>(); and (iii) fallback page text (</w:t>
-      </w:r>
-      <w:proofErr w:type="spellStart"/>
-      <w:r>
-        <w:t>BeautifulSoup</w:t>
-      </w:r>
-      <w:proofErr w:type="spellEnd"/>
-      <w:r>
-        <w:t xml:space="preserve"> .</w:t>
-      </w:r>
-      <w:proofErr w:type="spellStart"/>
-      <w:r>
-        <w:t>get_text</w:t>
-      </w:r>
-      <w:proofErr w:type="spellEnd"/>
-      <w:r>
-        <w:t>()) for pages with no structured markup.</w:t>
+        <w:t xml:space="preserve">each target page was scanned for (i) anchors whose href contained ".pdf", captured as absolute PDF URLs; (ii) embedded HTML &lt;table&gt; elements, parsed with </w:t>
+      </w:r>
+      <w:proofErr w:type="gramStart"/>
+      <w:r>
+        <w:t>pandas.read</w:t>
+      </w:r>
+      <w:proofErr w:type="gramEnd"/>
+      <w:r>
+        <w:t>_</w:t>
+      </w:r>
+      <w:proofErr w:type="gramStart"/>
+      <w:r>
+        <w:t>html(</w:t>
+      </w:r>
+      <w:proofErr w:type="gramEnd"/>
+      <w:r>
+        <w:t>); and (iii) fallback page text (</w:t>
+      </w:r>
+      <w:proofErr w:type="gramStart"/>
+      <w:r>
+        <w:t>BeautifulSoup .get</w:t>
+      </w:r>
+      <w:proofErr w:type="gramEnd"/>
+      <w:r>
+        <w:t>_</w:t>
+      </w:r>
+      <w:proofErr w:type="gramStart"/>
+      <w:r>
+        <w:t>text(</w:t>
+      </w:r>
+      <w:proofErr w:type="gramEnd"/>
+      <w:r>
+        <w:t>)) for pages with no structured markup.</w:t>
       </w:r>
     </w:p>
     <w:p>
@@ -9053,39 +8997,59 @@
           <w:rFonts w:ascii="Consolas" w:hAnsi="Consolas" w:cs="Consolas"/>
           <w:sz w:val="17"/>
         </w:rPr>
-        <w:t xml:space="preserve">def </w:t>
-      </w:r>
-      <w:proofErr w:type="spellStart"/>
+        <w:t>def get_internal_links(base_url):</w:t>
+      </w:r>
+      <w:r>
+        <w:rPr>
+          <w:rFonts w:ascii="Consolas" w:hAnsi="Consolas"/>
+        </w:rPr>
+        <w:br/>
+      </w:r>
       <w:r>
         <w:rPr>
           <w:rFonts w:ascii="Consolas" w:hAnsi="Consolas" w:cs="Consolas"/>
           <w:sz w:val="17"/>
         </w:rPr>
-        <w:t>get_internal_links</w:t>
-      </w:r>
-      <w:proofErr w:type="spellEnd"/>
+        <w:t xml:space="preserve">    response = requests.get(base_url, headers={"User-Agent": "Mozilla/5.0"},</w:t>
+      </w:r>
+      <w:r>
+        <w:rPr>
+          <w:rFonts w:ascii="Consolas" w:hAnsi="Consolas"/>
+        </w:rPr>
+        <w:br/>
+      </w:r>
       <w:r>
         <w:rPr>
           <w:rFonts w:ascii="Consolas" w:hAnsi="Consolas" w:cs="Consolas"/>
           <w:sz w:val="17"/>
         </w:rPr>
-        <w:t>(</w:t>
-      </w:r>
-      <w:proofErr w:type="spellStart"/>
+        <w:t xml:space="preserve">                             timeout=30, verify=False)</w:t>
+      </w:r>
+      <w:r>
+        <w:rPr>
+          <w:rFonts w:ascii="Consolas" w:hAnsi="Consolas"/>
+        </w:rPr>
+        <w:br/>
+      </w:r>
       <w:r>
         <w:rPr>
           <w:rFonts w:ascii="Consolas" w:hAnsi="Consolas" w:cs="Consolas"/>
           <w:sz w:val="17"/>
         </w:rPr>
-        <w:t>base_url</w:t>
-      </w:r>
-      <w:proofErr w:type="spellEnd"/>
+        <w:t xml:space="preserve">    soup = BeautifulSoup(response.text, "html.parser")</w:t>
+      </w:r>
+      <w:r>
+        <w:rPr>
+          <w:rFonts w:ascii="Consolas" w:hAnsi="Consolas"/>
+        </w:rPr>
+        <w:br/>
+      </w:r>
       <w:r>
         <w:rPr>
           <w:rFonts w:ascii="Consolas" w:hAnsi="Consolas" w:cs="Consolas"/>
           <w:sz w:val="17"/>
         </w:rPr>
-        <w:t>):</w:t>
+        <w:t xml:space="preserve">    links = set()</w:t>
       </w:r>
       <w:r>
         <w:rPr>
@@ -9098,39 +9062,59 @@
           <w:rFonts w:ascii="Consolas" w:hAnsi="Consolas" w:cs="Consolas"/>
           <w:sz w:val="17"/>
         </w:rPr>
-        <w:t xml:space="preserve">    response = </w:t>
-      </w:r>
-      <w:proofErr w:type="spellStart"/>
+        <w:t xml:space="preserve">    for a in soup.find_all("a", href=True):</w:t>
+      </w:r>
+      <w:r>
+        <w:rPr>
+          <w:rFonts w:ascii="Consolas" w:hAnsi="Consolas"/>
+        </w:rPr>
+        <w:br/>
+      </w:r>
       <w:r>
         <w:rPr>
           <w:rFonts w:ascii="Consolas" w:hAnsi="Consolas" w:cs="Consolas"/>
           <w:sz w:val="17"/>
         </w:rPr>
-        <w:t>requests.get</w:t>
-      </w:r>
-      <w:proofErr w:type="spellEnd"/>
+        <w:t xml:space="preserve">        url = urljoin(base_url, a["href"])</w:t>
+      </w:r>
+      <w:r>
+        <w:rPr>
+          <w:rFonts w:ascii="Consolas" w:hAnsi="Consolas"/>
+        </w:rPr>
+        <w:br/>
+      </w:r>
       <w:r>
         <w:rPr>
           <w:rFonts w:ascii="Consolas" w:hAnsi="Consolas" w:cs="Consolas"/>
           <w:sz w:val="17"/>
         </w:rPr>
-        <w:t>(</w:t>
-      </w:r>
-      <w:proofErr w:type="spellStart"/>
+        <w:t xml:space="preserve">        if urlparse(url).netloc == urlparse(base_url).netloc:</w:t>
+      </w:r>
+      <w:r>
+        <w:rPr>
+          <w:rFonts w:ascii="Consolas" w:hAnsi="Consolas"/>
+        </w:rPr>
+        <w:br/>
+      </w:r>
       <w:r>
         <w:rPr>
           <w:rFonts w:ascii="Consolas" w:hAnsi="Consolas" w:cs="Consolas"/>
           <w:sz w:val="17"/>
         </w:rPr>
-        <w:t>base_url</w:t>
-      </w:r>
-      <w:proofErr w:type="spellEnd"/>
+        <w:t xml:space="preserve">            links.add(url)</w:t>
+      </w:r>
+      <w:r>
+        <w:rPr>
+          <w:rFonts w:ascii="Consolas" w:hAnsi="Consolas"/>
+        </w:rPr>
+        <w:br/>
+      </w:r>
       <w:r>
         <w:rPr>
           <w:rFonts w:ascii="Consolas" w:hAnsi="Consolas" w:cs="Consolas"/>
           <w:sz w:val="17"/>
         </w:rPr>
-        <w:t>, headers={"User-Agent": "Mozilla/5.0"},</w:t>
+        <w:t xml:space="preserve">    return list(links)</w:t>
       </w:r>
       <w:r>
         <w:rPr>
@@ -9143,7 +9127,7 @@
           <w:rFonts w:ascii="Consolas" w:hAnsi="Consolas" w:cs="Consolas"/>
           <w:sz w:val="17"/>
         </w:rPr>
-        <w:t xml:space="preserve">                             timeout=30, verify=False)</w:t>
+        <w:t> </w:t>
       </w:r>
       <w:r>
         <w:rPr>
@@ -9156,630 +9140,85 @@
           <w:rFonts w:ascii="Consolas" w:hAnsi="Consolas" w:cs="Consolas"/>
           <w:sz w:val="17"/>
         </w:rPr>
-        <w:t xml:space="preserve">    soup = </w:t>
-      </w:r>
-      <w:proofErr w:type="spellStart"/>
+        <w:t>internal_urls = get_internal_links(BASE_URL)</w:t>
+      </w:r>
+      <w:r>
+        <w:rPr>
+          <w:rFonts w:ascii="Consolas" w:hAnsi="Consolas"/>
+        </w:rPr>
+        <w:br/>
+      </w:r>
       <w:r>
         <w:rPr>
           <w:rFonts w:ascii="Consolas" w:hAnsi="Consolas" w:cs="Consolas"/>
           <w:sz w:val="17"/>
         </w:rPr>
-        <w:t>BeautifulSoup</w:t>
-      </w:r>
-      <w:proofErr w:type="spellEnd"/>
+        <w:t> </w:t>
+      </w:r>
+      <w:r>
+        <w:rPr>
+          <w:rFonts w:ascii="Consolas" w:hAnsi="Consolas"/>
+        </w:rPr>
+        <w:br/>
+      </w:r>
       <w:r>
         <w:rPr>
           <w:rFonts w:ascii="Consolas" w:hAnsi="Consolas" w:cs="Consolas"/>
           <w:sz w:val="17"/>
         </w:rPr>
-        <w:t>(</w:t>
-      </w:r>
-      <w:proofErr w:type="spellStart"/>
+        <w:t># PDF discovery on every crawled + known target page</w:t>
+      </w:r>
+      <w:r>
+        <w:rPr>
+          <w:rFonts w:ascii="Consolas" w:hAnsi="Consolas"/>
+        </w:rPr>
+        <w:br/>
+      </w:r>
       <w:r>
         <w:rPr>
           <w:rFonts w:ascii="Consolas" w:hAnsi="Consolas" w:cs="Consolas"/>
           <w:sz w:val="17"/>
         </w:rPr>
-        <w:t>response.text</w:t>
-      </w:r>
-      <w:proofErr w:type="spellEnd"/>
+        <w:t>for a in soup.find_all("a", href=True):</w:t>
+      </w:r>
+      <w:r>
+        <w:rPr>
+          <w:rFonts w:ascii="Consolas" w:hAnsi="Consolas"/>
+        </w:rPr>
+        <w:br/>
+      </w:r>
       <w:r>
         <w:rPr>
           <w:rFonts w:ascii="Consolas" w:hAnsi="Consolas" w:cs="Consolas"/>
           <w:sz w:val="17"/>
         </w:rPr>
-        <w:t>, "</w:t>
-      </w:r>
-      <w:proofErr w:type="spellStart"/>
+        <w:t xml:space="preserve">    href = a["href"].strip()</w:t>
+      </w:r>
+      <w:r>
+        <w:rPr>
+          <w:rFonts w:ascii="Consolas" w:hAnsi="Consolas"/>
+        </w:rPr>
+        <w:br/>
+      </w:r>
       <w:r>
         <w:rPr>
           <w:rFonts w:ascii="Consolas" w:hAnsi="Consolas" w:cs="Consolas"/>
           <w:sz w:val="17"/>
         </w:rPr>
-        <w:t>html.parser</w:t>
-      </w:r>
-      <w:proofErr w:type="spellEnd"/>
+        <w:t xml:space="preserve">    if ".pdf" in href.lower():</w:t>
+      </w:r>
+      <w:r>
+        <w:rPr>
+          <w:rFonts w:ascii="Consolas" w:hAnsi="Consolas"/>
+        </w:rPr>
+        <w:br/>
+      </w:r>
       <w:r>
         <w:rPr>
           <w:rFonts w:ascii="Consolas" w:hAnsi="Consolas" w:cs="Consolas"/>
           <w:sz w:val="17"/>
         </w:rPr>
-        <w:t>")</w:t>
-      </w:r>
-      <w:r>
-        <w:rPr>
-          <w:rFonts w:ascii="Consolas" w:hAnsi="Consolas"/>
-        </w:rPr>
-        <w:br/>
-      </w:r>
-      <w:r>
-        <w:rPr>
-          <w:rFonts w:ascii="Consolas" w:hAnsi="Consolas" w:cs="Consolas"/>
-          <w:sz w:val="17"/>
-        </w:rPr>
-        <w:t xml:space="preserve">    links = set()</w:t>
-      </w:r>
-      <w:r>
-        <w:rPr>
-          <w:rFonts w:ascii="Consolas" w:hAnsi="Consolas"/>
-        </w:rPr>
-        <w:br/>
-      </w:r>
-      <w:r>
-        <w:rPr>
-          <w:rFonts w:ascii="Consolas" w:hAnsi="Consolas" w:cs="Consolas"/>
-          <w:sz w:val="17"/>
-        </w:rPr>
-        <w:t xml:space="preserve">    for a in </w:t>
-      </w:r>
-      <w:proofErr w:type="spellStart"/>
-      <w:r>
-        <w:rPr>
-          <w:rFonts w:ascii="Consolas" w:hAnsi="Consolas" w:cs="Consolas"/>
-          <w:sz w:val="17"/>
-        </w:rPr>
-        <w:t>soup.find_all</w:t>
-      </w:r>
-      <w:proofErr w:type="spellEnd"/>
-      <w:r>
-        <w:rPr>
-          <w:rFonts w:ascii="Consolas" w:hAnsi="Consolas" w:cs="Consolas"/>
-          <w:sz w:val="17"/>
-        </w:rPr>
-        <w:t xml:space="preserve">("a", </w:t>
-      </w:r>
-      <w:proofErr w:type="spellStart"/>
-      <w:r>
-        <w:rPr>
-          <w:rFonts w:ascii="Consolas" w:hAnsi="Consolas" w:cs="Consolas"/>
-          <w:sz w:val="17"/>
-        </w:rPr>
-        <w:t>href</w:t>
-      </w:r>
-      <w:proofErr w:type="spellEnd"/>
-      <w:r>
-        <w:rPr>
-          <w:rFonts w:ascii="Consolas" w:hAnsi="Consolas" w:cs="Consolas"/>
-          <w:sz w:val="17"/>
-        </w:rPr>
-        <w:t>=True):</w:t>
-      </w:r>
-      <w:r>
-        <w:rPr>
-          <w:rFonts w:ascii="Consolas" w:hAnsi="Consolas"/>
-        </w:rPr>
-        <w:br/>
-      </w:r>
-      <w:r>
-        <w:rPr>
-          <w:rFonts w:ascii="Consolas" w:hAnsi="Consolas" w:cs="Consolas"/>
-          <w:sz w:val="17"/>
-        </w:rPr>
-        <w:t xml:space="preserve">        </w:t>
-      </w:r>
-      <w:proofErr w:type="spellStart"/>
-      <w:r>
-        <w:rPr>
-          <w:rFonts w:ascii="Consolas" w:hAnsi="Consolas" w:cs="Consolas"/>
-          <w:sz w:val="17"/>
-        </w:rPr>
-        <w:t>url</w:t>
-      </w:r>
-      <w:proofErr w:type="spellEnd"/>
-      <w:r>
-        <w:rPr>
-          <w:rFonts w:ascii="Consolas" w:hAnsi="Consolas" w:cs="Consolas"/>
-          <w:sz w:val="17"/>
-        </w:rPr>
-        <w:t xml:space="preserve"> = </w:t>
-      </w:r>
-      <w:proofErr w:type="spellStart"/>
-      <w:r>
-        <w:rPr>
-          <w:rFonts w:ascii="Consolas" w:hAnsi="Consolas" w:cs="Consolas"/>
-          <w:sz w:val="17"/>
-        </w:rPr>
-        <w:t>urljoin</w:t>
-      </w:r>
-      <w:proofErr w:type="spellEnd"/>
-      <w:r>
-        <w:rPr>
-          <w:rFonts w:ascii="Consolas" w:hAnsi="Consolas" w:cs="Consolas"/>
-          <w:sz w:val="17"/>
-        </w:rPr>
-        <w:t>(</w:t>
-      </w:r>
-      <w:proofErr w:type="spellStart"/>
-      <w:r>
-        <w:rPr>
-          <w:rFonts w:ascii="Consolas" w:hAnsi="Consolas" w:cs="Consolas"/>
-          <w:sz w:val="17"/>
-        </w:rPr>
-        <w:t>base_url</w:t>
-      </w:r>
-      <w:proofErr w:type="spellEnd"/>
-      <w:r>
-        <w:rPr>
-          <w:rFonts w:ascii="Consolas" w:hAnsi="Consolas" w:cs="Consolas"/>
-          <w:sz w:val="17"/>
-        </w:rPr>
-        <w:t>, a["</w:t>
-      </w:r>
-      <w:proofErr w:type="spellStart"/>
-      <w:r>
-        <w:rPr>
-          <w:rFonts w:ascii="Consolas" w:hAnsi="Consolas" w:cs="Consolas"/>
-          <w:sz w:val="17"/>
-        </w:rPr>
-        <w:t>href</w:t>
-      </w:r>
-      <w:proofErr w:type="spellEnd"/>
-      <w:r>
-        <w:rPr>
-          <w:rFonts w:ascii="Consolas" w:hAnsi="Consolas" w:cs="Consolas"/>
-          <w:sz w:val="17"/>
-        </w:rPr>
-        <w:t>"])</w:t>
-      </w:r>
-      <w:r>
-        <w:rPr>
-          <w:rFonts w:ascii="Consolas" w:hAnsi="Consolas"/>
-        </w:rPr>
-        <w:br/>
-      </w:r>
-      <w:r>
-        <w:rPr>
-          <w:rFonts w:ascii="Consolas" w:hAnsi="Consolas" w:cs="Consolas"/>
-          <w:sz w:val="17"/>
-        </w:rPr>
-        <w:t xml:space="preserve">        if </w:t>
-      </w:r>
-      <w:proofErr w:type="spellStart"/>
-      <w:r>
-        <w:rPr>
-          <w:rFonts w:ascii="Consolas" w:hAnsi="Consolas" w:cs="Consolas"/>
-          <w:sz w:val="17"/>
-        </w:rPr>
-        <w:t>urlparse</w:t>
-      </w:r>
-      <w:proofErr w:type="spellEnd"/>
-      <w:r>
-        <w:rPr>
-          <w:rFonts w:ascii="Consolas" w:hAnsi="Consolas" w:cs="Consolas"/>
-          <w:sz w:val="17"/>
-        </w:rPr>
-        <w:t>(</w:t>
-      </w:r>
-      <w:proofErr w:type="spellStart"/>
-      <w:r>
-        <w:rPr>
-          <w:rFonts w:ascii="Consolas" w:hAnsi="Consolas" w:cs="Consolas"/>
-          <w:sz w:val="17"/>
-        </w:rPr>
-        <w:t>url</w:t>
-      </w:r>
-      <w:proofErr w:type="spellEnd"/>
-      <w:r>
-        <w:rPr>
-          <w:rFonts w:ascii="Consolas" w:hAnsi="Consolas" w:cs="Consolas"/>
-          <w:sz w:val="17"/>
-        </w:rPr>
-        <w:t>).</w:t>
-      </w:r>
-      <w:proofErr w:type="spellStart"/>
-      <w:r>
-        <w:rPr>
-          <w:rFonts w:ascii="Consolas" w:hAnsi="Consolas" w:cs="Consolas"/>
-          <w:sz w:val="17"/>
-        </w:rPr>
-        <w:t>netloc</w:t>
-      </w:r>
-      <w:proofErr w:type="spellEnd"/>
-      <w:r>
-        <w:rPr>
-          <w:rFonts w:ascii="Consolas" w:hAnsi="Consolas" w:cs="Consolas"/>
-          <w:sz w:val="17"/>
-        </w:rPr>
-        <w:t xml:space="preserve"> == </w:t>
-      </w:r>
-      <w:proofErr w:type="spellStart"/>
-      <w:r>
-        <w:rPr>
-          <w:rFonts w:ascii="Consolas" w:hAnsi="Consolas" w:cs="Consolas"/>
-          <w:sz w:val="17"/>
-        </w:rPr>
-        <w:t>urlparse</w:t>
-      </w:r>
-      <w:proofErr w:type="spellEnd"/>
-      <w:r>
-        <w:rPr>
-          <w:rFonts w:ascii="Consolas" w:hAnsi="Consolas" w:cs="Consolas"/>
-          <w:sz w:val="17"/>
-        </w:rPr>
-        <w:t>(</w:t>
-      </w:r>
-      <w:proofErr w:type="spellStart"/>
-      <w:r>
-        <w:rPr>
-          <w:rFonts w:ascii="Consolas" w:hAnsi="Consolas" w:cs="Consolas"/>
-          <w:sz w:val="17"/>
-        </w:rPr>
-        <w:t>base_url</w:t>
-      </w:r>
-      <w:proofErr w:type="spellEnd"/>
-      <w:r>
-        <w:rPr>
-          <w:rFonts w:ascii="Consolas" w:hAnsi="Consolas" w:cs="Consolas"/>
-          <w:sz w:val="17"/>
-        </w:rPr>
-        <w:t>).</w:t>
-      </w:r>
-      <w:proofErr w:type="spellStart"/>
-      <w:r>
-        <w:rPr>
-          <w:rFonts w:ascii="Consolas" w:hAnsi="Consolas" w:cs="Consolas"/>
-          <w:sz w:val="17"/>
-        </w:rPr>
-        <w:t>netloc</w:t>
-      </w:r>
-      <w:proofErr w:type="spellEnd"/>
-      <w:r>
-        <w:rPr>
-          <w:rFonts w:ascii="Consolas" w:hAnsi="Consolas" w:cs="Consolas"/>
-          <w:sz w:val="17"/>
-        </w:rPr>
-        <w:t>:</w:t>
-      </w:r>
-      <w:r>
-        <w:rPr>
-          <w:rFonts w:ascii="Consolas" w:hAnsi="Consolas"/>
-        </w:rPr>
-        <w:br/>
-      </w:r>
-      <w:r>
-        <w:rPr>
-          <w:rFonts w:ascii="Consolas" w:hAnsi="Consolas" w:cs="Consolas"/>
-          <w:sz w:val="17"/>
-        </w:rPr>
-        <w:t xml:space="preserve">            </w:t>
-      </w:r>
-      <w:proofErr w:type="spellStart"/>
-      <w:r>
-        <w:rPr>
-          <w:rFonts w:ascii="Consolas" w:hAnsi="Consolas" w:cs="Consolas"/>
-          <w:sz w:val="17"/>
-        </w:rPr>
-        <w:t>links.add</w:t>
-      </w:r>
-      <w:proofErr w:type="spellEnd"/>
-      <w:r>
-        <w:rPr>
-          <w:rFonts w:ascii="Consolas" w:hAnsi="Consolas" w:cs="Consolas"/>
-          <w:sz w:val="17"/>
-        </w:rPr>
-        <w:t>(</w:t>
-      </w:r>
-      <w:proofErr w:type="spellStart"/>
-      <w:r>
-        <w:rPr>
-          <w:rFonts w:ascii="Consolas" w:hAnsi="Consolas" w:cs="Consolas"/>
-          <w:sz w:val="17"/>
-        </w:rPr>
-        <w:t>url</w:t>
-      </w:r>
-      <w:proofErr w:type="spellEnd"/>
-      <w:r>
-        <w:rPr>
-          <w:rFonts w:ascii="Consolas" w:hAnsi="Consolas" w:cs="Consolas"/>
-          <w:sz w:val="17"/>
-        </w:rPr>
-        <w:t>)</w:t>
-      </w:r>
-      <w:r>
-        <w:rPr>
-          <w:rFonts w:ascii="Consolas" w:hAnsi="Consolas"/>
-        </w:rPr>
-        <w:br/>
-      </w:r>
-      <w:r>
-        <w:rPr>
-          <w:rFonts w:ascii="Consolas" w:hAnsi="Consolas" w:cs="Consolas"/>
-          <w:sz w:val="17"/>
-        </w:rPr>
-        <w:t xml:space="preserve">    return list(links)</w:t>
-      </w:r>
-      <w:r>
-        <w:rPr>
-          <w:rFonts w:ascii="Consolas" w:hAnsi="Consolas"/>
-        </w:rPr>
-        <w:br/>
-      </w:r>
-      <w:r>
-        <w:rPr>
-          <w:rFonts w:ascii="Consolas" w:hAnsi="Consolas" w:cs="Consolas"/>
-          <w:sz w:val="17"/>
-        </w:rPr>
-        <w:t> </w:t>
-      </w:r>
-      <w:r>
-        <w:rPr>
-          <w:rFonts w:ascii="Consolas" w:hAnsi="Consolas"/>
-        </w:rPr>
-        <w:br/>
-      </w:r>
-      <w:proofErr w:type="spellStart"/>
-      <w:r>
-        <w:rPr>
-          <w:rFonts w:ascii="Consolas" w:hAnsi="Consolas" w:cs="Consolas"/>
-          <w:sz w:val="17"/>
-        </w:rPr>
-        <w:t>internal_urls</w:t>
-      </w:r>
-      <w:proofErr w:type="spellEnd"/>
-      <w:r>
-        <w:rPr>
-          <w:rFonts w:ascii="Consolas" w:hAnsi="Consolas" w:cs="Consolas"/>
-          <w:sz w:val="17"/>
-        </w:rPr>
-        <w:t xml:space="preserve"> = </w:t>
-      </w:r>
-      <w:proofErr w:type="spellStart"/>
-      <w:r>
-        <w:rPr>
-          <w:rFonts w:ascii="Consolas" w:hAnsi="Consolas" w:cs="Consolas"/>
-          <w:sz w:val="17"/>
-        </w:rPr>
-        <w:t>get_internal_links</w:t>
-      </w:r>
-      <w:proofErr w:type="spellEnd"/>
-      <w:r>
-        <w:rPr>
-          <w:rFonts w:ascii="Consolas" w:hAnsi="Consolas" w:cs="Consolas"/>
-          <w:sz w:val="17"/>
-        </w:rPr>
-        <w:t>(BASE_URL)</w:t>
-      </w:r>
-      <w:r>
-        <w:rPr>
-          <w:rFonts w:ascii="Consolas" w:hAnsi="Consolas"/>
-        </w:rPr>
-        <w:br/>
-      </w:r>
-      <w:r>
-        <w:rPr>
-          <w:rFonts w:ascii="Consolas" w:hAnsi="Consolas" w:cs="Consolas"/>
-          <w:sz w:val="17"/>
-        </w:rPr>
-        <w:t> </w:t>
-      </w:r>
-      <w:r>
-        <w:rPr>
-          <w:rFonts w:ascii="Consolas" w:hAnsi="Consolas"/>
-        </w:rPr>
-        <w:br/>
-      </w:r>
-      <w:r>
-        <w:rPr>
-          <w:rFonts w:ascii="Consolas" w:hAnsi="Consolas" w:cs="Consolas"/>
-          <w:sz w:val="17"/>
-        </w:rPr>
-        <w:t># PDF discovery on every crawled + known target page</w:t>
-      </w:r>
-      <w:r>
-        <w:rPr>
-          <w:rFonts w:ascii="Consolas" w:hAnsi="Consolas"/>
-        </w:rPr>
-        <w:br/>
-      </w:r>
-      <w:r>
-        <w:rPr>
-          <w:rFonts w:ascii="Consolas" w:hAnsi="Consolas" w:cs="Consolas"/>
-          <w:sz w:val="17"/>
-        </w:rPr>
-        <w:t xml:space="preserve">for a in </w:t>
-      </w:r>
-      <w:proofErr w:type="spellStart"/>
-      <w:r>
-        <w:rPr>
-          <w:rFonts w:ascii="Consolas" w:hAnsi="Consolas" w:cs="Consolas"/>
-          <w:sz w:val="17"/>
-        </w:rPr>
-        <w:t>soup.find_all</w:t>
-      </w:r>
-      <w:proofErr w:type="spellEnd"/>
-      <w:r>
-        <w:rPr>
-          <w:rFonts w:ascii="Consolas" w:hAnsi="Consolas" w:cs="Consolas"/>
-          <w:sz w:val="17"/>
-        </w:rPr>
-        <w:t xml:space="preserve">("a", </w:t>
-      </w:r>
-      <w:proofErr w:type="spellStart"/>
-      <w:r>
-        <w:rPr>
-          <w:rFonts w:ascii="Consolas" w:hAnsi="Consolas" w:cs="Consolas"/>
-          <w:sz w:val="17"/>
-        </w:rPr>
-        <w:t>href</w:t>
-      </w:r>
-      <w:proofErr w:type="spellEnd"/>
-      <w:r>
-        <w:rPr>
-          <w:rFonts w:ascii="Consolas" w:hAnsi="Consolas" w:cs="Consolas"/>
-          <w:sz w:val="17"/>
-        </w:rPr>
-        <w:t>=True):</w:t>
-      </w:r>
-      <w:r>
-        <w:rPr>
-          <w:rFonts w:ascii="Consolas" w:hAnsi="Consolas"/>
-        </w:rPr>
-        <w:br/>
-      </w:r>
-      <w:r>
-        <w:rPr>
-          <w:rFonts w:ascii="Consolas" w:hAnsi="Consolas" w:cs="Consolas"/>
-          <w:sz w:val="17"/>
-        </w:rPr>
-        <w:t xml:space="preserve">    </w:t>
-      </w:r>
-      <w:proofErr w:type="spellStart"/>
-      <w:r>
-        <w:rPr>
-          <w:rFonts w:ascii="Consolas" w:hAnsi="Consolas" w:cs="Consolas"/>
-          <w:sz w:val="17"/>
-        </w:rPr>
-        <w:t>href</w:t>
-      </w:r>
-      <w:proofErr w:type="spellEnd"/>
-      <w:r>
-        <w:rPr>
-          <w:rFonts w:ascii="Consolas" w:hAnsi="Consolas" w:cs="Consolas"/>
-          <w:sz w:val="17"/>
-        </w:rPr>
-        <w:t xml:space="preserve"> = a["</w:t>
-      </w:r>
-      <w:proofErr w:type="spellStart"/>
-      <w:r>
-        <w:rPr>
-          <w:rFonts w:ascii="Consolas" w:hAnsi="Consolas" w:cs="Consolas"/>
-          <w:sz w:val="17"/>
-        </w:rPr>
-        <w:t>href</w:t>
-      </w:r>
-      <w:proofErr w:type="spellEnd"/>
-      <w:r>
-        <w:rPr>
-          <w:rFonts w:ascii="Consolas" w:hAnsi="Consolas" w:cs="Consolas"/>
-          <w:sz w:val="17"/>
-        </w:rPr>
-        <w:t>"].strip()</w:t>
-      </w:r>
-      <w:r>
-        <w:rPr>
-          <w:rFonts w:ascii="Consolas" w:hAnsi="Consolas"/>
-        </w:rPr>
-        <w:br/>
-      </w:r>
-      <w:r>
-        <w:rPr>
-          <w:rFonts w:ascii="Consolas" w:hAnsi="Consolas" w:cs="Consolas"/>
-          <w:sz w:val="17"/>
-        </w:rPr>
-        <w:t xml:space="preserve">    if ".pdf" in </w:t>
-      </w:r>
-      <w:proofErr w:type="spellStart"/>
-      <w:r>
-        <w:rPr>
-          <w:rFonts w:ascii="Consolas" w:hAnsi="Consolas" w:cs="Consolas"/>
-          <w:sz w:val="17"/>
-        </w:rPr>
-        <w:t>href.lower</w:t>
-      </w:r>
-      <w:proofErr w:type="spellEnd"/>
-      <w:r>
-        <w:rPr>
-          <w:rFonts w:ascii="Consolas" w:hAnsi="Consolas" w:cs="Consolas"/>
-          <w:sz w:val="17"/>
-        </w:rPr>
-        <w:t>():</w:t>
-      </w:r>
-      <w:r>
-        <w:rPr>
-          <w:rFonts w:ascii="Consolas" w:hAnsi="Consolas"/>
-        </w:rPr>
-        <w:br/>
-      </w:r>
-      <w:r>
-        <w:rPr>
-          <w:rFonts w:ascii="Consolas" w:hAnsi="Consolas" w:cs="Consolas"/>
-          <w:sz w:val="17"/>
-        </w:rPr>
-        <w:t xml:space="preserve">        </w:t>
-      </w:r>
-      <w:proofErr w:type="spellStart"/>
-      <w:r>
-        <w:rPr>
-          <w:rFonts w:ascii="Consolas" w:hAnsi="Consolas" w:cs="Consolas"/>
-          <w:sz w:val="17"/>
-        </w:rPr>
-        <w:t>pdf_urls.add</w:t>
-      </w:r>
-      <w:proofErr w:type="spellEnd"/>
-      <w:r>
-        <w:rPr>
-          <w:rFonts w:ascii="Consolas" w:hAnsi="Consolas" w:cs="Consolas"/>
-          <w:sz w:val="17"/>
-        </w:rPr>
-        <w:t>(</w:t>
-      </w:r>
-      <w:proofErr w:type="spellStart"/>
-      <w:r>
-        <w:rPr>
-          <w:rFonts w:ascii="Consolas" w:hAnsi="Consolas" w:cs="Consolas"/>
-          <w:sz w:val="17"/>
-        </w:rPr>
-        <w:t>urljoin</w:t>
-      </w:r>
-      <w:proofErr w:type="spellEnd"/>
-      <w:r>
-        <w:rPr>
-          <w:rFonts w:ascii="Consolas" w:hAnsi="Consolas" w:cs="Consolas"/>
-          <w:sz w:val="17"/>
-        </w:rPr>
-        <w:t>(</w:t>
-      </w:r>
-      <w:proofErr w:type="spellStart"/>
-      <w:r>
-        <w:rPr>
-          <w:rFonts w:ascii="Consolas" w:hAnsi="Consolas" w:cs="Consolas"/>
-          <w:sz w:val="17"/>
-        </w:rPr>
-        <w:t>url</w:t>
-      </w:r>
-      <w:proofErr w:type="spellEnd"/>
-      <w:r>
-        <w:rPr>
-          <w:rFonts w:ascii="Consolas" w:hAnsi="Consolas" w:cs="Consolas"/>
-          <w:sz w:val="17"/>
-        </w:rPr>
-        <w:t xml:space="preserve">, </w:t>
-      </w:r>
-      <w:proofErr w:type="spellStart"/>
-      <w:r>
-        <w:rPr>
-          <w:rFonts w:ascii="Consolas" w:hAnsi="Consolas" w:cs="Consolas"/>
-          <w:sz w:val="17"/>
-        </w:rPr>
-        <w:t>href</w:t>
-      </w:r>
-      <w:proofErr w:type="spellEnd"/>
-      <w:r>
-        <w:rPr>
-          <w:rFonts w:ascii="Consolas" w:hAnsi="Consolas" w:cs="Consolas"/>
-          <w:sz w:val="17"/>
-        </w:rPr>
-        <w:t>))</w:t>
+        <w:t xml:space="preserve">        pdf_urls.add(urljoin(url, href))</w:t>
       </w:r>
     </w:p>
     <w:p>
@@ -9836,15 +9275,11 @@
         <w:t xml:space="preserve">Content-based PDF triage: </w:t>
       </w:r>
       <w:r>
-        <w:t xml:space="preserve">every downloaded PDF was scored on extractable alpha character count and distinct-word count after stripping scanner watermarks; files falling below threshold (empty text layer or near-empty after cleaning) were classified as scanned/noise and physically moved to </w:t>
-      </w:r>
-      <w:proofErr w:type="spellStart"/>
-      <w:r>
-        <w:t>scanned_pdfs_quarantine</w:t>
-      </w:r>
-      <w:proofErr w:type="spellEnd"/>
-      <w:r>
-        <w:t>/ with a manifest recording the reason and a suggested action (OCR vs. manual review). This step alone removed 17 of 63 downloaded PDFs (27%) from the clean corpus (Figure 1.3).</w:t>
+        <w:t xml:space="preserve">every downloaded PDF was scored on extractable alpha character count and distinct-word count after stripping scanner watermarks; files falling below threshold (empty </w:t>
+      </w:r>
+      <w:r>
+        <w:lastRenderedPageBreak/>
+        <w:t>text layer or near-empty after cleaning) were classified as scanned/noise and physically moved to scanned_pdfs_quarantine/ with a manifest recording the reason and a suggested action (OCR vs. manual review). This step alone removed 17 of 63 downloaded PDFs (27%) from the clean corpus (Figure 1.3).</w:t>
       </w:r>
     </w:p>
     <w:p>
@@ -9864,11 +9299,7 @@
         <w:t xml:space="preserve">Topic allow/deny keyword lists: </w:t>
       </w:r>
       <w:r>
-        <w:t>each extraction target (CDF projects, IDP priorities, financials) defined an explicit allow-list of URL/filename keywords (e.g. "community-projects", "cdf-2nd-edition") and a deny-list to exclude adjacent but irrelevant statutes and forms (e.g. "local-</w:t>
-      </w:r>
-      <w:r>
-        <w:lastRenderedPageBreak/>
-        <w:t>government-act", "food-safety", "job-advert") that would otherwise match on loose keyword overlap.</w:t>
+        <w:t>each extraction target (CDF projects, IDP priorities, financials) defined an explicit allow-list of URL/filename keywords (e.g. "community-projects", "cdf-2nd-edition") and a deny-list to exclude adjacent but irrelevant statutes and forms (e.g. "local-government-act", "food-safety", "job-advert") that would otherwise match on loose keyword overlap.</w:t>
       </w:r>
     </w:p>
     <w:p>
@@ -9888,39 +9319,7 @@
         <w:t xml:space="preserve">Ward allow-list: </w:t>
       </w:r>
       <w:r>
-        <w:t xml:space="preserve">a fixed vocabulary of the 11 official </w:t>
-      </w:r>
-      <w:proofErr w:type="spellStart"/>
-      <w:r>
-        <w:t>Lusangazi</w:t>
-      </w:r>
-      <w:proofErr w:type="spellEnd"/>
-      <w:r>
-        <w:t xml:space="preserve"> wards was used to reject place names that are chiefdoms or the parent constituency (e.g. </w:t>
-      </w:r>
-      <w:proofErr w:type="spellStart"/>
-      <w:r>
-        <w:t>Sandwe</w:t>
-      </w:r>
-      <w:proofErr w:type="spellEnd"/>
-      <w:r>
-        <w:t xml:space="preserve">, </w:t>
-      </w:r>
-      <w:proofErr w:type="spellStart"/>
-      <w:r>
-        <w:t>Nyamphande</w:t>
-      </w:r>
-      <w:proofErr w:type="spellEnd"/>
-      <w:r>
-        <w:t xml:space="preserve">, </w:t>
-      </w:r>
-      <w:proofErr w:type="spellStart"/>
-      <w:r>
-        <w:t>Msanzala</w:t>
-      </w:r>
-      <w:proofErr w:type="spellEnd"/>
-      <w:r>
-        <w:t>) rather than wards, preventing them from being mis-recorded as ward-level records.</w:t>
+        <w:t>a fixed vocabulary of the 11 official Lusangazi wards was used to reject place names that are chiefdoms or the parent constituency (e.g. Sandwe, Nyamphande, Msanzala) rather than wards, preventing them from being mis-recorded as ward-level records.</w:t>
       </w:r>
     </w:p>
     <w:p>
@@ -9940,71 +9339,111 @@
           <w:rFonts w:ascii="Consolas" w:hAnsi="Consolas" w:cs="Consolas"/>
           <w:sz w:val="17"/>
         </w:rPr>
-        <w:t xml:space="preserve">def </w:t>
-      </w:r>
-      <w:proofErr w:type="spellStart"/>
+        <w:t>def extractability_check(raw_text, min_alpha_chars=200, min_unique_words=20):</w:t>
+      </w:r>
+      <w:r>
+        <w:rPr>
+          <w:rFonts w:ascii="Consolas" w:hAnsi="Consolas"/>
+        </w:rPr>
+        <w:br/>
+      </w:r>
       <w:r>
         <w:rPr>
           <w:rFonts w:ascii="Consolas" w:hAnsi="Consolas" w:cs="Consolas"/>
           <w:sz w:val="17"/>
         </w:rPr>
-        <w:t>extractability_check</w:t>
-      </w:r>
-      <w:proofErr w:type="spellEnd"/>
+        <w:t xml:space="preserve">    if not raw_text or not raw_text.strip():</w:t>
+      </w:r>
+      <w:r>
+        <w:rPr>
+          <w:rFonts w:ascii="Consolas" w:hAnsi="Consolas"/>
+        </w:rPr>
+        <w:br/>
+      </w:r>
       <w:r>
         <w:rPr>
           <w:rFonts w:ascii="Consolas" w:hAnsi="Consolas" w:cs="Consolas"/>
           <w:sz w:val="17"/>
         </w:rPr>
-        <w:t>(</w:t>
-      </w:r>
-      <w:proofErr w:type="spellStart"/>
+        <w:t xml:space="preserve">        return 0, 0, True, "empty text (no text layer at all)"</w:t>
+      </w:r>
+      <w:r>
+        <w:rPr>
+          <w:rFonts w:ascii="Consolas" w:hAnsi="Consolas"/>
+        </w:rPr>
+        <w:br/>
+      </w:r>
       <w:r>
         <w:rPr>
           <w:rFonts w:ascii="Consolas" w:hAnsi="Consolas" w:cs="Consolas"/>
           <w:sz w:val="17"/>
         </w:rPr>
-        <w:t>raw_text</w:t>
-      </w:r>
-      <w:proofErr w:type="spellEnd"/>
+        <w:t xml:space="preserve">    cleaned = raw_text</w:t>
+      </w:r>
+      <w:r>
+        <w:rPr>
+          <w:rFonts w:ascii="Consolas" w:hAnsi="Consolas"/>
+        </w:rPr>
+        <w:br/>
+      </w:r>
       <w:r>
         <w:rPr>
           <w:rFonts w:ascii="Consolas" w:hAnsi="Consolas" w:cs="Consolas"/>
           <w:sz w:val="17"/>
         </w:rPr>
-        <w:t xml:space="preserve">, </w:t>
-      </w:r>
-      <w:proofErr w:type="spellStart"/>
+        <w:t xml:space="preserve">    for pat in WATERMARK_PATTERNS:          # e.g. r'(?i)camscanner'</w:t>
+      </w:r>
+      <w:r>
+        <w:rPr>
+          <w:rFonts w:ascii="Consolas" w:hAnsi="Consolas"/>
+        </w:rPr>
+        <w:br/>
+      </w:r>
       <w:r>
         <w:rPr>
           <w:rFonts w:ascii="Consolas" w:hAnsi="Consolas" w:cs="Consolas"/>
           <w:sz w:val="17"/>
         </w:rPr>
-        <w:t>min_alpha_chars</w:t>
-      </w:r>
-      <w:proofErr w:type="spellEnd"/>
+        <w:t xml:space="preserve">        cleaned = re.sub(pat, ' ', cleaned)</w:t>
+      </w:r>
+      <w:r>
+        <w:rPr>
+          <w:rFonts w:ascii="Consolas" w:hAnsi="Consolas"/>
+        </w:rPr>
+        <w:br/>
+      </w:r>
       <w:r>
         <w:rPr>
           <w:rFonts w:ascii="Consolas" w:hAnsi="Consolas" w:cs="Consolas"/>
           <w:sz w:val="17"/>
         </w:rPr>
-        <w:t xml:space="preserve">=200, </w:t>
-      </w:r>
-      <w:proofErr w:type="spellStart"/>
+        <w:t xml:space="preserve">    alpha_chars  = sum(c.isalpha() for c in cleaned.strip())</w:t>
+      </w:r>
+      <w:r>
+        <w:rPr>
+          <w:rFonts w:ascii="Consolas" w:hAnsi="Consolas"/>
+        </w:rPr>
+        <w:br/>
+      </w:r>
       <w:r>
         <w:rPr>
           <w:rFonts w:ascii="Consolas" w:hAnsi="Consolas" w:cs="Consolas"/>
           <w:sz w:val="17"/>
         </w:rPr>
-        <w:t>min_unique_words</w:t>
-      </w:r>
-      <w:proofErr w:type="spellEnd"/>
+        <w:t xml:space="preserve">    unique_words = len(set(re.findall(r'[a-zA-Z]{3,}', cleaned.lower())))</w:t>
+      </w:r>
+      <w:r>
+        <w:rPr>
+          <w:rFonts w:ascii="Consolas" w:hAnsi="Consolas"/>
+        </w:rPr>
+        <w:br/>
+      </w:r>
       <w:r>
         <w:rPr>
           <w:rFonts w:ascii="Consolas" w:hAnsi="Consolas" w:cs="Consolas"/>
           <w:sz w:val="17"/>
         </w:rPr>
-        <w:t>=20):</w:t>
+        <w:t xml:space="preserve">    if alpha_chars &lt; min_alpha_chars:</w:t>
       </w:r>
       <w:r>
         <w:rPr>
@@ -10017,39 +9456,59 @@
           <w:rFonts w:ascii="Consolas" w:hAnsi="Consolas" w:cs="Consolas"/>
           <w:sz w:val="17"/>
         </w:rPr>
-        <w:t xml:space="preserve">    if not </w:t>
-      </w:r>
-      <w:proofErr w:type="spellStart"/>
+        <w:t xml:space="preserve">        return alpha_chars, unique_words, True, f"only {alpha_chars} real alpha chars"</w:t>
+      </w:r>
+      <w:r>
+        <w:rPr>
+          <w:rFonts w:ascii="Consolas" w:hAnsi="Consolas"/>
+        </w:rPr>
+        <w:br/>
+      </w:r>
       <w:r>
         <w:rPr>
           <w:rFonts w:ascii="Consolas" w:hAnsi="Consolas" w:cs="Consolas"/>
           <w:sz w:val="17"/>
         </w:rPr>
-        <w:t>raw_text</w:t>
-      </w:r>
-      <w:proofErr w:type="spellEnd"/>
+        <w:t xml:space="preserve">    if unique_words &lt; min_unique_words:</w:t>
+      </w:r>
+      <w:r>
+        <w:rPr>
+          <w:rFonts w:ascii="Consolas" w:hAnsi="Consolas"/>
+        </w:rPr>
+        <w:br/>
+      </w:r>
       <w:r>
         <w:rPr>
           <w:rFonts w:ascii="Consolas" w:hAnsi="Consolas" w:cs="Consolas"/>
           <w:sz w:val="17"/>
         </w:rPr>
-        <w:t xml:space="preserve"> or not </w:t>
-      </w:r>
-      <w:proofErr w:type="spellStart"/>
+        <w:t xml:space="preserve">        return alpha_chars, unique_words, True, f"only {unique_words} distinct words"</w:t>
+      </w:r>
+      <w:r>
+        <w:rPr>
+          <w:rFonts w:ascii="Consolas" w:hAnsi="Consolas"/>
+        </w:rPr>
+        <w:br/>
+      </w:r>
       <w:r>
         <w:rPr>
           <w:rFonts w:ascii="Consolas" w:hAnsi="Consolas" w:cs="Consolas"/>
           <w:sz w:val="17"/>
         </w:rPr>
-        <w:t>raw_text.strip</w:t>
-      </w:r>
-      <w:proofErr w:type="spellEnd"/>
+        <w:t xml:space="preserve">    return alpha_chars, unique_words, False, "ok"</w:t>
+      </w:r>
+      <w:r>
+        <w:rPr>
+          <w:rFonts w:ascii="Consolas" w:hAnsi="Consolas"/>
+        </w:rPr>
+        <w:br/>
+      </w:r>
       <w:r>
         <w:rPr>
           <w:rFonts w:ascii="Consolas" w:hAnsi="Consolas" w:cs="Consolas"/>
           <w:sz w:val="17"/>
         </w:rPr>
-        <w:t>():</w:t>
+        <w:t> </w:t>
       </w:r>
       <w:r>
         <w:rPr>
@@ -10062,7 +9521,7 @@
           <w:rFonts w:ascii="Consolas" w:hAnsi="Consolas" w:cs="Consolas"/>
           <w:sz w:val="17"/>
         </w:rPr>
-        <w:t xml:space="preserve">        return 0, 0, True, "empty text (no text layer at all)"</w:t>
+        <w:t>def normalize_ward(raw: str):</w:t>
       </w:r>
       <w:r>
         <w:rPr>
@@ -10075,17 +9534,21 @@
           <w:rFonts w:ascii="Consolas" w:hAnsi="Consolas" w:cs="Consolas"/>
           <w:sz w:val="17"/>
         </w:rPr>
-        <w:t xml:space="preserve">    cleaned = </w:t>
-      </w:r>
-      <w:proofErr w:type="spellStart"/>
+        <w:t xml:space="preserve">    """Return canonical ward label, or None if not one of the 11 official wards."""</w:t>
+      </w:r>
+      <w:r>
+        <w:rPr>
+          <w:rFonts w:ascii="Consolas" w:hAnsi="Consolas"/>
+        </w:rPr>
+        <w:br/>
+      </w:r>
       <w:r>
         <w:rPr>
           <w:rFonts w:ascii="Consolas" w:hAnsi="Consolas" w:cs="Consolas"/>
           <w:sz w:val="17"/>
         </w:rPr>
-        <w:t>raw_text</w:t>
-      </w:r>
-      <w:proofErr w:type="spellEnd"/>
+        <w:t xml:space="preserve">    s = re.sub(r"\s+", " ", re.sub(r"\s+WARD$", "", str(raw).upper().strip()))</w:t>
+      </w:r>
       <w:r>
         <w:rPr>
           <w:rFonts w:ascii="Consolas" w:hAnsi="Consolas"/>
@@ -10097,711 +9560,46 @@
           <w:rFonts w:ascii="Consolas" w:hAnsi="Consolas" w:cs="Consolas"/>
           <w:sz w:val="17"/>
         </w:rPr>
-        <w:t xml:space="preserve">    for pat in WATERMARK_PATTERNS:          # e.g. r'(?</w:t>
-      </w:r>
-      <w:proofErr w:type="spellStart"/>
+        <w:t xml:space="preserve">    if s in WARD_ALIASES:              # chiefdoms/constituency -&gt; None</w:t>
+      </w:r>
+      <w:r>
+        <w:rPr>
+          <w:rFonts w:ascii="Consolas" w:hAnsi="Consolas"/>
+        </w:rPr>
+        <w:br/>
+      </w:r>
       <w:r>
         <w:rPr>
           <w:rFonts w:ascii="Consolas" w:hAnsi="Consolas" w:cs="Consolas"/>
           <w:sz w:val="17"/>
         </w:rPr>
-        <w:t>i</w:t>
-      </w:r>
-      <w:proofErr w:type="spellEnd"/>
+        <w:t xml:space="preserve">        mapped = WARD_ALIASES[s]</w:t>
+      </w:r>
+      <w:r>
+        <w:rPr>
+          <w:rFonts w:ascii="Consolas" w:hAnsi="Consolas"/>
+        </w:rPr>
+        <w:br/>
+      </w:r>
       <w:r>
         <w:rPr>
           <w:rFonts w:ascii="Consolas" w:hAnsi="Consolas" w:cs="Consolas"/>
           <w:sz w:val="17"/>
         </w:rPr>
-        <w:t>)</w:t>
-      </w:r>
-      <w:proofErr w:type="spellStart"/>
+        <w:t xml:space="preserve">        return mapped.title() if mapped else None</w:t>
+      </w:r>
+      <w:r>
+        <w:rPr>
+          <w:rFonts w:ascii="Consolas" w:hAnsi="Consolas"/>
+        </w:rPr>
+        <w:br/>
+      </w:r>
       <w:r>
         <w:rPr>
           <w:rFonts w:ascii="Consolas" w:hAnsi="Consolas" w:cs="Consolas"/>
           <w:sz w:val="17"/>
         </w:rPr>
-        <w:t>camscanner</w:t>
-      </w:r>
-      <w:proofErr w:type="spellEnd"/>
-      <w:r>
-        <w:rPr>
-          <w:rFonts w:ascii="Consolas" w:hAnsi="Consolas" w:cs="Consolas"/>
-          <w:sz w:val="17"/>
-        </w:rPr>
-        <w:t>'</w:t>
-      </w:r>
-      <w:r>
-        <w:rPr>
-          <w:rFonts w:ascii="Consolas" w:hAnsi="Consolas"/>
-        </w:rPr>
-        <w:br/>
-      </w:r>
-      <w:r>
-        <w:rPr>
-          <w:rFonts w:ascii="Consolas" w:hAnsi="Consolas" w:cs="Consolas"/>
-          <w:sz w:val="17"/>
-        </w:rPr>
-        <w:t xml:space="preserve">        cleaned = </w:t>
-      </w:r>
-      <w:proofErr w:type="spellStart"/>
-      <w:r>
-        <w:rPr>
-          <w:rFonts w:ascii="Consolas" w:hAnsi="Consolas" w:cs="Consolas"/>
-          <w:sz w:val="17"/>
-        </w:rPr>
-        <w:t>re.sub</w:t>
-      </w:r>
-      <w:proofErr w:type="spellEnd"/>
-      <w:r>
-        <w:rPr>
-          <w:rFonts w:ascii="Consolas" w:hAnsi="Consolas" w:cs="Consolas"/>
-          <w:sz w:val="17"/>
-        </w:rPr>
-        <w:t>(pat, ' ', cleaned)</w:t>
-      </w:r>
-      <w:r>
-        <w:rPr>
-          <w:rFonts w:ascii="Consolas" w:hAnsi="Consolas"/>
-        </w:rPr>
-        <w:br/>
-      </w:r>
-      <w:r>
-        <w:rPr>
-          <w:rFonts w:ascii="Consolas" w:hAnsi="Consolas" w:cs="Consolas"/>
-          <w:sz w:val="17"/>
-        </w:rPr>
-        <w:t xml:space="preserve">    </w:t>
-      </w:r>
-      <w:proofErr w:type="spellStart"/>
-      <w:r>
-        <w:rPr>
-          <w:rFonts w:ascii="Consolas" w:hAnsi="Consolas" w:cs="Consolas"/>
-          <w:sz w:val="17"/>
-        </w:rPr>
-        <w:t>alpha_chars</w:t>
-      </w:r>
-      <w:proofErr w:type="spellEnd"/>
-      <w:r>
-        <w:rPr>
-          <w:rFonts w:ascii="Consolas" w:hAnsi="Consolas" w:cs="Consolas"/>
-          <w:sz w:val="17"/>
-        </w:rPr>
-        <w:t xml:space="preserve">  = sum(</w:t>
-      </w:r>
-      <w:proofErr w:type="spellStart"/>
-      <w:r>
-        <w:rPr>
-          <w:rFonts w:ascii="Consolas" w:hAnsi="Consolas" w:cs="Consolas"/>
-          <w:sz w:val="17"/>
-        </w:rPr>
-        <w:t>c.isalpha</w:t>
-      </w:r>
-      <w:proofErr w:type="spellEnd"/>
-      <w:r>
-        <w:rPr>
-          <w:rFonts w:ascii="Consolas" w:hAnsi="Consolas" w:cs="Consolas"/>
-          <w:sz w:val="17"/>
-        </w:rPr>
-        <w:t xml:space="preserve">() for c in </w:t>
-      </w:r>
-      <w:proofErr w:type="spellStart"/>
-      <w:r>
-        <w:rPr>
-          <w:rFonts w:ascii="Consolas" w:hAnsi="Consolas" w:cs="Consolas"/>
-          <w:sz w:val="17"/>
-        </w:rPr>
-        <w:t>cleaned.strip</w:t>
-      </w:r>
-      <w:proofErr w:type="spellEnd"/>
-      <w:r>
-        <w:rPr>
-          <w:rFonts w:ascii="Consolas" w:hAnsi="Consolas" w:cs="Consolas"/>
-          <w:sz w:val="17"/>
-        </w:rPr>
-        <w:t>())</w:t>
-      </w:r>
-      <w:r>
-        <w:rPr>
-          <w:rFonts w:ascii="Consolas" w:hAnsi="Consolas"/>
-        </w:rPr>
-        <w:br/>
-      </w:r>
-      <w:r>
-        <w:rPr>
-          <w:rFonts w:ascii="Consolas" w:hAnsi="Consolas" w:cs="Consolas"/>
-          <w:sz w:val="17"/>
-        </w:rPr>
-        <w:t xml:space="preserve">    </w:t>
-      </w:r>
-      <w:proofErr w:type="spellStart"/>
-      <w:r>
-        <w:rPr>
-          <w:rFonts w:ascii="Consolas" w:hAnsi="Consolas" w:cs="Consolas"/>
-          <w:sz w:val="17"/>
-        </w:rPr>
-        <w:t>unique_words</w:t>
-      </w:r>
-      <w:proofErr w:type="spellEnd"/>
-      <w:r>
-        <w:rPr>
-          <w:rFonts w:ascii="Consolas" w:hAnsi="Consolas" w:cs="Consolas"/>
-          <w:sz w:val="17"/>
-        </w:rPr>
-        <w:t xml:space="preserve"> = </w:t>
-      </w:r>
-      <w:proofErr w:type="spellStart"/>
-      <w:r>
-        <w:rPr>
-          <w:rFonts w:ascii="Consolas" w:hAnsi="Consolas" w:cs="Consolas"/>
-          <w:sz w:val="17"/>
-        </w:rPr>
-        <w:t>len</w:t>
-      </w:r>
-      <w:proofErr w:type="spellEnd"/>
-      <w:r>
-        <w:rPr>
-          <w:rFonts w:ascii="Consolas" w:hAnsi="Consolas" w:cs="Consolas"/>
-          <w:sz w:val="17"/>
-        </w:rPr>
-        <w:t>(set(</w:t>
-      </w:r>
-      <w:proofErr w:type="spellStart"/>
-      <w:r>
-        <w:rPr>
-          <w:rFonts w:ascii="Consolas" w:hAnsi="Consolas" w:cs="Consolas"/>
-          <w:sz w:val="17"/>
-        </w:rPr>
-        <w:t>re.findall</w:t>
-      </w:r>
-      <w:proofErr w:type="spellEnd"/>
-      <w:r>
-        <w:rPr>
-          <w:rFonts w:ascii="Consolas" w:hAnsi="Consolas" w:cs="Consolas"/>
-          <w:sz w:val="17"/>
-        </w:rPr>
-        <w:t>(r'[a-</w:t>
-      </w:r>
-      <w:proofErr w:type="spellStart"/>
-      <w:r>
-        <w:rPr>
-          <w:rFonts w:ascii="Consolas" w:hAnsi="Consolas" w:cs="Consolas"/>
-          <w:sz w:val="17"/>
-        </w:rPr>
-        <w:t>zA</w:t>
-      </w:r>
-      <w:proofErr w:type="spellEnd"/>
-      <w:r>
-        <w:rPr>
-          <w:rFonts w:ascii="Consolas" w:hAnsi="Consolas" w:cs="Consolas"/>
-          <w:sz w:val="17"/>
-        </w:rPr>
-        <w:t xml:space="preserve">-Z]{3,}', </w:t>
-      </w:r>
-      <w:proofErr w:type="spellStart"/>
-      <w:r>
-        <w:rPr>
-          <w:rFonts w:ascii="Consolas" w:hAnsi="Consolas" w:cs="Consolas"/>
-          <w:sz w:val="17"/>
-        </w:rPr>
-        <w:t>cleaned.lower</w:t>
-      </w:r>
-      <w:proofErr w:type="spellEnd"/>
-      <w:r>
-        <w:rPr>
-          <w:rFonts w:ascii="Consolas" w:hAnsi="Consolas" w:cs="Consolas"/>
-          <w:sz w:val="17"/>
-        </w:rPr>
-        <w:t>())))</w:t>
-      </w:r>
-      <w:r>
-        <w:rPr>
-          <w:rFonts w:ascii="Consolas" w:hAnsi="Consolas"/>
-        </w:rPr>
-        <w:br/>
-      </w:r>
-      <w:r>
-        <w:rPr>
-          <w:rFonts w:ascii="Consolas" w:hAnsi="Consolas" w:cs="Consolas"/>
-          <w:sz w:val="17"/>
-        </w:rPr>
-        <w:t xml:space="preserve">    if </w:t>
-      </w:r>
-      <w:proofErr w:type="spellStart"/>
-      <w:r>
-        <w:rPr>
-          <w:rFonts w:ascii="Consolas" w:hAnsi="Consolas" w:cs="Consolas"/>
-          <w:sz w:val="17"/>
-        </w:rPr>
-        <w:t>alpha_chars</w:t>
-      </w:r>
-      <w:proofErr w:type="spellEnd"/>
-      <w:r>
-        <w:rPr>
-          <w:rFonts w:ascii="Consolas" w:hAnsi="Consolas" w:cs="Consolas"/>
-          <w:sz w:val="17"/>
-        </w:rPr>
-        <w:t xml:space="preserve"> &lt; </w:t>
-      </w:r>
-      <w:proofErr w:type="spellStart"/>
-      <w:r>
-        <w:rPr>
-          <w:rFonts w:ascii="Consolas" w:hAnsi="Consolas" w:cs="Consolas"/>
-          <w:sz w:val="17"/>
-        </w:rPr>
-        <w:t>min_alpha_chars</w:t>
-      </w:r>
-      <w:proofErr w:type="spellEnd"/>
-      <w:r>
-        <w:rPr>
-          <w:rFonts w:ascii="Consolas" w:hAnsi="Consolas" w:cs="Consolas"/>
-          <w:sz w:val="17"/>
-        </w:rPr>
-        <w:t>:</w:t>
-      </w:r>
-      <w:r>
-        <w:rPr>
-          <w:rFonts w:ascii="Consolas" w:hAnsi="Consolas"/>
-        </w:rPr>
-        <w:br/>
-      </w:r>
-      <w:r>
-        <w:rPr>
-          <w:rFonts w:ascii="Consolas" w:hAnsi="Consolas" w:cs="Consolas"/>
-          <w:sz w:val="17"/>
-        </w:rPr>
-        <w:t xml:space="preserve">        return </w:t>
-      </w:r>
-      <w:proofErr w:type="spellStart"/>
-      <w:r>
-        <w:rPr>
-          <w:rFonts w:ascii="Consolas" w:hAnsi="Consolas" w:cs="Consolas"/>
-          <w:sz w:val="17"/>
-        </w:rPr>
-        <w:t>alpha_chars</w:t>
-      </w:r>
-      <w:proofErr w:type="spellEnd"/>
-      <w:r>
-        <w:rPr>
-          <w:rFonts w:ascii="Consolas" w:hAnsi="Consolas" w:cs="Consolas"/>
-          <w:sz w:val="17"/>
-        </w:rPr>
-        <w:t xml:space="preserve">, </w:t>
-      </w:r>
-      <w:proofErr w:type="spellStart"/>
-      <w:r>
-        <w:rPr>
-          <w:rFonts w:ascii="Consolas" w:hAnsi="Consolas" w:cs="Consolas"/>
-          <w:sz w:val="17"/>
-        </w:rPr>
-        <w:t>unique_words</w:t>
-      </w:r>
-      <w:proofErr w:type="spellEnd"/>
-      <w:r>
-        <w:rPr>
-          <w:rFonts w:ascii="Consolas" w:hAnsi="Consolas" w:cs="Consolas"/>
-          <w:sz w:val="17"/>
-        </w:rPr>
-        <w:t xml:space="preserve">, True, </w:t>
-      </w:r>
-      <w:proofErr w:type="spellStart"/>
-      <w:r>
-        <w:rPr>
-          <w:rFonts w:ascii="Consolas" w:hAnsi="Consolas" w:cs="Consolas"/>
-          <w:sz w:val="17"/>
-        </w:rPr>
-        <w:t>f"only</w:t>
-      </w:r>
-      <w:proofErr w:type="spellEnd"/>
-      <w:r>
-        <w:rPr>
-          <w:rFonts w:ascii="Consolas" w:hAnsi="Consolas" w:cs="Consolas"/>
-          <w:sz w:val="17"/>
-        </w:rPr>
-        <w:t xml:space="preserve"> {</w:t>
-      </w:r>
-      <w:proofErr w:type="spellStart"/>
-      <w:r>
-        <w:rPr>
-          <w:rFonts w:ascii="Consolas" w:hAnsi="Consolas" w:cs="Consolas"/>
-          <w:sz w:val="17"/>
-        </w:rPr>
-        <w:t>alpha_chars</w:t>
-      </w:r>
-      <w:proofErr w:type="spellEnd"/>
-      <w:r>
-        <w:rPr>
-          <w:rFonts w:ascii="Consolas" w:hAnsi="Consolas" w:cs="Consolas"/>
-          <w:sz w:val="17"/>
-        </w:rPr>
-        <w:t>} real alpha chars"</w:t>
-      </w:r>
-      <w:r>
-        <w:rPr>
-          <w:rFonts w:ascii="Consolas" w:hAnsi="Consolas"/>
-        </w:rPr>
-        <w:br/>
-      </w:r>
-      <w:r>
-        <w:rPr>
-          <w:rFonts w:ascii="Consolas" w:hAnsi="Consolas" w:cs="Consolas"/>
-          <w:sz w:val="17"/>
-        </w:rPr>
-        <w:t xml:space="preserve">    if </w:t>
-      </w:r>
-      <w:proofErr w:type="spellStart"/>
-      <w:r>
-        <w:rPr>
-          <w:rFonts w:ascii="Consolas" w:hAnsi="Consolas" w:cs="Consolas"/>
-          <w:sz w:val="17"/>
-        </w:rPr>
-        <w:t>unique_words</w:t>
-      </w:r>
-      <w:proofErr w:type="spellEnd"/>
-      <w:r>
-        <w:rPr>
-          <w:rFonts w:ascii="Consolas" w:hAnsi="Consolas" w:cs="Consolas"/>
-          <w:sz w:val="17"/>
-        </w:rPr>
-        <w:t xml:space="preserve"> &lt; </w:t>
-      </w:r>
-      <w:proofErr w:type="spellStart"/>
-      <w:r>
-        <w:rPr>
-          <w:rFonts w:ascii="Consolas" w:hAnsi="Consolas" w:cs="Consolas"/>
-          <w:sz w:val="17"/>
-        </w:rPr>
-        <w:t>min_unique_words</w:t>
-      </w:r>
-      <w:proofErr w:type="spellEnd"/>
-      <w:r>
-        <w:rPr>
-          <w:rFonts w:ascii="Consolas" w:hAnsi="Consolas" w:cs="Consolas"/>
-          <w:sz w:val="17"/>
-        </w:rPr>
-        <w:t>:</w:t>
-      </w:r>
-      <w:r>
-        <w:rPr>
-          <w:rFonts w:ascii="Consolas" w:hAnsi="Consolas"/>
-        </w:rPr>
-        <w:br/>
-      </w:r>
-      <w:r>
-        <w:rPr>
-          <w:rFonts w:ascii="Consolas" w:hAnsi="Consolas" w:cs="Consolas"/>
-          <w:sz w:val="17"/>
-        </w:rPr>
-        <w:t xml:space="preserve">        return </w:t>
-      </w:r>
-      <w:proofErr w:type="spellStart"/>
-      <w:r>
-        <w:rPr>
-          <w:rFonts w:ascii="Consolas" w:hAnsi="Consolas" w:cs="Consolas"/>
-          <w:sz w:val="17"/>
-        </w:rPr>
-        <w:t>alpha_chars</w:t>
-      </w:r>
-      <w:proofErr w:type="spellEnd"/>
-      <w:r>
-        <w:rPr>
-          <w:rFonts w:ascii="Consolas" w:hAnsi="Consolas" w:cs="Consolas"/>
-          <w:sz w:val="17"/>
-        </w:rPr>
-        <w:t xml:space="preserve">, </w:t>
-      </w:r>
-      <w:proofErr w:type="spellStart"/>
-      <w:r>
-        <w:rPr>
-          <w:rFonts w:ascii="Consolas" w:hAnsi="Consolas" w:cs="Consolas"/>
-          <w:sz w:val="17"/>
-        </w:rPr>
-        <w:t>unique_words</w:t>
-      </w:r>
-      <w:proofErr w:type="spellEnd"/>
-      <w:r>
-        <w:rPr>
-          <w:rFonts w:ascii="Consolas" w:hAnsi="Consolas" w:cs="Consolas"/>
-          <w:sz w:val="17"/>
-        </w:rPr>
-        <w:t xml:space="preserve">, True, </w:t>
-      </w:r>
-      <w:proofErr w:type="spellStart"/>
-      <w:r>
-        <w:rPr>
-          <w:rFonts w:ascii="Consolas" w:hAnsi="Consolas" w:cs="Consolas"/>
-          <w:sz w:val="17"/>
-        </w:rPr>
-        <w:t>f"only</w:t>
-      </w:r>
-      <w:proofErr w:type="spellEnd"/>
-      <w:r>
-        <w:rPr>
-          <w:rFonts w:ascii="Consolas" w:hAnsi="Consolas" w:cs="Consolas"/>
-          <w:sz w:val="17"/>
-        </w:rPr>
-        <w:t xml:space="preserve"> {</w:t>
-      </w:r>
-      <w:proofErr w:type="spellStart"/>
-      <w:r>
-        <w:rPr>
-          <w:rFonts w:ascii="Consolas" w:hAnsi="Consolas" w:cs="Consolas"/>
-          <w:sz w:val="17"/>
-        </w:rPr>
-        <w:t>unique_words</w:t>
-      </w:r>
-      <w:proofErr w:type="spellEnd"/>
-      <w:r>
-        <w:rPr>
-          <w:rFonts w:ascii="Consolas" w:hAnsi="Consolas" w:cs="Consolas"/>
-          <w:sz w:val="17"/>
-        </w:rPr>
-        <w:t>} distinct words"</w:t>
-      </w:r>
-      <w:r>
-        <w:rPr>
-          <w:rFonts w:ascii="Consolas" w:hAnsi="Consolas"/>
-        </w:rPr>
-        <w:br/>
-      </w:r>
-      <w:r>
-        <w:rPr>
-          <w:rFonts w:ascii="Consolas" w:hAnsi="Consolas" w:cs="Consolas"/>
-          <w:sz w:val="17"/>
-        </w:rPr>
-        <w:t xml:space="preserve">    return </w:t>
-      </w:r>
-      <w:proofErr w:type="spellStart"/>
-      <w:r>
-        <w:rPr>
-          <w:rFonts w:ascii="Consolas" w:hAnsi="Consolas" w:cs="Consolas"/>
-          <w:sz w:val="17"/>
-        </w:rPr>
-        <w:t>alpha_chars</w:t>
-      </w:r>
-      <w:proofErr w:type="spellEnd"/>
-      <w:r>
-        <w:rPr>
-          <w:rFonts w:ascii="Consolas" w:hAnsi="Consolas" w:cs="Consolas"/>
-          <w:sz w:val="17"/>
-        </w:rPr>
-        <w:t xml:space="preserve">, </w:t>
-      </w:r>
-      <w:proofErr w:type="spellStart"/>
-      <w:r>
-        <w:rPr>
-          <w:rFonts w:ascii="Consolas" w:hAnsi="Consolas" w:cs="Consolas"/>
-          <w:sz w:val="17"/>
-        </w:rPr>
-        <w:t>unique_words</w:t>
-      </w:r>
-      <w:proofErr w:type="spellEnd"/>
-      <w:r>
-        <w:rPr>
-          <w:rFonts w:ascii="Consolas" w:hAnsi="Consolas" w:cs="Consolas"/>
-          <w:sz w:val="17"/>
-        </w:rPr>
-        <w:t>, False, "ok"</w:t>
-      </w:r>
-      <w:r>
-        <w:rPr>
-          <w:rFonts w:ascii="Consolas" w:hAnsi="Consolas"/>
-        </w:rPr>
-        <w:br/>
-      </w:r>
-      <w:r>
-        <w:rPr>
-          <w:rFonts w:ascii="Consolas" w:hAnsi="Consolas" w:cs="Consolas"/>
-          <w:sz w:val="17"/>
-        </w:rPr>
-        <w:t> </w:t>
-      </w:r>
-      <w:r>
-        <w:rPr>
-          <w:rFonts w:ascii="Consolas" w:hAnsi="Consolas"/>
-        </w:rPr>
-        <w:br/>
-      </w:r>
-      <w:r>
-        <w:rPr>
-          <w:rFonts w:ascii="Consolas" w:hAnsi="Consolas" w:cs="Consolas"/>
-          <w:sz w:val="17"/>
-        </w:rPr>
-        <w:t xml:space="preserve">def </w:t>
-      </w:r>
-      <w:proofErr w:type="spellStart"/>
-      <w:r>
-        <w:rPr>
-          <w:rFonts w:ascii="Consolas" w:hAnsi="Consolas" w:cs="Consolas"/>
-          <w:sz w:val="17"/>
-        </w:rPr>
-        <w:t>normalize_ward</w:t>
-      </w:r>
-      <w:proofErr w:type="spellEnd"/>
-      <w:r>
-        <w:rPr>
-          <w:rFonts w:ascii="Consolas" w:hAnsi="Consolas" w:cs="Consolas"/>
-          <w:sz w:val="17"/>
-        </w:rPr>
-        <w:t>(raw: str):</w:t>
-      </w:r>
-      <w:r>
-        <w:rPr>
-          <w:rFonts w:ascii="Consolas" w:hAnsi="Consolas"/>
-        </w:rPr>
-        <w:br/>
-      </w:r>
-      <w:r>
-        <w:rPr>
-          <w:rFonts w:ascii="Consolas" w:hAnsi="Consolas" w:cs="Consolas"/>
-          <w:sz w:val="17"/>
-        </w:rPr>
-        <w:t xml:space="preserve">    """Return canonical ward label, or None if not one of the 11 official wards."""</w:t>
-      </w:r>
-      <w:r>
-        <w:rPr>
-          <w:rFonts w:ascii="Consolas" w:hAnsi="Consolas"/>
-        </w:rPr>
-        <w:br/>
-      </w:r>
-      <w:r>
-        <w:rPr>
-          <w:rFonts w:ascii="Consolas" w:hAnsi="Consolas" w:cs="Consolas"/>
-          <w:sz w:val="17"/>
-        </w:rPr>
-        <w:t xml:space="preserve">    s = </w:t>
-      </w:r>
-      <w:proofErr w:type="spellStart"/>
-      <w:r>
-        <w:rPr>
-          <w:rFonts w:ascii="Consolas" w:hAnsi="Consolas" w:cs="Consolas"/>
-          <w:sz w:val="17"/>
-        </w:rPr>
-        <w:t>re.sub</w:t>
-      </w:r>
-      <w:proofErr w:type="spellEnd"/>
-      <w:r>
-        <w:rPr>
-          <w:rFonts w:ascii="Consolas" w:hAnsi="Consolas" w:cs="Consolas"/>
-          <w:sz w:val="17"/>
-        </w:rPr>
-        <w:t xml:space="preserve">(r"\s+", " ", </w:t>
-      </w:r>
-      <w:proofErr w:type="spellStart"/>
-      <w:r>
-        <w:rPr>
-          <w:rFonts w:ascii="Consolas" w:hAnsi="Consolas" w:cs="Consolas"/>
-          <w:sz w:val="17"/>
-        </w:rPr>
-        <w:t>re.sub</w:t>
-      </w:r>
-      <w:proofErr w:type="spellEnd"/>
-      <w:r>
-        <w:rPr>
-          <w:rFonts w:ascii="Consolas" w:hAnsi="Consolas" w:cs="Consolas"/>
-          <w:sz w:val="17"/>
-        </w:rPr>
-        <w:t>(r"\</w:t>
-      </w:r>
-      <w:proofErr w:type="spellStart"/>
-      <w:r>
-        <w:rPr>
-          <w:rFonts w:ascii="Consolas" w:hAnsi="Consolas" w:cs="Consolas"/>
-          <w:sz w:val="17"/>
-        </w:rPr>
-        <w:t>s+WARD</w:t>
-      </w:r>
-      <w:proofErr w:type="spellEnd"/>
-      <w:r>
-        <w:rPr>
-          <w:rFonts w:ascii="Consolas" w:hAnsi="Consolas" w:cs="Consolas"/>
-          <w:sz w:val="17"/>
-        </w:rPr>
-        <w:t>$", "", str(raw).upper().strip()))</w:t>
-      </w:r>
-      <w:r>
-        <w:rPr>
-          <w:rFonts w:ascii="Consolas" w:hAnsi="Consolas"/>
-        </w:rPr>
-        <w:br/>
-      </w:r>
-      <w:r>
-        <w:rPr>
-          <w:rFonts w:ascii="Consolas" w:hAnsi="Consolas" w:cs="Consolas"/>
-          <w:sz w:val="17"/>
-        </w:rPr>
-        <w:t xml:space="preserve">    if s in WARD_ALIASES:              # chiefdoms/constituency -&gt; None</w:t>
-      </w:r>
-      <w:r>
-        <w:rPr>
-          <w:rFonts w:ascii="Consolas" w:hAnsi="Consolas"/>
-        </w:rPr>
-        <w:br/>
-      </w:r>
-      <w:r>
-        <w:rPr>
-          <w:rFonts w:ascii="Consolas" w:hAnsi="Consolas" w:cs="Consolas"/>
-          <w:sz w:val="17"/>
-        </w:rPr>
-        <w:t xml:space="preserve">        mapped = WARD_ALIASES[s]</w:t>
-      </w:r>
-      <w:r>
-        <w:rPr>
-          <w:rFonts w:ascii="Consolas" w:hAnsi="Consolas"/>
-        </w:rPr>
-        <w:br/>
-      </w:r>
-      <w:r>
-        <w:rPr>
-          <w:rFonts w:ascii="Consolas" w:hAnsi="Consolas" w:cs="Consolas"/>
-          <w:sz w:val="17"/>
-        </w:rPr>
-        <w:t xml:space="preserve">        return </w:t>
-      </w:r>
-      <w:proofErr w:type="spellStart"/>
-      <w:r>
-        <w:rPr>
-          <w:rFonts w:ascii="Consolas" w:hAnsi="Consolas" w:cs="Consolas"/>
-          <w:sz w:val="17"/>
-        </w:rPr>
-        <w:t>mapped.title</w:t>
-      </w:r>
-      <w:proofErr w:type="spellEnd"/>
-      <w:r>
-        <w:rPr>
-          <w:rFonts w:ascii="Consolas" w:hAnsi="Consolas" w:cs="Consolas"/>
-          <w:sz w:val="17"/>
-        </w:rPr>
-        <w:t>() if mapped else None</w:t>
-      </w:r>
-      <w:r>
-        <w:rPr>
-          <w:rFonts w:ascii="Consolas" w:hAnsi="Consolas"/>
-        </w:rPr>
-        <w:br/>
-      </w:r>
-      <w:r>
-        <w:rPr>
-          <w:rFonts w:ascii="Consolas" w:hAnsi="Consolas" w:cs="Consolas"/>
-          <w:sz w:val="17"/>
-        </w:rPr>
-        <w:t xml:space="preserve">    return </w:t>
-      </w:r>
-      <w:proofErr w:type="spellStart"/>
-      <w:r>
-        <w:rPr>
-          <w:rFonts w:ascii="Consolas" w:hAnsi="Consolas" w:cs="Consolas"/>
-          <w:sz w:val="17"/>
-        </w:rPr>
-        <w:t>s.title</w:t>
-      </w:r>
-      <w:proofErr w:type="spellEnd"/>
-      <w:r>
-        <w:rPr>
-          <w:rFonts w:ascii="Consolas" w:hAnsi="Consolas" w:cs="Consolas"/>
-          <w:sz w:val="17"/>
-        </w:rPr>
-        <w:t>() if s in LUSANGAZI_WARDS else None</w:t>
+        <w:t xml:space="preserve">    return s.title() if s in LUSANGAZI_WARDS else None</w:t>
       </w:r>
     </w:p>
     <w:p>
@@ -10898,15 +9696,15 @@
         <w:t xml:space="preserve">Hardened numeric parsing: </w:t>
       </w:r>
       <w:r>
-        <w:t xml:space="preserve">a dedicated </w:t>
-      </w:r>
-      <w:proofErr w:type="spellStart"/>
-      <w:r>
-        <w:t>parse_amount</w:t>
-      </w:r>
-      <w:proofErr w:type="spellEnd"/>
-      <w:r>
-        <w:t>() function rejects scientific-notation artefacts, digit-concatenation errors, and 4-digit values that are plausibly years (1990–2035) rather than currency amounts, before accepting a value as a ZMW figure.</w:t>
+        <w:t>a dedicated parse_</w:t>
+      </w:r>
+      <w:proofErr w:type="gramStart"/>
+      <w:r>
+        <w:t>amount(</w:t>
+      </w:r>
+      <w:proofErr w:type="gramEnd"/>
+      <w:r>
+        <w:t>) function rejects scientific-notation artefacts, digit-concatenation errors, and 4-digit values that are plausibly years (1990–2035) rather than currency amounts, before accepting a value as a ZMW figure.</w:t>
       </w:r>
     </w:p>
     <w:p>
@@ -10919,30 +9717,15 @@
         <w:spacing w:after="140" w:line="276" w:lineRule="auto"/>
         <w:jc w:val="both"/>
       </w:pPr>
-      <w:proofErr w:type="spellStart"/>
       <w:r>
         <w:rPr>
           <w:b/>
         </w:rPr>
-        <w:t>NaN</w:t>
-      </w:r>
-      <w:proofErr w:type="spellEnd"/>
-      <w:r>
-        <w:rPr>
-          <w:b/>
-        </w:rPr>
-        <w:t xml:space="preserve">-vs-zero semantics: </w:t>
-      </w:r>
-      <w:r>
-        <w:t xml:space="preserve">unavailable disbursement/usage figures are left as </w:t>
-      </w:r>
-      <w:proofErr w:type="spellStart"/>
-      <w:r>
-        <w:t>NaN</w:t>
-      </w:r>
-      <w:proofErr w:type="spellEnd"/>
-      <w:r>
-        <w:t xml:space="preserve"> rather than coerced to 0, so that "not published" is never misread downstream as "nothing was disbursed/used".</w:t>
+        <w:lastRenderedPageBreak/>
+        <w:t xml:space="preserve">NaN-vs-zero semantics: </w:t>
+      </w:r>
+      <w:r>
+        <w:t>unavailable disbursement/usage figures are left as NaN rather than coerced to 0, so that "not published" is never misread downstream as "nothing was disbursed/used".</w:t>
       </w:r>
     </w:p>
     <w:p>
@@ -10962,55 +9745,85 @@
           <w:rFonts w:ascii="Consolas" w:hAnsi="Consolas" w:cs="Consolas"/>
           <w:sz w:val="17"/>
         </w:rPr>
-        <w:t xml:space="preserve">def </w:t>
-      </w:r>
-      <w:proofErr w:type="spellStart"/>
+        <w:t>def parse_amount(val, max_plausible=5e8):</w:t>
+      </w:r>
+      <w:r>
+        <w:rPr>
+          <w:rFonts w:ascii="Consolas" w:hAnsi="Consolas"/>
+        </w:rPr>
+        <w:br/>
+      </w:r>
       <w:r>
         <w:rPr>
           <w:rFonts w:ascii="Consolas" w:hAnsi="Consolas" w:cs="Consolas"/>
           <w:sz w:val="17"/>
         </w:rPr>
-        <w:t>parse_amount</w:t>
-      </w:r>
-      <w:proofErr w:type="spellEnd"/>
+        <w:t xml:space="preserve">    """Hardened amount parser: rejects sci-notation, digit-concatenation, years."""</w:t>
+      </w:r>
+      <w:r>
+        <w:rPr>
+          <w:rFonts w:ascii="Consolas" w:hAnsi="Consolas"/>
+        </w:rPr>
+        <w:br/>
+      </w:r>
       <w:r>
         <w:rPr>
           <w:rFonts w:ascii="Consolas" w:hAnsi="Consolas" w:cs="Consolas"/>
           <w:sz w:val="17"/>
         </w:rPr>
-        <w:t>(</w:t>
-      </w:r>
-      <w:proofErr w:type="spellStart"/>
+        <w:t xml:space="preserve">    if val is None or (isinstance(val, float) and pd.isna(val)):</w:t>
+      </w:r>
+      <w:r>
+        <w:rPr>
+          <w:rFonts w:ascii="Consolas" w:hAnsi="Consolas"/>
+        </w:rPr>
+        <w:br/>
+      </w:r>
       <w:r>
         <w:rPr>
           <w:rFonts w:ascii="Consolas" w:hAnsi="Consolas" w:cs="Consolas"/>
           <w:sz w:val="17"/>
         </w:rPr>
-        <w:t>val</w:t>
-      </w:r>
-      <w:proofErr w:type="spellEnd"/>
+        <w:t xml:space="preserve">        return 0.0</w:t>
+      </w:r>
+      <w:r>
+        <w:rPr>
+          <w:rFonts w:ascii="Consolas" w:hAnsi="Consolas"/>
+        </w:rPr>
+        <w:br/>
+      </w:r>
       <w:r>
         <w:rPr>
           <w:rFonts w:ascii="Consolas" w:hAnsi="Consolas" w:cs="Consolas"/>
           <w:sz w:val="17"/>
         </w:rPr>
-        <w:t xml:space="preserve">, </w:t>
-      </w:r>
-      <w:proofErr w:type="spellStart"/>
+        <w:t xml:space="preserve">    s = str(val).replace("\n", " ").replace(",", "").strip()</w:t>
+      </w:r>
+      <w:r>
+        <w:rPr>
+          <w:rFonts w:ascii="Consolas" w:hAnsi="Consolas"/>
+        </w:rPr>
+        <w:br/>
+      </w:r>
       <w:r>
         <w:rPr>
           <w:rFonts w:ascii="Consolas" w:hAnsi="Consolas" w:cs="Consolas"/>
           <w:sz w:val="17"/>
         </w:rPr>
-        <w:t>max_plausible</w:t>
-      </w:r>
-      <w:proofErr w:type="spellEnd"/>
+        <w:t xml:space="preserve">    if "e+" in s.lower() or "e-" in s.lower():</w:t>
+      </w:r>
+      <w:r>
+        <w:rPr>
+          <w:rFonts w:ascii="Consolas" w:hAnsi="Consolas"/>
+        </w:rPr>
+        <w:br/>
+      </w:r>
       <w:r>
         <w:rPr>
           <w:rFonts w:ascii="Consolas" w:hAnsi="Consolas" w:cs="Consolas"/>
           <w:sz w:val="17"/>
         </w:rPr>
-        <w:t>=5e8):</w:t>
+        <w:t xml:space="preserve">        return 0.0</w:t>
       </w:r>
       <w:r>
         <w:rPr>
@@ -11023,7 +9836,7 @@
           <w:rFonts w:ascii="Consolas" w:hAnsi="Consolas" w:cs="Consolas"/>
           <w:sz w:val="17"/>
         </w:rPr>
-        <w:t xml:space="preserve">    """Hardened amount parser: rejects sci-notation, digit-concatenation, years."""</w:t>
+        <w:t xml:space="preserve">    nums = re.findall(r"\d+(?:\.\d+)?", s)</w:t>
       </w:r>
       <w:r>
         <w:rPr>
@@ -11036,87 +9849,137 @@
           <w:rFonts w:ascii="Consolas" w:hAnsi="Consolas" w:cs="Consolas"/>
           <w:sz w:val="17"/>
         </w:rPr>
-        <w:t xml:space="preserve">    if </w:t>
-      </w:r>
-      <w:proofErr w:type="spellStart"/>
+        <w:t xml:space="preserve">    candidates = []</w:t>
+      </w:r>
+      <w:r>
+        <w:rPr>
+          <w:rFonts w:ascii="Consolas" w:hAnsi="Consolas"/>
+        </w:rPr>
+        <w:br/>
+      </w:r>
       <w:r>
         <w:rPr>
           <w:rFonts w:ascii="Consolas" w:hAnsi="Consolas" w:cs="Consolas"/>
           <w:sz w:val="17"/>
         </w:rPr>
-        <w:t>val</w:t>
-      </w:r>
-      <w:proofErr w:type="spellEnd"/>
+        <w:t xml:space="preserve">    for n in nums:</w:t>
+      </w:r>
+      <w:r>
+        <w:rPr>
+          <w:rFonts w:ascii="Consolas" w:hAnsi="Consolas"/>
+        </w:rPr>
+        <w:br/>
+      </w:r>
       <w:r>
         <w:rPr>
           <w:rFonts w:ascii="Consolas" w:hAnsi="Consolas" w:cs="Consolas"/>
           <w:sz w:val="17"/>
         </w:rPr>
-        <w:t xml:space="preserve"> is None or (</w:t>
-      </w:r>
-      <w:proofErr w:type="spellStart"/>
+        <w:t xml:space="preserve">        if len(n.replace(".", "")) &gt; 9:          # concatenated-digit artefact</w:t>
+      </w:r>
+      <w:r>
+        <w:rPr>
+          <w:rFonts w:ascii="Consolas" w:hAnsi="Consolas"/>
+        </w:rPr>
+        <w:br/>
+      </w:r>
       <w:r>
         <w:rPr>
           <w:rFonts w:ascii="Consolas" w:hAnsi="Consolas" w:cs="Consolas"/>
           <w:sz w:val="17"/>
         </w:rPr>
-        <w:t>isinstance</w:t>
-      </w:r>
-      <w:proofErr w:type="spellEnd"/>
+        <w:t xml:space="preserve">            continue</w:t>
+      </w:r>
+      <w:r>
+        <w:rPr>
+          <w:rFonts w:ascii="Consolas" w:hAnsi="Consolas"/>
+        </w:rPr>
+        <w:br/>
+      </w:r>
       <w:r>
         <w:rPr>
           <w:rFonts w:ascii="Consolas" w:hAnsi="Consolas" w:cs="Consolas"/>
           <w:sz w:val="17"/>
         </w:rPr>
-        <w:t>(</w:t>
-      </w:r>
-      <w:proofErr w:type="spellStart"/>
+        <w:t xml:space="preserve">        f = float(n)</w:t>
+      </w:r>
+      <w:r>
+        <w:rPr>
+          <w:rFonts w:ascii="Consolas" w:hAnsi="Consolas"/>
+        </w:rPr>
+        <w:br/>
+      </w:r>
       <w:r>
         <w:rPr>
           <w:rFonts w:ascii="Consolas" w:hAnsi="Consolas" w:cs="Consolas"/>
           <w:sz w:val="17"/>
         </w:rPr>
-        <w:t>val</w:t>
-      </w:r>
-      <w:proofErr w:type="spellEnd"/>
+        <w:t xml:space="preserve">        if 1990 &lt;= f &lt;= 2035 and f == int(f):    # looks like a year, not ZMW</w:t>
+      </w:r>
+      <w:r>
+        <w:rPr>
+          <w:rFonts w:ascii="Consolas" w:hAnsi="Consolas"/>
+        </w:rPr>
+        <w:br/>
+      </w:r>
       <w:r>
         <w:rPr>
           <w:rFonts w:ascii="Consolas" w:hAnsi="Consolas" w:cs="Consolas"/>
           <w:sz w:val="17"/>
         </w:rPr>
-        <w:t xml:space="preserve">, float) and </w:t>
-      </w:r>
-      <w:proofErr w:type="spellStart"/>
+        <w:t xml:space="preserve">            continue</w:t>
+      </w:r>
+      <w:r>
+        <w:rPr>
+          <w:rFonts w:ascii="Consolas" w:hAnsi="Consolas"/>
+        </w:rPr>
+        <w:br/>
+      </w:r>
       <w:r>
         <w:rPr>
           <w:rFonts w:ascii="Consolas" w:hAnsi="Consolas" w:cs="Consolas"/>
           <w:sz w:val="17"/>
         </w:rPr>
-        <w:t>pd.isna</w:t>
-      </w:r>
-      <w:proofErr w:type="spellEnd"/>
+        <w:t xml:space="preserve">        if f &lt; 100 or f &gt; max_plausible:</w:t>
+      </w:r>
+      <w:r>
+        <w:rPr>
+          <w:rFonts w:ascii="Consolas" w:hAnsi="Consolas"/>
+        </w:rPr>
+        <w:br/>
+      </w:r>
       <w:r>
         <w:rPr>
           <w:rFonts w:ascii="Consolas" w:hAnsi="Consolas" w:cs="Consolas"/>
           <w:sz w:val="17"/>
         </w:rPr>
-        <w:t>(</w:t>
-      </w:r>
-      <w:proofErr w:type="spellStart"/>
+        <w:t xml:space="preserve">            continue</w:t>
+      </w:r>
+      <w:r>
+        <w:rPr>
+          <w:rFonts w:ascii="Consolas" w:hAnsi="Consolas"/>
+        </w:rPr>
+        <w:br/>
+      </w:r>
       <w:r>
         <w:rPr>
           <w:rFonts w:ascii="Consolas" w:hAnsi="Consolas" w:cs="Consolas"/>
           <w:sz w:val="17"/>
         </w:rPr>
-        <w:t>val</w:t>
-      </w:r>
-      <w:proofErr w:type="spellEnd"/>
+        <w:t xml:space="preserve">        candidates.append(f)</w:t>
+      </w:r>
+      <w:r>
+        <w:rPr>
+          <w:rFonts w:ascii="Consolas" w:hAnsi="Consolas"/>
+        </w:rPr>
+        <w:br/>
+      </w:r>
       <w:r>
         <w:rPr>
           <w:rFonts w:ascii="Consolas" w:hAnsi="Consolas" w:cs="Consolas"/>
           <w:sz w:val="17"/>
         </w:rPr>
-        <w:t>)):</w:t>
+        <w:t xml:space="preserve">    return candidates[-1] if candidates else 0.0</w:t>
       </w:r>
       <w:r>
         <w:rPr>
@@ -11129,7 +9992,7 @@
           <w:rFonts w:ascii="Consolas" w:hAnsi="Consolas" w:cs="Consolas"/>
           <w:sz w:val="17"/>
         </w:rPr>
-        <w:t xml:space="preserve">        return 0.0</w:t>
+        <w:t> </w:t>
       </w:r>
       <w:r>
         <w:rPr>
@@ -11142,508 +10005,34 @@
           <w:rFonts w:ascii="Consolas" w:hAnsi="Consolas" w:cs="Consolas"/>
           <w:sz w:val="17"/>
         </w:rPr>
-        <w:t xml:space="preserve">    s = str(</w:t>
-      </w:r>
-      <w:proofErr w:type="spellStart"/>
+        <w:t># Disbursement/usage: preserve NaN rather than assume zero</w:t>
+      </w:r>
+      <w:r>
+        <w:rPr>
+          <w:rFonts w:ascii="Consolas" w:hAnsi="Consolas"/>
+        </w:rPr>
+        <w:br/>
+      </w:r>
       <w:r>
         <w:rPr>
           <w:rFonts w:ascii="Consolas" w:hAnsi="Consolas" w:cs="Consolas"/>
           <w:sz w:val="17"/>
         </w:rPr>
-        <w:t>val</w:t>
-      </w:r>
-      <w:proofErr w:type="spellEnd"/>
+        <w:t>for col in ["disbursement_zmw", "usage_zmw"]:</w:t>
+      </w:r>
+      <w:r>
+        <w:rPr>
+          <w:rFonts w:ascii="Consolas" w:hAnsi="Consolas"/>
+        </w:rPr>
+        <w:br/>
+      </w:r>
       <w:r>
         <w:rPr>
           <w:rFonts w:ascii="Consolas" w:hAnsi="Consolas" w:cs="Consolas"/>
           <w:sz w:val="17"/>
         </w:rPr>
-        <w:t>).replace("\n", " ").replace(",", "").strip()</w:t>
-      </w:r>
-      <w:r>
-        <w:rPr>
-          <w:rFonts w:ascii="Consolas" w:hAnsi="Consolas"/>
-        </w:rPr>
-        <w:br/>
-      </w:r>
-      <w:r>
-        <w:rPr>
-          <w:rFonts w:ascii="Consolas" w:hAnsi="Consolas" w:cs="Consolas"/>
-          <w:sz w:val="17"/>
-        </w:rPr>
-        <w:t xml:space="preserve">    if "e+" in </w:t>
-      </w:r>
-      <w:proofErr w:type="spellStart"/>
-      <w:r>
-        <w:rPr>
-          <w:rFonts w:ascii="Consolas" w:hAnsi="Consolas" w:cs="Consolas"/>
-          <w:sz w:val="17"/>
-        </w:rPr>
-        <w:t>s.lower</w:t>
-      </w:r>
-      <w:proofErr w:type="spellEnd"/>
-      <w:r>
-        <w:rPr>
-          <w:rFonts w:ascii="Consolas" w:hAnsi="Consolas" w:cs="Consolas"/>
-          <w:sz w:val="17"/>
-        </w:rPr>
-        <w:t xml:space="preserve">() or "e-" in </w:t>
-      </w:r>
-      <w:proofErr w:type="spellStart"/>
-      <w:r>
-        <w:rPr>
-          <w:rFonts w:ascii="Consolas" w:hAnsi="Consolas" w:cs="Consolas"/>
-          <w:sz w:val="17"/>
-        </w:rPr>
-        <w:t>s.lower</w:t>
-      </w:r>
-      <w:proofErr w:type="spellEnd"/>
-      <w:r>
-        <w:rPr>
-          <w:rFonts w:ascii="Consolas" w:hAnsi="Consolas" w:cs="Consolas"/>
-          <w:sz w:val="17"/>
-        </w:rPr>
-        <w:t>():</w:t>
-      </w:r>
-      <w:r>
-        <w:rPr>
-          <w:rFonts w:ascii="Consolas" w:hAnsi="Consolas"/>
-        </w:rPr>
-        <w:br/>
-      </w:r>
-      <w:r>
-        <w:rPr>
-          <w:rFonts w:ascii="Consolas" w:hAnsi="Consolas" w:cs="Consolas"/>
-          <w:sz w:val="17"/>
-        </w:rPr>
-        <w:t xml:space="preserve">        return 0.0</w:t>
-      </w:r>
-      <w:r>
-        <w:rPr>
-          <w:rFonts w:ascii="Consolas" w:hAnsi="Consolas"/>
-        </w:rPr>
-        <w:br/>
-      </w:r>
-      <w:r>
-        <w:rPr>
-          <w:rFonts w:ascii="Consolas" w:hAnsi="Consolas" w:cs="Consolas"/>
-          <w:sz w:val="17"/>
-        </w:rPr>
-        <w:lastRenderedPageBreak/>
-        <w:t xml:space="preserve">    </w:t>
-      </w:r>
-      <w:proofErr w:type="spellStart"/>
-      <w:r>
-        <w:rPr>
-          <w:rFonts w:ascii="Consolas" w:hAnsi="Consolas" w:cs="Consolas"/>
-          <w:sz w:val="17"/>
-        </w:rPr>
-        <w:t>nums</w:t>
-      </w:r>
-      <w:proofErr w:type="spellEnd"/>
-      <w:r>
-        <w:rPr>
-          <w:rFonts w:ascii="Consolas" w:hAnsi="Consolas" w:cs="Consolas"/>
-          <w:sz w:val="17"/>
-        </w:rPr>
-        <w:t xml:space="preserve"> = </w:t>
-      </w:r>
-      <w:proofErr w:type="spellStart"/>
-      <w:r>
-        <w:rPr>
-          <w:rFonts w:ascii="Consolas" w:hAnsi="Consolas" w:cs="Consolas"/>
-          <w:sz w:val="17"/>
-        </w:rPr>
-        <w:t>re.findall</w:t>
-      </w:r>
-      <w:proofErr w:type="spellEnd"/>
-      <w:r>
-        <w:rPr>
-          <w:rFonts w:ascii="Consolas" w:hAnsi="Consolas" w:cs="Consolas"/>
-          <w:sz w:val="17"/>
-        </w:rPr>
-        <w:t>(r"\d+(?:\.\d+)?", s)</w:t>
-      </w:r>
-      <w:r>
-        <w:rPr>
-          <w:rFonts w:ascii="Consolas" w:hAnsi="Consolas"/>
-        </w:rPr>
-        <w:br/>
-      </w:r>
-      <w:r>
-        <w:rPr>
-          <w:rFonts w:ascii="Consolas" w:hAnsi="Consolas" w:cs="Consolas"/>
-          <w:sz w:val="17"/>
-        </w:rPr>
-        <w:t xml:space="preserve">    candidates = []</w:t>
-      </w:r>
-      <w:r>
-        <w:rPr>
-          <w:rFonts w:ascii="Consolas" w:hAnsi="Consolas"/>
-        </w:rPr>
-        <w:br/>
-      </w:r>
-      <w:r>
-        <w:rPr>
-          <w:rFonts w:ascii="Consolas" w:hAnsi="Consolas" w:cs="Consolas"/>
-          <w:sz w:val="17"/>
-        </w:rPr>
-        <w:t xml:space="preserve">    for n in </w:t>
-      </w:r>
-      <w:proofErr w:type="spellStart"/>
-      <w:r>
-        <w:rPr>
-          <w:rFonts w:ascii="Consolas" w:hAnsi="Consolas" w:cs="Consolas"/>
-          <w:sz w:val="17"/>
-        </w:rPr>
-        <w:t>nums</w:t>
-      </w:r>
-      <w:proofErr w:type="spellEnd"/>
-      <w:r>
-        <w:rPr>
-          <w:rFonts w:ascii="Consolas" w:hAnsi="Consolas" w:cs="Consolas"/>
-          <w:sz w:val="17"/>
-        </w:rPr>
-        <w:t>:</w:t>
-      </w:r>
-      <w:r>
-        <w:rPr>
-          <w:rFonts w:ascii="Consolas" w:hAnsi="Consolas"/>
-        </w:rPr>
-        <w:br/>
-      </w:r>
-      <w:r>
-        <w:rPr>
-          <w:rFonts w:ascii="Consolas" w:hAnsi="Consolas" w:cs="Consolas"/>
-          <w:sz w:val="17"/>
-        </w:rPr>
-        <w:t xml:space="preserve">        if </w:t>
-      </w:r>
-      <w:proofErr w:type="spellStart"/>
-      <w:r>
-        <w:rPr>
-          <w:rFonts w:ascii="Consolas" w:hAnsi="Consolas" w:cs="Consolas"/>
-          <w:sz w:val="17"/>
-        </w:rPr>
-        <w:t>len</w:t>
-      </w:r>
-      <w:proofErr w:type="spellEnd"/>
-      <w:r>
-        <w:rPr>
-          <w:rFonts w:ascii="Consolas" w:hAnsi="Consolas" w:cs="Consolas"/>
-          <w:sz w:val="17"/>
-        </w:rPr>
-        <w:t>(</w:t>
-      </w:r>
-      <w:proofErr w:type="spellStart"/>
-      <w:r>
-        <w:rPr>
-          <w:rFonts w:ascii="Consolas" w:hAnsi="Consolas" w:cs="Consolas"/>
-          <w:sz w:val="17"/>
-        </w:rPr>
-        <w:t>n.replace</w:t>
-      </w:r>
-      <w:proofErr w:type="spellEnd"/>
-      <w:r>
-        <w:rPr>
-          <w:rFonts w:ascii="Consolas" w:hAnsi="Consolas" w:cs="Consolas"/>
-          <w:sz w:val="17"/>
-        </w:rPr>
-        <w:t>(".", "")) &gt; 9:          # concatenated-digit artefact</w:t>
-      </w:r>
-      <w:r>
-        <w:rPr>
-          <w:rFonts w:ascii="Consolas" w:hAnsi="Consolas"/>
-        </w:rPr>
-        <w:br/>
-      </w:r>
-      <w:r>
-        <w:rPr>
-          <w:rFonts w:ascii="Consolas" w:hAnsi="Consolas" w:cs="Consolas"/>
-          <w:sz w:val="17"/>
-        </w:rPr>
-        <w:t xml:space="preserve">            continue</w:t>
-      </w:r>
-      <w:r>
-        <w:rPr>
-          <w:rFonts w:ascii="Consolas" w:hAnsi="Consolas"/>
-        </w:rPr>
-        <w:br/>
-      </w:r>
-      <w:r>
-        <w:rPr>
-          <w:rFonts w:ascii="Consolas" w:hAnsi="Consolas" w:cs="Consolas"/>
-          <w:sz w:val="17"/>
-        </w:rPr>
-        <w:t xml:space="preserve">        f = float(n)</w:t>
-      </w:r>
-      <w:r>
-        <w:rPr>
-          <w:rFonts w:ascii="Consolas" w:hAnsi="Consolas"/>
-        </w:rPr>
-        <w:br/>
-      </w:r>
-      <w:r>
-        <w:rPr>
-          <w:rFonts w:ascii="Consolas" w:hAnsi="Consolas" w:cs="Consolas"/>
-          <w:sz w:val="17"/>
-        </w:rPr>
-        <w:t xml:space="preserve">        if 1990 &lt;= f &lt;= 2035 and f == int(f):    # looks like a year, not ZMW</w:t>
-      </w:r>
-      <w:r>
-        <w:rPr>
-          <w:rFonts w:ascii="Consolas" w:hAnsi="Consolas"/>
-        </w:rPr>
-        <w:br/>
-      </w:r>
-      <w:r>
-        <w:rPr>
-          <w:rFonts w:ascii="Consolas" w:hAnsi="Consolas" w:cs="Consolas"/>
-          <w:sz w:val="17"/>
-        </w:rPr>
-        <w:t xml:space="preserve">            continue</w:t>
-      </w:r>
-      <w:r>
-        <w:rPr>
-          <w:rFonts w:ascii="Consolas" w:hAnsi="Consolas"/>
-        </w:rPr>
-        <w:br/>
-      </w:r>
-      <w:r>
-        <w:rPr>
-          <w:rFonts w:ascii="Consolas" w:hAnsi="Consolas" w:cs="Consolas"/>
-          <w:sz w:val="17"/>
-        </w:rPr>
-        <w:t xml:space="preserve">        if f &lt; 100 or f &gt; </w:t>
-      </w:r>
-      <w:proofErr w:type="spellStart"/>
-      <w:r>
-        <w:rPr>
-          <w:rFonts w:ascii="Consolas" w:hAnsi="Consolas" w:cs="Consolas"/>
-          <w:sz w:val="17"/>
-        </w:rPr>
-        <w:t>max_plausible</w:t>
-      </w:r>
-      <w:proofErr w:type="spellEnd"/>
-      <w:r>
-        <w:rPr>
-          <w:rFonts w:ascii="Consolas" w:hAnsi="Consolas" w:cs="Consolas"/>
-          <w:sz w:val="17"/>
-        </w:rPr>
-        <w:t>:</w:t>
-      </w:r>
-      <w:r>
-        <w:rPr>
-          <w:rFonts w:ascii="Consolas" w:hAnsi="Consolas"/>
-        </w:rPr>
-        <w:br/>
-      </w:r>
-      <w:r>
-        <w:rPr>
-          <w:rFonts w:ascii="Consolas" w:hAnsi="Consolas" w:cs="Consolas"/>
-          <w:sz w:val="17"/>
-        </w:rPr>
-        <w:t xml:space="preserve">            continue</w:t>
-      </w:r>
-      <w:r>
-        <w:rPr>
-          <w:rFonts w:ascii="Consolas" w:hAnsi="Consolas"/>
-        </w:rPr>
-        <w:br/>
-      </w:r>
-      <w:r>
-        <w:rPr>
-          <w:rFonts w:ascii="Consolas" w:hAnsi="Consolas" w:cs="Consolas"/>
-          <w:sz w:val="17"/>
-        </w:rPr>
-        <w:t xml:space="preserve">        </w:t>
-      </w:r>
-      <w:proofErr w:type="spellStart"/>
-      <w:r>
-        <w:rPr>
-          <w:rFonts w:ascii="Consolas" w:hAnsi="Consolas" w:cs="Consolas"/>
-          <w:sz w:val="17"/>
-        </w:rPr>
-        <w:t>candidates.append</w:t>
-      </w:r>
-      <w:proofErr w:type="spellEnd"/>
-      <w:r>
-        <w:rPr>
-          <w:rFonts w:ascii="Consolas" w:hAnsi="Consolas" w:cs="Consolas"/>
-          <w:sz w:val="17"/>
-        </w:rPr>
-        <w:t>(f)</w:t>
-      </w:r>
-      <w:r>
-        <w:rPr>
-          <w:rFonts w:ascii="Consolas" w:hAnsi="Consolas"/>
-        </w:rPr>
-        <w:br/>
-      </w:r>
-      <w:r>
-        <w:rPr>
-          <w:rFonts w:ascii="Consolas" w:hAnsi="Consolas" w:cs="Consolas"/>
-          <w:sz w:val="17"/>
-        </w:rPr>
-        <w:t xml:space="preserve">    return candidates[-1] if candidates else 0.0</w:t>
-      </w:r>
-      <w:r>
-        <w:rPr>
-          <w:rFonts w:ascii="Consolas" w:hAnsi="Consolas"/>
-        </w:rPr>
-        <w:br/>
-      </w:r>
-      <w:r>
-        <w:rPr>
-          <w:rFonts w:ascii="Consolas" w:hAnsi="Consolas" w:cs="Consolas"/>
-          <w:sz w:val="17"/>
-        </w:rPr>
-        <w:t> </w:t>
-      </w:r>
-      <w:r>
-        <w:rPr>
-          <w:rFonts w:ascii="Consolas" w:hAnsi="Consolas"/>
-        </w:rPr>
-        <w:br/>
-      </w:r>
-      <w:r>
-        <w:rPr>
-          <w:rFonts w:ascii="Consolas" w:hAnsi="Consolas" w:cs="Consolas"/>
-          <w:sz w:val="17"/>
-        </w:rPr>
-        <w:t xml:space="preserve"># Disbursement/usage: preserve </w:t>
-      </w:r>
-      <w:proofErr w:type="spellStart"/>
-      <w:r>
-        <w:rPr>
-          <w:rFonts w:ascii="Consolas" w:hAnsi="Consolas" w:cs="Consolas"/>
-          <w:sz w:val="17"/>
-        </w:rPr>
-        <w:t>NaN</w:t>
-      </w:r>
-      <w:proofErr w:type="spellEnd"/>
-      <w:r>
-        <w:rPr>
-          <w:rFonts w:ascii="Consolas" w:hAnsi="Consolas" w:cs="Consolas"/>
-          <w:sz w:val="17"/>
-        </w:rPr>
-        <w:t xml:space="preserve"> rather than assume zero</w:t>
-      </w:r>
-      <w:r>
-        <w:rPr>
-          <w:rFonts w:ascii="Consolas" w:hAnsi="Consolas"/>
-        </w:rPr>
-        <w:br/>
-      </w:r>
-      <w:r>
-        <w:rPr>
-          <w:rFonts w:ascii="Consolas" w:hAnsi="Consolas" w:cs="Consolas"/>
-          <w:sz w:val="17"/>
-        </w:rPr>
-        <w:t>for col in ["</w:t>
-      </w:r>
-      <w:proofErr w:type="spellStart"/>
-      <w:r>
-        <w:rPr>
-          <w:rFonts w:ascii="Consolas" w:hAnsi="Consolas" w:cs="Consolas"/>
-          <w:sz w:val="17"/>
-        </w:rPr>
-        <w:t>disbursement_zmw</w:t>
-      </w:r>
-      <w:proofErr w:type="spellEnd"/>
-      <w:r>
-        <w:rPr>
-          <w:rFonts w:ascii="Consolas" w:hAnsi="Consolas" w:cs="Consolas"/>
-          <w:sz w:val="17"/>
-        </w:rPr>
-        <w:t>", "</w:t>
-      </w:r>
-      <w:proofErr w:type="spellStart"/>
-      <w:r>
-        <w:rPr>
-          <w:rFonts w:ascii="Consolas" w:hAnsi="Consolas" w:cs="Consolas"/>
-          <w:sz w:val="17"/>
-        </w:rPr>
-        <w:t>usage_zmw</w:t>
-      </w:r>
-      <w:proofErr w:type="spellEnd"/>
-      <w:r>
-        <w:rPr>
-          <w:rFonts w:ascii="Consolas" w:hAnsi="Consolas" w:cs="Consolas"/>
-          <w:sz w:val="17"/>
-        </w:rPr>
-        <w:t>"]:</w:t>
-      </w:r>
-      <w:r>
-        <w:rPr>
-          <w:rFonts w:ascii="Consolas" w:hAnsi="Consolas"/>
-        </w:rPr>
-        <w:br/>
-      </w:r>
-      <w:r>
-        <w:rPr>
-          <w:rFonts w:ascii="Consolas" w:hAnsi="Consolas" w:cs="Consolas"/>
-          <w:sz w:val="17"/>
-        </w:rPr>
-        <w:t xml:space="preserve">    </w:t>
-      </w:r>
-      <w:proofErr w:type="spellStart"/>
-      <w:r>
-        <w:rPr>
-          <w:rFonts w:ascii="Consolas" w:hAnsi="Consolas" w:cs="Consolas"/>
-          <w:sz w:val="17"/>
-        </w:rPr>
-        <w:t>cdf_fix</w:t>
-      </w:r>
-      <w:proofErr w:type="spellEnd"/>
-      <w:r>
-        <w:rPr>
-          <w:rFonts w:ascii="Consolas" w:hAnsi="Consolas" w:cs="Consolas"/>
-          <w:sz w:val="17"/>
-        </w:rPr>
-        <w:t xml:space="preserve">[col] = </w:t>
-      </w:r>
-      <w:proofErr w:type="spellStart"/>
-      <w:r>
-        <w:rPr>
-          <w:rFonts w:ascii="Consolas" w:hAnsi="Consolas" w:cs="Consolas"/>
-          <w:sz w:val="17"/>
-        </w:rPr>
-        <w:t>pd.to_numeric</w:t>
-      </w:r>
-      <w:proofErr w:type="spellEnd"/>
-      <w:r>
-        <w:rPr>
-          <w:rFonts w:ascii="Consolas" w:hAnsi="Consolas" w:cs="Consolas"/>
-          <w:sz w:val="17"/>
-        </w:rPr>
-        <w:t>(</w:t>
-      </w:r>
-      <w:proofErr w:type="spellStart"/>
-      <w:r>
-        <w:rPr>
-          <w:rFonts w:ascii="Consolas" w:hAnsi="Consolas" w:cs="Consolas"/>
-          <w:sz w:val="17"/>
-        </w:rPr>
-        <w:t>cdf_fix</w:t>
-      </w:r>
-      <w:proofErr w:type="spellEnd"/>
-      <w:r>
-        <w:rPr>
-          <w:rFonts w:ascii="Consolas" w:hAnsi="Consolas" w:cs="Consolas"/>
-          <w:sz w:val="17"/>
-        </w:rPr>
-        <w:t xml:space="preserve">[col], errors="coerce")   # missing stays </w:t>
-      </w:r>
-      <w:proofErr w:type="spellStart"/>
-      <w:r>
-        <w:rPr>
-          <w:rFonts w:ascii="Consolas" w:hAnsi="Consolas" w:cs="Consolas"/>
-          <w:sz w:val="17"/>
-        </w:rPr>
-        <w:t>NaN</w:t>
-      </w:r>
-      <w:proofErr w:type="spellEnd"/>
+        <w:t xml:space="preserve">    cdf_fix[col] = pd.to_numeric(cdf_fix[col], errors="coerce")   # missing stays NaN</w:t>
+      </w:r>
     </w:p>
     <w:p>
       <w:pPr>
@@ -11656,25 +10045,7 @@
           <w:sz w:val="19"/>
           <w:szCs w:val="19"/>
         </w:rPr>
-        <w:t xml:space="preserve">Listing 3. Hardened numeric parsing and explicit </w:t>
-      </w:r>
-      <w:proofErr w:type="spellStart"/>
-      <w:r>
-        <w:rPr>
-          <w:i/>
-          <w:sz w:val="19"/>
-          <w:szCs w:val="19"/>
-        </w:rPr>
-        <w:t>NaN</w:t>
-      </w:r>
-      <w:proofErr w:type="spellEnd"/>
-      <w:r>
-        <w:rPr>
-          <w:i/>
-          <w:sz w:val="19"/>
-          <w:szCs w:val="19"/>
-        </w:rPr>
-        <w:t>-vs-zero handling (Steps 6, 9, 12).</w:t>
+        <w:t>Listing 3. Hardened numeric parsing and explicit NaN-vs-zero handling (Steps 6, 9, 12).</w:t>
       </w:r>
     </w:p>
     <w:p>
@@ -11697,15 +10068,7 @@
         <w:jc w:val="both"/>
       </w:pPr>
       <w:r>
-        <w:t xml:space="preserve">Because source documents mix free-text prose, ad hoc tables and semi-structured line blocks, each target dataset used up to three complementary parsing paths applied in sequence, with results merged and re-indexed: (1) a header-anchored parser that locates fixed section headers such as “APPROVED COMMUNITY PROJECTS” and reads the following S/N | Name | Sector | Amount block; (2) a line-block parser that segments prioritised ward-level project lists using numeric line boundaries and a controlled sector vocabulary; and (3) a </w:t>
-      </w:r>
-      <w:proofErr w:type="spellStart"/>
-      <w:r>
-        <w:t>pdfplumber</w:t>
-      </w:r>
-      <w:proofErr w:type="spellEnd"/>
-      <w:r>
-        <w:t xml:space="preserve"> table-extraction fallback for pages with genuine embedded tables. Every record produced by any path was passed through a keyword-driven sector taxonomy for consistent categorization.</w:t>
+        <w:t>Because source documents mix free-text prose, ad hoc tables and semi-structured line blocks, each target dataset used up to three complementary parsing paths applied in sequence, with results merged and re-indexed: (1) a header-anchored parser that locates fixed section headers such as “APPROVED COMMUNITY PROJECTS” and reads the following S/N | Name | Sector | Amount block; (2) a line-block parser that segments prioritised ward-level project lists using numeric line boundaries and a controlled sector vocabulary; and (3) a pdfplumber table-extraction fallback for pages with genuine embedded tables. Every record produced by any path was passed through a keyword-driven sector taxonomy for consistent categorization.</w:t>
       </w:r>
     </w:p>
     <w:p>
@@ -11725,23 +10088,23 @@
           <w:rFonts w:ascii="Consolas" w:hAnsi="Consolas" w:cs="Consolas"/>
           <w:sz w:val="17"/>
         </w:rPr>
-        <w:t xml:space="preserve">def </w:t>
-      </w:r>
-      <w:proofErr w:type="spellStart"/>
+        <w:t>def categorize_sector(text):</w:t>
+      </w:r>
       <w:r>
         <w:rPr>
           <w:rFonts w:ascii="Consolas" w:hAnsi="Consolas" w:cs="Consolas"/>
           <w:sz w:val="17"/>
         </w:rPr>
-        <w:t>categorize_sector</w:t>
-      </w:r>
-      <w:proofErr w:type="spellEnd"/>
+        <w:br/>
+        <w:t xml:space="preserve">    t = str(text).lower()</w:t>
+      </w:r>
       <w:r>
         <w:rPr>
           <w:rFonts w:ascii="Consolas" w:hAnsi="Consolas" w:cs="Consolas"/>
           <w:sz w:val="17"/>
         </w:rPr>
-        <w:t>(text):</w:t>
+        <w:br/>
+        <w:t xml:space="preserve">    if any(k in t for k in ["road","bridge","culvert","crossing","feeder","grader"]):</w:t>
       </w:r>
       <w:r>
         <w:rPr>
@@ -11749,7 +10112,7 @@
           <w:sz w:val="17"/>
         </w:rPr>
         <w:br/>
-        <w:t xml:space="preserve">    t = str(text).lower()</w:t>
+        <w:t xml:space="preserve">        return "Transport &amp; Infrastructure"</w:t>
       </w:r>
       <w:r>
         <w:rPr>
@@ -11757,23 +10120,23 @@
           <w:sz w:val="17"/>
         </w:rPr>
         <w:br/>
-        <w:t xml:space="preserve">    if any(k in t for k in ["</w:t>
-      </w:r>
-      <w:proofErr w:type="spellStart"/>
+        <w:t xml:space="preserve">    if any(k in t for k in ["borehole","water","well","piped","dam","sanitation"]):</w:t>
+      </w:r>
       <w:r>
         <w:rPr>
           <w:rFonts w:ascii="Consolas" w:hAnsi="Consolas" w:cs="Consolas"/>
           <w:sz w:val="17"/>
         </w:rPr>
-        <w:t>road","bridge","culvert","crossing","feeder","grader</w:t>
-      </w:r>
-      <w:proofErr w:type="spellEnd"/>
+        <w:br/>
+        <w:t xml:space="preserve">        return "Water &amp; Sanitation"</w:t>
+      </w:r>
       <w:r>
         <w:rPr>
           <w:rFonts w:ascii="Consolas" w:hAnsi="Consolas" w:cs="Consolas"/>
           <w:sz w:val="17"/>
         </w:rPr>
-        <w:t>"]):</w:t>
+        <w:br/>
+        <w:t xml:space="preserve">    if any(k in t for k in ["school","classroom","desk","teacher","education"]):</w:t>
       </w:r>
       <w:r>
         <w:rPr>
@@ -11781,7 +10144,7 @@
           <w:sz w:val="17"/>
         </w:rPr>
         <w:br/>
-        <w:t xml:space="preserve">        return "Transport &amp; Infrastructure"</w:t>
+        <w:t xml:space="preserve">        return "Education"</w:t>
       </w:r>
       <w:r>
         <w:rPr>
@@ -11789,23 +10152,23 @@
           <w:sz w:val="17"/>
         </w:rPr>
         <w:br/>
-        <w:t xml:space="preserve">    if any(k in t for k in ["</w:t>
-      </w:r>
-      <w:proofErr w:type="spellStart"/>
+        <w:t xml:space="preserve">    if any(k in t for k in ["clinic","health","maternity","hospital","ambulance"]):</w:t>
+      </w:r>
       <w:r>
         <w:rPr>
           <w:rFonts w:ascii="Consolas" w:hAnsi="Consolas" w:cs="Consolas"/>
           <w:sz w:val="17"/>
         </w:rPr>
-        <w:t>borehole","water","well","piped","dam","sanitation</w:t>
-      </w:r>
-      <w:proofErr w:type="spellEnd"/>
+        <w:br/>
+        <w:t xml:space="preserve">        return "Health"</w:t>
+      </w:r>
       <w:r>
         <w:rPr>
           <w:rFonts w:ascii="Consolas" w:hAnsi="Consolas" w:cs="Consolas"/>
           <w:sz w:val="17"/>
         </w:rPr>
-        <w:t>"]):</w:t>
+        <w:br/>
+        <w:t xml:space="preserve">    if any(k in t for k in ["bursary","skills","empowerment",</w:t>
       </w:r>
       <w:r>
         <w:rPr>
@@ -11813,7 +10176,7 @@
           <w:sz w:val="17"/>
         </w:rPr>
         <w:br/>
-        <w:t xml:space="preserve">        return "Water &amp; Sanitation"</w:t>
+        <w:t xml:space="preserve">                         "grant","loan","youth","women"]):</w:t>
       </w:r>
       <w:r>
         <w:rPr>
@@ -11821,23 +10184,23 @@
           <w:sz w:val="17"/>
         </w:rPr>
         <w:br/>
-        <w:t xml:space="preserve">    if any(k in t for k in ["</w:t>
-      </w:r>
-      <w:proofErr w:type="spellStart"/>
+        <w:t xml:space="preserve">        return "Social Empowerment &amp; Skills"</w:t>
+      </w:r>
       <w:r>
         <w:rPr>
           <w:rFonts w:ascii="Consolas" w:hAnsi="Consolas" w:cs="Consolas"/>
           <w:sz w:val="17"/>
         </w:rPr>
-        <w:t>school","classroom","desk","teacher","education</w:t>
-      </w:r>
-      <w:proofErr w:type="spellEnd"/>
+        <w:br/>
+        <w:t xml:space="preserve">    if any(k in t for k in ["agriculture","farming","dip tank",</w:t>
+      </w:r>
       <w:r>
         <w:rPr>
           <w:rFonts w:ascii="Consolas" w:hAnsi="Consolas" w:cs="Consolas"/>
           <w:sz w:val="17"/>
         </w:rPr>
-        <w:t>"]):</w:t>
+        <w:br/>
+        <w:t xml:space="preserve">                         "livestock","irrigation"]):</w:t>
       </w:r>
       <w:r>
         <w:rPr>
@@ -11845,7 +10208,7 @@
           <w:sz w:val="17"/>
         </w:rPr>
         <w:br/>
-        <w:t xml:space="preserve">        return "Education"</w:t>
+        <w:t xml:space="preserve">        return "Agriculture &amp; Livestock"</w:t>
       </w:r>
       <w:r>
         <w:rPr>
@@ -11853,247 +10216,23 @@
           <w:sz w:val="17"/>
         </w:rPr>
         <w:br/>
-        <w:t xml:space="preserve">    if any(k in t for k in ["</w:t>
-      </w:r>
-      <w:proofErr w:type="spellStart"/>
+        <w:t xml:space="preserve">    return "Community Development"</w:t>
+      </w:r>
       <w:r>
         <w:rPr>
           <w:rFonts w:ascii="Consolas" w:hAnsi="Consolas" w:cs="Consolas"/>
           <w:sz w:val="17"/>
         </w:rPr>
-        <w:t>clinic","health","maternity","hospital","ambulance</w:t>
-      </w:r>
-      <w:proofErr w:type="spellEnd"/>
+        <w:br/>
+        <w:t> </w:t>
+      </w:r>
       <w:r>
         <w:rPr>
           <w:rFonts w:ascii="Consolas" w:hAnsi="Consolas" w:cs="Consolas"/>
           <w:sz w:val="17"/>
         </w:rPr>
-        <w:t>"]):</w:t>
-      </w:r>
-      <w:r>
-        <w:rPr>
-          <w:rFonts w:ascii="Consolas" w:hAnsi="Consolas" w:cs="Consolas"/>
-          <w:sz w:val="17"/>
-        </w:rPr>
         <w:br/>
-        <w:t xml:space="preserve">        return "Health"</w:t>
-      </w:r>
-      <w:r>
-        <w:rPr>
-          <w:rFonts w:ascii="Consolas" w:hAnsi="Consolas" w:cs="Consolas"/>
-          <w:sz w:val="17"/>
-        </w:rPr>
-        <w:br/>
-        <w:t xml:space="preserve">    if any(k in t for k in ["</w:t>
-      </w:r>
-      <w:proofErr w:type="spellStart"/>
-      <w:r>
-        <w:rPr>
-          <w:rFonts w:ascii="Consolas" w:hAnsi="Consolas" w:cs="Consolas"/>
-          <w:sz w:val="17"/>
-        </w:rPr>
-        <w:t>bursary","skills","empowerment</w:t>
-      </w:r>
-      <w:proofErr w:type="spellEnd"/>
-      <w:r>
-        <w:rPr>
-          <w:rFonts w:ascii="Consolas" w:hAnsi="Consolas" w:cs="Consolas"/>
-          <w:sz w:val="17"/>
-        </w:rPr>
-        <w:t>",</w:t>
-      </w:r>
-      <w:r>
-        <w:rPr>
-          <w:rFonts w:ascii="Consolas" w:hAnsi="Consolas" w:cs="Consolas"/>
-          <w:sz w:val="17"/>
-        </w:rPr>
-        <w:br/>
-        <w:t xml:space="preserve">                         "</w:t>
-      </w:r>
-      <w:proofErr w:type="spellStart"/>
-      <w:r>
-        <w:rPr>
-          <w:rFonts w:ascii="Consolas" w:hAnsi="Consolas" w:cs="Consolas"/>
-          <w:sz w:val="17"/>
-        </w:rPr>
-        <w:t>grant","loan","youth","women</w:t>
-      </w:r>
-      <w:proofErr w:type="spellEnd"/>
-      <w:r>
-        <w:rPr>
-          <w:rFonts w:ascii="Consolas" w:hAnsi="Consolas" w:cs="Consolas"/>
-          <w:sz w:val="17"/>
-        </w:rPr>
-        <w:t>"]):</w:t>
-      </w:r>
-      <w:r>
-        <w:rPr>
-          <w:rFonts w:ascii="Consolas" w:hAnsi="Consolas" w:cs="Consolas"/>
-          <w:sz w:val="17"/>
-        </w:rPr>
-        <w:br/>
-        <w:t xml:space="preserve">        return "Social Empowerment &amp; Skills"</w:t>
-      </w:r>
-      <w:r>
-        <w:rPr>
-          <w:rFonts w:ascii="Consolas" w:hAnsi="Consolas" w:cs="Consolas"/>
-          <w:sz w:val="17"/>
-        </w:rPr>
-        <w:br/>
-        <w:t xml:space="preserve">    if any(k in t for k in ["</w:t>
-      </w:r>
-      <w:proofErr w:type="spellStart"/>
-      <w:r>
-        <w:rPr>
-          <w:rFonts w:ascii="Consolas" w:hAnsi="Consolas" w:cs="Consolas"/>
-          <w:sz w:val="17"/>
-        </w:rPr>
-        <w:t>agriculture","farming","dip</w:t>
-      </w:r>
-      <w:proofErr w:type="spellEnd"/>
-      <w:r>
-        <w:rPr>
-          <w:rFonts w:ascii="Consolas" w:hAnsi="Consolas" w:cs="Consolas"/>
-          <w:sz w:val="17"/>
-        </w:rPr>
-        <w:t xml:space="preserve"> tank",</w:t>
-      </w:r>
-      <w:r>
-        <w:rPr>
-          <w:rFonts w:ascii="Consolas" w:hAnsi="Consolas" w:cs="Consolas"/>
-          <w:sz w:val="17"/>
-        </w:rPr>
-        <w:br/>
-        <w:t xml:space="preserve">                         "</w:t>
-      </w:r>
-      <w:proofErr w:type="spellStart"/>
-      <w:r>
-        <w:rPr>
-          <w:rFonts w:ascii="Consolas" w:hAnsi="Consolas" w:cs="Consolas"/>
-          <w:sz w:val="17"/>
-        </w:rPr>
-        <w:t>livestock","irrigation</w:t>
-      </w:r>
-      <w:proofErr w:type="spellEnd"/>
-      <w:r>
-        <w:rPr>
-          <w:rFonts w:ascii="Consolas" w:hAnsi="Consolas" w:cs="Consolas"/>
-          <w:sz w:val="17"/>
-        </w:rPr>
-        <w:t>"]):</w:t>
-      </w:r>
-      <w:r>
-        <w:rPr>
-          <w:rFonts w:ascii="Consolas" w:hAnsi="Consolas" w:cs="Consolas"/>
-          <w:sz w:val="17"/>
-        </w:rPr>
-        <w:br/>
-        <w:t xml:space="preserve">        return "Agriculture &amp; Livestock"</w:t>
-      </w:r>
-      <w:r>
-        <w:rPr>
-          <w:rFonts w:ascii="Consolas" w:hAnsi="Consolas" w:cs="Consolas"/>
-          <w:sz w:val="17"/>
-        </w:rPr>
-        <w:br/>
-        <w:t xml:space="preserve">    return "Community Development"</w:t>
-      </w:r>
-      <w:r>
-        <w:rPr>
-          <w:rFonts w:ascii="Consolas" w:hAnsi="Consolas" w:cs="Consolas"/>
-          <w:sz w:val="17"/>
-        </w:rPr>
-        <w:br/>
-        <w:t> </w:t>
-      </w:r>
-      <w:r>
-        <w:rPr>
-          <w:rFonts w:ascii="Consolas" w:hAnsi="Consolas" w:cs="Consolas"/>
-          <w:sz w:val="17"/>
-        </w:rPr>
-        <w:br/>
-        <w:t xml:space="preserve">APPROVED_HEADER_RE = </w:t>
-      </w:r>
-      <w:proofErr w:type="spellStart"/>
-      <w:r>
-        <w:rPr>
-          <w:rFonts w:ascii="Consolas" w:hAnsi="Consolas" w:cs="Consolas"/>
-          <w:sz w:val="17"/>
-        </w:rPr>
-        <w:t>re.compile</w:t>
-      </w:r>
-      <w:proofErr w:type="spellEnd"/>
-      <w:r>
-        <w:rPr>
-          <w:rFonts w:ascii="Consolas" w:hAnsi="Consolas" w:cs="Consolas"/>
-          <w:sz w:val="17"/>
-        </w:rPr>
-        <w:t>(</w:t>
-      </w:r>
-      <w:proofErr w:type="spellStart"/>
-      <w:r>
-        <w:rPr>
-          <w:rFonts w:ascii="Consolas" w:hAnsi="Consolas" w:cs="Consolas"/>
-          <w:sz w:val="17"/>
-        </w:rPr>
-        <w:t>r"APPROVED</w:t>
-      </w:r>
-      <w:proofErr w:type="spellEnd"/>
-      <w:r>
-        <w:rPr>
-          <w:rFonts w:ascii="Consolas" w:hAnsi="Consolas" w:cs="Consolas"/>
-          <w:sz w:val="17"/>
-        </w:rPr>
-        <w:t>\</w:t>
-      </w:r>
-      <w:proofErr w:type="spellStart"/>
-      <w:r>
-        <w:rPr>
-          <w:rFonts w:ascii="Consolas" w:hAnsi="Consolas" w:cs="Consolas"/>
-          <w:sz w:val="17"/>
-        </w:rPr>
-        <w:t>s+COMMUNITY</w:t>
-      </w:r>
-      <w:proofErr w:type="spellEnd"/>
-      <w:r>
-        <w:rPr>
-          <w:rFonts w:ascii="Consolas" w:hAnsi="Consolas" w:cs="Consolas"/>
-          <w:sz w:val="17"/>
-        </w:rPr>
-        <w:t>\</w:t>
-      </w:r>
-      <w:proofErr w:type="spellStart"/>
-      <w:r>
-        <w:rPr>
-          <w:rFonts w:ascii="Consolas" w:hAnsi="Consolas" w:cs="Consolas"/>
-          <w:sz w:val="17"/>
-        </w:rPr>
-        <w:t>s+PROJECTS</w:t>
-      </w:r>
-      <w:proofErr w:type="spellEnd"/>
-      <w:r>
-        <w:rPr>
-          <w:rFonts w:ascii="Consolas" w:hAnsi="Consolas" w:cs="Consolas"/>
-          <w:sz w:val="17"/>
-        </w:rPr>
-        <w:t xml:space="preserve">", </w:t>
-      </w:r>
-      <w:proofErr w:type="spellStart"/>
-      <w:r>
-        <w:rPr>
-          <w:rFonts w:ascii="Consolas" w:hAnsi="Consolas" w:cs="Consolas"/>
-          <w:sz w:val="17"/>
-        </w:rPr>
-        <w:t>re.I</w:t>
-      </w:r>
-      <w:proofErr w:type="spellEnd"/>
-      <w:r>
-        <w:rPr>
-          <w:rFonts w:ascii="Consolas" w:hAnsi="Consolas" w:cs="Consolas"/>
-          <w:sz w:val="17"/>
-        </w:rPr>
-        <w:t>)</w:t>
+        <w:t>APPROVED_HEADER_RE = re.compile(r"APPROVED\s+COMMUNITY\s+PROJECTS", re.I)</w:t>
       </w:r>
       <w:r>
         <w:rPr>
@@ -12131,6 +10270,7 @@
           <w:sz w:val="19"/>
           <w:szCs w:val="19"/>
         </w:rPr>
+        <w:lastRenderedPageBreak/>
         <w:t>Listing 4. Keyword-driven sector taxonomy and header-anchored block parsing (Step 6).</w:t>
       </w:r>
     </w:p>
@@ -12154,19 +10294,15 @@
         <w:jc w:val="both"/>
       </w:pPr>
       <w:r>
-        <w:t xml:space="preserve">After extraction, an automated health-check pass asserted structural invariants on every output file — e.g. that the CDF file contains a plausible minimum of non-zero amounts, that no row's “project name” is actually a ward name (a common table-alignment failure mode), that no IDP record leaked in unrelated budget/financial line items, and that every ward value in the wards file belongs to the 11 official wards — </w:t>
-      </w:r>
-      <w:r>
-        <w:lastRenderedPageBreak/>
-        <w:t xml:space="preserve">flagging the run as failed if any invariant did not hold. A separate full-suite exploratory analysis pass then profiled every dataset (row/column counts, </w:t>
-      </w:r>
-      <w:proofErr w:type="spellStart"/>
-      <w:r>
-        <w:t>dtypes</w:t>
-      </w:r>
-      <w:proofErr w:type="spellEnd"/>
-      <w:r>
-        <w:t>, categorical distributions, numeric summary statistics) and generated the multi-panel pipeline-health, CDF/ward-coverage and financial figures reported in the Data Description section.</w:t>
+        <w:t xml:space="preserve">After extraction, an automated health-check pass asserted structural invariants on every output file — e.g. that the CDF file contains a plausible minimum of non-zero amounts, that no row's “project name” is actually a ward name (a common table-alignment failure mode), that no IDP record leaked in unrelated budget/financial line items, and that every ward value in the wards file belongs to the 11 official wards — flagging the run as failed if any invariant did not hold. A separate full-suite exploratory analysis </w:t>
+      </w:r>
+      <w:proofErr w:type="gramStart"/>
+      <w:r>
+        <w:t>pass</w:t>
+      </w:r>
+      <w:proofErr w:type="gramEnd"/>
+      <w:r>
+        <w:t xml:space="preserve"> then profiled every dataset (row/column counts, dtypes, categorical distributions, numeric summary statistics) and generated the multi-panel pipeline-health, CDF/ward-coverage and financial figures reported in the Data Description section.</w:t>
       </w:r>
     </w:p>
     <w:p>
@@ -12194,53 +10330,77 @@
         </w:rPr>
         <w:br/>
       </w:r>
-      <w:proofErr w:type="spellStart"/>
       <w:r>
         <w:rPr>
           <w:rFonts w:ascii="Consolas" w:hAnsi="Consolas" w:cs="Consolas"/>
           <w:sz w:val="17"/>
         </w:rPr>
-        <w:t>cdf</w:t>
-      </w:r>
-      <w:proofErr w:type="spellEnd"/>
+        <w:t>cdf = pd.read_csv("db-unza26-csc4792-lusangazi_cdf_projects.csv", sep="|")</w:t>
+      </w:r>
+      <w:r>
+        <w:rPr>
+          <w:rFonts w:ascii="Consolas" w:hAnsi="Consolas"/>
+        </w:rPr>
+        <w:br/>
+      </w:r>
       <w:r>
         <w:rPr>
           <w:rFonts w:ascii="Consolas" w:hAnsi="Consolas" w:cs="Consolas"/>
           <w:sz w:val="17"/>
         </w:rPr>
-        <w:t xml:space="preserve"> = </w:t>
-      </w:r>
-      <w:proofErr w:type="spellStart"/>
+        <w:t>n_nonzero = (pd.to_numeric(cdf["amount"], errors="coerce").fillna(0) &gt; 0).sum()</w:t>
+      </w:r>
+      <w:r>
+        <w:rPr>
+          <w:rFonts w:ascii="Consolas" w:hAnsi="Consolas"/>
+        </w:rPr>
+        <w:br/>
+      </w:r>
       <w:r>
         <w:rPr>
           <w:rFonts w:ascii="Consolas" w:hAnsi="Consolas" w:cs="Consolas"/>
           <w:sz w:val="17"/>
         </w:rPr>
-        <w:t>pd.read_csv</w:t>
-      </w:r>
-      <w:proofErr w:type="spellEnd"/>
+        <w:t>garbage   = cdf["project_name"].str.upper().isin(</w:t>
+      </w:r>
+      <w:r>
+        <w:rPr>
+          <w:rFonts w:ascii="Consolas" w:hAnsi="Consolas"/>
+        </w:rPr>
+        <w:br/>
+      </w:r>
       <w:r>
         <w:rPr>
           <w:rFonts w:ascii="Consolas" w:hAnsi="Consolas" w:cs="Consolas"/>
           <w:sz w:val="17"/>
         </w:rPr>
-        <w:t xml:space="preserve">("db-unza26-csc4792-lusangazi_cdf_projects.csv", </w:t>
-      </w:r>
-      <w:proofErr w:type="spellStart"/>
+        <w:t xml:space="preserve">                {w.upper() for w in LUSANGAZI_WARDS}).sum()     # ward mistaken for project</w:t>
+      </w:r>
+      <w:r>
+        <w:rPr>
+          <w:rFonts w:ascii="Consolas" w:hAnsi="Consolas"/>
+        </w:rPr>
+        <w:br/>
+      </w:r>
       <w:r>
         <w:rPr>
           <w:rFonts w:ascii="Consolas" w:hAnsi="Consolas" w:cs="Consolas"/>
           <w:sz w:val="17"/>
         </w:rPr>
-        <w:t>sep</w:t>
-      </w:r>
-      <w:proofErr w:type="spellEnd"/>
+        <w:t>huge      = (pd.to_numeric(cdf["amount"], errors="coerce").fillna(0) &gt; 5e8).sum()</w:t>
+      </w:r>
+      <w:r>
+        <w:rPr>
+          <w:rFonts w:ascii="Consolas" w:hAnsi="Consolas"/>
+        </w:rPr>
+        <w:br/>
+      </w:r>
       <w:r>
         <w:rPr>
           <w:rFonts w:ascii="Consolas" w:hAnsi="Consolas" w:cs="Consolas"/>
           <w:sz w:val="17"/>
         </w:rPr>
-        <w:t>="|")</w:t>
+        <w:t>assert n_nonzero &gt;= 8, "unexpectedly few non-zero CDF allocations"</w:t>
       </w:r>
       <w:r>
         <w:rPr>
@@ -12248,484 +10408,90 @@
         </w:rPr>
         <w:br/>
       </w:r>
-      <w:proofErr w:type="spellStart"/>
       <w:r>
         <w:rPr>
           <w:rFonts w:ascii="Consolas" w:hAnsi="Consolas" w:cs="Consolas"/>
           <w:sz w:val="17"/>
         </w:rPr>
-        <w:t>n_nonzero</w:t>
-      </w:r>
-      <w:proofErr w:type="spellEnd"/>
+        <w:t>assert garbage == 0,  "ward name leaked into project_name column"</w:t>
+      </w:r>
+      <w:r>
+        <w:rPr>
+          <w:rFonts w:ascii="Consolas" w:hAnsi="Consolas"/>
+        </w:rPr>
+        <w:br/>
+      </w:r>
       <w:r>
         <w:rPr>
           <w:rFonts w:ascii="Consolas" w:hAnsi="Consolas" w:cs="Consolas"/>
           <w:sz w:val="17"/>
         </w:rPr>
-        <w:t xml:space="preserve"> = (</w:t>
-      </w:r>
-      <w:proofErr w:type="spellStart"/>
+        <w:t>assert huge == 0,     "implausible CDF amount (&gt;500M ZMW) detected"</w:t>
+      </w:r>
+      <w:r>
+        <w:rPr>
+          <w:rFonts w:ascii="Consolas" w:hAnsi="Consolas"/>
+        </w:rPr>
+        <w:br/>
+      </w:r>
       <w:r>
         <w:rPr>
           <w:rFonts w:ascii="Consolas" w:hAnsi="Consolas" w:cs="Consolas"/>
           <w:sz w:val="17"/>
         </w:rPr>
-        <w:t>pd.to_numeric</w:t>
-      </w:r>
-      <w:proofErr w:type="spellEnd"/>
+        <w:t> </w:t>
+      </w:r>
+      <w:r>
+        <w:rPr>
+          <w:rFonts w:ascii="Consolas" w:hAnsi="Consolas"/>
+        </w:rPr>
+        <w:br/>
+      </w:r>
       <w:r>
         <w:rPr>
           <w:rFonts w:ascii="Consolas" w:hAnsi="Consolas" w:cs="Consolas"/>
           <w:sz w:val="17"/>
         </w:rPr>
-        <w:t>(</w:t>
-      </w:r>
-      <w:proofErr w:type="spellStart"/>
+        <w:t># Full-suite EDA (excerpt, run per file)</w:t>
+      </w:r>
+      <w:r>
+        <w:rPr>
+          <w:rFonts w:ascii="Consolas" w:hAnsi="Consolas"/>
+        </w:rPr>
+        <w:br/>
+      </w:r>
       <w:r>
         <w:rPr>
           <w:rFonts w:ascii="Consolas" w:hAnsi="Consolas" w:cs="Consolas"/>
           <w:sz w:val="17"/>
         </w:rPr>
-        <w:t>cdf</w:t>
-      </w:r>
-      <w:proofErr w:type="spellEnd"/>
+        <w:t>for col in df.columns:</w:t>
+      </w:r>
+      <w:r>
+        <w:rPr>
+          <w:rFonts w:ascii="Consolas" w:hAnsi="Consolas"/>
+        </w:rPr>
+        <w:br/>
+      </w:r>
       <w:r>
         <w:rPr>
           <w:rFonts w:ascii="Consolas" w:hAnsi="Consolas" w:cs="Consolas"/>
           <w:sz w:val="17"/>
         </w:rPr>
-        <w:t>["amount"], errors="coerce").</w:t>
-      </w:r>
-      <w:proofErr w:type="spellStart"/>
+        <w:t xml:space="preserve">    if df[col].dtype == "object" and df[col].nunique() &lt; 15:</w:t>
+      </w:r>
+      <w:r>
+        <w:rPr>
+          <w:rFonts w:ascii="Consolas" w:hAnsi="Consolas"/>
+        </w:rPr>
+        <w:br/>
+      </w:r>
       <w:r>
         <w:rPr>
           <w:rFonts w:ascii="Consolas" w:hAnsi="Consolas" w:cs="Consolas"/>
           <w:sz w:val="17"/>
         </w:rPr>
-        <w:t>fillna</w:t>
-      </w:r>
-      <w:proofErr w:type="spellEnd"/>
-      <w:r>
-        <w:rPr>
-          <w:rFonts w:ascii="Consolas" w:hAnsi="Consolas" w:cs="Consolas"/>
-          <w:sz w:val="17"/>
-        </w:rPr>
-        <w:t>(0) &gt; 0).sum()</w:t>
-      </w:r>
-      <w:r>
-        <w:rPr>
-          <w:rFonts w:ascii="Consolas" w:hAnsi="Consolas"/>
-        </w:rPr>
-        <w:br/>
-      </w:r>
-      <w:r>
-        <w:rPr>
-          <w:rFonts w:ascii="Consolas" w:hAnsi="Consolas" w:cs="Consolas"/>
-          <w:sz w:val="17"/>
-        </w:rPr>
-        <w:t xml:space="preserve">garbage   = </w:t>
-      </w:r>
-      <w:proofErr w:type="spellStart"/>
-      <w:r>
-        <w:rPr>
-          <w:rFonts w:ascii="Consolas" w:hAnsi="Consolas" w:cs="Consolas"/>
-          <w:sz w:val="17"/>
-        </w:rPr>
-        <w:t>cdf</w:t>
-      </w:r>
-      <w:proofErr w:type="spellEnd"/>
-      <w:r>
-        <w:rPr>
-          <w:rFonts w:ascii="Consolas" w:hAnsi="Consolas" w:cs="Consolas"/>
-          <w:sz w:val="17"/>
-        </w:rPr>
-        <w:t>["</w:t>
-      </w:r>
-      <w:proofErr w:type="spellStart"/>
-      <w:r>
-        <w:rPr>
-          <w:rFonts w:ascii="Consolas" w:hAnsi="Consolas" w:cs="Consolas"/>
-          <w:sz w:val="17"/>
-        </w:rPr>
-        <w:t>project_name</w:t>
-      </w:r>
-      <w:proofErr w:type="spellEnd"/>
-      <w:r>
-        <w:rPr>
-          <w:rFonts w:ascii="Consolas" w:hAnsi="Consolas" w:cs="Consolas"/>
-          <w:sz w:val="17"/>
-        </w:rPr>
-        <w:t>"].</w:t>
-      </w:r>
-      <w:proofErr w:type="spellStart"/>
-      <w:r>
-        <w:rPr>
-          <w:rFonts w:ascii="Consolas" w:hAnsi="Consolas" w:cs="Consolas"/>
-          <w:sz w:val="17"/>
-        </w:rPr>
-        <w:t>str.upper</w:t>
-      </w:r>
-      <w:proofErr w:type="spellEnd"/>
-      <w:r>
-        <w:rPr>
-          <w:rFonts w:ascii="Consolas" w:hAnsi="Consolas" w:cs="Consolas"/>
-          <w:sz w:val="17"/>
-        </w:rPr>
-        <w:t>().</w:t>
-      </w:r>
-      <w:proofErr w:type="spellStart"/>
-      <w:r>
-        <w:rPr>
-          <w:rFonts w:ascii="Consolas" w:hAnsi="Consolas" w:cs="Consolas"/>
-          <w:sz w:val="17"/>
-        </w:rPr>
-        <w:t>isin</w:t>
-      </w:r>
-      <w:proofErr w:type="spellEnd"/>
-      <w:r>
-        <w:rPr>
-          <w:rFonts w:ascii="Consolas" w:hAnsi="Consolas" w:cs="Consolas"/>
-          <w:sz w:val="17"/>
-        </w:rPr>
-        <w:t>(</w:t>
-      </w:r>
-      <w:r>
-        <w:rPr>
-          <w:rFonts w:ascii="Consolas" w:hAnsi="Consolas"/>
-        </w:rPr>
-        <w:br/>
-      </w:r>
-      <w:r>
-        <w:rPr>
-          <w:rFonts w:ascii="Consolas" w:hAnsi="Consolas" w:cs="Consolas"/>
-          <w:sz w:val="17"/>
-        </w:rPr>
-        <w:t xml:space="preserve">                {</w:t>
-      </w:r>
-      <w:proofErr w:type="spellStart"/>
-      <w:r>
-        <w:rPr>
-          <w:rFonts w:ascii="Consolas" w:hAnsi="Consolas" w:cs="Consolas"/>
-          <w:sz w:val="17"/>
-        </w:rPr>
-        <w:t>w.upper</w:t>
-      </w:r>
-      <w:proofErr w:type="spellEnd"/>
-      <w:r>
-        <w:rPr>
-          <w:rFonts w:ascii="Consolas" w:hAnsi="Consolas" w:cs="Consolas"/>
-          <w:sz w:val="17"/>
-        </w:rPr>
-        <w:t>() for w in LUSANGAZI_WARDS}).sum()     # ward mistaken for project</w:t>
-      </w:r>
-      <w:r>
-        <w:rPr>
-          <w:rFonts w:ascii="Consolas" w:hAnsi="Consolas"/>
-        </w:rPr>
-        <w:br/>
-      </w:r>
-      <w:r>
-        <w:rPr>
-          <w:rFonts w:ascii="Consolas" w:hAnsi="Consolas" w:cs="Consolas"/>
-          <w:sz w:val="17"/>
-        </w:rPr>
-        <w:t>huge      = (</w:t>
-      </w:r>
-      <w:proofErr w:type="spellStart"/>
-      <w:r>
-        <w:rPr>
-          <w:rFonts w:ascii="Consolas" w:hAnsi="Consolas" w:cs="Consolas"/>
-          <w:sz w:val="17"/>
-        </w:rPr>
-        <w:t>pd.to_numeric</w:t>
-      </w:r>
-      <w:proofErr w:type="spellEnd"/>
-      <w:r>
-        <w:rPr>
-          <w:rFonts w:ascii="Consolas" w:hAnsi="Consolas" w:cs="Consolas"/>
-          <w:sz w:val="17"/>
-        </w:rPr>
-        <w:t>(</w:t>
-      </w:r>
-      <w:proofErr w:type="spellStart"/>
-      <w:r>
-        <w:rPr>
-          <w:rFonts w:ascii="Consolas" w:hAnsi="Consolas" w:cs="Consolas"/>
-          <w:sz w:val="17"/>
-        </w:rPr>
-        <w:t>cdf</w:t>
-      </w:r>
-      <w:proofErr w:type="spellEnd"/>
-      <w:r>
-        <w:rPr>
-          <w:rFonts w:ascii="Consolas" w:hAnsi="Consolas" w:cs="Consolas"/>
-          <w:sz w:val="17"/>
-        </w:rPr>
-        <w:t>["amount"], errors="coerce").</w:t>
-      </w:r>
-      <w:proofErr w:type="spellStart"/>
-      <w:r>
-        <w:rPr>
-          <w:rFonts w:ascii="Consolas" w:hAnsi="Consolas" w:cs="Consolas"/>
-          <w:sz w:val="17"/>
-        </w:rPr>
-        <w:t>fillna</w:t>
-      </w:r>
-      <w:proofErr w:type="spellEnd"/>
-      <w:r>
-        <w:rPr>
-          <w:rFonts w:ascii="Consolas" w:hAnsi="Consolas" w:cs="Consolas"/>
-          <w:sz w:val="17"/>
-        </w:rPr>
-        <w:t>(0) &gt; 5e8).sum()</w:t>
-      </w:r>
-      <w:r>
-        <w:rPr>
-          <w:rFonts w:ascii="Consolas" w:hAnsi="Consolas"/>
-        </w:rPr>
-        <w:br/>
-      </w:r>
-      <w:r>
-        <w:rPr>
-          <w:rFonts w:ascii="Consolas" w:hAnsi="Consolas" w:cs="Consolas"/>
-          <w:sz w:val="17"/>
-        </w:rPr>
-        <w:t xml:space="preserve">assert </w:t>
-      </w:r>
-      <w:proofErr w:type="spellStart"/>
-      <w:r>
-        <w:rPr>
-          <w:rFonts w:ascii="Consolas" w:hAnsi="Consolas" w:cs="Consolas"/>
-          <w:sz w:val="17"/>
-        </w:rPr>
-        <w:t>n_nonzero</w:t>
-      </w:r>
-      <w:proofErr w:type="spellEnd"/>
-      <w:r>
-        <w:rPr>
-          <w:rFonts w:ascii="Consolas" w:hAnsi="Consolas" w:cs="Consolas"/>
-          <w:sz w:val="17"/>
-        </w:rPr>
-        <w:t xml:space="preserve"> &gt;= 8, "unexpectedly few non-zero CDF allocations"</w:t>
-      </w:r>
-      <w:r>
-        <w:rPr>
-          <w:rFonts w:ascii="Consolas" w:hAnsi="Consolas"/>
-        </w:rPr>
-        <w:br/>
-      </w:r>
-      <w:r>
-        <w:rPr>
-          <w:rFonts w:ascii="Consolas" w:hAnsi="Consolas" w:cs="Consolas"/>
-          <w:sz w:val="17"/>
-        </w:rPr>
-        <w:t xml:space="preserve">assert garbage == 0,  "ward name leaked into </w:t>
-      </w:r>
-      <w:proofErr w:type="spellStart"/>
-      <w:r>
-        <w:rPr>
-          <w:rFonts w:ascii="Consolas" w:hAnsi="Consolas" w:cs="Consolas"/>
-          <w:sz w:val="17"/>
-        </w:rPr>
-        <w:t>project_name</w:t>
-      </w:r>
-      <w:proofErr w:type="spellEnd"/>
-      <w:r>
-        <w:rPr>
-          <w:rFonts w:ascii="Consolas" w:hAnsi="Consolas" w:cs="Consolas"/>
-          <w:sz w:val="17"/>
-        </w:rPr>
-        <w:t xml:space="preserve"> column"</w:t>
-      </w:r>
-      <w:r>
-        <w:rPr>
-          <w:rFonts w:ascii="Consolas" w:hAnsi="Consolas"/>
-        </w:rPr>
-        <w:br/>
-      </w:r>
-      <w:r>
-        <w:rPr>
-          <w:rFonts w:ascii="Consolas" w:hAnsi="Consolas" w:cs="Consolas"/>
-          <w:sz w:val="17"/>
-        </w:rPr>
-        <w:t>assert huge == 0,     "implausible CDF amount (&gt;500M ZMW) detected"</w:t>
-      </w:r>
-      <w:r>
-        <w:rPr>
-          <w:rFonts w:ascii="Consolas" w:hAnsi="Consolas"/>
-        </w:rPr>
-        <w:br/>
-      </w:r>
-      <w:r>
-        <w:rPr>
-          <w:rFonts w:ascii="Consolas" w:hAnsi="Consolas" w:cs="Consolas"/>
-          <w:sz w:val="17"/>
-        </w:rPr>
-        <w:t> </w:t>
-      </w:r>
-      <w:r>
-        <w:rPr>
-          <w:rFonts w:ascii="Consolas" w:hAnsi="Consolas"/>
-        </w:rPr>
-        <w:br/>
-      </w:r>
-      <w:r>
-        <w:rPr>
-          <w:rFonts w:ascii="Consolas" w:hAnsi="Consolas" w:cs="Consolas"/>
-          <w:sz w:val="17"/>
-        </w:rPr>
-        <w:t># Full-suite EDA (excerpt, run per file)</w:t>
-      </w:r>
-      <w:r>
-        <w:rPr>
-          <w:rFonts w:ascii="Consolas" w:hAnsi="Consolas"/>
-        </w:rPr>
-        <w:br/>
-      </w:r>
-      <w:r>
-        <w:rPr>
-          <w:rFonts w:ascii="Consolas" w:hAnsi="Consolas" w:cs="Consolas"/>
-          <w:sz w:val="17"/>
-        </w:rPr>
-        <w:t xml:space="preserve">for col in </w:t>
-      </w:r>
-      <w:proofErr w:type="spellStart"/>
-      <w:r>
-        <w:rPr>
-          <w:rFonts w:ascii="Consolas" w:hAnsi="Consolas" w:cs="Consolas"/>
-          <w:sz w:val="17"/>
-        </w:rPr>
-        <w:t>df.columns</w:t>
-      </w:r>
-      <w:proofErr w:type="spellEnd"/>
-      <w:r>
-        <w:rPr>
-          <w:rFonts w:ascii="Consolas" w:hAnsi="Consolas" w:cs="Consolas"/>
-          <w:sz w:val="17"/>
-        </w:rPr>
-        <w:t>:</w:t>
-      </w:r>
-      <w:r>
-        <w:rPr>
-          <w:rFonts w:ascii="Consolas" w:hAnsi="Consolas"/>
-        </w:rPr>
-        <w:br/>
-      </w:r>
-      <w:r>
-        <w:rPr>
-          <w:rFonts w:ascii="Consolas" w:hAnsi="Consolas" w:cs="Consolas"/>
-          <w:sz w:val="17"/>
-        </w:rPr>
-        <w:t xml:space="preserve">    if </w:t>
-      </w:r>
-      <w:proofErr w:type="spellStart"/>
-      <w:r>
-        <w:rPr>
-          <w:rFonts w:ascii="Consolas" w:hAnsi="Consolas" w:cs="Consolas"/>
-          <w:sz w:val="17"/>
-        </w:rPr>
-        <w:t>df</w:t>
-      </w:r>
-      <w:proofErr w:type="spellEnd"/>
-      <w:r>
-        <w:rPr>
-          <w:rFonts w:ascii="Consolas" w:hAnsi="Consolas" w:cs="Consolas"/>
-          <w:sz w:val="17"/>
-        </w:rPr>
-        <w:t>[col].</w:t>
-      </w:r>
-      <w:proofErr w:type="spellStart"/>
-      <w:r>
-        <w:rPr>
-          <w:rFonts w:ascii="Consolas" w:hAnsi="Consolas" w:cs="Consolas"/>
-          <w:sz w:val="17"/>
-        </w:rPr>
-        <w:t>dtype</w:t>
-      </w:r>
-      <w:proofErr w:type="spellEnd"/>
-      <w:r>
-        <w:rPr>
-          <w:rFonts w:ascii="Consolas" w:hAnsi="Consolas" w:cs="Consolas"/>
-          <w:sz w:val="17"/>
-        </w:rPr>
-        <w:t xml:space="preserve"> == "object" and </w:t>
-      </w:r>
-      <w:proofErr w:type="spellStart"/>
-      <w:r>
-        <w:rPr>
-          <w:rFonts w:ascii="Consolas" w:hAnsi="Consolas" w:cs="Consolas"/>
-          <w:sz w:val="17"/>
-        </w:rPr>
-        <w:t>df</w:t>
-      </w:r>
-      <w:proofErr w:type="spellEnd"/>
-      <w:r>
-        <w:rPr>
-          <w:rFonts w:ascii="Consolas" w:hAnsi="Consolas" w:cs="Consolas"/>
-          <w:sz w:val="17"/>
-        </w:rPr>
-        <w:t>[col].</w:t>
-      </w:r>
-      <w:proofErr w:type="spellStart"/>
-      <w:r>
-        <w:rPr>
-          <w:rFonts w:ascii="Consolas" w:hAnsi="Consolas" w:cs="Consolas"/>
-          <w:sz w:val="17"/>
-        </w:rPr>
-        <w:t>nunique</w:t>
-      </w:r>
-      <w:proofErr w:type="spellEnd"/>
-      <w:r>
-        <w:rPr>
-          <w:rFonts w:ascii="Consolas" w:hAnsi="Consolas" w:cs="Consolas"/>
-          <w:sz w:val="17"/>
-        </w:rPr>
-        <w:t>() &lt; 15:</w:t>
-      </w:r>
-      <w:r>
-        <w:rPr>
-          <w:rFonts w:ascii="Consolas" w:hAnsi="Consolas"/>
-        </w:rPr>
-        <w:br/>
-      </w:r>
-      <w:r>
-        <w:rPr>
-          <w:rFonts w:ascii="Consolas" w:hAnsi="Consolas" w:cs="Consolas"/>
-          <w:sz w:val="17"/>
-        </w:rPr>
-        <w:t xml:space="preserve">        print(</w:t>
-      </w:r>
-      <w:proofErr w:type="spellStart"/>
-      <w:r>
-        <w:rPr>
-          <w:rFonts w:ascii="Consolas" w:hAnsi="Consolas" w:cs="Consolas"/>
-          <w:sz w:val="17"/>
-        </w:rPr>
-        <w:t>df</w:t>
-      </w:r>
-      <w:proofErr w:type="spellEnd"/>
-      <w:r>
-        <w:rPr>
-          <w:rFonts w:ascii="Consolas" w:hAnsi="Consolas" w:cs="Consolas"/>
-          <w:sz w:val="17"/>
-        </w:rPr>
-        <w:t>[col].</w:t>
-      </w:r>
-      <w:proofErr w:type="spellStart"/>
-      <w:r>
-        <w:rPr>
-          <w:rFonts w:ascii="Consolas" w:hAnsi="Consolas" w:cs="Consolas"/>
-          <w:sz w:val="17"/>
-        </w:rPr>
-        <w:t>value_counts</w:t>
-      </w:r>
-      <w:proofErr w:type="spellEnd"/>
-      <w:r>
-        <w:rPr>
-          <w:rFonts w:ascii="Consolas" w:hAnsi="Consolas" w:cs="Consolas"/>
-          <w:sz w:val="17"/>
-        </w:rPr>
-        <w:t>().head(10))      # categorical distribution</w:t>
+        <w:t xml:space="preserve">        print(df[col].value_counts().head(10))      # categorical distribution</w:t>
       </w:r>
       <w:r>
         <w:rPr>
@@ -12782,8 +10548,6 @@
       <w:pPr>
         <w:pStyle w:val="Heading1"/>
         <w:spacing w:before="320" w:after="140"/>
-      </w:pPr>
-      <w:r>
         <w:rPr>
           <w:rFonts w:ascii="Calibri" w:eastAsia="Calibri" w:hAnsi="Calibri" w:cs="Calibri"/>
           <w:b/>
@@ -12792,6 +10556,369 @@
           <w:sz w:val="25"/>
           <w:szCs w:val="25"/>
         </w:rPr>
+      </w:pPr>
+      <w:r>
+        <w:rPr>
+          <w:rFonts w:ascii="Calibri" w:eastAsia="Calibri" w:hAnsi="Calibri" w:cs="Calibri"/>
+          <w:b/>
+          <w:bCs/>
+          <w:color w:val="0B2F5C"/>
+          <w:sz w:val="25"/>
+          <w:szCs w:val="25"/>
+        </w:rPr>
+        <w:t>LIMITATIONS</w:t>
+      </w:r>
+    </w:p>
+    <w:p>
+      <w:r>
+        <w:rPr>
+          <w:b/>
+          <w:bCs/>
+        </w:rPr>
+        <w:t>Data Source &amp; Acquisition Limitations</w:t>
+      </w:r>
+    </w:p>
+    <w:p>
+      <w:r>
+        <w:br/>
+      </w:r>
+    </w:p>
+    <w:p>
+      <w:pPr>
+        <w:numPr>
+          <w:ilvl w:val="0"/>
+          <w:numId w:val="5"/>
+        </w:numPr>
+      </w:pPr>
+      <w:r>
+        <w:rPr>
+          <w:b/>
+          <w:bCs/>
+        </w:rPr>
+        <w:t>Limited Source Coverage:</w:t>
+      </w:r>
+      <w:r>
+        <w:t xml:space="preserve"> The dataset relies exclusively on public records available on the official Lusangazi Town Council web portal, meaning unreleased or offline publications are not captured. </w:t>
+      </w:r>
+    </w:p>
+    <w:p/>
+    <w:p>
+      <w:pPr>
+        <w:numPr>
+          <w:ilvl w:val="0"/>
+          <w:numId w:val="5"/>
+        </w:numPr>
+      </w:pPr>
+      <w:r>
+        <w:rPr>
+          <w:b/>
+          <w:bCs/>
+        </w:rPr>
+        <w:t>Website Uptime &amp; Stability:</w:t>
+      </w:r>
+      <w:r>
+        <w:t xml:space="preserve"> Scraping success depends on the host portal remaining online, accessible, and structurally unchanged during execution. </w:t>
+      </w:r>
+    </w:p>
+    <w:p/>
+    <w:p>
+      <w:pPr>
+        <w:numPr>
+          <w:ilvl w:val="0"/>
+          <w:numId w:val="5"/>
+        </w:numPr>
+      </w:pPr>
+      <w:r>
+        <w:rPr>
+          <w:b/>
+          <w:bCs/>
+        </w:rPr>
+        <w:t>Document Integrity:</w:t>
+      </w:r>
+      <w:r>
+        <w:t xml:space="preserve"> Scanned, low-quality, or image-only PDF assets contain unreadable text layers or irregular tables that hinder programmatic parsing. </w:t>
+      </w:r>
+    </w:p>
+    <w:p/>
+    <w:p>
+      <w:pPr>
+        <w:numPr>
+          <w:ilvl w:val="0"/>
+          <w:numId w:val="5"/>
+        </w:numPr>
+      </w:pPr>
+      <w:r>
+        <w:rPr>
+          <w:b/>
+          <w:bCs/>
+        </w:rPr>
+        <w:lastRenderedPageBreak/>
+        <w:t>Omission of OCR Processing:</w:t>
+      </w:r>
+      <w:r>
+        <w:t xml:space="preserve"> Non-extractable PDFs were moved to a quarantine directory rather than processed through Optical Character Recognition (OCR), potentially omitting useful records. </w:t>
+      </w:r>
+    </w:p>
+    <w:p/>
+    <w:p>
+      <w:pPr>
+        <w:numPr>
+          <w:ilvl w:val="0"/>
+          <w:numId w:val="5"/>
+        </w:numPr>
+      </w:pPr>
+      <w:r>
+        <w:rPr>
+          <w:b/>
+          <w:bCs/>
+        </w:rPr>
+        <w:t>Temporal Freshness:</w:t>
+      </w:r>
+      <w:r>
+        <w:t xml:space="preserve"> Extracted records represent a snapshot of the council's web domain at the time of collection and may not reflect real-time operational updates. </w:t>
+      </w:r>
+    </w:p>
+    <w:p/>
+    <w:p>
+      <w:pPr>
+        <w:numPr>
+          <w:ilvl w:val="0"/>
+          <w:numId w:val="5"/>
+        </w:numPr>
+      </w:pPr>
+      <w:r>
+        <w:rPr>
+          <w:b/>
+          <w:bCs/>
+        </w:rPr>
+        <w:t>Pipeline Reproducibility:</w:t>
+      </w:r>
+      <w:r>
+        <w:t xml:space="preserve"> Future alterations to server availability, SSL configurations, target URLs, or page layouts may produce divergent scraping results. </w:t>
+      </w:r>
+    </w:p>
+    <w:p/>
+    <w:p>
+      <w:r>
+        <w:rPr>
+          <w:b/>
+          <w:bCs/>
+        </w:rPr>
+        <w:t>Data Processing &amp; Extraction Limitations</w:t>
+      </w:r>
+    </w:p>
+    <w:p>
+      <w:r>
+        <w:br/>
+      </w:r>
+    </w:p>
+    <w:p>
+      <w:pPr>
+        <w:numPr>
+          <w:ilvl w:val="0"/>
+          <w:numId w:val="6"/>
+        </w:numPr>
+      </w:pPr>
+      <w:r>
+        <w:rPr>
+          <w:b/>
+          <w:bCs/>
+        </w:rPr>
+        <w:t>Structural Extraction Errors:</w:t>
+      </w:r>
+      <w:r>
+        <w:t xml:space="preserve"> Irregular table layouts, cell mergers, and inconsistent document headings in PDFs can lead to misaligned columns or improperly parsed values. </w:t>
+      </w:r>
+    </w:p>
+    <w:p/>
+    <w:p>
+      <w:pPr>
+        <w:numPr>
+          <w:ilvl w:val="0"/>
+          <w:numId w:val="6"/>
+        </w:numPr>
+      </w:pPr>
+      <w:r>
+        <w:rPr>
+          <w:b/>
+          <w:bCs/>
+        </w:rPr>
+        <w:t>Incomplete Data Attributes:</w:t>
+      </w:r>
+      <w:r>
+        <w:t xml:space="preserve"> Certain entries contain missing values for key fields such as allocated ZMW amounts, project statuses, ward assignments, or administrative departments. </w:t>
+      </w:r>
+    </w:p>
+    <w:p/>
+    <w:p>
+      <w:pPr>
+        <w:numPr>
+          <w:ilvl w:val="0"/>
+          <w:numId w:val="6"/>
+        </w:numPr>
+      </w:pPr>
+      <w:r>
+        <w:rPr>
+          <w:b/>
+          <w:bCs/>
+        </w:rPr>
+        <w:t>Duplicate Entries:</w:t>
+      </w:r>
+      <w:r>
+        <w:t xml:space="preserve"> Overlapping multi-year reports or re-uploaded documents can introduce duplicate project or budget records despite content-hash deduplication. </w:t>
+      </w:r>
+    </w:p>
+    <w:p/>
+    <w:p>
+      <w:pPr>
+        <w:numPr>
+          <w:ilvl w:val="0"/>
+          <w:numId w:val="6"/>
+        </w:numPr>
+      </w:pPr>
+      <w:r>
+        <w:rPr>
+          <w:b/>
+          <w:bCs/>
+        </w:rPr>
+        <w:t>Rule-Based Classification:</w:t>
+      </w:r>
+      <w:r>
+        <w:t xml:space="preserve"> Sector categorization, document titling, and publication year assignments rely on automated regex heuristics, which carry a slight risk of misclassification. </w:t>
+      </w:r>
+    </w:p>
+    <w:p/>
+    <w:p>
+      <w:r>
+        <w:rPr>
+          <w:b/>
+          <w:bCs/>
+        </w:rPr>
+        <w:t>Analytical &amp; Evaluative Limitations</w:t>
+      </w:r>
+    </w:p>
+    <w:p>
+      <w:r>
+        <w:br/>
+      </w:r>
+    </w:p>
+    <w:p>
+      <w:pPr>
+        <w:numPr>
+          <w:ilvl w:val="0"/>
+          <w:numId w:val="7"/>
+        </w:numPr>
+      </w:pPr>
+      <w:r>
+        <w:rPr>
+          <w:b/>
+          <w:bCs/>
+        </w:rPr>
+        <w:t>Inconsistent Reporting Periods:</w:t>
+      </w:r>
+      <w:r>
+        <w:t xml:space="preserve"> Source files span varying financial years and reporting formats, which complicates direct year-on-year comparative analysis. </w:t>
+      </w:r>
+    </w:p>
+    <w:p/>
+    <w:p>
+      <w:pPr>
+        <w:numPr>
+          <w:ilvl w:val="0"/>
+          <w:numId w:val="7"/>
+        </w:numPr>
+      </w:pPr>
+      <w:r>
+        <w:rPr>
+          <w:b/>
+          <w:bCs/>
+        </w:rPr>
+        <w:t>Lack of Ground-Truth Verification:</w:t>
+      </w:r>
+      <w:r>
+        <w:t xml:space="preserve"> Records have not been cross-validated with internal physical ledgers, field observations, or direct interviews with council personnel. </w:t>
+      </w:r>
+    </w:p>
+    <w:p/>
+    <w:p>
+      <w:pPr>
+        <w:numPr>
+          <w:ilvl w:val="0"/>
+          <w:numId w:val="7"/>
+        </w:numPr>
+      </w:pPr>
+      <w:r>
+        <w:rPr>
+          <w:b/>
+          <w:bCs/>
+        </w:rPr>
+        <w:t>Descriptive Scope:</w:t>
+      </w:r>
+      <w:r>
+        <w:t xml:space="preserve"> The dataset maps budgets, priorities, and administrative structures, but it cannot explain underlying political decision-making or measure real-world project impact. </w:t>
+      </w:r>
+    </w:p>
+    <w:p/>
+    <w:p>
+      <w:pPr>
+        <w:numPr>
+          <w:ilvl w:val="0"/>
+          <w:numId w:val="7"/>
+        </w:numPr>
+      </w:pPr>
+      <w:r>
+        <w:rPr>
+          <w:b/>
+          <w:bCs/>
+        </w:rPr>
+        <w:t>Financial Standardization:</w:t>
+      </w:r>
+      <w:r>
+        <w:t xml:space="preserve"> Variations in accounting definitions, fiscal periods, and budget line groupings across source PDFs limit direct monetary comparisons. </w:t>
+      </w:r>
+    </w:p>
+    <w:p/>
+    <w:p>
+      <w:pPr>
+        <w:numPr>
+          <w:ilvl w:val="0"/>
+          <w:numId w:val="7"/>
+        </w:numPr>
+      </w:pPr>
+      <w:r>
+        <w:rPr>
+          <w:b/>
+          <w:bCs/>
+        </w:rPr>
+        <w:t>Geographic Specificity:</w:t>
+      </w:r>
+      <w:r>
+        <w:t xml:space="preserve"> Data reflects only Lusangazi Town Council and cannot be automatically generalized to other municipal authorities across Zambia. </w:t>
+      </w:r>
+    </w:p>
+    <w:p/>
+    <w:p>
+      <w:pPr>
+        <w:pStyle w:val="Heading1"/>
+        <w:spacing w:before="320" w:after="140"/>
+        <w:rPr>
+          <w:rFonts w:ascii="Calibri" w:eastAsia="Calibri" w:hAnsi="Calibri" w:cs="Calibri"/>
+          <w:b/>
+          <w:bCs/>
+          <w:color w:val="0B2F5C"/>
+          <w:sz w:val="25"/>
+          <w:szCs w:val="25"/>
+        </w:rPr>
+      </w:pPr>
+      <w:r>
+        <w:rPr>
+          <w:rFonts w:ascii="Calibri" w:eastAsia="Calibri" w:hAnsi="Calibri" w:cs="Calibri"/>
+          <w:b/>
+          <w:bCs/>
+          <w:color w:val="0B2F5C"/>
+          <w:sz w:val="25"/>
+          <w:szCs w:val="25"/>
+        </w:rPr>
         <w:t>DECLARATIONS</w:t>
       </w:r>
     </w:p>
@@ -12833,6 +10960,7 @@
           <w:sz w:val="22"/>
           <w:szCs w:val="22"/>
         </w:rPr>
+        <w:lastRenderedPageBreak/>
         <w:t>Declaration of Competing Interest</w:t>
       </w:r>
     </w:p>
@@ -12849,7 +10977,6 @@
       <w:pPr>
         <w:spacing w:before="220" w:after="100"/>
       </w:pPr>
-      <w:proofErr w:type="spellStart"/>
       <w:r>
         <w:rPr>
           <w:rFonts w:ascii="Calibri" w:eastAsia="Calibri" w:hAnsi="Calibri" w:cs="Calibri"/>
@@ -12859,19 +10986,7 @@
           <w:sz w:val="22"/>
           <w:szCs w:val="22"/>
         </w:rPr>
-        <w:t>CRediT</w:t>
-      </w:r>
-      <w:proofErr w:type="spellEnd"/>
-      <w:r>
-        <w:rPr>
-          <w:rFonts w:ascii="Calibri" w:eastAsia="Calibri" w:hAnsi="Calibri" w:cs="Calibri"/>
-          <w:b/>
-          <w:bCs/>
-          <w:color w:val="092446"/>
-          <w:sz w:val="22"/>
-          <w:szCs w:val="22"/>
-        </w:rPr>
-        <w:t xml:space="preserve"> Author Statement</w:t>
+        <w:t>CRediT Author Statement</w:t>
       </w:r>
     </w:p>
     <w:p>
@@ -12984,23 +11099,7 @@
           <w:b/>
           <w:bCs/>
         </w:rPr>
-        <w:t xml:space="preserve">Dataset on the Digital Footprint, Ward Development Structures, Council Documents, and Constituency Development Fund (CDF) Allocations of </w:t>
-      </w:r>
-      <w:proofErr w:type="spellStart"/>
-      <w:r>
-        <w:rPr>
-          <w:b/>
-          <w:bCs/>
-        </w:rPr>
-        <w:t>Lusangazi</w:t>
-      </w:r>
-      <w:proofErr w:type="spellEnd"/>
-      <w:r>
-        <w:rPr>
-          <w:b/>
-          <w:bCs/>
-        </w:rPr>
-        <w:t xml:space="preserve"> Town Council.</w:t>
+        <w:t>Dataset on the Digital Footprint, Ward Development Structures, Council Documents, and Constituency Development Fund (CDF) Allocations of Lusangazi Town Council.</w:t>
       </w:r>
       <w:r>
         <w:t xml:space="preserve"> University of Zambia Open Data Repository / Kaggle.</w:t>
@@ -13050,23 +11149,7 @@
           <w:sz w:val="19"/>
           <w:szCs w:val="19"/>
         </w:rPr>
-        <w:t xml:space="preserve"> </w:t>
-      </w:r>
-      <w:proofErr w:type="spellStart"/>
-      <w:r>
-        <w:rPr>
-          <w:sz w:val="19"/>
-          <w:szCs w:val="19"/>
-        </w:rPr>
-        <w:t>ZambiaLII</w:t>
-      </w:r>
-      <w:proofErr w:type="spellEnd"/>
-      <w:r>
-        <w:rPr>
-          <w:sz w:val="19"/>
-          <w:szCs w:val="19"/>
-        </w:rPr>
-        <w:t xml:space="preserve">. </w:t>
+        <w:t xml:space="preserve"> ZambiaLII. </w:t>
       </w:r>
       <w:hyperlink r:id="rId11" w:history="1">
         <w:r>
@@ -13106,23 +11189,7 @@
           <w:sz w:val="19"/>
           <w:szCs w:val="19"/>
         </w:rPr>
-        <w:t xml:space="preserve"> </w:t>
-      </w:r>
-      <w:proofErr w:type="spellStart"/>
-      <w:r>
-        <w:rPr>
-          <w:sz w:val="19"/>
-          <w:szCs w:val="19"/>
-        </w:rPr>
-        <w:t>ZambiaLII</w:t>
-      </w:r>
-      <w:proofErr w:type="spellEnd"/>
-      <w:r>
-        <w:rPr>
-          <w:sz w:val="19"/>
-          <w:szCs w:val="19"/>
-        </w:rPr>
-        <w:t xml:space="preserve">. </w:t>
+        <w:t xml:space="preserve"> ZambiaLII. </w:t>
       </w:r>
       <w:hyperlink r:id="rId12" w:history="1">
         <w:r>
@@ -13162,23 +11229,7 @@
           <w:sz w:val="19"/>
           <w:szCs w:val="19"/>
         </w:rPr>
-        <w:t xml:space="preserve"> </w:t>
-      </w:r>
-      <w:proofErr w:type="spellStart"/>
-      <w:r>
-        <w:rPr>
-          <w:sz w:val="19"/>
-          <w:szCs w:val="19"/>
-        </w:rPr>
-        <w:t>ZambiaLII</w:t>
-      </w:r>
-      <w:proofErr w:type="spellEnd"/>
-      <w:r>
-        <w:rPr>
-          <w:sz w:val="19"/>
-          <w:szCs w:val="19"/>
-        </w:rPr>
-        <w:t xml:space="preserve">. </w:t>
+        <w:t xml:space="preserve"> ZambiaLII. </w:t>
       </w:r>
       <w:hyperlink r:id="rId13" w:history="1">
         <w:r>
@@ -13458,6 +11509,453 @@
 <file path=word/numbering.xml><?xml version="1.0" encoding="utf-8"?>
 <w:numbering xmlns:wpc="http://schemas.microsoft.com/office/word/2010/wordprocessingCanvas" xmlns:cx="http://schemas.microsoft.com/office/drawing/2014/chartex" xmlns:cx1="http://schemas.microsoft.com/office/drawing/2015/9/8/chartex" xmlns:cx2="http://schemas.microsoft.com/office/drawing/2015/10/21/chartex" xmlns:cx3="http://schemas.microsoft.com/office/drawing/2016/5/9/chartex" xmlns:cx4="http://schemas.microsoft.com/office/drawing/2016/5/10/chartex" xmlns:cx5="http://schemas.microsoft.com/office/drawing/2016/5/11/chartex" xmlns:cx6="http://schemas.microsoft.com/office/drawing/2016/5/12/chartex" xmlns:cx7="http://schemas.microsoft.com/office/drawing/2016/5/13/chartex" xmlns:cx8="http://schemas.microsoft.com/office/drawing/2016/5/14/chartex" xmlns:mc="http://schemas.openxmlformats.org/markup-compatibility/2006" xmlns:aink="http://schemas.microsoft.com/office/drawing/2016/ink" xmlns:am3d="http://schemas.microsoft.com/office/drawing/2017/model3d" xmlns:o="urn:schemas-microsoft-com:office:office" xmlns:oel="http://schemas.microsoft.com/office/2019/extlst" xmlns:r="http://schemas.openxmlformats.org/officeDocument/2006/relationships" xmlns:m="http://schemas.openxmlformats.org/officeDocument/2006/math" xmlns:v="urn:schemas-microsoft-com:vml" xmlns:wp14="http://schemas.microsoft.com/office/word/2010/wordprocessingDrawing" xmlns:wp="http://schemas.openxmlformats.org/drawingml/2006/wordprocessingDrawing" xmlns:w10="urn:schemas-microsoft-com:office:word" xmlns:w="http://schemas.openxmlformats.org/wordprocessingml/2006/main" xmlns:w14="http://schemas.microsoft.com/office/word/2010/wordml" xmlns:w15="http://schemas.microsoft.com/office/word/2012/wordml" xmlns:w16cex="http://schemas.microsoft.com/office/word/2018/wordml/cex" xmlns:w16cid="http://schemas.microsoft.com/office/word/2016/wordml/cid" xmlns:w16="http://schemas.microsoft.com/office/word/2018/wordml" xmlns:w16du="http://schemas.microsoft.com/office/word/2023/wordml/word16du" xmlns:w16sdtdh="http://schemas.microsoft.com/office/word/2020/wordml/sdtdatahash" xmlns:w16sdtfl="http://schemas.microsoft.com/office/word/2024/wordml/sdtformatlock" xmlns:w16se="http://schemas.microsoft.com/office/word/2015/wordml/symex" xmlns:wpg="http://schemas.microsoft.com/office/word/2010/wordprocessingGroup" xmlns:wpi="http://schemas.microsoft.com/office/word/2010/wordprocessingInk" xmlns:wne="http://schemas.microsoft.com/office/word/2006/wordml" xmlns:wps="http://schemas.microsoft.com/office/word/2010/wordprocessingShape" mc:Ignorable="w14 w15 w16se w16cid w16 w16cex w16sdtdh w16sdtfl w16du wp14">
   <w:abstractNum w:abstractNumId="0" w15:restartNumberingAfterBreak="0">
+    <w:nsid w:val="065236D3"/>
+    <w:multiLevelType w:val="multilevel"/>
+    <w:tmpl w:val="19A299F4"/>
+    <w:lvl w:ilvl="0">
+      <w:start w:val="1"/>
+      <w:numFmt w:val="bullet"/>
+      <w:lvlText w:val=""/>
+      <w:lvlJc w:val="left"/>
+      <w:pPr>
+        <w:tabs>
+          <w:tab w:val="num" w:pos="720"/>
+        </w:tabs>
+        <w:ind w:left="720" w:hanging="360"/>
+      </w:pPr>
+      <w:rPr>
+        <w:rFonts w:ascii="Symbol" w:hAnsi="Symbol" w:hint="default"/>
+        <w:sz w:val="20"/>
+      </w:rPr>
+    </w:lvl>
+    <w:lvl w:ilvl="1" w:tentative="1">
+      <w:start w:val="1"/>
+      <w:numFmt w:val="bullet"/>
+      <w:lvlText w:val="o"/>
+      <w:lvlJc w:val="left"/>
+      <w:pPr>
+        <w:tabs>
+          <w:tab w:val="num" w:pos="1440"/>
+        </w:tabs>
+        <w:ind w:left="1440" w:hanging="360"/>
+      </w:pPr>
+      <w:rPr>
+        <w:rFonts w:ascii="Courier New" w:hAnsi="Courier New" w:hint="default"/>
+        <w:sz w:val="20"/>
+      </w:rPr>
+    </w:lvl>
+    <w:lvl w:ilvl="2" w:tentative="1">
+      <w:start w:val="1"/>
+      <w:numFmt w:val="bullet"/>
+      <w:lvlText w:val=""/>
+      <w:lvlJc w:val="left"/>
+      <w:pPr>
+        <w:tabs>
+          <w:tab w:val="num" w:pos="2160"/>
+        </w:tabs>
+        <w:ind w:left="2160" w:hanging="360"/>
+      </w:pPr>
+      <w:rPr>
+        <w:rFonts w:ascii="Wingdings" w:hAnsi="Wingdings" w:hint="default"/>
+        <w:sz w:val="20"/>
+      </w:rPr>
+    </w:lvl>
+    <w:lvl w:ilvl="3" w:tentative="1">
+      <w:start w:val="1"/>
+      <w:numFmt w:val="bullet"/>
+      <w:lvlText w:val=""/>
+      <w:lvlJc w:val="left"/>
+      <w:pPr>
+        <w:tabs>
+          <w:tab w:val="num" w:pos="2880"/>
+        </w:tabs>
+        <w:ind w:left="2880" w:hanging="360"/>
+      </w:pPr>
+      <w:rPr>
+        <w:rFonts w:ascii="Wingdings" w:hAnsi="Wingdings" w:hint="default"/>
+        <w:sz w:val="20"/>
+      </w:rPr>
+    </w:lvl>
+    <w:lvl w:ilvl="4" w:tentative="1">
+      <w:start w:val="1"/>
+      <w:numFmt w:val="bullet"/>
+      <w:lvlText w:val=""/>
+      <w:lvlJc w:val="left"/>
+      <w:pPr>
+        <w:tabs>
+          <w:tab w:val="num" w:pos="3600"/>
+        </w:tabs>
+        <w:ind w:left="3600" w:hanging="360"/>
+      </w:pPr>
+      <w:rPr>
+        <w:rFonts w:ascii="Wingdings" w:hAnsi="Wingdings" w:hint="default"/>
+        <w:sz w:val="20"/>
+      </w:rPr>
+    </w:lvl>
+    <w:lvl w:ilvl="5" w:tentative="1">
+      <w:start w:val="1"/>
+      <w:numFmt w:val="bullet"/>
+      <w:lvlText w:val=""/>
+      <w:lvlJc w:val="left"/>
+      <w:pPr>
+        <w:tabs>
+          <w:tab w:val="num" w:pos="4320"/>
+        </w:tabs>
+        <w:ind w:left="4320" w:hanging="360"/>
+      </w:pPr>
+      <w:rPr>
+        <w:rFonts w:ascii="Wingdings" w:hAnsi="Wingdings" w:hint="default"/>
+        <w:sz w:val="20"/>
+      </w:rPr>
+    </w:lvl>
+    <w:lvl w:ilvl="6" w:tentative="1">
+      <w:start w:val="1"/>
+      <w:numFmt w:val="bullet"/>
+      <w:lvlText w:val=""/>
+      <w:lvlJc w:val="left"/>
+      <w:pPr>
+        <w:tabs>
+          <w:tab w:val="num" w:pos="5040"/>
+        </w:tabs>
+        <w:ind w:left="5040" w:hanging="360"/>
+      </w:pPr>
+      <w:rPr>
+        <w:rFonts w:ascii="Wingdings" w:hAnsi="Wingdings" w:hint="default"/>
+        <w:sz w:val="20"/>
+      </w:rPr>
+    </w:lvl>
+    <w:lvl w:ilvl="7" w:tentative="1">
+      <w:start w:val="1"/>
+      <w:numFmt w:val="bullet"/>
+      <w:lvlText w:val=""/>
+      <w:lvlJc w:val="left"/>
+      <w:pPr>
+        <w:tabs>
+          <w:tab w:val="num" w:pos="5760"/>
+        </w:tabs>
+        <w:ind w:left="5760" w:hanging="360"/>
+      </w:pPr>
+      <w:rPr>
+        <w:rFonts w:ascii="Wingdings" w:hAnsi="Wingdings" w:hint="default"/>
+        <w:sz w:val="20"/>
+      </w:rPr>
+    </w:lvl>
+    <w:lvl w:ilvl="8" w:tentative="1">
+      <w:start w:val="1"/>
+      <w:numFmt w:val="bullet"/>
+      <w:lvlText w:val=""/>
+      <w:lvlJc w:val="left"/>
+      <w:pPr>
+        <w:tabs>
+          <w:tab w:val="num" w:pos="6480"/>
+        </w:tabs>
+        <w:ind w:left="6480" w:hanging="360"/>
+      </w:pPr>
+      <w:rPr>
+        <w:rFonts w:ascii="Wingdings" w:hAnsi="Wingdings" w:hint="default"/>
+        <w:sz w:val="20"/>
+      </w:rPr>
+    </w:lvl>
+  </w:abstractNum>
+  <w:abstractNum w:abstractNumId="1" w15:restartNumberingAfterBreak="0">
+    <w:nsid w:val="0ACC65CB"/>
+    <w:multiLevelType w:val="multilevel"/>
+    <w:tmpl w:val="B9C422B6"/>
+    <w:lvl w:ilvl="0">
+      <w:start w:val="1"/>
+      <w:numFmt w:val="bullet"/>
+      <w:lvlText w:val=""/>
+      <w:lvlJc w:val="left"/>
+      <w:pPr>
+        <w:tabs>
+          <w:tab w:val="num" w:pos="720"/>
+        </w:tabs>
+        <w:ind w:left="720" w:hanging="360"/>
+      </w:pPr>
+      <w:rPr>
+        <w:rFonts w:ascii="Symbol" w:hAnsi="Symbol" w:hint="default"/>
+        <w:sz w:val="20"/>
+      </w:rPr>
+    </w:lvl>
+    <w:lvl w:ilvl="1" w:tentative="1">
+      <w:start w:val="1"/>
+      <w:numFmt w:val="bullet"/>
+      <w:lvlText w:val="o"/>
+      <w:lvlJc w:val="left"/>
+      <w:pPr>
+        <w:tabs>
+          <w:tab w:val="num" w:pos="1440"/>
+        </w:tabs>
+        <w:ind w:left="1440" w:hanging="360"/>
+      </w:pPr>
+      <w:rPr>
+        <w:rFonts w:ascii="Courier New" w:hAnsi="Courier New" w:hint="default"/>
+        <w:sz w:val="20"/>
+      </w:rPr>
+    </w:lvl>
+    <w:lvl w:ilvl="2" w:tentative="1">
+      <w:start w:val="1"/>
+      <w:numFmt w:val="bullet"/>
+      <w:lvlText w:val=""/>
+      <w:lvlJc w:val="left"/>
+      <w:pPr>
+        <w:tabs>
+          <w:tab w:val="num" w:pos="2160"/>
+        </w:tabs>
+        <w:ind w:left="2160" w:hanging="360"/>
+      </w:pPr>
+      <w:rPr>
+        <w:rFonts w:ascii="Wingdings" w:hAnsi="Wingdings" w:hint="default"/>
+        <w:sz w:val="20"/>
+      </w:rPr>
+    </w:lvl>
+    <w:lvl w:ilvl="3" w:tentative="1">
+      <w:start w:val="1"/>
+      <w:numFmt w:val="bullet"/>
+      <w:lvlText w:val=""/>
+      <w:lvlJc w:val="left"/>
+      <w:pPr>
+        <w:tabs>
+          <w:tab w:val="num" w:pos="2880"/>
+        </w:tabs>
+        <w:ind w:left="2880" w:hanging="360"/>
+      </w:pPr>
+      <w:rPr>
+        <w:rFonts w:ascii="Wingdings" w:hAnsi="Wingdings" w:hint="default"/>
+        <w:sz w:val="20"/>
+      </w:rPr>
+    </w:lvl>
+    <w:lvl w:ilvl="4" w:tentative="1">
+      <w:start w:val="1"/>
+      <w:numFmt w:val="bullet"/>
+      <w:lvlText w:val=""/>
+      <w:lvlJc w:val="left"/>
+      <w:pPr>
+        <w:tabs>
+          <w:tab w:val="num" w:pos="3600"/>
+        </w:tabs>
+        <w:ind w:left="3600" w:hanging="360"/>
+      </w:pPr>
+      <w:rPr>
+        <w:rFonts w:ascii="Wingdings" w:hAnsi="Wingdings" w:hint="default"/>
+        <w:sz w:val="20"/>
+      </w:rPr>
+    </w:lvl>
+    <w:lvl w:ilvl="5" w:tentative="1">
+      <w:start w:val="1"/>
+      <w:numFmt w:val="bullet"/>
+      <w:lvlText w:val=""/>
+      <w:lvlJc w:val="left"/>
+      <w:pPr>
+        <w:tabs>
+          <w:tab w:val="num" w:pos="4320"/>
+        </w:tabs>
+        <w:ind w:left="4320" w:hanging="360"/>
+      </w:pPr>
+      <w:rPr>
+        <w:rFonts w:ascii="Wingdings" w:hAnsi="Wingdings" w:hint="default"/>
+        <w:sz w:val="20"/>
+      </w:rPr>
+    </w:lvl>
+    <w:lvl w:ilvl="6" w:tentative="1">
+      <w:start w:val="1"/>
+      <w:numFmt w:val="bullet"/>
+      <w:lvlText w:val=""/>
+      <w:lvlJc w:val="left"/>
+      <w:pPr>
+        <w:tabs>
+          <w:tab w:val="num" w:pos="5040"/>
+        </w:tabs>
+        <w:ind w:left="5040" w:hanging="360"/>
+      </w:pPr>
+      <w:rPr>
+        <w:rFonts w:ascii="Wingdings" w:hAnsi="Wingdings" w:hint="default"/>
+        <w:sz w:val="20"/>
+      </w:rPr>
+    </w:lvl>
+    <w:lvl w:ilvl="7" w:tentative="1">
+      <w:start w:val="1"/>
+      <w:numFmt w:val="bullet"/>
+      <w:lvlText w:val=""/>
+      <w:lvlJc w:val="left"/>
+      <w:pPr>
+        <w:tabs>
+          <w:tab w:val="num" w:pos="5760"/>
+        </w:tabs>
+        <w:ind w:left="5760" w:hanging="360"/>
+      </w:pPr>
+      <w:rPr>
+        <w:rFonts w:ascii="Wingdings" w:hAnsi="Wingdings" w:hint="default"/>
+        <w:sz w:val="20"/>
+      </w:rPr>
+    </w:lvl>
+    <w:lvl w:ilvl="8" w:tentative="1">
+      <w:start w:val="1"/>
+      <w:numFmt w:val="bullet"/>
+      <w:lvlText w:val=""/>
+      <w:lvlJc w:val="left"/>
+      <w:pPr>
+        <w:tabs>
+          <w:tab w:val="num" w:pos="6480"/>
+        </w:tabs>
+        <w:ind w:left="6480" w:hanging="360"/>
+      </w:pPr>
+      <w:rPr>
+        <w:rFonts w:ascii="Wingdings" w:hAnsi="Wingdings" w:hint="default"/>
+        <w:sz w:val="20"/>
+      </w:rPr>
+    </w:lvl>
+  </w:abstractNum>
+  <w:abstractNum w:abstractNumId="2" w15:restartNumberingAfterBreak="0">
+    <w:nsid w:val="0D843C5F"/>
+    <w:multiLevelType w:val="multilevel"/>
+    <w:tmpl w:val="9306E7A4"/>
+    <w:lvl w:ilvl="0">
+      <w:start w:val="1"/>
+      <w:numFmt w:val="bullet"/>
+      <w:lvlText w:val=""/>
+      <w:lvlJc w:val="left"/>
+      <w:pPr>
+        <w:tabs>
+          <w:tab w:val="num" w:pos="720"/>
+        </w:tabs>
+        <w:ind w:left="720" w:hanging="360"/>
+      </w:pPr>
+      <w:rPr>
+        <w:rFonts w:ascii="Symbol" w:hAnsi="Symbol" w:hint="default"/>
+        <w:sz w:val="20"/>
+      </w:rPr>
+    </w:lvl>
+    <w:lvl w:ilvl="1" w:tentative="1">
+      <w:start w:val="1"/>
+      <w:numFmt w:val="bullet"/>
+      <w:lvlText w:val="o"/>
+      <w:lvlJc w:val="left"/>
+      <w:pPr>
+        <w:tabs>
+          <w:tab w:val="num" w:pos="1440"/>
+        </w:tabs>
+        <w:ind w:left="1440" w:hanging="360"/>
+      </w:pPr>
+      <w:rPr>
+        <w:rFonts w:ascii="Courier New" w:hAnsi="Courier New" w:hint="default"/>
+        <w:sz w:val="20"/>
+      </w:rPr>
+    </w:lvl>
+    <w:lvl w:ilvl="2" w:tentative="1">
+      <w:start w:val="1"/>
+      <w:numFmt w:val="bullet"/>
+      <w:lvlText w:val=""/>
+      <w:lvlJc w:val="left"/>
+      <w:pPr>
+        <w:tabs>
+          <w:tab w:val="num" w:pos="2160"/>
+        </w:tabs>
+        <w:ind w:left="2160" w:hanging="360"/>
+      </w:pPr>
+      <w:rPr>
+        <w:rFonts w:ascii="Wingdings" w:hAnsi="Wingdings" w:hint="default"/>
+        <w:sz w:val="20"/>
+      </w:rPr>
+    </w:lvl>
+    <w:lvl w:ilvl="3" w:tentative="1">
+      <w:start w:val="1"/>
+      <w:numFmt w:val="bullet"/>
+      <w:lvlText w:val=""/>
+      <w:lvlJc w:val="left"/>
+      <w:pPr>
+        <w:tabs>
+          <w:tab w:val="num" w:pos="2880"/>
+        </w:tabs>
+        <w:ind w:left="2880" w:hanging="360"/>
+      </w:pPr>
+      <w:rPr>
+        <w:rFonts w:ascii="Wingdings" w:hAnsi="Wingdings" w:hint="default"/>
+        <w:sz w:val="20"/>
+      </w:rPr>
+    </w:lvl>
+    <w:lvl w:ilvl="4" w:tentative="1">
+      <w:start w:val="1"/>
+      <w:numFmt w:val="bullet"/>
+      <w:lvlText w:val=""/>
+      <w:lvlJc w:val="left"/>
+      <w:pPr>
+        <w:tabs>
+          <w:tab w:val="num" w:pos="3600"/>
+        </w:tabs>
+        <w:ind w:left="3600" w:hanging="360"/>
+      </w:pPr>
+      <w:rPr>
+        <w:rFonts w:ascii="Wingdings" w:hAnsi="Wingdings" w:hint="default"/>
+        <w:sz w:val="20"/>
+      </w:rPr>
+    </w:lvl>
+    <w:lvl w:ilvl="5" w:tentative="1">
+      <w:start w:val="1"/>
+      <w:numFmt w:val="bullet"/>
+      <w:lvlText w:val=""/>
+      <w:lvlJc w:val="left"/>
+      <w:pPr>
+        <w:tabs>
+          <w:tab w:val="num" w:pos="4320"/>
+        </w:tabs>
+        <w:ind w:left="4320" w:hanging="360"/>
+      </w:pPr>
+      <w:rPr>
+        <w:rFonts w:ascii="Wingdings" w:hAnsi="Wingdings" w:hint="default"/>
+        <w:sz w:val="20"/>
+      </w:rPr>
+    </w:lvl>
+    <w:lvl w:ilvl="6" w:tentative="1">
+      <w:start w:val="1"/>
+      <w:numFmt w:val="bullet"/>
+      <w:lvlText w:val=""/>
+      <w:lvlJc w:val="left"/>
+      <w:pPr>
+        <w:tabs>
+          <w:tab w:val="num" w:pos="5040"/>
+        </w:tabs>
+        <w:ind w:left="5040" w:hanging="360"/>
+      </w:pPr>
+      <w:rPr>
+        <w:rFonts w:ascii="Wingdings" w:hAnsi="Wingdings" w:hint="default"/>
+        <w:sz w:val="20"/>
+      </w:rPr>
+    </w:lvl>
+    <w:lvl w:ilvl="7" w:tentative="1">
+      <w:start w:val="1"/>
+      <w:numFmt w:val="bullet"/>
+      <w:lvlText w:val=""/>
+      <w:lvlJc w:val="left"/>
+      <w:pPr>
+        <w:tabs>
+          <w:tab w:val="num" w:pos="5760"/>
+        </w:tabs>
+        <w:ind w:left="5760" w:hanging="360"/>
+      </w:pPr>
+      <w:rPr>
+        <w:rFonts w:ascii="Wingdings" w:hAnsi="Wingdings" w:hint="default"/>
+        <w:sz w:val="20"/>
+      </w:rPr>
+    </w:lvl>
+    <w:lvl w:ilvl="8" w:tentative="1">
+      <w:start w:val="1"/>
+      <w:numFmt w:val="bullet"/>
+      <w:lvlText w:val=""/>
+      <w:lvlJc w:val="left"/>
+      <w:pPr>
+        <w:tabs>
+          <w:tab w:val="num" w:pos="6480"/>
+        </w:tabs>
+        <w:ind w:left="6480" w:hanging="360"/>
+      </w:pPr>
+      <w:rPr>
+        <w:rFonts w:ascii="Wingdings" w:hAnsi="Wingdings" w:hint="default"/>
+        <w:sz w:val="20"/>
+      </w:rPr>
+    </w:lvl>
+  </w:abstractNum>
+  <w:abstractNum w:abstractNumId="3" w15:restartNumberingAfterBreak="0">
     <w:nsid w:val="32953DE5"/>
     <w:multiLevelType w:val="hybridMultilevel"/>
     <w:tmpl w:val="8D22B872"/>
@@ -13543,7 +12041,7 @@
       </w:pPr>
     </w:lvl>
   </w:abstractNum>
-  <w:abstractNum w:abstractNumId="1" w15:restartNumberingAfterBreak="0">
+  <w:abstractNum w:abstractNumId="4" w15:restartNumberingAfterBreak="0">
     <w:nsid w:val="4F036FE0"/>
     <w:multiLevelType w:val="hybridMultilevel"/>
     <w:tmpl w:val="4B8A594C"/>
@@ -13597,7 +12095,156 @@
       <w:lvlJc w:val="left"/>
     </w:lvl>
   </w:abstractNum>
-  <w:abstractNum w:abstractNumId="2" w15:restartNumberingAfterBreak="0">
+  <w:abstractNum w:abstractNumId="5" w15:restartNumberingAfterBreak="0">
+    <w:nsid w:val="600B6227"/>
+    <w:multiLevelType w:val="multilevel"/>
+    <w:tmpl w:val="7D5E0984"/>
+    <w:lvl w:ilvl="0">
+      <w:start w:val="1"/>
+      <w:numFmt w:val="bullet"/>
+      <w:lvlText w:val=""/>
+      <w:lvlJc w:val="left"/>
+      <w:pPr>
+        <w:tabs>
+          <w:tab w:val="num" w:pos="720"/>
+        </w:tabs>
+        <w:ind w:left="720" w:hanging="360"/>
+      </w:pPr>
+      <w:rPr>
+        <w:rFonts w:ascii="Symbol" w:hAnsi="Symbol" w:hint="default"/>
+        <w:sz w:val="20"/>
+      </w:rPr>
+    </w:lvl>
+    <w:lvl w:ilvl="1" w:tentative="1">
+      <w:start w:val="1"/>
+      <w:numFmt w:val="bullet"/>
+      <w:lvlText w:val="o"/>
+      <w:lvlJc w:val="left"/>
+      <w:pPr>
+        <w:tabs>
+          <w:tab w:val="num" w:pos="1440"/>
+        </w:tabs>
+        <w:ind w:left="1440" w:hanging="360"/>
+      </w:pPr>
+      <w:rPr>
+        <w:rFonts w:ascii="Courier New" w:hAnsi="Courier New" w:hint="default"/>
+        <w:sz w:val="20"/>
+      </w:rPr>
+    </w:lvl>
+    <w:lvl w:ilvl="2" w:tentative="1">
+      <w:start w:val="1"/>
+      <w:numFmt w:val="bullet"/>
+      <w:lvlText w:val=""/>
+      <w:lvlJc w:val="left"/>
+      <w:pPr>
+        <w:tabs>
+          <w:tab w:val="num" w:pos="2160"/>
+        </w:tabs>
+        <w:ind w:left="2160" w:hanging="360"/>
+      </w:pPr>
+      <w:rPr>
+        <w:rFonts w:ascii="Wingdings" w:hAnsi="Wingdings" w:hint="default"/>
+        <w:sz w:val="20"/>
+      </w:rPr>
+    </w:lvl>
+    <w:lvl w:ilvl="3" w:tentative="1">
+      <w:start w:val="1"/>
+      <w:numFmt w:val="bullet"/>
+      <w:lvlText w:val=""/>
+      <w:lvlJc w:val="left"/>
+      <w:pPr>
+        <w:tabs>
+          <w:tab w:val="num" w:pos="2880"/>
+        </w:tabs>
+        <w:ind w:left="2880" w:hanging="360"/>
+      </w:pPr>
+      <w:rPr>
+        <w:rFonts w:ascii="Wingdings" w:hAnsi="Wingdings" w:hint="default"/>
+        <w:sz w:val="20"/>
+      </w:rPr>
+    </w:lvl>
+    <w:lvl w:ilvl="4" w:tentative="1">
+      <w:start w:val="1"/>
+      <w:numFmt w:val="bullet"/>
+      <w:lvlText w:val=""/>
+      <w:lvlJc w:val="left"/>
+      <w:pPr>
+        <w:tabs>
+          <w:tab w:val="num" w:pos="3600"/>
+        </w:tabs>
+        <w:ind w:left="3600" w:hanging="360"/>
+      </w:pPr>
+      <w:rPr>
+        <w:rFonts w:ascii="Wingdings" w:hAnsi="Wingdings" w:hint="default"/>
+        <w:sz w:val="20"/>
+      </w:rPr>
+    </w:lvl>
+    <w:lvl w:ilvl="5" w:tentative="1">
+      <w:start w:val="1"/>
+      <w:numFmt w:val="bullet"/>
+      <w:lvlText w:val=""/>
+      <w:lvlJc w:val="left"/>
+      <w:pPr>
+        <w:tabs>
+          <w:tab w:val="num" w:pos="4320"/>
+        </w:tabs>
+        <w:ind w:left="4320" w:hanging="360"/>
+      </w:pPr>
+      <w:rPr>
+        <w:rFonts w:ascii="Wingdings" w:hAnsi="Wingdings" w:hint="default"/>
+        <w:sz w:val="20"/>
+      </w:rPr>
+    </w:lvl>
+    <w:lvl w:ilvl="6" w:tentative="1">
+      <w:start w:val="1"/>
+      <w:numFmt w:val="bullet"/>
+      <w:lvlText w:val=""/>
+      <w:lvlJc w:val="left"/>
+      <w:pPr>
+        <w:tabs>
+          <w:tab w:val="num" w:pos="5040"/>
+        </w:tabs>
+        <w:ind w:left="5040" w:hanging="360"/>
+      </w:pPr>
+      <w:rPr>
+        <w:rFonts w:ascii="Wingdings" w:hAnsi="Wingdings" w:hint="default"/>
+        <w:sz w:val="20"/>
+      </w:rPr>
+    </w:lvl>
+    <w:lvl w:ilvl="7" w:tentative="1">
+      <w:start w:val="1"/>
+      <w:numFmt w:val="bullet"/>
+      <w:lvlText w:val=""/>
+      <w:lvlJc w:val="left"/>
+      <w:pPr>
+        <w:tabs>
+          <w:tab w:val="num" w:pos="5760"/>
+        </w:tabs>
+        <w:ind w:left="5760" w:hanging="360"/>
+      </w:pPr>
+      <w:rPr>
+        <w:rFonts w:ascii="Wingdings" w:hAnsi="Wingdings" w:hint="default"/>
+        <w:sz w:val="20"/>
+      </w:rPr>
+    </w:lvl>
+    <w:lvl w:ilvl="8" w:tentative="1">
+      <w:start w:val="1"/>
+      <w:numFmt w:val="bullet"/>
+      <w:lvlText w:val=""/>
+      <w:lvlJc w:val="left"/>
+      <w:pPr>
+        <w:tabs>
+          <w:tab w:val="num" w:pos="6480"/>
+        </w:tabs>
+        <w:ind w:left="6480" w:hanging="360"/>
+      </w:pPr>
+      <w:rPr>
+        <w:rFonts w:ascii="Wingdings" w:hAnsi="Wingdings" w:hint="default"/>
+        <w:sz w:val="20"/>
+      </w:rPr>
+    </w:lvl>
+  </w:abstractNum>
+  <w:abstractNum w:abstractNumId="6" w15:restartNumberingAfterBreak="0">
     <w:nsid w:val="778B5AFA"/>
     <w:multiLevelType w:val="hybridMultilevel"/>
     <w:tmpl w:val="E5429758"/>
@@ -13652,22 +12299,34 @@
     </w:lvl>
   </w:abstractNum>
   <w:num w:numId="1" w16cid:durableId="1136601452">
-    <w:abstractNumId w:val="0"/>
+    <w:abstractNumId w:val="3"/>
     <w:lvlOverride w:ilvl="0">
       <w:startOverride w:val="1"/>
     </w:lvlOverride>
   </w:num>
   <w:num w:numId="2" w16cid:durableId="971446056">
-    <w:abstractNumId w:val="2"/>
+    <w:abstractNumId w:val="6"/>
     <w:lvlOverride w:ilvl="0">
       <w:startOverride w:val="1"/>
     </w:lvlOverride>
   </w:num>
   <w:num w:numId="3" w16cid:durableId="1011645121">
-    <w:abstractNumId w:val="1"/>
+    <w:abstractNumId w:val="4"/>
     <w:lvlOverride w:ilvl="0">
       <w:startOverride w:val="1"/>
     </w:lvlOverride>
+  </w:num>
+  <w:num w:numId="4" w16cid:durableId="1702393183">
+    <w:abstractNumId w:val="0"/>
+  </w:num>
+  <w:num w:numId="5" w16cid:durableId="2117750775">
+    <w:abstractNumId w:val="2"/>
+  </w:num>
+  <w:num w:numId="6" w16cid:durableId="147981924">
+    <w:abstractNumId w:val="1"/>
+  </w:num>
+  <w:num w:numId="7" w16cid:durableId="844709308">
+    <w:abstractNumId w:val="5"/>
   </w:num>
 </w:numbering>
 </file>
@@ -14155,7 +12814,6 @@
   <w:style w:type="character" w:default="1" w:styleId="DefaultParagraphFont">
     <w:name w:val="Default Paragraph Font"/>
     <w:uiPriority w:val="1"/>
-    <w:semiHidden/>
     <w:unhideWhenUsed/>
   </w:style>
   <w:style w:type="table" w:default="1" w:styleId="TableNormal">
